--- a/docs/troubleshooting/AURIX_MediRun_07_트러블슈팅_GUI.docx
+++ b/docs/troubleshooting/AURIX_MediRun_07_트러블슈팅_GUI.docx
@@ -1,6 +1,6 @@
 
 <file path=word/document.xml><?xml version="1.0" encoding="utf-8"?>
-<w:document xmlns:wpc="http://schemas.microsoft.com/office/word/2010/wordprocessingCanvas" xmlns:mc="http://schemas.openxmlformats.org/markup-compatibility/2006" xmlns:o="urn:schemas-microsoft-com:office:office" xmlns:r="http://schemas.openxmlformats.org/officeDocument/2006/relationships" xmlns:m="http://schemas.openxmlformats.org/officeDocument/2006/math" xmlns:v="urn:schemas-microsoft-com:vml" xmlns:wp14="http://schemas.microsoft.com/office/word/2010/wordprocessingDrawing" xmlns:wp="http://schemas.openxmlformats.org/drawingml/2006/wordprocessingDrawing" xmlns:w10="urn:schemas-microsoft-com:office:word" xmlns:w="http://schemas.openxmlformats.org/wordprocessingml/2006/main" xmlns:w14="http://schemas.microsoft.com/office/word/2010/wordml" xmlns:w15="http://schemas.microsoft.com/office/word/2012/wordml" xmlns:wpg="http://schemas.microsoft.com/office/word/2010/wordprocessingGroup" xmlns:wpi="http://schemas.microsoft.com/office/word/2010/wordprocessingInk" xmlns:wne="http://schemas.microsoft.com/office/word/2006/wordml" xmlns:wps="http://schemas.microsoft.com/office/word/2010/wordprocessingShape" xmlns:cx="http://schemas.microsoft.com/office/drawing/2014/chartex" xmlns:cx1="http://schemas.microsoft.com/office/drawing/2015/9/8/chartex" xmlns:cx2="http://schemas.microsoft.com/office/drawing/2015/10/21/chartex" xmlns:cx3="http://schemas.microsoft.com/office/drawing/2016/5/9/chartex" xmlns:cx4="http://schemas.microsoft.com/office/drawing/2016/5/10/chartex" xmlns:cx5="http://schemas.microsoft.com/office/drawing/2016/5/11/chartex" xmlns:cx6="http://schemas.microsoft.com/office/drawing/2016/5/12/chartex" xmlns:cx7="http://schemas.microsoft.com/office/drawing/2016/5/13/chartex" xmlns:cx8="http://schemas.microsoft.com/office/drawing/2016/5/14/chartex" xmlns:aink="http://schemas.microsoft.com/office/drawing/2016/ink" xmlns:am3d="http://schemas.microsoft.com/office/drawing/2017/model3d" xmlns:w16cex="http://schemas.microsoft.com/office/word/2018/wordml/cex" xmlns:w16cid="http://schemas.microsoft.com/office/word/2016/wordml/cid" xmlns:w16="http://schemas.microsoft.com/office/word/2018/wordml" xmlns:w16sdtdh="http://schemas.microsoft.com/office/word/2020/wordml/sdtdatahash" xmlns:w16se="http://schemas.microsoft.com/office/word/2015/wordml/symex" mc:Ignorable="w14 w15 wp14">
+<w:document xmlns:a="http://schemas.openxmlformats.org/drawingml/2006/main" xmlns:mc="http://schemas.openxmlformats.org/markup-compatibility/2006" xmlns:pic="http://schemas.openxmlformats.org/drawingml/2006/picture" xmlns:r="http://schemas.openxmlformats.org/officeDocument/2006/relationships" xmlns:w="http://schemas.openxmlformats.org/wordprocessingml/2006/main" xmlns:wp="http://schemas.openxmlformats.org/drawingml/2006/wordprocessingDrawing" mc:Ignorable="w14 w15 wp14">
   <w:body>
     <w:tbl>
       <w:tblPr>
@@ -89,11 +89,11 @@
                   <wp:effectExtent t="0" r="0" b="0" l="0"/>
                   <wp:docPr id="1" name="" descr="" title=""/>
                   <wp:cNvGraphicFramePr>
-                    <a:graphicFrameLocks xmlns:a="http://schemas.openxmlformats.org/drawingml/2006/main" noChangeAspect="1"/>
+                    <a:graphicFrameLocks noChangeAspect="1"/>
                   </wp:cNvGraphicFramePr>
-                  <a:graphic xmlns:a="http://schemas.openxmlformats.org/drawingml/2006/main">
+                  <a:graphic>
                     <a:graphicData uri="http://schemas.openxmlformats.org/drawingml/2006/picture">
-                      <pic:pic xmlns:pic="http://schemas.openxmlformats.org/drawingml/2006/picture">
+                      <pic:pic>
                         <pic:nvPicPr>
                           <pic:cNvPr id="0" name="" descr=""/>
                           <pic:cNvPicPr>
@@ -152,7 +152,7 @@
                 <w:sz w:val="34"/>
                 <w:szCs w:val="34"/>
               </w:rPr>
-              <w:t xml:space="preserve">트러블슈팅 관리 대장 (GUI · GUI · HMI)</w:t>
+              <w:t xml:space="preserve">트러블슈팅 관리 대장 (GUI · HMI)</w:t>
             </w:r>
           </w:p>
           <w:p>
@@ -245,7 +245,7 @@
                 <w:sz w:val="14"/>
                 <w:szCs w:val="14"/>
               </w:rPr>
-              <w:t xml:space="preserve">2026.07.29 | TROUBLESHOOTING</w:t>
+              <w:t xml:space="preserve">2026.07.31 | TROUBLESHOOTING</w:t>
             </w:r>
           </w:p>
         </w:tc>
@@ -2786,7 +2786,7 @@
                 <w:sz w:val="17"/>
                 <w:szCs w:val="17"/>
               </w:rPr>
-              <w:t xml:space="preserve">(증상 한 줄)</w:t>
+              <w:t xml:space="preserve">헤더 배터리 잔량이 49~50% 경계에서 떨림</w:t>
             </w:r>
           </w:p>
         </w:tc>
@@ -2819,7 +2819,7 @@
                 <w:sz w:val="17"/>
                 <w:szCs w:val="17"/>
               </w:rPr>
-              <w:t xml:space="preserve">MAJOR</w:t>
+              <w:t xml:space="preserve">MINOR</w:t>
             </w:r>
           </w:p>
         </w:tc>
@@ -2852,7 +2852,7 @@
                 <w:sz w:val="17"/>
                 <w:szCs w:val="17"/>
               </w:rPr>
-              <w:t xml:space="preserve">OPEN</w:t>
+              <w:t xml:space="preserve">RESOLVED</w:t>
             </w:r>
           </w:p>
         </w:tc>
@@ -3443,7 +3443,7 @@
                 <w:sz w:val="17"/>
                 <w:szCs w:val="17"/>
               </w:rPr>
-              <w:t xml:space="preserve">0 / 0 / 0</w:t>
+              <w:t xml:space="preserve">1 / 1 / 0</w:t>
             </w:r>
           </w:p>
         </w:tc>
@@ -3603,7 +3603,7 @@
           <w:sz w:val="26"/>
           <w:szCs w:val="26"/>
         </w:rPr>
-        <w:t xml:space="preserve">4.1 TS-GUI-01 (증상 제목을 여기에)</w:t>
+        <w:t xml:space="preserve">4.1 TS-GUI-01 (헤더 배터리 잔량 표시 떨림)</w:t>
       </w:r>
     </w:p>
     <w:p>
@@ -3775,7 +3775,7 @@
                 <w:sz w:val="17"/>
                 <w:szCs w:val="17"/>
               </w:rPr>
-              <w:t xml:space="preserve">MAJOR / OPEN</w:t>
+              <w:t xml:space="preserve">MINOR / RESOLVED</w:t>
             </w:r>
           </w:p>
         </w:tc>
@@ -3843,7 +3843,7 @@
                 <w:sz w:val="17"/>
                 <w:szCs w:val="17"/>
               </w:rPr>
-              <w:t xml:space="preserve">2026-00-00 / 2026-00-00</w:t>
+              <w:t xml:space="preserve">2026-07-31 / 2026-07-31</w:t>
             </w:r>
           </w:p>
         </w:tc>
@@ -3909,7 +3909,7 @@
                 <w:sz w:val="17"/>
                 <w:szCs w:val="17"/>
               </w:rPr>
-              <w:t xml:space="preserve">이름</w:t>
+              <w:t xml:space="preserve">GUI 담당</w:t>
             </w:r>
           </w:p>
         </w:tc>
@@ -3977,7 +3977,7 @@
                 <w:sz w:val="17"/>
                 <w:szCs w:val="17"/>
               </w:rPr>
-              <w:t xml:space="preserve">ROS 2 Humble · VM(hj) / Pi(aurix) · 패키지명 · 커밋 해시</w:t>
+              <w:t xml:space="preserve">ROS 2 Humble · Qt Widgets · TurtleBot3 /battery_state · medirun_gui</w:t>
             </w:r>
           </w:p>
         </w:tc>
@@ -4043,7 +4043,7 @@
                 <w:sz w:val="17"/>
                 <w:szCs w:val="17"/>
               </w:rPr>
-              <w:t xml:space="preserve">연관 이슈 ID, 커밋, 문서 절</w:t>
+              <w:t xml:space="preserve">연관 이슈 없음 / fix(dashboard): 배터리 떨림 현상 수정 / GUI 헤더 배터리 표시</w:t>
             </w:r>
           </w:p>
         </w:tc>
@@ -4077,7 +4077,7 @@
           <w:sz w:val="17"/>
           <w:szCs w:val="17"/>
         </w:rPr>
-        <w:t xml:space="preserve">관측된 현상만 적는다. 로그 메시지나 수치가 있으면 그대로 옮긴다.</w:t>
+        <w:t xml:space="preserve">헤더 배터리 값이 49%와 50% 사이에서 반복적으로 바뀌어 숫자와 색상이 경계값 근처에서 흔들렸다.</w:t>
       </w:r>
     </w:p>
     <w:tbl>
@@ -4138,7 +4138,7 @@
                 <w:sz w:val="16"/>
                 <w:szCs w:val="16"/>
               </w:rPr>
-              <w:t xml:space="preserve">출력 또는 에러 메시지</w:t>
+              <w:t xml:space="preserve">헤더에서 49%와 50%가 반복 전환되는 화면 확인, /battery_state 수신은 정상</w:t>
             </w:r>
           </w:p>
         </w:tc>
@@ -4213,7 +4213,7 @@
                 <w:sz w:val="17"/>
                 <w:szCs w:val="17"/>
               </w:rPr>
-              <w:t xml:space="preserve">#</w:t>
+              <w:t xml:space="preserve">1</w:t>
             </w:r>
           </w:p>
         </w:tc>
@@ -4248,7 +4248,7 @@
                 <w:sz w:val="17"/>
                 <w:szCs w:val="17"/>
               </w:rPr>
-              <w:t xml:space="preserve">동작</w:t>
+              <w:t xml:space="preserve">TurtleBot3 bringup 실행 후 /battery_state publish 상태를 만든다.</w:t>
             </w:r>
           </w:p>
         </w:tc>
@@ -4283,7 +4283,7 @@
                 <w:sz w:val="17"/>
                 <w:szCs w:val="17"/>
               </w:rPr>
-              <w:t xml:space="preserve">결과</w:t>
+              <w:t xml:space="preserve">배터리 토픽이 연속 수신된다.</w:t>
             </w:r>
           </w:p>
         </w:tc>
@@ -4317,7 +4317,7 @@
                 <w:sz w:val="17"/>
                 <w:szCs w:val="17"/>
               </w:rPr>
-              <w:t xml:space="preserve">1</w:t>
+              <w:t xml:space="preserve">2</w:t>
             </w:r>
           </w:p>
         </w:tc>
@@ -4398,7 +4398,7 @@
                 <w:sz w:val="17"/>
                 <w:szCs w:val="17"/>
               </w:rPr>
-              <w:t xml:space="preserve">2</w:t>
+              <w:t xml:space="preserve">medirun_gui를 실행하고 헤더 배터리 표시를 확인한다.</w:t>
             </w:r>
           </w:p>
         </w:tc>
@@ -4480,7 +4480,7 @@
                 <w:sz w:val="17"/>
                 <w:szCs w:val="17"/>
               </w:rPr>
-              <w:t xml:space="preserve">3</w:t>
+              <w:t xml:space="preserve">49~50% 경계에서 숫자와 색상이 흔들린다.</w:t>
             </w:r>
           </w:p>
         </w:tc>
@@ -4543,7 +4543,7 @@
           <w:sz w:val="17"/>
           <w:szCs w:val="17"/>
         </w:rPr>
-        <w:t xml:space="preserve">재현율: n/m 회. 간헐적이면 반드시 명시한다.</w:t>
+        <w:t xml:space="preserve">재현율: 5/5회</w:t>
       </w:r>
     </w:p>
     <w:p>
@@ -4615,7 +4615,7 @@
                 <w:sz w:val="17"/>
                 <w:szCs w:val="17"/>
               </w:rPr>
-              <w:t xml:space="preserve">가설</w:t>
+              <w:t xml:space="preserve">경계 근처 raw percentage가 흔들리고 있고, GUI가 이를 즉시 정수화해 표시하는지 확인</w:t>
             </w:r>
           </w:p>
         </w:tc>
@@ -4650,7 +4650,7 @@
                 <w:sz w:val="17"/>
                 <w:szCs w:val="17"/>
               </w:rPr>
-              <w:t xml:space="preserve">확인 방법</w:t>
+              <w:t xml:space="preserve">/battery_state echo 확인, provider 로직 검토, 헤더 갱신 경로 확인</w:t>
             </w:r>
           </w:p>
         </w:tc>
@@ -4685,7 +4685,7 @@
                 <w:sz w:val="17"/>
                 <w:szCs w:val="17"/>
               </w:rPr>
-              <w:t xml:space="preserve">결과</w:t>
+              <w:t xml:space="preserve">raw percentage 값이 경계 부근에서 미세하게 변하고 있었음</w:t>
             </w:r>
           </w:p>
         </w:tc>
@@ -4765,7 +4765,7 @@
                 <w:sz w:val="17"/>
                 <w:szCs w:val="17"/>
               </w:rPr>
-              <w:t xml:space="preserve">아님 — 근거</w:t>
+              <w:t xml:space="preserve">배터리 토픽 미수신 문제 아님 — /battery_state가 정상적으로 계속 들어왔음</w:t>
             </w:r>
           </w:p>
         </w:tc>
@@ -4848,7 +4848,7 @@
                 <w:sz w:val="17"/>
                 <w:szCs w:val="17"/>
               </w:rPr>
-              <w:t xml:space="preserve">맞음 — 근거</w:t>
+              <w:t xml:space="preserve">표시 로직 문제 맞음 — 필터와 히스테리시스 없이 매 메시지마다 정수화하고 있었음</w:t>
             </w:r>
           </w:p>
         </w:tc>
@@ -4882,7 +4882,7 @@
           <w:sz w:val="17"/>
           <w:szCs w:val="17"/>
         </w:rPr>
-        <w:t xml:space="preserve">확인된 근본 원인을 한 문단으로 적는다. 확인하지 못했으면 "미확인"이라고 쓰고 어디까지 좁혔는지 남긴다.</w:t>
+        <w:t xml:space="preserve">확인됨. /battery_state의 percentage 값이 경계 근처에서 미세하게 흔들리는데, GUI가 이를 매 메시지마다 즉시 정수화해 표시하면서 49%와 50%가 반복 전환되었다. 시간기반 필터와 표시 히스테리시스가 없어 센서 노이즈가 그대로 UI 떨림으로 나타났다.</w:t>
       </w:r>
     </w:p>
     <w:p>
@@ -5058,7 +5058,7 @@
                 <w:sz w:val="17"/>
                 <w:szCs w:val="17"/>
               </w:rPr>
-              <w:t xml:space="preserve">파일 / 파라미터</w:t>
+              <w:t xml:space="preserve">rosbatterytelemetryprovider.cpp, headerbar.cpp</w:t>
             </w:r>
           </w:p>
         </w:tc>
@@ -5154,7 +5154,7 @@
                 <w:sz w:val="16"/>
                 <w:szCs w:val="16"/>
               </w:rPr>
-              <w:t xml:space="preserve"># 적용 명령</w:t>
+              <w:t xml:space="preserve">raw percentage 즉시 반영, 경계값 근처에서 정수 표시와 색상이 반복 전환</w:t>
             </w:r>
           </w:p>
           <w:p>
@@ -5168,7 +5168,7 @@
                 <w:sz w:val="16"/>
                 <w:szCs w:val="16"/>
               </w:rPr>
-              <w:t xml:space="preserve">colcon build --packages-select &lt;pkg&gt; --symlink-install</w:t>
+              <w:t xml:space="preserve">시간기반 저역통과 필터(tau=5.0s)와 표시 히스테리시스(1.25%p) 적용</w:t>
             </w:r>
           </w:p>
         </w:tc>
@@ -5207,7 +5207,7 @@
           <w:sz w:val="17"/>
           <w:szCs w:val="17"/>
         </w:rPr>
-        <w:t xml:space="preserve">무엇을 관측해 해결로 판단했는가 (수치·로그·화면)</w:t>
+        <w:t xml:space="preserve">경계 구간에서도 숫자가 49%와 50%로 오락가락하지 않는지 확인</w:t>
       </w:r>
     </w:p>
     <w:p>
@@ -5226,7 +5226,7 @@
           <w:sz w:val="17"/>
           <w:szCs w:val="17"/>
         </w:rPr>
-        <w:t xml:space="preserve">재현 절차를 다시 수행한 결과와 횟수</w:t>
+        <w:t xml:space="preserve">동일 절차를 다시 수행한 결과 헤더 배터리 값이 46%로 안정적으로 유지되었다. /battery_state 실시간 갱신은 유지됐고, 미수신 시 --% 표시도 정상 동작했다. 검증 결과 5/5회 정상 동작했다.</w:t>
       </w:r>
     </w:p>
     <w:p>
@@ -5366,7 +5366,7 @@
                 <w:sz w:val="17"/>
                 <w:szCs w:val="17"/>
               </w:rPr>
-              <w:t xml:space="preserve">개발 규칙서 / 체크리스트 / 코드 / 없음</w:t>
+              <w:t xml:space="preserve">코드</w:t>
             </w:r>
           </w:p>
         </w:tc>
@@ -5626,7 +5626,7 @@
                 <w:sz w:val="17"/>
                 <w:szCs w:val="17"/>
               </w:rPr>
-              <w:t xml:space="preserve">TS-GUI-</w:t>
+              <w:t xml:space="preserve"/>
             </w:r>
           </w:p>
         </w:tc>
@@ -5708,7 +5708,7 @@
                 <w:sz w:val="17"/>
                 <w:szCs w:val="17"/>
               </w:rPr>
-              <w:t xml:space="preserve">TS-GUI-</w:t>
+              <w:t xml:space="preserve"/>
             </w:r>
           </w:p>
         </w:tc>
@@ -5789,7 +5789,7 @@
                 <w:sz w:val="17"/>
                 <w:szCs w:val="17"/>
               </w:rPr>
-              <w:t xml:space="preserve">TS-GUI-</w:t>
+              <w:t xml:space="preserve"/>
             </w:r>
           </w:p>
         </w:tc>
@@ -6032,7 +6032,7 @@
                 <w:sz w:val="17"/>
                 <w:szCs w:val="17"/>
               </w:rPr>
-              <w:t xml:space="preserve">TS-GUI-</w:t>
+              <w:t xml:space="preserve">배터리처럼 변화가 느린 센서 UI는 시간기반 필터와 히스테리시스를 적용하고, 경계값 기반 표시는 raw 값을 바로 정수화하지 않는다. / TS-GUI-01 / GUI 구현 체크 항목</w:t>
             </w:r>
           </w:p>
         </w:tc>
@@ -6321,7 +6321,7 @@
                 <w:sz w:val="17"/>
                 <w:szCs w:val="17"/>
               </w:rPr>
-              <w:t xml:space="preserve">TS-GUI-</w:t>
+              <w:t xml:space="preserve"/>
             </w:r>
           </w:p>
         </w:tc>
@@ -6376,7 +6376,7 @@
                 <w:sz w:val="17"/>
                 <w:szCs w:val="17"/>
               </w:rPr>
-              <w:t xml:space="preserve">WORKAROUND</w:t>
+              <w:t xml:space="preserve"/>
             </w:r>
           </w:p>
         </w:tc>

--- a/docs/troubleshooting/AURIX_MediRun_07_트러블슈팅_GUI.docx
+++ b/docs/troubleshooting/AURIX_MediRun_07_트러블슈팅_GUI.docx
@@ -3195,6 +3195,48 @@
           </w:p>
         </w:tc>
       </w:tr>
+      <w:tr>
+        <w:tc>
+          <w:tcPr>
+            <w:tcW w:type="dxa" w:w="1400"/>
+          </w:tcPr>
+          <w:p>
+            <w:r>
+              <w:t>TS-GUI-04</w:t>
+            </w:r>
+          </w:p>
+        </w:tc>
+        <w:tc>
+          <w:tcPr>
+            <w:tcW w:type="dxa" w:w="5346"/>
+          </w:tcPr>
+          <w:p>
+            <w:r>
+              <w:t>MissionOpsPage clearLayout() 이중 delete로 인한 SIGSEGV 크래시</w:t>
+            </w:r>
+          </w:p>
+        </w:tc>
+        <w:tc>
+          <w:tcPr>
+            <w:tcW w:type="dxa" w:w="1500"/>
+          </w:tcPr>
+          <w:p>
+            <w:r>
+              <w:t>BLOCKER</w:t>
+            </w:r>
+          </w:p>
+        </w:tc>
+        <w:tc>
+          <w:tcPr>
+            <w:tcW w:type="dxa" w:w="1500"/>
+          </w:tcPr>
+          <w:p>
+            <w:r>
+              <w:t>RESOLVED</w:t>
+            </w:r>
+          </w:p>
+        </w:tc>
+      </w:tr>
     </w:tbl>
     <w:p>
       <w:pPr>
@@ -3353,7 +3395,7 @@
                 <w:sz w:val="17"/>
                 <w:szCs w:val="17"/>
               </w:rPr>
-              <w:t xml:space="preserve">3 / 3 / 0</w:t>
+              <w:t>4 / 4 / 0</w:t>
             </w:r>
           </w:p>
         </w:tc>
@@ -11664,6 +11706,1857 @@
                 <w:szCs w:val="17"/>
               </w:rPr>
               <w:t xml:space="preserve">에 정리 함수를 연결해 창 닫기만으로 프로세스가 남지 않게 한다.</w:t>
+            </w:r>
+          </w:p>
+        </w:tc>
+      </w:tr>
+    </w:tbl>
+    <w:p>
+      <w:pPr>
+        <w:pStyle w:val="Heading2"/>
+        <w:pBdr>
+          <w:left w:val="single" w:color="D9A441" w:sz="24" w:space="8"/>
+        </w:pBdr>
+        <w:spacing w:after="180" w:before="380" w:line="280"/>
+        <w:ind w:left="140"/>
+      </w:pPr>
+      <w:r>
+        <w:rPr>
+          <w:rFonts w:ascii="맑은 고딕" w:cs="맑은 고딕" w:eastAsia="맑은 고딕" w:hAnsi="맑은 고딕"/>
+          <w:b/>
+          <w:bCs/>
+          <w:color w:val="241B12"/>
+          <w:sz w:val="26"/>
+          <w:szCs w:val="26"/>
+        </w:rPr>
+        <w:t>4.4 TS-GUI-04 (MissionOpsPage clearLayout() 이중 delete로 인한 SIGSEGV 크래시)</w:t>
+      </w:r>
+    </w:p>
+    <w:p>
+      <w:pPr>
+        <w:pStyle w:val="Heading3"/>
+        <w:spacing w:after="120" w:before="260" w:line="260"/>
+      </w:pPr>
+      <w:r>
+        <w:rPr>
+          <w:rFonts w:ascii="맑은 고딕" w:cs="맑은 고딕" w:eastAsia="맑은 고딕" w:hAnsi="맑은 고딕"/>
+          <w:b/>
+          <w:bCs/>
+          <w:color w:val="241B12"/>
+          <w:sz w:val="21"/>
+          <w:szCs w:val="21"/>
+        </w:rPr>
+        <w:t xml:space="preserve">개요</w:t>
+      </w:r>
+    </w:p>
+    <w:tbl>
+      <w:tblPr>
+        <w:tblW w:type="dxa" w:w="9746"/>
+        <w:tblBorders>
+          <w:top w:val="single" w:color="DEDEDE" w:sz="6"/>
+          <w:left w:val="single" w:color="DEDEDE" w:sz="6"/>
+          <w:bottom w:val="single" w:color="DEDEDE" w:sz="6"/>
+          <w:right w:val="single" w:color="DEDEDE" w:sz="6"/>
+          <w:insideH w:val="single" w:color="DEDEDE" w:sz="6"/>
+          <w:insideV w:val="single" w:color="DEDEDE" w:sz="6"/>
+        </w:tblBorders>
+      </w:tblPr>
+      <w:tblGrid>
+        <w:gridCol w:w="2600"/>
+        <w:gridCol w:w="7146"/>
+      </w:tblGrid>
+      <w:tr>
+        <w:trPr>
+          <w:tblHeader/>
+        </w:trPr>
+        <w:tc>
+          <w:tcPr>
+            <w:tcW w:type="dxa" w:w="2600"/>
+            <w:tcBorders>
+              <w:top w:val="single" w:color="49361D" w:sz="6"/>
+              <w:left w:val="single" w:color="49361D" w:sz="6"/>
+              <w:bottom w:val="single" w:color="49361D" w:sz="6"/>
+              <w:right w:val="single" w:color="49361D" w:sz="6"/>
+            </w:tcBorders>
+            <w:shd w:fill="241B12" w:color="auto" w:val="clear"/>
+            <w:tcMar>
+              <w:top w:type="dxa" w:w="90"/>
+              <w:left w:type="dxa" w:w="110"/>
+              <w:bottom w:type="dxa" w:w="90"/>
+              <w:right w:type="dxa" w:w="110"/>
+            </w:tcMar>
+            <w:vAlign w:val="center"/>
+          </w:tcPr>
+          <w:p>
+            <w:pPr>
+              <w:spacing w:after="0" w:before="0" w:line="260"/>
+            </w:pPr>
+            <w:r>
+              <w:rPr>
+                <w:rFonts w:ascii="맑은 고딕" w:cs="맑은 고딕" w:eastAsia="맑은 고딕" w:hAnsi="맑은 고딕"/>
+                <w:b/>
+                <w:bCs/>
+                <w:color w:val="F4CF87"/>
+                <w:sz w:val="17"/>
+                <w:szCs w:val="17"/>
+              </w:rPr>
+              <w:t xml:space="preserve">항목</w:t>
+            </w:r>
+          </w:p>
+        </w:tc>
+        <w:tc>
+          <w:tcPr>
+            <w:tcW w:type="dxa" w:w="7146"/>
+            <w:tcBorders>
+              <w:top w:val="single" w:color="49361D" w:sz="6"/>
+              <w:left w:val="single" w:color="49361D" w:sz="6"/>
+              <w:bottom w:val="single" w:color="49361D" w:sz="6"/>
+              <w:right w:val="single" w:color="49361D" w:sz="6"/>
+            </w:tcBorders>
+            <w:shd w:fill="241B12" w:color="auto" w:val="clear"/>
+            <w:tcMar>
+              <w:top w:type="dxa" w:w="90"/>
+              <w:left w:type="dxa" w:w="110"/>
+              <w:bottom w:type="dxa" w:w="90"/>
+              <w:right w:type="dxa" w:w="110"/>
+            </w:tcMar>
+            <w:vAlign w:val="center"/>
+          </w:tcPr>
+          <w:p>
+            <w:pPr>
+              <w:spacing w:after="0" w:before="0" w:line="260"/>
+            </w:pPr>
+            <w:r>
+              <w:rPr>
+                <w:rFonts w:ascii="맑은 고딕" w:cs="맑은 고딕" w:eastAsia="맑은 고딕" w:hAnsi="맑은 고딕"/>
+                <w:b/>
+                <w:bCs/>
+                <w:color w:val="F4CF87"/>
+                <w:sz w:val="17"/>
+                <w:szCs w:val="17"/>
+              </w:rPr>
+              <w:t xml:space="preserve">내용</w:t>
+            </w:r>
+          </w:p>
+        </w:tc>
+      </w:tr>
+      <w:tr>
+        <w:tc>
+          <w:tcPr>
+            <w:tcW w:type="dxa" w:w="2600"/>
+            <w:tcBorders>
+              <w:top w:val="single" w:color="DEDEDE" w:sz="6"/>
+              <w:left w:val="single" w:color="DEDEDE" w:sz="6"/>
+              <w:bottom w:val="single" w:color="DEDEDE" w:sz="6"/>
+              <w:right w:val="single" w:color="DEDEDE" w:sz="6"/>
+            </w:tcBorders>
+            <w:tcMar>
+              <w:top w:type="dxa" w:w="70"/>
+              <w:left w:type="dxa" w:w="110"/>
+              <w:bottom w:type="dxa" w:w="70"/>
+              <w:right w:type="dxa" w:w="110"/>
+            </w:tcMar>
+            <w:vAlign w:val="center"/>
+          </w:tcPr>
+          <w:p>
+            <w:pPr>
+              <w:spacing w:after="0" w:before="0" w:line="260"/>
+            </w:pPr>
+            <w:r>
+              <w:rPr>
+                <w:rFonts w:ascii="맑은 고딕" w:cs="맑은 고딕" w:eastAsia="맑은 고딕" w:hAnsi="맑은 고딕"/>
+                <w:color w:val="3C3429"/>
+                <w:sz w:val="17"/>
+                <w:szCs w:val="17"/>
+              </w:rPr>
+              <w:t xml:space="preserve">심각도 / 상태</w:t>
+            </w:r>
+          </w:p>
+        </w:tc>
+        <w:tc>
+          <w:tcPr>
+            <w:tcW w:type="dxa" w:w="7146"/>
+            <w:tcBorders>
+              <w:top w:val="single" w:color="DEDEDE" w:sz="6"/>
+              <w:left w:val="single" w:color="DEDEDE" w:sz="6"/>
+              <w:bottom w:val="single" w:color="DEDEDE" w:sz="6"/>
+              <w:right w:val="single" w:color="DEDEDE" w:sz="6"/>
+            </w:tcBorders>
+            <w:tcMar>
+              <w:top w:type="dxa" w:w="70"/>
+              <w:left w:type="dxa" w:w="110"/>
+              <w:bottom w:type="dxa" w:w="70"/>
+              <w:right w:type="dxa" w:w="110"/>
+            </w:tcMar>
+            <w:vAlign w:val="center"/>
+          </w:tcPr>
+          <w:p>
+            <w:pPr>
+              <w:spacing w:after="0" w:before="0" w:line="260"/>
+            </w:pPr>
+            <w:r>
+              <w:rPr>
+                <w:rFonts w:ascii="맑은 고딕" w:cs="맑은 고딕" w:eastAsia="맑은 고딕" w:hAnsi="맑은 고딕"/>
+                <w:color w:val="3C3429"/>
+                <w:sz w:val="17"/>
+                <w:szCs w:val="17"/>
+              </w:rPr>
+              <w:t>BLOCKER / RESOLVED</w:t>
+            </w:r>
+          </w:p>
+        </w:tc>
+      </w:tr>
+      <w:tr>
+        <w:tc>
+          <w:tcPr>
+            <w:tcW w:type="dxa" w:w="2600"/>
+            <w:tcBorders>
+              <w:top w:val="single" w:color="DEDEDE" w:sz="6"/>
+              <w:left w:val="single" w:color="DEDEDE" w:sz="6"/>
+              <w:bottom w:val="single" w:color="DEDEDE" w:sz="6"/>
+              <w:right w:val="single" w:color="DEDEDE" w:sz="6"/>
+            </w:tcBorders>
+            <w:shd w:fill="FAFAFA" w:color="auto" w:val="clear"/>
+            <w:tcMar>
+              <w:top w:type="dxa" w:w="70"/>
+              <w:left w:type="dxa" w:w="110"/>
+              <w:bottom w:type="dxa" w:w="70"/>
+              <w:right w:type="dxa" w:w="110"/>
+            </w:tcMar>
+            <w:vAlign w:val="center"/>
+          </w:tcPr>
+          <w:p>
+            <w:pPr>
+              <w:spacing w:after="0" w:before="0" w:line="260"/>
+            </w:pPr>
+            <w:r>
+              <w:rPr>
+                <w:rFonts w:ascii="맑은 고딕" w:cs="맑은 고딕" w:eastAsia="맑은 고딕" w:hAnsi="맑은 고딕"/>
+                <w:color w:val="3C3429"/>
+                <w:sz w:val="17"/>
+                <w:szCs w:val="17"/>
+              </w:rPr>
+              <w:t xml:space="preserve">발생일 / 해결일</w:t>
+            </w:r>
+          </w:p>
+        </w:tc>
+        <w:tc>
+          <w:tcPr>
+            <w:tcW w:type="dxa" w:w="7146"/>
+            <w:tcBorders>
+              <w:top w:val="single" w:color="DEDEDE" w:sz="6"/>
+              <w:left w:val="single" w:color="DEDEDE" w:sz="6"/>
+              <w:bottom w:val="single" w:color="DEDEDE" w:sz="6"/>
+              <w:right w:val="single" w:color="DEDEDE" w:sz="6"/>
+            </w:tcBorders>
+            <w:shd w:fill="FAFAFA" w:color="auto" w:val="clear"/>
+            <w:tcMar>
+              <w:top w:type="dxa" w:w="70"/>
+              <w:left w:type="dxa" w:w="110"/>
+              <w:bottom w:type="dxa" w:w="70"/>
+              <w:right w:type="dxa" w:w="110"/>
+            </w:tcMar>
+            <w:vAlign w:val="center"/>
+          </w:tcPr>
+          <w:p>
+            <w:pPr>
+              <w:spacing w:after="0" w:before="0" w:line="260"/>
+            </w:pPr>
+            <w:r>
+              <w:rPr>
+                <w:rFonts w:ascii="맑은 고딕" w:cs="맑은 고딕" w:eastAsia="맑은 고딕" w:hAnsi="맑은 고딕"/>
+                <w:color w:val="3C3429"/>
+                <w:sz w:val="17"/>
+                <w:szCs w:val="17"/>
+              </w:rPr>
+              <w:t>2026-08-09 / 2026-08-09</w:t>
+            </w:r>
+          </w:p>
+        </w:tc>
+      </w:tr>
+      <w:tr>
+        <w:tc>
+          <w:tcPr>
+            <w:tcW w:type="dxa" w:w="2600"/>
+            <w:tcBorders>
+              <w:top w:val="single" w:color="DEDEDE" w:sz="6"/>
+              <w:left w:val="single" w:color="DEDEDE" w:sz="6"/>
+              <w:bottom w:val="single" w:color="DEDEDE" w:sz="6"/>
+              <w:right w:val="single" w:color="DEDEDE" w:sz="6"/>
+            </w:tcBorders>
+            <w:tcMar>
+              <w:top w:type="dxa" w:w="70"/>
+              <w:left w:type="dxa" w:w="110"/>
+              <w:bottom w:type="dxa" w:w="70"/>
+              <w:right w:type="dxa" w:w="110"/>
+            </w:tcMar>
+            <w:vAlign w:val="center"/>
+          </w:tcPr>
+          <w:p>
+            <w:pPr>
+              <w:spacing w:after="0" w:before="0" w:line="260"/>
+            </w:pPr>
+            <w:r>
+              <w:rPr>
+                <w:rFonts w:ascii="맑은 고딕" w:cs="맑은 고딕" w:eastAsia="맑은 고딕" w:hAnsi="맑은 고딕"/>
+                <w:color w:val="3C3429"/>
+                <w:sz w:val="17"/>
+                <w:szCs w:val="17"/>
+              </w:rPr>
+              <w:t xml:space="preserve">담당</w:t>
+            </w:r>
+          </w:p>
+        </w:tc>
+        <w:tc>
+          <w:tcPr>
+            <w:tcW w:type="dxa" w:w="7146"/>
+            <w:tcBorders>
+              <w:top w:val="single" w:color="DEDEDE" w:sz="6"/>
+              <w:left w:val="single" w:color="DEDEDE" w:sz="6"/>
+              <w:bottom w:val="single" w:color="DEDEDE" w:sz="6"/>
+              <w:right w:val="single" w:color="DEDEDE" w:sz="6"/>
+            </w:tcBorders>
+            <w:tcMar>
+              <w:top w:type="dxa" w:w="70"/>
+              <w:left w:type="dxa" w:w="110"/>
+              <w:bottom w:type="dxa" w:w="70"/>
+              <w:right w:type="dxa" w:w="110"/>
+            </w:tcMar>
+            <w:vAlign w:val="center"/>
+          </w:tcPr>
+          <w:p>
+            <w:pPr>
+              <w:spacing w:after="0" w:before="0" w:line="260"/>
+            </w:pPr>
+            <w:r>
+              <w:rPr>
+                <w:rFonts w:ascii="맑은 고딕" w:cs="맑은 고딕" w:eastAsia="맑은 고딕" w:hAnsi="맑은 고딕"/>
+                <w:color w:val="3C3429"/>
+                <w:sz w:val="17"/>
+                <w:szCs w:val="17"/>
+              </w:rPr>
+              <w:t>도희정</w:t>
+            </w:r>
+          </w:p>
+        </w:tc>
+      </w:tr>
+      <w:tr>
+        <w:tc>
+          <w:tcPr>
+            <w:tcW w:type="dxa" w:w="2600"/>
+            <w:tcBorders>
+              <w:top w:val="single" w:color="DEDEDE" w:sz="6"/>
+              <w:left w:val="single" w:color="DEDEDE" w:sz="6"/>
+              <w:bottom w:val="single" w:color="DEDEDE" w:sz="6"/>
+              <w:right w:val="single" w:color="DEDEDE" w:sz="6"/>
+            </w:tcBorders>
+            <w:shd w:fill="FAFAFA" w:color="auto" w:val="clear"/>
+            <w:tcMar>
+              <w:top w:type="dxa" w:w="70"/>
+              <w:left w:type="dxa" w:w="110"/>
+              <w:bottom w:type="dxa" w:w="70"/>
+              <w:right w:type="dxa" w:w="110"/>
+            </w:tcMar>
+            <w:vAlign w:val="center"/>
+          </w:tcPr>
+          <w:p>
+            <w:pPr>
+              <w:spacing w:after="0" w:before="0" w:line="260"/>
+            </w:pPr>
+            <w:r>
+              <w:rPr>
+                <w:rFonts w:ascii="맑은 고딕" w:cs="맑은 고딕" w:eastAsia="맑은 고딕" w:hAnsi="맑은 고딕"/>
+                <w:color w:val="3C3429"/>
+                <w:sz w:val="17"/>
+                <w:szCs w:val="17"/>
+              </w:rPr>
+              <w:t xml:space="preserve">환경</w:t>
+            </w:r>
+          </w:p>
+        </w:tc>
+        <w:tc>
+          <w:tcPr>
+            <w:tcW w:type="dxa" w:w="7146"/>
+            <w:tcBorders>
+              <w:top w:val="single" w:color="DEDEDE" w:sz="6"/>
+              <w:left w:val="single" w:color="DEDEDE" w:sz="6"/>
+              <w:bottom w:val="single" w:color="DEDEDE" w:sz="6"/>
+              <w:right w:val="single" w:color="DEDEDE" w:sz="6"/>
+            </w:tcBorders>
+            <w:shd w:fill="FAFAFA" w:color="auto" w:val="clear"/>
+            <w:tcMar>
+              <w:top w:type="dxa" w:w="70"/>
+              <w:left w:type="dxa" w:w="110"/>
+              <w:bottom w:type="dxa" w:w="70"/>
+              <w:right w:type="dxa" w:w="110"/>
+            </w:tcMar>
+            <w:vAlign w:val="center"/>
+          </w:tcPr>
+          <w:p>
+            <w:pPr>
+              <w:spacing w:after="0" w:before="0" w:line="260"/>
+            </w:pPr>
+            <w:r>
+              <w:rPr>
+                <w:rFonts w:ascii="맑은 고딕" w:cs="맑은 고딕" w:eastAsia="맑은 고딕" w:hAnsi="맑은 고딕"/>
+                <w:color w:val="3C3429"/>
+                <w:sz w:val="17"/>
+                <w:szCs w:val="17"/>
+              </w:rPr>
+              <w:t>ROS 2 Humble · Pi(로봇)+VM(hj) · medirun_gui, medirun_sensor(mqtt_bridge) · working tree(미커밋)</w:t>
+            </w:r>
+          </w:p>
+        </w:tc>
+      </w:tr>
+      <w:tr>
+        <w:tc>
+          <w:tcPr>
+            <w:tcW w:type="dxa" w:w="2600"/>
+            <w:tcBorders>
+              <w:top w:val="single" w:color="DEDEDE" w:sz="6"/>
+              <w:left w:val="single" w:color="DEDEDE" w:sz="6"/>
+              <w:bottom w:val="single" w:color="DEDEDE" w:sz="6"/>
+              <w:right w:val="single" w:color="DEDEDE" w:sz="6"/>
+            </w:tcBorders>
+            <w:tcMar>
+              <w:top w:type="dxa" w:w="70"/>
+              <w:left w:type="dxa" w:w="110"/>
+              <w:bottom w:type="dxa" w:w="70"/>
+              <w:right w:type="dxa" w:w="110"/>
+            </w:tcMar>
+            <w:vAlign w:val="center"/>
+          </w:tcPr>
+          <w:p>
+            <w:pPr>
+              <w:spacing w:after="0" w:before="0" w:line="260"/>
+            </w:pPr>
+            <w:r>
+              <w:rPr>
+                <w:rFonts w:ascii="맑은 고딕" w:cs="맑은 고딕" w:eastAsia="맑은 고딕" w:hAnsi="맑은 고딕"/>
+                <w:color w:val="3C3429"/>
+                <w:sz w:val="17"/>
+                <w:szCs w:val="17"/>
+              </w:rPr>
+              <w:t xml:space="preserve">관련</w:t>
+            </w:r>
+          </w:p>
+        </w:tc>
+        <w:tc>
+          <w:tcPr>
+            <w:tcW w:type="dxa" w:w="7146"/>
+            <w:tcBorders>
+              <w:top w:val="single" w:color="DEDEDE" w:sz="6"/>
+              <w:left w:val="single" w:color="DEDEDE" w:sz="6"/>
+              <w:bottom w:val="single" w:color="DEDEDE" w:sz="6"/>
+              <w:right w:val="single" w:color="DEDEDE" w:sz="6"/>
+            </w:tcBorders>
+            <w:tcMar>
+              <w:top w:type="dxa" w:w="70"/>
+              <w:left w:type="dxa" w:w="110"/>
+              <w:bottom w:type="dxa" w:w="70"/>
+              <w:right w:type="dxa" w:w="110"/>
+            </w:tcMar>
+            <w:vAlign w:val="center"/>
+          </w:tcPr>
+          <w:p>
+            <w:pPr>
+              <w:spacing w:after="0" w:before="0" w:line="260"/>
+            </w:pPr>
+            <w:r>
+              <w:rPr>
+                <w:rFonts w:ascii="맑은 고딕" w:cs="맑은 고딕" w:eastAsia="맑은 고딕" w:hAnsi="맑은 고딕"/>
+                <w:color w:val="3C3429"/>
+                <w:sz w:val="17"/>
+                <w:szCs w:val="17"/>
+              </w:rPr>
+              <w:t>TS-NAV-01(같은 세션, 이 크래시 수정 직후 발견된 이중 goal 충돌)</w:t>
+            </w:r>
+          </w:p>
+        </w:tc>
+      </w:tr>
+    </w:tbl>
+    <w:p>
+      <w:pPr>
+        <w:pStyle w:val="Heading3"/>
+        <w:spacing w:after="120" w:before="260" w:line="260"/>
+      </w:pPr>
+      <w:r>
+        <w:rPr>
+          <w:rFonts w:ascii="맑은 고딕" w:cs="맑은 고딕" w:eastAsia="맑은 고딕" w:hAnsi="맑은 고딕"/>
+          <w:b/>
+          <w:bCs/>
+          <w:color w:val="241B12"/>
+          <w:sz w:val="21"/>
+          <w:szCs w:val="21"/>
+        </w:rPr>
+        <w:t xml:space="preserve">증상</w:t>
+      </w:r>
+    </w:p>
+    <w:p>
+      <w:pPr>
+        <w:spacing w:after="140" w:before="0" w:line="260"/>
+      </w:pPr>
+      <w:r>
+        <w:rPr>
+          <w:rFonts w:ascii="맑은 고딕" w:cs="맑은 고딕" w:eastAsia="맑은 고딕" w:hAnsi="맑은 고딕"/>
+          <w:color w:val="3C3429"/>
+          <w:sz w:val="17"/>
+          <w:szCs w:val="17"/>
+        </w:rPr>
+        <w:t>ESP32 콜버튼을 눌러 미션이 발행되면 대시보드(medirun_gui_app)가 exit code -11로 즉시 종료되고, 같은 순간 Nav2 컨테이너까지 SIGKILL로 함께 죽었다.</w:t>
+      </w:r>
+    </w:p>
+    <w:tbl>
+      <w:tblPr>
+        <w:tblW w:type="dxa" w:w="9746"/>
+        <w:tblBorders>
+          <w:top w:val="single" w:color="DEDEDE" w:sz="6"/>
+          <w:left w:val="single" w:color="DEDEDE" w:sz="6"/>
+          <w:bottom w:val="single" w:color="DEDEDE" w:sz="6"/>
+          <w:right w:val="single" w:color="DEDEDE" w:sz="6"/>
+          <w:insideH w:val="single" w:color="DEDEDE" w:sz="6"/>
+          <w:insideV w:val="single" w:color="DEDEDE" w:sz="6"/>
+        </w:tblBorders>
+      </w:tblPr>
+      <w:tblGrid>
+        <w:gridCol w:w="9746"/>
+      </w:tblGrid>
+      <w:tr>
+        <w:tc>
+          <w:tcPr>
+            <w:tcW w:type="dxa" w:w="9746"/>
+            <w:tcBorders>
+              <w:top w:val="single" w:color="DEDEDE" w:sz="6"/>
+              <w:left w:val="single" w:color="DEDEDE" w:sz="6"/>
+              <w:bottom w:val="single" w:color="DEDEDE" w:sz="6"/>
+              <w:right w:val="single" w:color="DEDEDE" w:sz="6"/>
+            </w:tcBorders>
+            <w:shd w:fill="F7F8FA" w:color="auto" w:val="clear"/>
+            <w:tcMar>
+              <w:top w:type="dxa" w:w="140"/>
+              <w:left w:type="dxa" w:w="160"/>
+              <w:bottom w:type="dxa" w:w="140"/>
+              <w:right w:type="dxa" w:w="160"/>
+            </w:tcMar>
+          </w:tcPr>
+          <w:p>
+            <w:pPr>
+              <w:spacing w:after="20" w:line="240"/>
+            </w:pPr>
+            <w:r>
+              <w:rPr>
+                <w:rFonts w:ascii="Consolas" w:cs="Consolas" w:eastAsia="Consolas" w:hAnsi="Consolas"/>
+                <w:color w:val="3C3429"/>
+                <w:sz w:val="16"/>
+                <w:szCs w:val="16"/>
+              </w:rPr>
+              <w:t>$ journalctl -k | tail</w:t>
+              <w:br/>
+              <w:t>... kernel: medirun_gui_app[...]: segfault at 0 ip 0000000000000000 sp ... error 14</w:t>
+            </w:r>
+          </w:p>
+          <w:p>
+            <w:pPr>
+              <w:spacing w:after="20" w:line="240"/>
+            </w:pPr>
+            <w:r>
+              <w:rPr>
+                <w:rFonts w:ascii="Consolas" w:cs="Consolas" w:eastAsia="Consolas" w:hAnsi="Consolas"/>
+                <w:color w:val="3C3429"/>
+                <w:sz w:val="16"/>
+                <w:szCs w:val="16"/>
+              </w:rPr>
+            </w:r>
+          </w:p>
+        </w:tc>
+      </w:tr>
+    </w:tbl>
+    <w:p>
+      <w:pPr>
+        <w:pStyle w:val="Heading3"/>
+        <w:spacing w:after="120" w:before="260" w:line="260"/>
+      </w:pPr>
+      <w:r>
+        <w:rPr>
+          <w:rFonts w:ascii="맑은 고딕" w:cs="맑은 고딕" w:eastAsia="맑은 고딕" w:hAnsi="맑은 고딕"/>
+          <w:b/>
+          <w:bCs/>
+          <w:color w:val="241B12"/>
+          <w:sz w:val="21"/>
+          <w:szCs w:val="21"/>
+        </w:rPr>
+        <w:t xml:space="preserve">재현 절차</w:t>
+      </w:r>
+    </w:p>
+    <w:tbl>
+      <w:tblPr>
+        <w:tblW w:type="dxa" w:w="9746"/>
+        <w:tblBorders>
+          <w:top w:val="single" w:color="DEDEDE" w:sz="6"/>
+          <w:left w:val="single" w:color="DEDEDE" w:sz="6"/>
+          <w:bottom w:val="single" w:color="DEDEDE" w:sz="6"/>
+          <w:right w:val="single" w:color="DEDEDE" w:sz="6"/>
+          <w:insideH w:val="single" w:color="DEDEDE" w:sz="6"/>
+          <w:insideV w:val="single" w:color="DEDEDE" w:sz="6"/>
+        </w:tblBorders>
+      </w:tblPr>
+      <w:tblGrid>
+        <w:gridCol w:w="1500"/>
+        <w:gridCol w:w="3000"/>
+        <w:gridCol w:w="5246"/>
+      </w:tblGrid>
+      <w:tr>
+        <w:trPr>
+          <w:tblHeader/>
+        </w:trPr>
+        <w:tc>
+          <w:tcPr>
+            <w:tcW w:type="dxa" w:w="1500"/>
+            <w:tcBorders>
+              <w:top w:val="single" w:color="49361D" w:sz="6"/>
+              <w:left w:val="single" w:color="49361D" w:sz="6"/>
+              <w:bottom w:val="single" w:color="49361D" w:sz="6"/>
+              <w:right w:val="single" w:color="49361D" w:sz="6"/>
+            </w:tcBorders>
+            <w:shd w:fill="241B12" w:color="auto" w:val="clear"/>
+            <w:tcMar>
+              <w:top w:type="dxa" w:w="90"/>
+              <w:left w:type="dxa" w:w="110"/>
+              <w:bottom w:type="dxa" w:w="90"/>
+              <w:right w:type="dxa" w:w="110"/>
+            </w:tcMar>
+            <w:vAlign w:val="center"/>
+          </w:tcPr>
+          <w:p>
+            <w:pPr>
+              <w:spacing w:after="0" w:before="0" w:line="260"/>
+            </w:pPr>
+            <w:r>
+              <w:rPr>
+                <w:rFonts w:ascii="맑은 고딕" w:cs="맑은 고딕" w:eastAsia="맑은 고딕" w:hAnsi="맑은 고딕"/>
+                <w:b/>
+                <w:bCs/>
+                <w:color w:val="F4CF87"/>
+                <w:sz w:val="17"/>
+                <w:szCs w:val="17"/>
+              </w:rPr>
+              <w:t xml:space="preserve">#</w:t>
+            </w:r>
+          </w:p>
+        </w:tc>
+        <w:tc>
+          <w:tcPr>
+            <w:tcW w:type="dxa" w:w="3000"/>
+            <w:tcBorders>
+              <w:top w:val="single" w:color="49361D" w:sz="6"/>
+              <w:left w:val="single" w:color="49361D" w:sz="6"/>
+              <w:bottom w:val="single" w:color="49361D" w:sz="6"/>
+              <w:right w:val="single" w:color="49361D" w:sz="6"/>
+            </w:tcBorders>
+            <w:shd w:fill="241B12" w:color="auto" w:val="clear"/>
+            <w:tcMar>
+              <w:top w:type="dxa" w:w="90"/>
+              <w:left w:type="dxa" w:w="110"/>
+              <w:bottom w:type="dxa" w:w="90"/>
+              <w:right w:type="dxa" w:w="110"/>
+            </w:tcMar>
+            <w:vAlign w:val="center"/>
+          </w:tcPr>
+          <w:p>
+            <w:pPr>
+              <w:spacing w:after="0" w:before="0" w:line="260"/>
+            </w:pPr>
+            <w:r>
+              <w:rPr>
+                <w:rFonts w:ascii="맑은 고딕" w:cs="맑은 고딕" w:eastAsia="맑은 고딕" w:hAnsi="맑은 고딕"/>
+                <w:b/>
+                <w:bCs/>
+                <w:color w:val="F4CF87"/>
+                <w:sz w:val="17"/>
+                <w:szCs w:val="17"/>
+              </w:rPr>
+              <w:t xml:space="preserve">동작</w:t>
+            </w:r>
+          </w:p>
+        </w:tc>
+        <w:tc>
+          <w:tcPr>
+            <w:tcW w:type="dxa" w:w="5246"/>
+            <w:tcBorders>
+              <w:top w:val="single" w:color="49361D" w:sz="6"/>
+              <w:left w:val="single" w:color="49361D" w:sz="6"/>
+              <w:bottom w:val="single" w:color="49361D" w:sz="6"/>
+              <w:right w:val="single" w:color="49361D" w:sz="6"/>
+            </w:tcBorders>
+            <w:shd w:fill="241B12" w:color="auto" w:val="clear"/>
+            <w:tcMar>
+              <w:top w:type="dxa" w:w="90"/>
+              <w:left w:type="dxa" w:w="110"/>
+              <w:bottom w:type="dxa" w:w="90"/>
+              <w:right w:type="dxa" w:w="110"/>
+            </w:tcMar>
+            <w:vAlign w:val="center"/>
+          </w:tcPr>
+          <w:p>
+            <w:pPr>
+              <w:spacing w:after="0" w:before="0" w:line="260"/>
+            </w:pPr>
+            <w:r>
+              <w:rPr>
+                <w:rFonts w:ascii="맑은 고딕" w:cs="맑은 고딕" w:eastAsia="맑은 고딕" w:hAnsi="맑은 고딕"/>
+                <w:b/>
+                <w:bCs/>
+                <w:color w:val="F4CF87"/>
+                <w:sz w:val="17"/>
+                <w:szCs w:val="17"/>
+              </w:rPr>
+              <w:t xml:space="preserve">결과</w:t>
+            </w:r>
+          </w:p>
+        </w:tc>
+      </w:tr>
+      <w:tr>
+        <w:tc>
+          <w:tcPr>
+            <w:tcW w:type="dxa" w:w="1500"/>
+            <w:tcBorders>
+              <w:top w:val="single" w:color="DEDEDE" w:sz="6"/>
+              <w:left w:val="single" w:color="DEDEDE" w:sz="6"/>
+              <w:bottom w:val="single" w:color="DEDEDE" w:sz="6"/>
+              <w:right w:val="single" w:color="DEDEDE" w:sz="6"/>
+            </w:tcBorders>
+            <w:tcMar>
+              <w:top w:type="dxa" w:w="70"/>
+              <w:left w:type="dxa" w:w="110"/>
+              <w:bottom w:type="dxa" w:w="70"/>
+              <w:right w:type="dxa" w:w="110"/>
+            </w:tcMar>
+            <w:vAlign w:val="center"/>
+          </w:tcPr>
+          <w:p>
+            <w:pPr>
+              <w:spacing w:after="0" w:before="0" w:line="260"/>
+            </w:pPr>
+            <w:r>
+              <w:rPr>
+                <w:rFonts w:ascii="맑은 고딕" w:cs="맑은 고딕" w:eastAsia="맑은 고딕" w:hAnsi="맑은 고딕"/>
+                <w:color w:val="3C3429"/>
+                <w:sz w:val="17"/>
+                <w:szCs w:val="17"/>
+              </w:rPr>
+              <w:t>1</w:t>
+            </w:r>
+          </w:p>
+        </w:tc>
+        <w:tc>
+          <w:tcPr>
+            <w:tcW w:type="dxa" w:w="3000"/>
+            <w:tcBorders>
+              <w:top w:val="single" w:color="DEDEDE" w:sz="6"/>
+              <w:left w:val="single" w:color="DEDEDE" w:sz="6"/>
+              <w:bottom w:val="single" w:color="DEDEDE" w:sz="6"/>
+              <w:right w:val="single" w:color="DEDEDE" w:sz="6"/>
+            </w:tcBorders>
+            <w:tcMar>
+              <w:top w:type="dxa" w:w="70"/>
+              <w:left w:type="dxa" w:w="110"/>
+              <w:bottom w:type="dxa" w:w="70"/>
+              <w:right w:type="dxa" w:w="110"/>
+            </w:tcMar>
+            <w:vAlign w:val="center"/>
+          </w:tcPr>
+          <w:p>
+            <w:pPr>
+              <w:spacing w:after="0" w:before="0" w:line="260"/>
+            </w:pPr>
+            <w:r>
+              <w:t>ESP32 콜버튼을 눌러 dispatch_request를 발행한다</w:t>
+            </w:r>
+          </w:p>
+        </w:tc>
+        <w:tc>
+          <w:tcPr>
+            <w:tcW w:type="dxa" w:w="5246"/>
+            <w:tcBorders>
+              <w:top w:val="single" w:color="DEDEDE" w:sz="6"/>
+              <w:left w:val="single" w:color="DEDEDE" w:sz="6"/>
+              <w:bottom w:val="single" w:color="DEDEDE" w:sz="6"/>
+              <w:right w:val="single" w:color="DEDEDE" w:sz="6"/>
+            </w:tcBorders>
+            <w:tcMar>
+              <w:top w:type="dxa" w:w="70"/>
+              <w:left w:type="dxa" w:w="110"/>
+              <w:bottom w:type="dxa" w:w="70"/>
+              <w:right w:type="dxa" w:w="110"/>
+            </w:tcMar>
+            <w:vAlign w:val="center"/>
+          </w:tcPr>
+          <w:p>
+            <w:pPr>
+              <w:spacing w:after="0" w:before="0" w:line="260"/>
+            </w:pPr>
+            <w:r>
+              <w:t>미션 히스토리 패널이 처음으로 실데이터를 그리려는 시점에 GUI가 즉시 종료된다</w:t>
+            </w:r>
+          </w:p>
+        </w:tc>
+      </w:tr>
+      <w:tr>
+        <w:tc>
+          <w:tcPr>
+            <w:tcW w:type="dxa" w:w="1500"/>
+            <w:tcBorders>
+              <w:top w:val="single" w:color="DEDEDE" w:sz="6"/>
+              <w:left w:val="single" w:color="DEDEDE" w:sz="6"/>
+              <w:bottom w:val="single" w:color="DEDEDE" w:sz="6"/>
+              <w:right w:val="single" w:color="DEDEDE" w:sz="6"/>
+            </w:tcBorders>
+            <w:shd w:fill="FAFAFA" w:color="auto" w:val="clear"/>
+            <w:tcMar>
+              <w:top w:type="dxa" w:w="70"/>
+              <w:left w:type="dxa" w:w="110"/>
+              <w:bottom w:type="dxa" w:w="70"/>
+              <w:right w:type="dxa" w:w="110"/>
+            </w:tcMar>
+            <w:vAlign w:val="center"/>
+          </w:tcPr>
+          <w:p>
+            <w:pPr>
+              <w:spacing w:after="0" w:before="0" w:line="260"/>
+            </w:pPr>
+            <w:r>
+              <w:rPr>
+                <w:rFonts w:ascii="맑은 고딕" w:cs="맑은 고딕" w:eastAsia="맑은 고딕" w:hAnsi="맑은 고딕"/>
+                <w:color w:val="3C3429"/>
+                <w:sz w:val="17"/>
+                <w:szCs w:val="17"/>
+              </w:rPr>
+              <w:t>2</w:t>
+            </w:r>
+          </w:p>
+        </w:tc>
+        <w:tc>
+          <w:tcPr>
+            <w:tcW w:type="dxa" w:w="3000"/>
+            <w:tcBorders>
+              <w:top w:val="single" w:color="DEDEDE" w:sz="6"/>
+              <w:left w:val="single" w:color="DEDEDE" w:sz="6"/>
+              <w:bottom w:val="single" w:color="DEDEDE" w:sz="6"/>
+              <w:right w:val="single" w:color="DEDEDE" w:sz="6"/>
+            </w:tcBorders>
+            <w:shd w:fill="FAFAFA" w:color="auto" w:val="clear"/>
+            <w:tcMar>
+              <w:top w:type="dxa" w:w="70"/>
+              <w:left w:type="dxa" w:w="110"/>
+              <w:bottom w:type="dxa" w:w="70"/>
+              <w:right w:type="dxa" w:w="110"/>
+            </w:tcMar>
+            <w:vAlign w:val="center"/>
+          </w:tcPr>
+          <w:p>
+            <w:pPr>
+              <w:spacing w:after="0" w:before="0" w:line="260"/>
+            </w:pPr>
+            <w:r>
+              <w:t>journalctl -k로 커널 로그를 확인한다</w:t>
+            </w:r>
+          </w:p>
+        </w:tc>
+        <w:tc>
+          <w:tcPr>
+            <w:tcW w:type="dxa" w:w="5246"/>
+            <w:tcBorders>
+              <w:top w:val="single" w:color="DEDEDE" w:sz="6"/>
+              <w:left w:val="single" w:color="DEDEDE" w:sz="6"/>
+              <w:bottom w:val="single" w:color="DEDEDE" w:sz="6"/>
+              <w:right w:val="single" w:color="DEDEDE" w:sz="6"/>
+            </w:tcBorders>
+            <w:shd w:fill="FAFAFA" w:color="auto" w:val="clear"/>
+            <w:tcMar>
+              <w:top w:type="dxa" w:w="70"/>
+              <w:left w:type="dxa" w:w="110"/>
+              <w:bottom w:type="dxa" w:w="70"/>
+              <w:right w:type="dxa" w:w="110"/>
+            </w:tcMar>
+            <w:vAlign w:val="center"/>
+          </w:tcPr>
+          <w:p>
+            <w:pPr>
+              <w:spacing w:after="0" w:before="0" w:line="260"/>
+            </w:pPr>
+            <w:r>
+              <w:t>segfault at 0 ip 0000000000000000 로 세그폴트를 확인한다</w:t>
+            </w:r>
+          </w:p>
+        </w:tc>
+      </w:tr>
+      <w:tr>
+        <w:tc>
+          <w:tcPr>
+            <w:tcW w:type="dxa" w:w="1500"/>
+            <w:tcBorders>
+              <w:top w:val="single" w:color="DEDEDE" w:sz="6"/>
+              <w:left w:val="single" w:color="DEDEDE" w:sz="6"/>
+              <w:bottom w:val="single" w:color="DEDEDE" w:sz="6"/>
+              <w:right w:val="single" w:color="DEDEDE" w:sz="6"/>
+            </w:tcBorders>
+            <w:tcMar>
+              <w:top w:type="dxa" w:w="70"/>
+              <w:left w:type="dxa" w:w="110"/>
+              <w:bottom w:type="dxa" w:w="70"/>
+              <w:right w:type="dxa" w:w="110"/>
+            </w:tcMar>
+            <w:vAlign w:val="center"/>
+          </w:tcPr>
+          <w:p>
+            <w:pPr>
+              <w:spacing w:after="0" w:before="0" w:line="260"/>
+            </w:pPr>
+            <w:r>
+              <w:rPr>
+                <w:rFonts w:ascii="맑은 고딕" w:cs="맑은 고딕" w:eastAsia="맑은 고딕" w:hAnsi="맑은 고딕"/>
+                <w:color w:val="3C3429"/>
+                <w:sz w:val="17"/>
+                <w:szCs w:val="17"/>
+              </w:rPr>
+              <w:t>3</w:t>
+            </w:r>
+          </w:p>
+        </w:tc>
+        <w:tc>
+          <w:tcPr>
+            <w:tcW w:type="dxa" w:w="3000"/>
+            <w:tcBorders>
+              <w:top w:val="single" w:color="DEDEDE" w:sz="6"/>
+              <w:left w:val="single" w:color="DEDEDE" w:sz="6"/>
+              <w:bottom w:val="single" w:color="DEDEDE" w:sz="6"/>
+              <w:right w:val="single" w:color="DEDEDE" w:sz="6"/>
+            </w:tcBorders>
+            <w:tcMar>
+              <w:top w:type="dxa" w:w="70"/>
+              <w:left w:type="dxa" w:w="110"/>
+              <w:bottom w:type="dxa" w:w="70"/>
+              <w:right w:type="dxa" w:w="110"/>
+            </w:tcMar>
+            <w:vAlign w:val="center"/>
+          </w:tcPr>
+          <w:p>
+            <w:pPr>
+              <w:spacing w:after="0" w:before="0" w:line="260"/>
+            </w:pPr>
+            <w:r>
+              <w:t>gdb -batch -ex run -ex "bt full" --args ./install/medirun_gui/lib/medirun_gui/medirun_gui_app 로 GUI를 감싸 재현한다</w:t>
+            </w:r>
+          </w:p>
+        </w:tc>
+        <w:tc>
+          <w:tcPr>
+            <w:tcW w:type="dxa" w:w="5246"/>
+            <w:tcBorders>
+              <w:top w:val="single" w:color="DEDEDE" w:sz="6"/>
+              <w:left w:val="single" w:color="DEDEDE" w:sz="6"/>
+              <w:bottom w:val="single" w:color="DEDEDE" w:sz="6"/>
+              <w:right w:val="single" w:color="DEDEDE" w:sz="6"/>
+            </w:tcBorders>
+            <w:tcMar>
+              <w:top w:type="dxa" w:w="70"/>
+              <w:left w:type="dxa" w:w="110"/>
+              <w:bottom w:type="dxa" w:w="70"/>
+              <w:right w:type="dxa" w:w="110"/>
+            </w:tcMar>
+            <w:vAlign w:val="center"/>
+          </w:tcPr>
+          <w:p>
+            <w:pPr>
+              <w:spacing w:after="0" w:before="0" w:line="260"/>
+            </w:pPr>
+            <w:r>
+              <w:t>clearLayout(QLayout*) 안에서 크래시하는 백트레이스를 확보한다</w:t>
+            </w:r>
+          </w:p>
+        </w:tc>
+      </w:tr>
+    </w:tbl>
+    <w:p>
+      <w:pPr>
+        <w:spacing w:after="140" w:before="0" w:line="260"/>
+      </w:pPr>
+      <w:r>
+        <w:rPr>
+          <w:rFonts w:ascii="맑은 고딕" w:cs="맑은 고딕" w:eastAsia="맑은 고딕" w:hAnsi="맑은 고딕"/>
+          <w:color w:val="3C3429"/>
+          <w:sz w:val="17"/>
+          <w:szCs w:val="17"/>
+        </w:rPr>
+        <w:t>재현율: 실제 버튼 입력 시 매번 재현</w:t>
+      </w:r>
+    </w:p>
+    <w:p>
+      <w:pPr>
+        <w:pStyle w:val="Heading3"/>
+        <w:spacing w:after="120" w:before="260" w:line="260"/>
+      </w:pPr>
+      <w:r>
+        <w:rPr>
+          <w:rFonts w:ascii="맑은 고딕" w:cs="맑은 고딕" w:eastAsia="맑은 고딕" w:hAnsi="맑은 고딕"/>
+          <w:b/>
+          <w:bCs/>
+          <w:color w:val="241B12"/>
+          <w:sz w:val="21"/>
+          <w:szCs w:val="21"/>
+        </w:rPr>
+        <w:t xml:space="preserve">진단 과정</w:t>
+      </w:r>
+    </w:p>
+    <w:tbl>
+      <w:tblPr>
+        <w:tblW w:type="dxa" w:w="9746"/>
+        <w:tblBorders>
+          <w:top w:val="single" w:color="DEDEDE" w:sz="6"/>
+          <w:left w:val="single" w:color="DEDEDE" w:sz="6"/>
+          <w:bottom w:val="single" w:color="DEDEDE" w:sz="6"/>
+          <w:right w:val="single" w:color="DEDEDE" w:sz="6"/>
+          <w:insideH w:val="single" w:color="DEDEDE" w:sz="6"/>
+          <w:insideV w:val="single" w:color="DEDEDE" w:sz="6"/>
+        </w:tblBorders>
+      </w:tblPr>
+      <w:tblGrid>
+        <w:gridCol w:w="1500"/>
+        <w:gridCol w:w="3000"/>
+        <w:gridCol w:w="5246"/>
+      </w:tblGrid>
+      <w:tr>
+        <w:trPr>
+          <w:tblHeader/>
+        </w:trPr>
+        <w:tc>
+          <w:tcPr>
+            <w:tcW w:type="dxa" w:w="1500"/>
+            <w:tcBorders>
+              <w:top w:val="single" w:color="49361D" w:sz="6"/>
+              <w:left w:val="single" w:color="49361D" w:sz="6"/>
+              <w:bottom w:val="single" w:color="49361D" w:sz="6"/>
+              <w:right w:val="single" w:color="49361D" w:sz="6"/>
+            </w:tcBorders>
+            <w:shd w:fill="241B12" w:color="auto" w:val="clear"/>
+            <w:tcMar>
+              <w:top w:type="dxa" w:w="90"/>
+              <w:left w:type="dxa" w:w="110"/>
+              <w:bottom w:type="dxa" w:w="90"/>
+              <w:right w:type="dxa" w:w="110"/>
+            </w:tcMar>
+            <w:vAlign w:val="center"/>
+          </w:tcPr>
+          <w:p>
+            <w:pPr>
+              <w:spacing w:after="0" w:before="0" w:line="260"/>
+            </w:pPr>
+            <w:r>
+              <w:rPr>
+                <w:rFonts w:ascii="맑은 고딕" w:cs="맑은 고딕" w:eastAsia="맑은 고딕" w:hAnsi="맑은 고딕"/>
+                <w:b/>
+                <w:bCs/>
+                <w:color w:val="F4CF87"/>
+                <w:sz w:val="17"/>
+                <w:szCs w:val="17"/>
+              </w:rPr>
+              <w:t xml:space="preserve">가설</w:t>
+            </w:r>
+          </w:p>
+        </w:tc>
+        <w:tc>
+          <w:tcPr>
+            <w:tcW w:type="dxa" w:w="3000"/>
+            <w:tcBorders>
+              <w:top w:val="single" w:color="49361D" w:sz="6"/>
+              <w:left w:val="single" w:color="49361D" w:sz="6"/>
+              <w:bottom w:val="single" w:color="49361D" w:sz="6"/>
+              <w:right w:val="single" w:color="49361D" w:sz="6"/>
+            </w:tcBorders>
+            <w:shd w:fill="241B12" w:color="auto" w:val="clear"/>
+            <w:tcMar>
+              <w:top w:type="dxa" w:w="90"/>
+              <w:left w:type="dxa" w:w="110"/>
+              <w:bottom w:type="dxa" w:w="90"/>
+              <w:right w:type="dxa" w:w="110"/>
+            </w:tcMar>
+            <w:vAlign w:val="center"/>
+          </w:tcPr>
+          <w:p>
+            <w:pPr>
+              <w:spacing w:after="0" w:before="0" w:line="260"/>
+            </w:pPr>
+            <w:r>
+              <w:rPr>
+                <w:rFonts w:ascii="맑은 고딕" w:cs="맑은 고딕" w:eastAsia="맑은 고딕" w:hAnsi="맑은 고딕"/>
+                <w:b/>
+                <w:bCs/>
+                <w:color w:val="F4CF87"/>
+                <w:sz w:val="17"/>
+                <w:szCs w:val="17"/>
+              </w:rPr>
+              <w:t xml:space="preserve">확인 방법</w:t>
+            </w:r>
+          </w:p>
+        </w:tc>
+        <w:tc>
+          <w:tcPr>
+            <w:tcW w:type="dxa" w:w="5246"/>
+            <w:tcBorders>
+              <w:top w:val="single" w:color="49361D" w:sz="6"/>
+              <w:left w:val="single" w:color="49361D" w:sz="6"/>
+              <w:bottom w:val="single" w:color="49361D" w:sz="6"/>
+              <w:right w:val="single" w:color="49361D" w:sz="6"/>
+            </w:tcBorders>
+            <w:shd w:fill="241B12" w:color="auto" w:val="clear"/>
+            <w:tcMar>
+              <w:top w:type="dxa" w:w="90"/>
+              <w:left w:type="dxa" w:w="110"/>
+              <w:bottom w:type="dxa" w:w="90"/>
+              <w:right w:type="dxa" w:w="110"/>
+            </w:tcMar>
+            <w:vAlign w:val="center"/>
+          </w:tcPr>
+          <w:p>
+            <w:pPr>
+              <w:spacing w:after="0" w:before="0" w:line="260"/>
+            </w:pPr>
+            <w:r>
+              <w:rPr>
+                <w:rFonts w:ascii="맑은 고딕" w:cs="맑은 고딕" w:eastAsia="맑은 고딕" w:hAnsi="맑은 고딕"/>
+                <w:b/>
+                <w:bCs/>
+                <w:color w:val="F4CF87"/>
+                <w:sz w:val="17"/>
+                <w:szCs w:val="17"/>
+              </w:rPr>
+              <w:t xml:space="preserve">결과</w:t>
+            </w:r>
+          </w:p>
+        </w:tc>
+      </w:tr>
+      <w:tr>
+        <w:tc>
+          <w:tcPr>
+            <w:tcW w:type="dxa" w:w="1500"/>
+            <w:tcBorders>
+              <w:top w:val="single" w:color="DEDEDE" w:sz="6"/>
+              <w:left w:val="single" w:color="DEDEDE" w:sz="6"/>
+              <w:bottom w:val="single" w:color="DEDEDE" w:sz="6"/>
+              <w:right w:val="single" w:color="DEDEDE" w:sz="6"/>
+            </w:tcBorders>
+            <w:tcMar>
+              <w:top w:type="dxa" w:w="70"/>
+              <w:left w:type="dxa" w:w="110"/>
+              <w:bottom w:type="dxa" w:w="70"/>
+              <w:right w:type="dxa" w:w="110"/>
+            </w:tcMar>
+            <w:vAlign w:val="center"/>
+          </w:tcPr>
+          <w:p>
+            <w:pPr>
+              <w:spacing w:after="0" w:before="0" w:line="260"/>
+            </w:pPr>
+            <w:r>
+              <w:t>미션 데이터(좌표 등)에 널 포인터나 잘못된 값이 있다</w:t>
+            </w:r>
+          </w:p>
+        </w:tc>
+        <w:tc>
+          <w:tcPr>
+            <w:tcW w:type="dxa" w:w="3000"/>
+            <w:tcBorders>
+              <w:top w:val="single" w:color="DEDEDE" w:sz="6"/>
+              <w:left w:val="single" w:color="DEDEDE" w:sz="6"/>
+              <w:bottom w:val="single" w:color="DEDEDE" w:sz="6"/>
+              <w:right w:val="single" w:color="DEDEDE" w:sz="6"/>
+            </w:tcBorders>
+            <w:tcMar>
+              <w:top w:type="dxa" w:w="70"/>
+              <w:left w:type="dxa" w:w="110"/>
+              <w:bottom w:type="dxa" w:w="70"/>
+              <w:right w:type="dxa" w:w="110"/>
+            </w:tcMar>
+            <w:vAlign w:val="center"/>
+          </w:tcPr>
+          <w:p>
+            <w:pPr>
+              <w:spacing w:after="0" w:before="0" w:line="260"/>
+            </w:pPr>
+            <w:r>
+              <w:t>크래시 직전 수신한 dispatch_request 페이로드 로그 확인</w:t>
+            </w:r>
+          </w:p>
+        </w:tc>
+        <w:tc>
+          <w:tcPr>
+            <w:tcW w:type="dxa" w:w="5246"/>
+            <w:tcBorders>
+              <w:top w:val="single" w:color="DEDEDE" w:sz="6"/>
+              <w:left w:val="single" w:color="DEDEDE" w:sz="6"/>
+              <w:bottom w:val="single" w:color="DEDEDE" w:sz="6"/>
+              <w:right w:val="single" w:color="DEDEDE" w:sz="6"/>
+            </w:tcBorders>
+            <w:tcMar>
+              <w:top w:type="dxa" w:w="70"/>
+              <w:left w:type="dxa" w:w="110"/>
+              <w:bottom w:type="dxa" w:w="70"/>
+              <w:right w:type="dxa" w:w="110"/>
+            </w:tcMar>
+            <w:vAlign w:val="center"/>
+          </w:tcPr>
+          <w:p>
+            <w:pPr>
+              <w:spacing w:after="0" w:before="0" w:line="260"/>
+            </w:pPr>
+            <w:r>
+              <w:rPr>
+                <w:rFonts w:ascii="맑은 고딕" w:cs="맑은 고딕" w:eastAsia="맑은 고딕" w:hAnsi="맑은 고딕"/>
+                <w:color w:val="3C3429"/>
+                <w:sz w:val="17"/>
+                <w:szCs w:val="17"/>
+              </w:rPr>
+              <w:t>아님 — 페이로드는 정상적인 값이었음</w:t>
+            </w:r>
+          </w:p>
+        </w:tc>
+      </w:tr>
+      <w:tr>
+        <w:tc>
+          <w:tcPr>
+            <w:tcW w:type="dxa" w:w="1500"/>
+            <w:tcBorders>
+              <w:top w:val="single" w:color="DEDEDE" w:sz="6"/>
+              <w:left w:val="single" w:color="DEDEDE" w:sz="6"/>
+              <w:bottom w:val="single" w:color="DEDEDE" w:sz="6"/>
+              <w:right w:val="single" w:color="DEDEDE" w:sz="6"/>
+            </w:tcBorders>
+            <w:shd w:fill="FAFAFA" w:color="auto" w:val="clear"/>
+            <w:tcMar>
+              <w:top w:type="dxa" w:w="70"/>
+              <w:left w:type="dxa" w:w="110"/>
+              <w:bottom w:type="dxa" w:w="70"/>
+              <w:right w:type="dxa" w:w="110"/>
+            </w:tcMar>
+            <w:vAlign w:val="center"/>
+          </w:tcPr>
+          <w:p>
+            <w:pPr>
+              <w:spacing w:after="0" w:before="0" w:line="260"/>
+            </w:pPr>
+            <w:r>
+              <w:t>MissionOpsPage::clearLayout()이 중첩 레이아웃을 순회하며 같은 객체를 두 번 delete한다</w:t>
+            </w:r>
+          </w:p>
+        </w:tc>
+        <w:tc>
+          <w:tcPr>
+            <w:tcW w:type="dxa" w:w="3000"/>
+            <w:tcBorders>
+              <w:top w:val="single" w:color="DEDEDE" w:sz="6"/>
+              <w:left w:val="single" w:color="DEDEDE" w:sz="6"/>
+              <w:bottom w:val="single" w:color="DEDEDE" w:sz="6"/>
+              <w:right w:val="single" w:color="DEDEDE" w:sz="6"/>
+            </w:tcBorders>
+            <w:shd w:fill="FAFAFA" w:color="auto" w:val="clear"/>
+            <w:tcMar>
+              <w:top w:type="dxa" w:w="70"/>
+              <w:left w:type="dxa" w:w="110"/>
+              <w:bottom w:type="dxa" w:w="70"/>
+              <w:right w:type="dxa" w:w="110"/>
+            </w:tcMar>
+            <w:vAlign w:val="center"/>
+          </w:tcPr>
+          <w:p>
+            <w:pPr>
+              <w:spacing w:after="0" w:before="0" w:line="260"/>
+            </w:pPr>
+            <w:r>
+              <w:t>gdb 백트레이스 + clearLayout 코드 리뷰</w:t>
+            </w:r>
+          </w:p>
+        </w:tc>
+        <w:tc>
+          <w:tcPr>
+            <w:tcW w:type="dxa" w:w="5246"/>
+            <w:tcBorders>
+              <w:top w:val="single" w:color="DEDEDE" w:sz="6"/>
+              <w:left w:val="single" w:color="DEDEDE" w:sz="6"/>
+              <w:bottom w:val="single" w:color="DEDEDE" w:sz="6"/>
+              <w:right w:val="single" w:color="DEDEDE" w:sz="6"/>
+            </w:tcBorders>
+            <w:shd w:fill="FAFAFA" w:color="auto" w:val="clear"/>
+            <w:tcMar>
+              <w:top w:type="dxa" w:w="70"/>
+              <w:left w:type="dxa" w:w="110"/>
+              <w:bottom w:type="dxa" w:w="70"/>
+              <w:right w:type="dxa" w:w="110"/>
+            </w:tcMar>
+            <w:vAlign w:val="center"/>
+          </w:tcPr>
+          <w:p>
+            <w:pPr>
+              <w:spacing w:after="0" w:before="0" w:line="260"/>
+            </w:pPr>
+            <w:r>
+              <w:rPr>
+                <w:rFonts w:ascii="맑은 고딕" w:cs="맑은 고딕" w:eastAsia="맑은 고딕" w:hAnsi="맑은 고딕"/>
+                <w:color w:val="3C3429"/>
+                <w:sz w:val="17"/>
+                <w:szCs w:val="17"/>
+              </w:rPr>
+              <w:t>맞음 — takeAt(0)로 얻은 child와 child-&gt;layout()이 QLayout이 QLayoutItem을 상속하는 구조상 같은 포인터인데, delete nestedLayout과 delete child가 각각 실행돼 총 두 번 delete함</w:t>
+            </w:r>
+          </w:p>
+        </w:tc>
+      </w:tr>
+    </w:tbl>
+    <w:p>
+      <w:pPr>
+        <w:pStyle w:val="Heading3"/>
+        <w:spacing w:after="120" w:before="260" w:line="260"/>
+      </w:pPr>
+      <w:r>
+        <w:rPr>
+          <w:rFonts w:ascii="맑은 고딕" w:cs="맑은 고딕" w:eastAsia="맑은 고딕" w:hAnsi="맑은 고딕"/>
+          <w:b/>
+          <w:bCs/>
+          <w:color w:val="241B12"/>
+          <w:sz w:val="21"/>
+          <w:szCs w:val="21"/>
+        </w:rPr>
+        <w:t xml:space="preserve">원인</w:t>
+      </w:r>
+    </w:p>
+    <w:p>
+      <w:pPr>
+        <w:spacing w:after="140" w:before="0" w:line="260"/>
+      </w:pPr>
+      <w:r>
+        <w:rPr>
+          <w:rFonts w:ascii="맑은 고딕" w:cs="맑은 고딕" w:eastAsia="맑은 고딕" w:hAnsi="맑은 고딕"/>
+          <w:color w:val="3C3429"/>
+          <w:sz w:val="17"/>
+          <w:szCs w:val="17"/>
+        </w:rPr>
+        <w:t>확인됨. src/medirun_gui/src/pages/missionopspage.cpp의 clearLayout(QLayout*) 헬퍼가 addLayout()으로 넣은 중첩 레이아웃을 처리할 때 delete nestedLayout;과 그 아래 delete child;로 같은 객체를 두 번 delete했다. Qt에서 QLayout이 QLayoutItem을 상속하므로 takeAt(0)이 반환하는 child와 child-&gt;layout()으로 얻는 nestedLayout이 실제로는 동일 포인터다. 미션 히스토리 패널이 그날 이전엔 실제 항목을 그려본 적이 없어(=dispatch_request가 그날 처음 실데이터로 발행됨) 잠복해 있던 버그였다.</w:t>
+      </w:r>
+    </w:p>
+    <w:p>
+      <w:pPr>
+        <w:pStyle w:val="Heading3"/>
+        <w:spacing w:after="120" w:before="260" w:line="260"/>
+      </w:pPr>
+      <w:r>
+        <w:rPr>
+          <w:rFonts w:ascii="맑은 고딕" w:cs="맑은 고딕" w:eastAsia="맑은 고딕" w:hAnsi="맑은 고딕"/>
+          <w:b/>
+          <w:bCs/>
+          <w:color w:val="241B12"/>
+          <w:sz w:val="21"/>
+          <w:szCs w:val="21"/>
+        </w:rPr>
+        <w:t xml:space="preserve">조치</w:t>
+      </w:r>
+    </w:p>
+    <w:tbl>
+      <w:tblPr>
+        <w:tblW w:type="dxa" w:w="9746"/>
+        <w:tblBorders>
+          <w:top w:val="single" w:color="DEDEDE" w:sz="6"/>
+          <w:left w:val="single" w:color="DEDEDE" w:sz="6"/>
+          <w:bottom w:val="single" w:color="DEDEDE" w:sz="6"/>
+          <w:right w:val="single" w:color="DEDEDE" w:sz="6"/>
+          <w:insideH w:val="single" w:color="DEDEDE" w:sz="6"/>
+          <w:insideV w:val="single" w:color="DEDEDE" w:sz="6"/>
+        </w:tblBorders>
+      </w:tblPr>
+      <w:tblGrid>
+        <w:gridCol w:w="1500"/>
+        <w:gridCol w:w="3000"/>
+        <w:gridCol w:w="5246"/>
+      </w:tblGrid>
+      <w:tr>
+        <w:trPr>
+          <w:tblHeader/>
+        </w:trPr>
+        <w:tc>
+          <w:tcPr>
+            <w:tcW w:type="dxa" w:w="1500"/>
+            <w:tcBorders>
+              <w:top w:val="single" w:color="49361D" w:sz="6"/>
+              <w:left w:val="single" w:color="49361D" w:sz="6"/>
+              <w:bottom w:val="single" w:color="49361D" w:sz="6"/>
+              <w:right w:val="single" w:color="49361D" w:sz="6"/>
+            </w:tcBorders>
+            <w:shd w:fill="241B12" w:color="auto" w:val="clear"/>
+            <w:tcMar>
+              <w:top w:type="dxa" w:w="90"/>
+              <w:left w:type="dxa" w:w="110"/>
+              <w:bottom w:type="dxa" w:w="90"/>
+              <w:right w:type="dxa" w:w="110"/>
+            </w:tcMar>
+            <w:vAlign w:val="center"/>
+          </w:tcPr>
+          <w:p>
+            <w:pPr>
+              <w:spacing w:after="0" w:before="0" w:line="260"/>
+            </w:pPr>
+            <w:r>
+              <w:rPr>
+                <w:rFonts w:ascii="맑은 고딕" w:cs="맑은 고딕" w:eastAsia="맑은 고딕" w:hAnsi="맑은 고딕"/>
+                <w:b/>
+                <w:bCs/>
+                <w:color w:val="F4CF87"/>
+                <w:sz w:val="17"/>
+                <w:szCs w:val="17"/>
+              </w:rPr>
+              <w:t xml:space="preserve">대상</w:t>
+            </w:r>
+          </w:p>
+        </w:tc>
+        <w:tc>
+          <w:tcPr>
+            <w:tcW w:type="dxa" w:w="3000"/>
+            <w:tcBorders>
+              <w:top w:val="single" w:color="49361D" w:sz="6"/>
+              <w:left w:val="single" w:color="49361D" w:sz="6"/>
+              <w:bottom w:val="single" w:color="49361D" w:sz="6"/>
+              <w:right w:val="single" w:color="49361D" w:sz="6"/>
+            </w:tcBorders>
+            <w:shd w:fill="241B12" w:color="auto" w:val="clear"/>
+            <w:tcMar>
+              <w:top w:type="dxa" w:w="90"/>
+              <w:left w:type="dxa" w:w="110"/>
+              <w:bottom w:type="dxa" w:w="90"/>
+              <w:right w:type="dxa" w:w="110"/>
+            </w:tcMar>
+            <w:vAlign w:val="center"/>
+          </w:tcPr>
+          <w:p>
+            <w:pPr>
+              <w:spacing w:after="0" w:before="0" w:line="260"/>
+            </w:pPr>
+            <w:r>
+              <w:rPr>
+                <w:rFonts w:ascii="맑은 고딕" w:cs="맑은 고딕" w:eastAsia="맑은 고딕" w:hAnsi="맑은 고딕"/>
+                <w:b/>
+                <w:bCs/>
+                <w:color w:val="F4CF87"/>
+                <w:sz w:val="17"/>
+                <w:szCs w:val="17"/>
+              </w:rPr>
+              <w:t xml:space="preserve">변경 전</w:t>
+            </w:r>
+          </w:p>
+        </w:tc>
+        <w:tc>
+          <w:tcPr>
+            <w:tcW w:type="dxa" w:w="5246"/>
+            <w:tcBorders>
+              <w:top w:val="single" w:color="49361D" w:sz="6"/>
+              <w:left w:val="single" w:color="49361D" w:sz="6"/>
+              <w:bottom w:val="single" w:color="49361D" w:sz="6"/>
+              <w:right w:val="single" w:color="49361D" w:sz="6"/>
+            </w:tcBorders>
+            <w:shd w:fill="241B12" w:color="auto" w:val="clear"/>
+            <w:tcMar>
+              <w:top w:type="dxa" w:w="90"/>
+              <w:left w:type="dxa" w:w="110"/>
+              <w:bottom w:type="dxa" w:w="90"/>
+              <w:right w:type="dxa" w:w="110"/>
+            </w:tcMar>
+            <w:vAlign w:val="center"/>
+          </w:tcPr>
+          <w:p>
+            <w:pPr>
+              <w:spacing w:after="0" w:before="0" w:line="260"/>
+            </w:pPr>
+            <w:r>
+              <w:rPr>
+                <w:rFonts w:ascii="맑은 고딕" w:cs="맑은 고딕" w:eastAsia="맑은 고딕" w:hAnsi="맑은 고딕"/>
+                <w:b/>
+                <w:bCs/>
+                <w:color w:val="F4CF87"/>
+                <w:sz w:val="17"/>
+                <w:szCs w:val="17"/>
+              </w:rPr>
+              <w:t xml:space="preserve">변경 후</w:t>
+            </w:r>
+          </w:p>
+        </w:tc>
+      </w:tr>
+      <w:tr>
+        <w:tc>
+          <w:tcPr>
+            <w:tcW w:type="dxa" w:w="1500"/>
+            <w:tcBorders>
+              <w:top w:val="single" w:color="DEDEDE" w:sz="6"/>
+              <w:left w:val="single" w:color="DEDEDE" w:sz="6"/>
+              <w:bottom w:val="single" w:color="DEDEDE" w:sz="6"/>
+              <w:right w:val="single" w:color="DEDEDE" w:sz="6"/>
+            </w:tcBorders>
+            <w:tcMar>
+              <w:top w:type="dxa" w:w="70"/>
+              <w:left w:type="dxa" w:w="110"/>
+              <w:bottom w:type="dxa" w:w="70"/>
+              <w:right w:type="dxa" w:w="110"/>
+            </w:tcMar>
+            <w:vAlign w:val="center"/>
+          </w:tcPr>
+          <w:p>
+            <w:pPr>
+              <w:spacing w:after="0" w:before="0" w:line="260"/>
+            </w:pPr>
+            <w:r>
+              <w:rPr>
+                <w:rFonts w:ascii="맑은 고딕" w:cs="맑은 고딕" w:eastAsia="맑은 고딕" w:hAnsi="맑은 고딕"/>
+                <w:color w:val="3C3429"/>
+                <w:sz w:val="17"/>
+                <w:szCs w:val="17"/>
+              </w:rPr>
+              <w:t>missionopspage.cpp clearLayout()</w:t>
+            </w:r>
+          </w:p>
+        </w:tc>
+        <w:tc>
+          <w:tcPr>
+            <w:tcW w:type="dxa" w:w="3000"/>
+            <w:tcBorders>
+              <w:top w:val="single" w:color="DEDEDE" w:sz="6"/>
+              <w:left w:val="single" w:color="DEDEDE" w:sz="6"/>
+              <w:bottom w:val="single" w:color="DEDEDE" w:sz="6"/>
+              <w:right w:val="single" w:color="DEDEDE" w:sz="6"/>
+            </w:tcBorders>
+            <w:tcMar>
+              <w:top w:type="dxa" w:w="70"/>
+              <w:left w:type="dxa" w:w="110"/>
+              <w:bottom w:type="dxa" w:w="70"/>
+              <w:right w:type="dxa" w:w="110"/>
+            </w:tcMar>
+            <w:vAlign w:val="center"/>
+          </w:tcPr>
+          <w:p>
+            <w:pPr>
+              <w:spacing w:after="0" w:before="0" w:line="260"/>
+            </w:pPr>
+            <w:r>
+              <w:t>delete nestedLayout; 과 delete child; 둘 다 실행</w:t>
+            </w:r>
+          </w:p>
+        </w:tc>
+        <w:tc>
+          <w:tcPr>
+            <w:tcW w:type="dxa" w:w="5246"/>
+            <w:tcBorders>
+              <w:top w:val="single" w:color="DEDEDE" w:sz="6"/>
+              <w:left w:val="single" w:color="DEDEDE" w:sz="6"/>
+              <w:bottom w:val="single" w:color="DEDEDE" w:sz="6"/>
+              <w:right w:val="single" w:color="DEDEDE" w:sz="6"/>
+            </w:tcBorders>
+            <w:tcMar>
+              <w:top w:type="dxa" w:w="70"/>
+              <w:left w:type="dxa" w:w="110"/>
+              <w:bottom w:type="dxa" w:w="70"/>
+              <w:right w:type="dxa" w:w="110"/>
+            </w:tcMar>
+            <w:vAlign w:val="center"/>
+          </w:tcPr>
+          <w:p>
+            <w:pPr>
+              <w:spacing w:after="0" w:before="0" w:line="260"/>
+            </w:pPr>
+            <w:r>
+              <w:t>delete nestedLayout; 라인 제거(delete child;가 이미 같은 객체를 처리)</w:t>
+            </w:r>
+          </w:p>
+        </w:tc>
+      </w:tr>
+    </w:tbl>
+    <w:tbl>
+      <w:tblPr>
+        <w:tblW w:type="dxa" w:w="9746"/>
+        <w:tblBorders>
+          <w:top w:val="single" w:color="DEDEDE" w:sz="6"/>
+          <w:left w:val="single" w:color="DEDEDE" w:sz="6"/>
+          <w:bottom w:val="single" w:color="DEDEDE" w:sz="6"/>
+          <w:right w:val="single" w:color="DEDEDE" w:sz="6"/>
+          <w:insideH w:val="single" w:color="DEDEDE" w:sz="6"/>
+          <w:insideV w:val="single" w:color="DEDEDE" w:sz="6"/>
+        </w:tblBorders>
+      </w:tblPr>
+      <w:tblGrid>
+        <w:gridCol w:w="9746"/>
+      </w:tblGrid>
+      <w:tr>
+        <w:tc>
+          <w:tcPr>
+            <w:tcW w:type="dxa" w:w="9746"/>
+            <w:tcBorders>
+              <w:top w:val="single" w:color="DEDEDE" w:sz="6"/>
+              <w:left w:val="single" w:color="DEDEDE" w:sz="6"/>
+              <w:bottom w:val="single" w:color="DEDEDE" w:sz="6"/>
+              <w:right w:val="single" w:color="DEDEDE" w:sz="6"/>
+            </w:tcBorders>
+            <w:shd w:fill="F7F8FA" w:color="auto" w:val="clear"/>
+            <w:tcMar>
+              <w:top w:type="dxa" w:w="140"/>
+              <w:left w:type="dxa" w:w="160"/>
+              <w:bottom w:type="dxa" w:w="140"/>
+              <w:right w:type="dxa" w:w="160"/>
+            </w:tcMar>
+          </w:tcPr>
+          <w:p>
+            <w:pPr>
+              <w:spacing w:after="20" w:line="240"/>
+            </w:pPr>
+            <w:r>
+              <w:rPr>
+                <w:rFonts w:ascii="Consolas" w:cs="Consolas" w:eastAsia="Consolas" w:hAnsi="Consolas"/>
+                <w:color w:val="3C3429"/>
+                <w:sz w:val="16"/>
+                <w:szCs w:val="16"/>
+              </w:rPr>
+              <w:t># 적용 명령</w:t>
+              <w:br/>
+              <w:t>colcon build --packages-select medirun_gui --symlink-install</w:t>
+            </w:r>
+          </w:p>
+          <w:p>
+            <w:pPr>
+              <w:spacing w:after="20" w:line="240"/>
+            </w:pPr>
+            <w:r>
+              <w:rPr>
+                <w:rFonts w:ascii="Consolas" w:cs="Consolas" w:eastAsia="Consolas" w:hAnsi="Consolas"/>
+                <w:color w:val="3C3429"/>
+                <w:sz w:val="16"/>
+                <w:szCs w:val="16"/>
+              </w:rPr>
+            </w:r>
+          </w:p>
+        </w:tc>
+      </w:tr>
+    </w:tbl>
+    <w:p>
+      <w:pPr>
+        <w:pStyle w:val="Heading3"/>
+        <w:spacing w:after="120" w:before="260" w:line="260"/>
+      </w:pPr>
+      <w:r>
+        <w:rPr>
+          <w:rFonts w:ascii="맑은 고딕" w:cs="맑은 고딕" w:eastAsia="맑은 고딕" w:hAnsi="맑은 고딕"/>
+          <w:b/>
+          <w:bCs/>
+          <w:color w:val="241B12"/>
+          <w:sz w:val="21"/>
+          <w:szCs w:val="21"/>
+        </w:rPr>
+        <w:t xml:space="preserve">검증</w:t>
+      </w:r>
+    </w:p>
+    <w:p>
+      <w:pPr>
+        <w:pStyle w:val="ListParagraph"/>
+        <w:numPr>
+          <w:ilvl w:val="0"/>
+          <w:numId w:val="2"/>
+        </w:numPr>
+        <w:spacing w:after="80" w:line="260"/>
+      </w:pPr>
+      <w:r>
+        <w:rPr>
+          <w:rFonts w:ascii="맑은 고딕" w:cs="맑은 고딕" w:eastAsia="맑은 고딕" w:hAnsi="맑은 고딕"/>
+          <w:color w:val="3C3429"/>
+          <w:sz w:val="17"/>
+          <w:szCs w:val="17"/>
+        </w:rPr>
+        <w:t>ESP32 버튼을 눌렀을 때 GUI가 죽지 않고 미션 히스토리 패널에 항목이 정상적으로 그려지는지 확인</w:t>
+      </w:r>
+    </w:p>
+    <w:p>
+      <w:pPr>
+        <w:pStyle w:val="ListParagraph"/>
+        <w:numPr>
+          <w:ilvl w:val="0"/>
+          <w:numId w:val="2"/>
+        </w:numPr>
+        <w:spacing w:after="80" w:line="260"/>
+      </w:pPr>
+      <w:r>
+        <w:rPr>
+          <w:rFonts w:ascii="맑은 고딕" w:cs="맑은 고딕" w:eastAsia="맑은 고딕" w:hAnsi="맑은 고딕"/>
+          <w:color w:val="3C3429"/>
+          <w:sz w:val="17"/>
+          <w:szCs w:val="17"/>
+        </w:rPr>
+        <w:t>수정 후 동일 절차를 다시 수행한 결과 크래시 없이 미션 히스토리가 정상 표시됐고, 이후 재발 없음</w:t>
+      </w:r>
+    </w:p>
+    <w:p>
+      <w:pPr>
+        <w:pStyle w:val="Heading3"/>
+        <w:spacing w:after="120" w:before="260" w:line="260"/>
+      </w:pPr>
+      <w:r>
+        <w:rPr>
+          <w:rFonts w:ascii="맑은 고딕" w:cs="맑은 고딕" w:eastAsia="맑은 고딕" w:hAnsi="맑은 고딕"/>
+          <w:b/>
+          <w:bCs/>
+          <w:color w:val="241B12"/>
+          <w:sz w:val="21"/>
+          <w:szCs w:val="21"/>
+        </w:rPr>
+        <w:t xml:space="preserve">재발 방지</w:t>
+      </w:r>
+    </w:p>
+    <w:tbl>
+      <w:tblPr>
+        <w:tblW w:type="dxa" w:w="9746"/>
+        <w:tblBorders>
+          <w:top w:val="single" w:color="DEDEDE" w:sz="6"/>
+          <w:left w:val="single" w:color="DEDEDE" w:sz="6"/>
+          <w:bottom w:val="single" w:color="DEDEDE" w:sz="6"/>
+          <w:right w:val="single" w:color="DEDEDE" w:sz="6"/>
+          <w:insideH w:val="single" w:color="DEDEDE" w:sz="6"/>
+          <w:insideV w:val="single" w:color="DEDEDE" w:sz="6"/>
+        </w:tblBorders>
+      </w:tblPr>
+      <w:tblGrid>
+        <w:gridCol w:w="2600"/>
+        <w:gridCol w:w="7146"/>
+      </w:tblGrid>
+      <w:tr>
+        <w:trPr>
+          <w:tblHeader/>
+        </w:trPr>
+        <w:tc>
+          <w:tcPr>
+            <w:tcW w:type="dxa" w:w="2600"/>
+            <w:tcBorders>
+              <w:top w:val="single" w:color="49361D" w:sz="6"/>
+              <w:left w:val="single" w:color="49361D" w:sz="6"/>
+              <w:bottom w:val="single" w:color="49361D" w:sz="6"/>
+              <w:right w:val="single" w:color="49361D" w:sz="6"/>
+            </w:tcBorders>
+            <w:shd w:fill="241B12" w:color="auto" w:val="clear"/>
+            <w:tcMar>
+              <w:top w:type="dxa" w:w="90"/>
+              <w:left w:type="dxa" w:w="110"/>
+              <w:bottom w:type="dxa" w:w="90"/>
+              <w:right w:type="dxa" w:w="110"/>
+            </w:tcMar>
+            <w:vAlign w:val="center"/>
+          </w:tcPr>
+          <w:p>
+            <w:pPr>
+              <w:spacing w:after="0" w:before="0" w:line="260"/>
+            </w:pPr>
+            <w:r>
+              <w:rPr>
+                <w:rFonts w:ascii="맑은 고딕" w:cs="맑은 고딕" w:eastAsia="맑은 고딕" w:hAnsi="맑은 고딕"/>
+                <w:b/>
+                <w:bCs/>
+                <w:color w:val="F4CF87"/>
+                <w:sz w:val="17"/>
+                <w:szCs w:val="17"/>
+              </w:rPr>
+              <w:t xml:space="preserve">반영 위치</w:t>
+            </w:r>
+          </w:p>
+        </w:tc>
+        <w:tc>
+          <w:tcPr>
+            <w:tcW w:type="dxa" w:w="7146"/>
+            <w:tcBorders>
+              <w:top w:val="single" w:color="49361D" w:sz="6"/>
+              <w:left w:val="single" w:color="49361D" w:sz="6"/>
+              <w:bottom w:val="single" w:color="49361D" w:sz="6"/>
+              <w:right w:val="single" w:color="49361D" w:sz="6"/>
+            </w:tcBorders>
+            <w:shd w:fill="241B12" w:color="auto" w:val="clear"/>
+            <w:tcMar>
+              <w:top w:type="dxa" w:w="90"/>
+              <w:left w:type="dxa" w:w="110"/>
+              <w:bottom w:type="dxa" w:w="90"/>
+              <w:right w:type="dxa" w:w="110"/>
+            </w:tcMar>
+            <w:vAlign w:val="center"/>
+          </w:tcPr>
+          <w:p>
+            <w:pPr>
+              <w:spacing w:after="0" w:before="0" w:line="260"/>
+            </w:pPr>
+            <w:r>
+              <w:rPr>
+                <w:rFonts w:ascii="맑은 고딕" w:cs="맑은 고딕" w:eastAsia="맑은 고딕" w:hAnsi="맑은 고딕"/>
+                <w:b/>
+                <w:bCs/>
+                <w:color w:val="F4CF87"/>
+                <w:sz w:val="17"/>
+                <w:szCs w:val="17"/>
+              </w:rPr>
+              <w:t xml:space="preserve">내용</w:t>
+            </w:r>
+          </w:p>
+        </w:tc>
+      </w:tr>
+      <w:tr>
+        <w:tc>
+          <w:tcPr>
+            <w:tcW w:type="dxa" w:w="2600"/>
+            <w:tcBorders>
+              <w:top w:val="single" w:color="DEDEDE" w:sz="6"/>
+              <w:left w:val="single" w:color="DEDEDE" w:sz="6"/>
+              <w:bottom w:val="single" w:color="DEDEDE" w:sz="6"/>
+              <w:right w:val="single" w:color="DEDEDE" w:sz="6"/>
+            </w:tcBorders>
+            <w:tcMar>
+              <w:top w:type="dxa" w:w="70"/>
+              <w:left w:type="dxa" w:w="110"/>
+              <w:bottom w:type="dxa" w:w="70"/>
+              <w:right w:type="dxa" w:w="110"/>
+            </w:tcMar>
+            <w:vAlign w:val="center"/>
+          </w:tcPr>
+          <w:p>
+            <w:pPr>
+              <w:spacing w:after="0" w:before="0" w:line="260"/>
+            </w:pPr>
+            <w:r>
+              <w:rPr>
+                <w:rFonts w:ascii="맑은 고딕" w:cs="맑은 고딕" w:eastAsia="맑은 고딕" w:hAnsi="맑은 고딕"/>
+                <w:color w:val="3C3429"/>
+                <w:sz w:val="17"/>
+                <w:szCs w:val="17"/>
+              </w:rPr>
+              <w:t>코드</w:t>
+            </w:r>
+          </w:p>
+        </w:tc>
+        <w:tc>
+          <w:tcPr>
+            <w:tcW w:type="dxa" w:w="7146"/>
+            <w:tcBorders>
+              <w:top w:val="single" w:color="DEDEDE" w:sz="6"/>
+              <w:left w:val="single" w:color="DEDEDE" w:sz="6"/>
+              <w:bottom w:val="single" w:color="DEDEDE" w:sz="6"/>
+              <w:right w:val="single" w:color="DEDEDE" w:sz="6"/>
+            </w:tcBorders>
+            <w:tcMar>
+              <w:top w:type="dxa" w:w="70"/>
+              <w:left w:type="dxa" w:w="110"/>
+              <w:bottom w:type="dxa" w:w="70"/>
+              <w:right w:type="dxa" w:w="110"/>
+            </w:tcMar>
+            <w:vAlign w:val="center"/>
+          </w:tcPr>
+          <w:p>
+            <w:pPr>
+              <w:spacing w:after="0" w:before="0" w:line="260"/>
+            </w:pPr>
+            <w:r>
+              <w:t>QLayoutItem을 순회하며 delete할 때 child-&gt;layout()이 non-null이면 child와 동일 객체이므로 별도 delete 금지, 루프 마지막의 delete child 하나로 끝내야 한다는 패턴을 팀에 공유. operationsoverviewpage.cpp의 동일 이름 함수는 항상 QWidget으로 감싸는 다른 구조라 이 버그가 없음을 확인함</w:t>
             </w:r>
           </w:p>
         </w:tc>

--- a/docs/troubleshooting/AURIX_MediRun_07_트러블슈팅_GUI.docx
+++ b/docs/troubleshooting/AURIX_MediRun_07_트러블슈팅_GUI.docx
@@ -3237,6 +3237,132 @@
           </w:p>
         </w:tc>
       </w:tr>
+      <w:tr>
+        <w:tc>
+          <w:tcPr>
+            <w:tcW w:type="dxa" w:w="1400"/>
+          </w:tcPr>
+          <w:p>
+            <w:r>
+              <w:t xml:space="preserve">TS-GUI-05</w:t>
+            </w:r>
+          </w:p>
+        </w:tc>
+        <w:tc>
+          <w:tcPr>
+            <w:tcW w:type="dxa" w:w="5346"/>
+          </w:tcPr>
+          <w:p>
+            <w:r>
+              <w:t xml:space="preserve">다른 PC/이후에 GUI를 늦게 켜면 로봇 마커·"주행가능" 상태가 안 뜸(amcl_pose 레이스컨디션)</w:t>
+            </w:r>
+          </w:p>
+        </w:tc>
+        <w:tc>
+          <w:tcPr>
+            <w:tcW w:type="dxa" w:w="1500"/>
+          </w:tcPr>
+          <w:p>
+            <w:r>
+              <w:t xml:space="preserve">MAJOR</w:t>
+            </w:r>
+          </w:p>
+        </w:tc>
+        <w:tc>
+          <w:tcPr>
+            <w:tcW w:type="dxa" w:w="1500"/>
+          </w:tcPr>
+          <w:p>
+            <w:r>
+              <w:t xml:space="preserve">RESOLVED</w:t>
+            </w:r>
+          </w:p>
+        </w:tc>
+      </w:tr>
+      <w:tr>
+        <w:tc>
+          <w:tcPr>
+            <w:tcW w:type="dxa" w:w="1400"/>
+          </w:tcPr>
+          <w:p>
+            <w:r>
+              <w:t xml:space="preserve">TS-GUI-06</w:t>
+            </w:r>
+          </w:p>
+        </w:tc>
+        <w:tc>
+          <w:tcPr>
+            <w:tcW w:type="dxa" w:w="5346"/>
+          </w:tcPr>
+          <w:p>
+            <w:r>
+              <w:t xml:space="preserve">실시간관제 이벤트 로그 wordWrap 미동작, 공백 없는 긴 토큰 미줄바꿈</w:t>
+            </w:r>
+          </w:p>
+        </w:tc>
+        <w:tc>
+          <w:tcPr>
+            <w:tcW w:type="dxa" w:w="1500"/>
+          </w:tcPr>
+          <w:p>
+            <w:r>
+              <w:t xml:space="preserve">MINOR</w:t>
+            </w:r>
+          </w:p>
+        </w:tc>
+        <w:tc>
+          <w:tcPr>
+            <w:tcW w:type="dxa" w:w="1500"/>
+          </w:tcPr>
+          <w:p>
+            <w:r>
+              <w:t xml:space="preserve">RESOLVED</w:t>
+            </w:r>
+          </w:p>
+        </w:tc>
+      </w:tr>
+      <w:tr>
+        <w:tc>
+          <w:tcPr>
+            <w:tcW w:type="dxa" w:w="1400"/>
+          </w:tcPr>
+          <w:p>
+            <w:r>
+              <w:t xml:space="preserve">TS-GUI-07</w:t>
+            </w:r>
+          </w:p>
+        </w:tc>
+        <w:tc>
+          <w:tcPr>
+            <w:tcW w:type="dxa" w:w="5346"/>
+          </w:tcPr>
+          <w:p>
+            <w:r>
+              <w:t xml:space="preserve">웨이포인트 자동주행 중 원격제어 cmd_vel 미갱신 + 표시값 흔들림</w:t>
+            </w:r>
+          </w:p>
+        </w:tc>
+        <w:tc>
+          <w:tcPr>
+            <w:tcW w:type="dxa" w:w="1500"/>
+          </w:tcPr>
+          <w:p>
+            <w:r>
+              <w:t xml:space="preserve">MINOR</w:t>
+            </w:r>
+          </w:p>
+        </w:tc>
+        <w:tc>
+          <w:tcPr>
+            <w:tcW w:type="dxa" w:w="1500"/>
+          </w:tcPr>
+          <w:p>
+            <w:r>
+              <w:t xml:space="preserve">RESOLVED</w:t>
+            </w:r>
+          </w:p>
+        </w:tc>
+      </w:tr>
     </w:tbl>
     <w:p>
       <w:pPr>
@@ -3395,7 +3521,7 @@
                 <w:sz w:val="17"/>
                 <w:szCs w:val="17"/>
               </w:rPr>
-              <w:t>4 / 4 / 0</w:t>
+              <w:t xml:space="preserve">7 / 7 / 0</w:t>
             </w:r>
           </w:p>
         </w:tc>
@@ -13557,6 +13683,6207 @@
             </w:pPr>
             <w:r>
               <w:t>QLayoutItem을 순회하며 delete할 때 child-&gt;layout()이 non-null이면 child와 동일 객체이므로 별도 delete 금지, 루프 마지막의 delete child 하나로 끝내야 한다는 패턴을 팀에 공유. operationsoverviewpage.cpp의 동일 이름 함수는 항상 QWidget으로 감싸는 다른 구조라 이 버그가 없음을 확인함</w:t>
+            </w:r>
+          </w:p>
+        </w:tc>
+      </w:tr>
+    </w:tbl>
+    <w:p>
+      <w:pPr>
+        <w:pStyle w:val="Heading2"/>
+        <w:pBdr>
+          <w:left w:val="single" w:color="D9A441" w:sz="24" w:space="8"/>
+        </w:pBdr>
+        <w:spacing w:after="180" w:before="380" w:line="280"/>
+        <w:ind w:left="140"/>
+      </w:pPr>
+      <w:r>
+        <w:rPr>
+          <w:rFonts w:ascii="맑은 고딕" w:cs="맑은 고딕" w:eastAsia="맑은 고딕" w:hAnsi="맑은 고딕"/>
+          <w:b/>
+          <w:bCs/>
+          <w:color w:val="241B12"/>
+          <w:sz w:val="26"/>
+          <w:szCs w:val="26"/>
+        </w:rPr>
+        <w:t xml:space="preserve">4.5 TS-GUI-05 (amcl_pose 레이스컨디션 + QoS 불일치)</w:t>
+      </w:r>
+    </w:p>
+    <w:p>
+      <w:pPr>
+        <w:pStyle w:val="Heading3"/>
+        <w:spacing w:after="120" w:before="260" w:line="260"/>
+      </w:pPr>
+      <w:r>
+        <w:rPr>
+          <w:rFonts w:ascii="맑은 고딕" w:cs="맑은 고딕" w:eastAsia="맑은 고딕" w:hAnsi="맑은 고딕"/>
+          <w:b/>
+          <w:bCs/>
+          <w:color w:val="241B12"/>
+          <w:sz w:val="21"/>
+          <w:szCs w:val="21"/>
+        </w:rPr>
+        <w:t xml:space="preserve">개요</w:t>
+      </w:r>
+    </w:p>
+    <w:tbl>
+      <w:tblPr>
+        <w:tblW w:type="dxa" w:w="9746"/>
+        <w:tblBorders>
+          <w:top w:val="single" w:color="DEDEDE" w:sz="6"/>
+          <w:left w:val="single" w:color="DEDEDE" w:sz="6"/>
+          <w:bottom w:val="single" w:color="DEDEDE" w:sz="6"/>
+          <w:right w:val="single" w:color="DEDEDE" w:sz="6"/>
+          <w:insideH w:val="single" w:color="DEDEDE" w:sz="6"/>
+          <w:insideV w:val="single" w:color="DEDEDE" w:sz="6"/>
+        </w:tblBorders>
+      </w:tblPr>
+      <w:tblGrid>
+        <w:gridCol w:w="2600"/>
+        <w:gridCol w:w="7146"/>
+      </w:tblGrid>
+      <w:tr>
+        <w:trPr>
+          <w:tblHeader/>
+        </w:trPr>
+        <w:tc>
+          <w:tcPr>
+            <w:tcW w:type="dxa" w:w="2600"/>
+            <w:tcBorders>
+              <w:top w:val="single" w:color="49361D" w:sz="6"/>
+              <w:left w:val="single" w:color="49361D" w:sz="6"/>
+              <w:bottom w:val="single" w:color="49361D" w:sz="6"/>
+              <w:right w:val="single" w:color="49361D" w:sz="6"/>
+            </w:tcBorders>
+            <w:shd w:fill="241B12" w:color="auto" w:val="clear"/>
+            <w:tcMar>
+              <w:top w:type="dxa" w:w="90"/>
+              <w:left w:type="dxa" w:w="110"/>
+              <w:bottom w:type="dxa" w:w="90"/>
+              <w:right w:type="dxa" w:w="110"/>
+            </w:tcMar>
+            <w:vAlign w:val="center"/>
+          </w:tcPr>
+          <w:p>
+            <w:pPr>
+              <w:spacing w:after="0" w:before="0" w:line="260"/>
+            </w:pPr>
+            <w:r>
+              <w:rPr>
+                <w:rFonts w:ascii="맑은 고딕" w:cs="맑은 고딕" w:eastAsia="맑은 고딕" w:hAnsi="맑은 고딕"/>
+                <w:b/>
+                <w:bCs/>
+                <w:color w:val="F4CF87"/>
+                <w:sz w:val="17"/>
+                <w:szCs w:val="17"/>
+              </w:rPr>
+              <w:t xml:space="preserve">항목</w:t>
+            </w:r>
+          </w:p>
+        </w:tc>
+        <w:tc>
+          <w:tcPr>
+            <w:tcW w:type="dxa" w:w="7146"/>
+            <w:tcBorders>
+              <w:top w:val="single" w:color="49361D" w:sz="6"/>
+              <w:left w:val="single" w:color="49361D" w:sz="6"/>
+              <w:bottom w:val="single" w:color="49361D" w:sz="6"/>
+              <w:right w:val="single" w:color="49361D" w:sz="6"/>
+            </w:tcBorders>
+            <w:shd w:fill="241B12" w:color="auto" w:val="clear"/>
+            <w:tcMar>
+              <w:top w:type="dxa" w:w="90"/>
+              <w:left w:type="dxa" w:w="110"/>
+              <w:bottom w:type="dxa" w:w="90"/>
+              <w:right w:type="dxa" w:w="110"/>
+            </w:tcMar>
+            <w:vAlign w:val="center"/>
+          </w:tcPr>
+          <w:p>
+            <w:pPr>
+              <w:spacing w:after="0" w:before="0" w:line="260"/>
+            </w:pPr>
+            <w:r>
+              <w:rPr>
+                <w:rFonts w:ascii="맑은 고딕" w:cs="맑은 고딕" w:eastAsia="맑은 고딕" w:hAnsi="맑은 고딕"/>
+                <w:b/>
+                <w:bCs/>
+                <w:color w:val="F4CF87"/>
+                <w:sz w:val="17"/>
+                <w:szCs w:val="17"/>
+              </w:rPr>
+              <w:t xml:space="preserve">내용</w:t>
+            </w:r>
+          </w:p>
+        </w:tc>
+      </w:tr>
+      <w:tr>
+        <w:tc>
+          <w:tcPr>
+            <w:tcW w:type="dxa" w:w="2600"/>
+            <w:tcBorders>
+              <w:top w:val="single" w:color="DEDEDE" w:sz="6"/>
+              <w:left w:val="single" w:color="DEDEDE" w:sz="6"/>
+              <w:bottom w:val="single" w:color="DEDEDE" w:sz="6"/>
+              <w:right w:val="single" w:color="DEDEDE" w:sz="6"/>
+            </w:tcBorders>
+            <w:tcMar>
+              <w:top w:type="dxa" w:w="70"/>
+              <w:left w:type="dxa" w:w="110"/>
+              <w:bottom w:type="dxa" w:w="70"/>
+              <w:right w:type="dxa" w:w="110"/>
+            </w:tcMar>
+            <w:vAlign w:val="center"/>
+          </w:tcPr>
+          <w:p>
+            <w:pPr>
+              <w:spacing w:after="0" w:before="0" w:line="260"/>
+            </w:pPr>
+            <w:r>
+              <w:rPr>
+                <w:rFonts w:ascii="맑은 고딕" w:cs="맑은 고딕" w:eastAsia="맑은 고딕" w:hAnsi="맑은 고딕"/>
+                <w:color w:val="3C3429"/>
+                <w:sz w:val="17"/>
+                <w:szCs w:val="17"/>
+              </w:rPr>
+              <w:t xml:space="preserve">심각도 / 상태</w:t>
+            </w:r>
+          </w:p>
+        </w:tc>
+        <w:tc>
+          <w:tcPr>
+            <w:tcW w:type="dxa" w:w="7146"/>
+            <w:tcBorders>
+              <w:top w:val="single" w:color="DEDEDE" w:sz="6"/>
+              <w:left w:val="single" w:color="DEDEDE" w:sz="6"/>
+              <w:bottom w:val="single" w:color="DEDEDE" w:sz="6"/>
+              <w:right w:val="single" w:color="DEDEDE" w:sz="6"/>
+            </w:tcBorders>
+            <w:tcMar>
+              <w:top w:type="dxa" w:w="70"/>
+              <w:left w:type="dxa" w:w="110"/>
+              <w:bottom w:type="dxa" w:w="70"/>
+              <w:right w:type="dxa" w:w="110"/>
+            </w:tcMar>
+            <w:vAlign w:val="center"/>
+          </w:tcPr>
+          <w:p>
+            <w:pPr>
+              <w:spacing w:after="0" w:before="0" w:line="260"/>
+            </w:pPr>
+            <w:r>
+              <w:rPr>
+                <w:rFonts w:ascii="맑은 고딕" w:cs="맑은 고딕" w:eastAsia="맑은 고딕" w:hAnsi="맑은 고딕"/>
+                <w:color w:val="3C3429"/>
+                <w:sz w:val="17"/>
+                <w:szCs w:val="17"/>
+              </w:rPr>
+              <w:t xml:space="preserve">MAJOR / RESOLVED</w:t>
+            </w:r>
+          </w:p>
+        </w:tc>
+      </w:tr>
+      <w:tr>
+        <w:tc>
+          <w:tcPr>
+            <w:tcW w:type="dxa" w:w="2600"/>
+            <w:tcBorders>
+              <w:top w:val="single" w:color="DEDEDE" w:sz="6"/>
+              <w:left w:val="single" w:color="DEDEDE" w:sz="6"/>
+              <w:bottom w:val="single" w:color="DEDEDE" w:sz="6"/>
+              <w:right w:val="single" w:color="DEDEDE" w:sz="6"/>
+            </w:tcBorders>
+            <w:shd w:fill="FAFAFA" w:color="auto" w:val="clear"/>
+            <w:tcMar>
+              <w:top w:type="dxa" w:w="70"/>
+              <w:left w:type="dxa" w:w="110"/>
+              <w:bottom w:type="dxa" w:w="70"/>
+              <w:right w:type="dxa" w:w="110"/>
+            </w:tcMar>
+            <w:vAlign w:val="center"/>
+          </w:tcPr>
+          <w:p>
+            <w:pPr>
+              <w:spacing w:after="0" w:before="0" w:line="260"/>
+            </w:pPr>
+            <w:r>
+              <w:rPr>
+                <w:rFonts w:ascii="맑은 고딕" w:cs="맑은 고딕" w:eastAsia="맑은 고딕" w:hAnsi="맑은 고딕"/>
+                <w:color w:val="3C3429"/>
+                <w:sz w:val="17"/>
+                <w:szCs w:val="17"/>
+              </w:rPr>
+              <w:t xml:space="preserve">발생일 / 해결일</w:t>
+            </w:r>
+          </w:p>
+        </w:tc>
+        <w:tc>
+          <w:tcPr>
+            <w:tcW w:type="dxa" w:w="7146"/>
+            <w:tcBorders>
+              <w:top w:val="single" w:color="DEDEDE" w:sz="6"/>
+              <w:left w:val="single" w:color="DEDEDE" w:sz="6"/>
+              <w:bottom w:val="single" w:color="DEDEDE" w:sz="6"/>
+              <w:right w:val="single" w:color="DEDEDE" w:sz="6"/>
+            </w:tcBorders>
+            <w:shd w:fill="FAFAFA" w:color="auto" w:val="clear"/>
+            <w:tcMar>
+              <w:top w:type="dxa" w:w="70"/>
+              <w:left w:type="dxa" w:w="110"/>
+              <w:bottom w:type="dxa" w:w="70"/>
+              <w:right w:type="dxa" w:w="110"/>
+            </w:tcMar>
+            <w:vAlign w:val="center"/>
+          </w:tcPr>
+          <w:p>
+            <w:pPr>
+              <w:spacing w:after="0" w:before="0" w:line="260"/>
+            </w:pPr>
+            <w:r>
+              <w:rPr>
+                <w:rFonts w:ascii="맑은 고딕" w:cs="맑은 고딕" w:eastAsia="맑은 고딕" w:hAnsi="맑은 고딕"/>
+                <w:color w:val="3C3429"/>
+                <w:sz w:val="17"/>
+                <w:szCs w:val="17"/>
+              </w:rPr>
+              <w:t xml:space="preserve">2026-08-12 / 2026-08-12</w:t>
+            </w:r>
+          </w:p>
+        </w:tc>
+      </w:tr>
+      <w:tr>
+        <w:tc>
+          <w:tcPr>
+            <w:tcW w:type="dxa" w:w="2600"/>
+            <w:tcBorders>
+              <w:top w:val="single" w:color="DEDEDE" w:sz="6"/>
+              <w:left w:val="single" w:color="DEDEDE" w:sz="6"/>
+              <w:bottom w:val="single" w:color="DEDEDE" w:sz="6"/>
+              <w:right w:val="single" w:color="DEDEDE" w:sz="6"/>
+            </w:tcBorders>
+            <w:tcMar>
+              <w:top w:type="dxa" w:w="70"/>
+              <w:left w:type="dxa" w:w="110"/>
+              <w:bottom w:type="dxa" w:w="70"/>
+              <w:right w:type="dxa" w:w="110"/>
+            </w:tcMar>
+            <w:vAlign w:val="center"/>
+          </w:tcPr>
+          <w:p>
+            <w:pPr>
+              <w:spacing w:after="0" w:before="0" w:line="260"/>
+            </w:pPr>
+            <w:r>
+              <w:rPr>
+                <w:rFonts w:ascii="맑은 고딕" w:cs="맑은 고딕" w:eastAsia="맑은 고딕" w:hAnsi="맑은 고딕"/>
+                <w:color w:val="3C3429"/>
+                <w:sz w:val="17"/>
+                <w:szCs w:val="17"/>
+              </w:rPr>
+              <w:t xml:space="preserve">담당</w:t>
+            </w:r>
+          </w:p>
+        </w:tc>
+        <w:tc>
+          <w:tcPr>
+            <w:tcW w:type="dxa" w:w="7146"/>
+            <w:tcBorders>
+              <w:top w:val="single" w:color="DEDEDE" w:sz="6"/>
+              <w:left w:val="single" w:color="DEDEDE" w:sz="6"/>
+              <w:bottom w:val="single" w:color="DEDEDE" w:sz="6"/>
+              <w:right w:val="single" w:color="DEDEDE" w:sz="6"/>
+            </w:tcBorders>
+            <w:tcMar>
+              <w:top w:type="dxa" w:w="70"/>
+              <w:left w:type="dxa" w:w="110"/>
+              <w:bottom w:type="dxa" w:w="70"/>
+              <w:right w:type="dxa" w:w="110"/>
+            </w:tcMar>
+            <w:vAlign w:val="center"/>
+          </w:tcPr>
+          <w:p>
+            <w:pPr>
+              <w:spacing w:after="0" w:before="0" w:line="260"/>
+            </w:pPr>
+            <w:r>
+              <w:rPr>
+                <w:rFonts w:ascii="맑은 고딕" w:cs="맑은 고딕" w:eastAsia="맑은 고딕" w:hAnsi="맑은 고딕"/>
+                <w:color w:val="3C3429"/>
+                <w:sz w:val="17"/>
+                <w:szCs w:val="17"/>
+              </w:rPr>
+              <w:t xml:space="preserve">GUI 담당</w:t>
+            </w:r>
+          </w:p>
+        </w:tc>
+      </w:tr>
+      <w:tr>
+        <w:tc>
+          <w:tcPr>
+            <w:tcW w:type="dxa" w:w="2600"/>
+            <w:tcBorders>
+              <w:top w:val="single" w:color="DEDEDE" w:sz="6"/>
+              <w:left w:val="single" w:color="DEDEDE" w:sz="6"/>
+              <w:bottom w:val="single" w:color="DEDEDE" w:sz="6"/>
+              <w:right w:val="single" w:color="DEDEDE" w:sz="6"/>
+            </w:tcBorders>
+            <w:shd w:fill="FAFAFA" w:color="auto" w:val="clear"/>
+            <w:tcMar>
+              <w:top w:type="dxa" w:w="70"/>
+              <w:left w:type="dxa" w:w="110"/>
+              <w:bottom w:type="dxa" w:w="70"/>
+              <w:right w:type="dxa" w:w="110"/>
+            </w:tcMar>
+            <w:vAlign w:val="center"/>
+          </w:tcPr>
+          <w:p>
+            <w:pPr>
+              <w:spacing w:after="0" w:before="0" w:line="260"/>
+            </w:pPr>
+            <w:r>
+              <w:rPr>
+                <w:rFonts w:ascii="맑은 고딕" w:cs="맑은 고딕" w:eastAsia="맑은 고딕" w:hAnsi="맑은 고딕"/>
+                <w:color w:val="3C3429"/>
+                <w:sz w:val="17"/>
+                <w:szCs w:val="17"/>
+              </w:rPr>
+              <w:t xml:space="preserve">환경</w:t>
+            </w:r>
+          </w:p>
+        </w:tc>
+        <w:tc>
+          <w:tcPr>
+            <w:tcW w:type="dxa" w:w="7146"/>
+            <w:tcBorders>
+              <w:top w:val="single" w:color="DEDEDE" w:sz="6"/>
+              <w:left w:val="single" w:color="DEDEDE" w:sz="6"/>
+              <w:bottom w:val="single" w:color="DEDEDE" w:sz="6"/>
+              <w:right w:val="single" w:color="DEDEDE" w:sz="6"/>
+            </w:tcBorders>
+            <w:shd w:fill="FAFAFA" w:color="auto" w:val="clear"/>
+            <w:tcMar>
+              <w:top w:type="dxa" w:w="70"/>
+              <w:left w:type="dxa" w:w="110"/>
+              <w:bottom w:type="dxa" w:w="70"/>
+              <w:right w:type="dxa" w:w="110"/>
+            </w:tcMar>
+            <w:vAlign w:val="center"/>
+          </w:tcPr>
+          <w:p>
+            <w:pPr>
+              <w:spacing w:after="0" w:before="0" w:line="260"/>
+            </w:pPr>
+            <w:r>
+              <w:rPr>
+                <w:rFonts w:ascii="맑은 고딕" w:cs="맑은 고딕" w:eastAsia="맑은 고딕" w:hAnsi="맑은 고딕"/>
+                <w:color w:val="3C3429"/>
+                <w:sz w:val="17"/>
+                <w:szCs w:val="17"/>
+              </w:rPr>
+              <w:t xml:space="preserve">ROS 2 Humble · Nav2/AMCL · medirun_gui(웨이포인트관리·원격제어·실시간관제·운영현황·MissionController)</w:t>
+            </w:r>
+          </w:p>
+        </w:tc>
+      </w:tr>
+      <w:tr>
+        <w:tc>
+          <w:tcPr>
+            <w:tcW w:type="dxa" w:w="2600"/>
+            <w:tcBorders>
+              <w:top w:val="single" w:color="DEDEDE" w:sz="6"/>
+              <w:left w:val="single" w:color="DEDEDE" w:sz="6"/>
+              <w:bottom w:val="single" w:color="DEDEDE" w:sz="6"/>
+              <w:right w:val="single" w:color="DEDEDE" w:sz="6"/>
+            </w:tcBorders>
+            <w:tcMar>
+              <w:top w:type="dxa" w:w="70"/>
+              <w:left w:type="dxa" w:w="110"/>
+              <w:bottom w:type="dxa" w:w="70"/>
+              <w:right w:type="dxa" w:w="110"/>
+            </w:tcMar>
+            <w:vAlign w:val="center"/>
+          </w:tcPr>
+          <w:p>
+            <w:pPr>
+              <w:spacing w:after="0" w:before="0" w:line="260"/>
+            </w:pPr>
+            <w:r>
+              <w:rPr>
+                <w:rFonts w:ascii="맑은 고딕" w:cs="맑은 고딕" w:eastAsia="맑은 고딕" w:hAnsi="맑은 고딕"/>
+                <w:color w:val="3C3429"/>
+                <w:sz w:val="17"/>
+                <w:szCs w:val="17"/>
+              </w:rPr>
+              <w:t xml:space="preserve">관련</w:t>
+            </w:r>
+          </w:p>
+        </w:tc>
+        <w:tc>
+          <w:tcPr>
+            <w:tcW w:type="dxa" w:w="7146"/>
+            <w:tcBorders>
+              <w:top w:val="single" w:color="DEDEDE" w:sz="6"/>
+              <w:left w:val="single" w:color="DEDEDE" w:sz="6"/>
+              <w:bottom w:val="single" w:color="DEDEDE" w:sz="6"/>
+              <w:right w:val="single" w:color="DEDEDE" w:sz="6"/>
+            </w:tcBorders>
+            <w:tcMar>
+              <w:top w:type="dxa" w:w="70"/>
+              <w:left w:type="dxa" w:w="110"/>
+              <w:bottom w:type="dxa" w:w="70"/>
+              <w:right w:type="dxa" w:w="110"/>
+            </w:tcMar>
+            <w:vAlign w:val="center"/>
+          </w:tcPr>
+          <w:p>
+            <w:pPr>
+              <w:spacing w:after="0" w:before="0" w:line="260"/>
+            </w:pPr>
+            <w:r>
+              <w:rPr>
+                <w:rFonts w:ascii="맑은 고딕" w:cs="맑은 고딕" w:eastAsia="맑은 고딕" w:hAnsi="맑은 고딕"/>
+                <w:color w:val="3C3429"/>
+                <w:sz w:val="17"/>
+                <w:szCs w:val="17"/>
+              </w:rPr>
+              <w:t xml:space="preserve">연관 이슈 없음 / working tree(미커밋) / amcl_pose 구독 QoS·레이스컨디션 수정</w:t>
+            </w:r>
+          </w:p>
+        </w:tc>
+      </w:tr>
+    </w:tbl>
+    <w:p>
+      <w:pPr>
+        <w:pStyle w:val="Heading3"/>
+        <w:spacing w:after="120" w:before="260" w:line="260"/>
+      </w:pPr>
+      <w:r>
+        <w:rPr>
+          <w:rFonts w:ascii="맑은 고딕" w:cs="맑은 고딕" w:eastAsia="맑은 고딕" w:hAnsi="맑은 고딕"/>
+          <w:b/>
+          <w:bCs/>
+          <w:color w:val="241B12"/>
+          <w:sz w:val="21"/>
+          <w:szCs w:val="21"/>
+        </w:rPr>
+        <w:t xml:space="preserve">증상</w:t>
+      </w:r>
+    </w:p>
+    <w:p>
+      <w:pPr>
+        <w:spacing w:after="140" w:before="0" w:line="260"/>
+      </w:pPr>
+      <w:r>
+        <w:rPr>
+          <w:rFonts w:ascii="맑은 고딕" w:cs="맑은 고딕" w:eastAsia="맑은 고딕" w:hAnsi="맑은 고딕"/>
+          <w:color w:val="3C3429"/>
+          <w:sz w:val="17"/>
+          <w:szCs w:val="17"/>
+        </w:rPr>
+        <w:t xml:space="preserve">Nav2/AMCL이 이미 떠서 초기 위치까지 설정된 뒤 GUI를 나중에 켜면(또는 다른 PC에서 늦게 접속하면), 어느 페이지에서도 로봇 마커와 "주행가능" 상태가 뜨지 않았다. 로봇을 조금이라도 수동으로 움직이면 그제서야 마커가 나타났다.</w:t>
+      </w:r>
+    </w:p>
+    <w:tbl>
+      <w:tblPr>
+        <w:tblW w:type="dxa" w:w="9746"/>
+        <w:tblBorders>
+          <w:top w:val="single" w:color="DEDEDE" w:sz="6"/>
+          <w:left w:val="single" w:color="DEDEDE" w:sz="6"/>
+          <w:bottom w:val="single" w:color="DEDEDE" w:sz="6"/>
+          <w:right w:val="single" w:color="DEDEDE" w:sz="6"/>
+          <w:insideH w:val="single" w:color="DEDEDE" w:sz="6"/>
+          <w:insideV w:val="single" w:color="DEDEDE" w:sz="6"/>
+        </w:tblBorders>
+      </w:tblPr>
+      <w:tblGrid>
+        <w:gridCol w:w="9746"/>
+      </w:tblGrid>
+      <w:tr>
+        <w:tc>
+          <w:tcPr>
+            <w:tcW w:type="dxa" w:w="9746"/>
+            <w:tcBorders>
+              <w:top w:val="single" w:color="DEDEDE" w:sz="6"/>
+              <w:left w:val="single" w:color="DEDEDE" w:sz="6"/>
+              <w:bottom w:val="single" w:color="DEDEDE" w:sz="6"/>
+              <w:right w:val="single" w:color="DEDEDE" w:sz="6"/>
+            </w:tcBorders>
+            <w:shd w:fill="F7F8FA" w:color="auto" w:val="clear"/>
+            <w:tcMar>
+              <w:top w:type="dxa" w:w="140"/>
+              <w:left w:type="dxa" w:w="160"/>
+              <w:bottom w:type="dxa" w:w="140"/>
+              <w:right w:type="dxa" w:w="160"/>
+            </w:tcMar>
+          </w:tcPr>
+          <w:p>
+            <w:pPr>
+              <w:spacing w:after="20" w:line="240"/>
+            </w:pPr>
+            <w:r>
+              <w:rPr>
+                <w:rFonts w:ascii="Consolas" w:cs="Consolas" w:eastAsia="Consolas" w:hAnsi="Consolas"/>
+                <w:color w:val="3C3429"/>
+                <w:sz w:val="16"/>
+                <w:szCs w:val="16"/>
+              </w:rPr>
+              <w:t xml:space="preserve">$ ros2 topic info /amcl_pose --verbose</w:t>
+              <w:br/>
+              <w:t xml:space="preserve">→ amcl_pose가 TRANSIENT_LOCAL로 발행되는데 GUI 구독 QoS가 안 맞아 래치된 마지막 메시지를 받지 못하는 것으로 확인</w:t>
+            </w:r>
+          </w:p>
+        </w:tc>
+      </w:tr>
+    </w:tbl>
+    <w:p>
+      <w:pPr>
+        <w:pStyle w:val="Heading3"/>
+        <w:spacing w:after="120" w:before="260" w:line="260"/>
+      </w:pPr>
+      <w:r>
+        <w:rPr>
+          <w:rFonts w:ascii="맑은 고딕" w:cs="맑은 고딕" w:eastAsia="맑은 고딕" w:hAnsi="맑은 고딕"/>
+          <w:b/>
+          <w:bCs/>
+          <w:color w:val="241B12"/>
+          <w:sz w:val="21"/>
+          <w:szCs w:val="21"/>
+        </w:rPr>
+        <w:t xml:space="preserve">재현 절차</w:t>
+      </w:r>
+    </w:p>
+    <w:tbl>
+      <w:tblPr>
+        <w:tblW w:type="dxa" w:w="9746"/>
+        <w:tblBorders>
+          <w:top w:val="single" w:color="DEDEDE" w:sz="6"/>
+          <w:left w:val="single" w:color="DEDEDE" w:sz="6"/>
+          <w:bottom w:val="single" w:color="DEDEDE" w:sz="6"/>
+          <w:right w:val="single" w:color="DEDEDE" w:sz="6"/>
+          <w:insideH w:val="single" w:color="DEDEDE" w:sz="6"/>
+          <w:insideV w:val="single" w:color="DEDEDE" w:sz="6"/>
+        </w:tblBorders>
+      </w:tblPr>
+      <w:tblGrid>
+        <w:gridCol w:w="1500"/>
+        <w:gridCol w:w="3000"/>
+        <w:gridCol w:w="5246"/>
+      </w:tblGrid>
+      <w:tr>
+        <w:trPr>
+          <w:tblHeader/>
+        </w:trPr>
+        <w:tc>
+          <w:tcPr>
+            <w:tcW w:type="dxa" w:w="1500"/>
+            <w:tcBorders>
+              <w:top w:val="single" w:color="49361D" w:sz="6"/>
+              <w:left w:val="single" w:color="49361D" w:sz="6"/>
+              <w:bottom w:val="single" w:color="49361D" w:sz="6"/>
+              <w:right w:val="single" w:color="49361D" w:sz="6"/>
+            </w:tcBorders>
+            <w:shd w:fill="241B12" w:color="auto" w:val="clear"/>
+            <w:tcMar>
+              <w:top w:type="dxa" w:w="90"/>
+              <w:left w:type="dxa" w:w="110"/>
+              <w:bottom w:type="dxa" w:w="90"/>
+              <w:right w:type="dxa" w:w="110"/>
+            </w:tcMar>
+            <w:vAlign w:val="center"/>
+          </w:tcPr>
+          <w:p>
+            <w:pPr>
+              <w:spacing w:after="0" w:before="0" w:line="260"/>
+            </w:pPr>
+            <w:r>
+              <w:rPr>
+                <w:rFonts w:ascii="맑은 고딕" w:cs="맑은 고딕" w:eastAsia="맑은 고딕" w:hAnsi="맑은 고딕"/>
+                <w:b/>
+                <w:bCs/>
+                <w:color w:val="F4CF87"/>
+                <w:sz w:val="17"/>
+                <w:szCs w:val="17"/>
+              </w:rPr>
+              <w:t xml:space="preserve">#</w:t>
+            </w:r>
+          </w:p>
+        </w:tc>
+        <w:tc>
+          <w:tcPr>
+            <w:tcW w:type="dxa" w:w="3000"/>
+            <w:tcBorders>
+              <w:top w:val="single" w:color="49361D" w:sz="6"/>
+              <w:left w:val="single" w:color="49361D" w:sz="6"/>
+              <w:bottom w:val="single" w:color="49361D" w:sz="6"/>
+              <w:right w:val="single" w:color="49361D" w:sz="6"/>
+            </w:tcBorders>
+            <w:shd w:fill="241B12" w:color="auto" w:val="clear"/>
+            <w:tcMar>
+              <w:top w:type="dxa" w:w="90"/>
+              <w:left w:type="dxa" w:w="110"/>
+              <w:bottom w:type="dxa" w:w="90"/>
+              <w:right w:type="dxa" w:w="110"/>
+            </w:tcMar>
+            <w:vAlign w:val="center"/>
+          </w:tcPr>
+          <w:p>
+            <w:pPr>
+              <w:spacing w:after="0" w:before="0" w:line="260"/>
+            </w:pPr>
+            <w:r>
+              <w:rPr>
+                <w:rFonts w:ascii="맑은 고딕" w:cs="맑은 고딕" w:eastAsia="맑은 고딕" w:hAnsi="맑은 고딕"/>
+                <w:b/>
+                <w:bCs/>
+                <w:color w:val="F4CF87"/>
+                <w:sz w:val="17"/>
+                <w:szCs w:val="17"/>
+              </w:rPr>
+              <w:t xml:space="preserve">동작</w:t>
+            </w:r>
+          </w:p>
+        </w:tc>
+        <w:tc>
+          <w:tcPr>
+            <w:tcW w:type="dxa" w:w="5246"/>
+            <w:tcBorders>
+              <w:top w:val="single" w:color="49361D" w:sz="6"/>
+              <w:left w:val="single" w:color="49361D" w:sz="6"/>
+              <w:bottom w:val="single" w:color="49361D" w:sz="6"/>
+              <w:right w:val="single" w:color="49361D" w:sz="6"/>
+            </w:tcBorders>
+            <w:shd w:fill="241B12" w:color="auto" w:val="clear"/>
+            <w:tcMar>
+              <w:top w:type="dxa" w:w="90"/>
+              <w:left w:type="dxa" w:w="110"/>
+              <w:bottom w:type="dxa" w:w="90"/>
+              <w:right w:type="dxa" w:w="110"/>
+            </w:tcMar>
+            <w:vAlign w:val="center"/>
+          </w:tcPr>
+          <w:p>
+            <w:pPr>
+              <w:spacing w:after="0" w:before="0" w:line="260"/>
+            </w:pPr>
+            <w:r>
+              <w:rPr>
+                <w:rFonts w:ascii="맑은 고딕" w:cs="맑은 고딕" w:eastAsia="맑은 고딕" w:hAnsi="맑은 고딕"/>
+                <w:b/>
+                <w:bCs/>
+                <w:color w:val="F4CF87"/>
+                <w:sz w:val="17"/>
+                <w:szCs w:val="17"/>
+              </w:rPr>
+              <w:t xml:space="preserve">결과</w:t>
+            </w:r>
+          </w:p>
+        </w:tc>
+      </w:tr>
+      <w:tr>
+        <w:tc>
+          <w:tcPr>
+            <w:tcW w:type="dxa" w:w="1500"/>
+            <w:tcBorders>
+              <w:top w:val="single" w:color="DEDEDE" w:sz="6"/>
+              <w:left w:val="single" w:color="DEDEDE" w:sz="6"/>
+              <w:bottom w:val="single" w:color="DEDEDE" w:sz="6"/>
+              <w:right w:val="single" w:color="DEDEDE" w:sz="6"/>
+            </w:tcBorders>
+            <w:tcMar>
+              <w:top w:type="dxa" w:w="70"/>
+              <w:left w:type="dxa" w:w="110"/>
+              <w:bottom w:type="dxa" w:w="70"/>
+              <w:right w:type="dxa" w:w="110"/>
+            </w:tcMar>
+            <w:vAlign w:val="center"/>
+          </w:tcPr>
+          <w:p>
+            <w:pPr>
+              <w:spacing w:after="0" w:before="0" w:line="260"/>
+            </w:pPr>
+            <w:r>
+              <w:rPr>
+                <w:rFonts w:ascii="맑은 고딕" w:cs="맑은 고딕" w:eastAsia="맑은 고딕" w:hAnsi="맑은 고딕"/>
+                <w:color w:val="3C3429"/>
+                <w:sz w:val="17"/>
+                <w:szCs w:val="17"/>
+              </w:rPr>
+              <w:t xml:space="preserve">1</w:t>
+            </w:r>
+          </w:p>
+        </w:tc>
+        <w:tc>
+          <w:tcPr>
+            <w:tcW w:type="dxa" w:w="3000"/>
+            <w:tcBorders>
+              <w:top w:val="single" w:color="DEDEDE" w:sz="6"/>
+              <w:left w:val="single" w:color="DEDEDE" w:sz="6"/>
+              <w:bottom w:val="single" w:color="DEDEDE" w:sz="6"/>
+              <w:right w:val="single" w:color="DEDEDE" w:sz="6"/>
+            </w:tcBorders>
+            <w:tcMar>
+              <w:top w:type="dxa" w:w="70"/>
+              <w:left w:type="dxa" w:w="110"/>
+              <w:bottom w:type="dxa" w:w="70"/>
+              <w:right w:type="dxa" w:w="110"/>
+            </w:tcMar>
+            <w:vAlign w:val="center"/>
+          </w:tcPr>
+          <w:p>
+            <w:pPr>
+              <w:spacing w:after="0" w:before="0" w:line="260"/>
+            </w:pPr>
+            <w:r>
+              <w:t xml:space="preserve">run.sh로 Nav2+AMCL을 먼저 띄우고 초기 위치까지 설정한다</w:t>
+            </w:r>
+          </w:p>
+        </w:tc>
+        <w:tc>
+          <w:tcPr>
+            <w:tcW w:type="dxa" w:w="5246"/>
+            <w:tcBorders>
+              <w:top w:val="single" w:color="DEDEDE" w:sz="6"/>
+              <w:left w:val="single" w:color="DEDEDE" w:sz="6"/>
+              <w:bottom w:val="single" w:color="DEDEDE" w:sz="6"/>
+              <w:right w:val="single" w:color="DEDEDE" w:sz="6"/>
+            </w:tcBorders>
+            <w:tcMar>
+              <w:top w:type="dxa" w:w="70"/>
+              <w:left w:type="dxa" w:w="110"/>
+              <w:bottom w:type="dxa" w:w="70"/>
+              <w:right w:type="dxa" w:w="110"/>
+            </w:tcMar>
+            <w:vAlign w:val="center"/>
+          </w:tcPr>
+          <w:p>
+            <w:pPr>
+              <w:spacing w:after="0" w:before="0" w:line="260"/>
+            </w:pPr>
+            <w:r>
+              <w:t xml:space="preserve">amcl_pose가 이미 한 번 발행된 상태가 된다</w:t>
+            </w:r>
+          </w:p>
+        </w:tc>
+      </w:tr>
+      <w:tr>
+        <w:tc>
+          <w:tcPr>
+            <w:tcW w:type="dxa" w:w="1500"/>
+            <w:tcBorders>
+              <w:top w:val="single" w:color="DEDEDE" w:sz="6"/>
+              <w:left w:val="single" w:color="DEDEDE" w:sz="6"/>
+              <w:bottom w:val="single" w:color="DEDEDE" w:sz="6"/>
+              <w:right w:val="single" w:color="DEDEDE" w:sz="6"/>
+            </w:tcBorders>
+            <w:shd w:fill="FAFAFA" w:color="auto" w:val="clear"/>
+            <w:tcMar>
+              <w:top w:type="dxa" w:w="70"/>
+              <w:left w:type="dxa" w:w="110"/>
+              <w:bottom w:type="dxa" w:w="70"/>
+              <w:right w:type="dxa" w:w="110"/>
+            </w:tcMar>
+            <w:vAlign w:val="center"/>
+          </w:tcPr>
+          <w:p>
+            <w:pPr>
+              <w:spacing w:after="0" w:before="0" w:line="260"/>
+            </w:pPr>
+            <w:r>
+              <w:rPr>
+                <w:rFonts w:ascii="맑은 고딕" w:cs="맑은 고딕" w:eastAsia="맑은 고딕" w:hAnsi="맑은 고딕"/>
+                <w:color w:val="3C3429"/>
+                <w:sz w:val="17"/>
+                <w:szCs w:val="17"/>
+              </w:rPr>
+              <w:t xml:space="preserve">2</w:t>
+            </w:r>
+          </w:p>
+        </w:tc>
+        <w:tc>
+          <w:tcPr>
+            <w:tcW w:type="dxa" w:w="3000"/>
+            <w:tcBorders>
+              <w:top w:val="single" w:color="DEDEDE" w:sz="6"/>
+              <w:left w:val="single" w:color="DEDEDE" w:sz="6"/>
+              <w:bottom w:val="single" w:color="DEDEDE" w:sz="6"/>
+              <w:right w:val="single" w:color="DEDEDE" w:sz="6"/>
+            </w:tcBorders>
+            <w:shd w:fill="FAFAFA" w:color="auto" w:val="clear"/>
+            <w:tcMar>
+              <w:top w:type="dxa" w:w="70"/>
+              <w:left w:type="dxa" w:w="110"/>
+              <w:bottom w:type="dxa" w:w="70"/>
+              <w:right w:type="dxa" w:w="110"/>
+            </w:tcMar>
+            <w:vAlign w:val="center"/>
+          </w:tcPr>
+          <w:p>
+            <w:pPr>
+              <w:spacing w:after="0" w:before="0" w:line="260"/>
+            </w:pPr>
+            <w:r>
+              <w:t xml:space="preserve">그 후 medirun_gui_app을 실행하고 웨이포인트관리/원격제어 페이지를 연다</w:t>
+            </w:r>
+          </w:p>
+        </w:tc>
+        <w:tc>
+          <w:tcPr>
+            <w:tcW w:type="dxa" w:w="5246"/>
+            <w:tcBorders>
+              <w:top w:val="single" w:color="DEDEDE" w:sz="6"/>
+              <w:left w:val="single" w:color="DEDEDE" w:sz="6"/>
+              <w:bottom w:val="single" w:color="DEDEDE" w:sz="6"/>
+              <w:right w:val="single" w:color="DEDEDE" w:sz="6"/>
+            </w:tcBorders>
+            <w:shd w:fill="FAFAFA" w:color="auto" w:val="clear"/>
+            <w:tcMar>
+              <w:top w:type="dxa" w:w="70"/>
+              <w:left w:type="dxa" w:w="110"/>
+              <w:bottom w:type="dxa" w:w="70"/>
+              <w:right w:type="dxa" w:w="110"/>
+            </w:tcMar>
+            <w:vAlign w:val="center"/>
+          </w:tcPr>
+          <w:p>
+            <w:pPr>
+              <w:spacing w:after="0" w:before="0" w:line="260"/>
+            </w:pPr>
+            <w:r>
+              <w:t xml:space="preserve">로봇 마커가 안 뜨고 "주행 불가"로 남는다</w:t>
+            </w:r>
+          </w:p>
+        </w:tc>
+      </w:tr>
+      <w:tr>
+        <w:tc>
+          <w:tcPr>
+            <w:tcW w:type="dxa" w:w="1500"/>
+            <w:tcBorders>
+              <w:top w:val="single" w:color="DEDEDE" w:sz="6"/>
+              <w:left w:val="single" w:color="DEDEDE" w:sz="6"/>
+              <w:bottom w:val="single" w:color="DEDEDE" w:sz="6"/>
+              <w:right w:val="single" w:color="DEDEDE" w:sz="6"/>
+            </w:tcBorders>
+            <w:tcMar>
+              <w:top w:type="dxa" w:w="70"/>
+              <w:left w:type="dxa" w:w="110"/>
+              <w:bottom w:type="dxa" w:w="70"/>
+              <w:right w:type="dxa" w:w="110"/>
+            </w:tcMar>
+            <w:vAlign w:val="center"/>
+          </w:tcPr>
+          <w:p>
+            <w:pPr>
+              <w:spacing w:after="0" w:before="0" w:line="260"/>
+            </w:pPr>
+            <w:r>
+              <w:rPr>
+                <w:rFonts w:ascii="맑은 고딕" w:cs="맑은 고딕" w:eastAsia="맑은 고딕" w:hAnsi="맑은 고딕"/>
+                <w:color w:val="3C3429"/>
+                <w:sz w:val="17"/>
+                <w:szCs w:val="17"/>
+              </w:rPr>
+              <w:t xml:space="preserve">3</w:t>
+            </w:r>
+          </w:p>
+        </w:tc>
+        <w:tc>
+          <w:tcPr>
+            <w:tcW w:type="dxa" w:w="3000"/>
+            <w:tcBorders>
+              <w:top w:val="single" w:color="DEDEDE" w:sz="6"/>
+              <w:left w:val="single" w:color="DEDEDE" w:sz="6"/>
+              <w:bottom w:val="single" w:color="DEDEDE" w:sz="6"/>
+              <w:right w:val="single" w:color="DEDEDE" w:sz="6"/>
+            </w:tcBorders>
+            <w:tcMar>
+              <w:top w:type="dxa" w:w="70"/>
+              <w:left w:type="dxa" w:w="110"/>
+              <w:bottom w:type="dxa" w:w="70"/>
+              <w:right w:type="dxa" w:w="110"/>
+            </w:tcMar>
+            <w:vAlign w:val="center"/>
+          </w:tcPr>
+          <w:p>
+            <w:pPr>
+              <w:spacing w:after="0" w:before="0" w:line="260"/>
+            </w:pPr>
+            <w:r>
+              <w:t xml:space="preserve">로봇을 수동으로 조금 움직인다</w:t>
+            </w:r>
+          </w:p>
+        </w:tc>
+        <w:tc>
+          <w:tcPr>
+            <w:tcW w:type="dxa" w:w="5246"/>
+            <w:tcBorders>
+              <w:top w:val="single" w:color="DEDEDE" w:sz="6"/>
+              <w:left w:val="single" w:color="DEDEDE" w:sz="6"/>
+              <w:bottom w:val="single" w:color="DEDEDE" w:sz="6"/>
+              <w:right w:val="single" w:color="DEDEDE" w:sz="6"/>
+            </w:tcBorders>
+            <w:tcMar>
+              <w:top w:type="dxa" w:w="70"/>
+              <w:left w:type="dxa" w:w="110"/>
+              <w:bottom w:type="dxa" w:w="70"/>
+              <w:right w:type="dxa" w:w="110"/>
+            </w:tcMar>
+            <w:vAlign w:val="center"/>
+          </w:tcPr>
+          <w:p>
+            <w:pPr>
+              <w:spacing w:after="0" w:before="0" w:line="260"/>
+            </w:pPr>
+            <w:r>
+              <w:t xml:space="preserve">그제서야 마커가 뜬다</w:t>
+            </w:r>
+          </w:p>
+        </w:tc>
+      </w:tr>
+    </w:tbl>
+    <w:p>
+      <w:pPr>
+        <w:spacing w:after="140" w:before="0" w:line="260"/>
+      </w:pPr>
+      <w:r>
+        <w:rPr>
+          <w:rFonts w:ascii="맑은 고딕" w:cs="맑은 고딕" w:eastAsia="맑은 고딕" w:hAnsi="맑은 고딕"/>
+          <w:color w:val="3C3429"/>
+          <w:sz w:val="17"/>
+          <w:szCs w:val="17"/>
+        </w:rPr>
+        <w:t xml:space="preserve">재현율: 재현 시마다 확인</w:t>
+      </w:r>
+    </w:p>
+    <w:p>
+      <w:pPr>
+        <w:pStyle w:val="Heading3"/>
+        <w:spacing w:after="120" w:before="260" w:line="260"/>
+      </w:pPr>
+      <w:r>
+        <w:rPr>
+          <w:rFonts w:ascii="맑은 고딕" w:cs="맑은 고딕" w:eastAsia="맑은 고딕" w:hAnsi="맑은 고딕"/>
+          <w:b/>
+          <w:bCs/>
+          <w:color w:val="241B12"/>
+          <w:sz w:val="21"/>
+          <w:szCs w:val="21"/>
+        </w:rPr>
+        <w:t xml:space="preserve">진단 과정</w:t>
+      </w:r>
+    </w:p>
+    <w:tbl>
+      <w:tblPr>
+        <w:tblW w:type="dxa" w:w="9746"/>
+        <w:tblBorders>
+          <w:top w:val="single" w:color="DEDEDE" w:sz="6"/>
+          <w:left w:val="single" w:color="DEDEDE" w:sz="6"/>
+          <w:bottom w:val="single" w:color="DEDEDE" w:sz="6"/>
+          <w:right w:val="single" w:color="DEDEDE" w:sz="6"/>
+          <w:insideH w:val="single" w:color="DEDEDE" w:sz="6"/>
+          <w:insideV w:val="single" w:color="DEDEDE" w:sz="6"/>
+        </w:tblBorders>
+      </w:tblPr>
+      <w:tblGrid>
+        <w:gridCol w:w="1500"/>
+        <w:gridCol w:w="3000"/>
+        <w:gridCol w:w="5246"/>
+      </w:tblGrid>
+      <w:tr>
+        <w:trPr>
+          <w:tblHeader/>
+        </w:trPr>
+        <w:tc>
+          <w:tcPr>
+            <w:tcW w:type="dxa" w:w="1500"/>
+            <w:tcBorders>
+              <w:top w:val="single" w:color="49361D" w:sz="6"/>
+              <w:left w:val="single" w:color="49361D" w:sz="6"/>
+              <w:bottom w:val="single" w:color="49361D" w:sz="6"/>
+              <w:right w:val="single" w:color="49361D" w:sz="6"/>
+            </w:tcBorders>
+            <w:shd w:fill="241B12" w:color="auto" w:val="clear"/>
+            <w:tcMar>
+              <w:top w:type="dxa" w:w="90"/>
+              <w:left w:type="dxa" w:w="110"/>
+              <w:bottom w:type="dxa" w:w="90"/>
+              <w:right w:type="dxa" w:w="110"/>
+            </w:tcMar>
+            <w:vAlign w:val="center"/>
+          </w:tcPr>
+          <w:p>
+            <w:pPr>
+              <w:spacing w:after="0" w:before="0" w:line="260"/>
+            </w:pPr>
+            <w:r>
+              <w:rPr>
+                <w:rFonts w:ascii="맑은 고딕" w:cs="맑은 고딕" w:eastAsia="맑은 고딕" w:hAnsi="맑은 고딕"/>
+                <w:b/>
+                <w:bCs/>
+                <w:color w:val="F4CF87"/>
+                <w:sz w:val="17"/>
+                <w:szCs w:val="17"/>
+              </w:rPr>
+              <w:t xml:space="preserve">가설</w:t>
+            </w:r>
+          </w:p>
+        </w:tc>
+        <w:tc>
+          <w:tcPr>
+            <w:tcW w:type="dxa" w:w="3000"/>
+            <w:tcBorders>
+              <w:top w:val="single" w:color="49361D" w:sz="6"/>
+              <w:left w:val="single" w:color="49361D" w:sz="6"/>
+              <w:bottom w:val="single" w:color="49361D" w:sz="6"/>
+              <w:right w:val="single" w:color="49361D" w:sz="6"/>
+            </w:tcBorders>
+            <w:shd w:fill="241B12" w:color="auto" w:val="clear"/>
+            <w:tcMar>
+              <w:top w:type="dxa" w:w="90"/>
+              <w:left w:type="dxa" w:w="110"/>
+              <w:bottom w:type="dxa" w:w="90"/>
+              <w:right w:type="dxa" w:w="110"/>
+            </w:tcMar>
+            <w:vAlign w:val="center"/>
+          </w:tcPr>
+          <w:p>
+            <w:pPr>
+              <w:spacing w:after="0" w:before="0" w:line="260"/>
+            </w:pPr>
+            <w:r>
+              <w:rPr>
+                <w:rFonts w:ascii="맑은 고딕" w:cs="맑은 고딕" w:eastAsia="맑은 고딕" w:hAnsi="맑은 고딕"/>
+                <w:b/>
+                <w:bCs/>
+                <w:color w:val="F4CF87"/>
+                <w:sz w:val="17"/>
+                <w:szCs w:val="17"/>
+              </w:rPr>
+              <w:t xml:space="preserve">확인 방법</w:t>
+            </w:r>
+          </w:p>
+        </w:tc>
+        <w:tc>
+          <w:tcPr>
+            <w:tcW w:type="dxa" w:w="5246"/>
+            <w:tcBorders>
+              <w:top w:val="single" w:color="49361D" w:sz="6"/>
+              <w:left w:val="single" w:color="49361D" w:sz="6"/>
+              <w:bottom w:val="single" w:color="49361D" w:sz="6"/>
+              <w:right w:val="single" w:color="49361D" w:sz="6"/>
+            </w:tcBorders>
+            <w:shd w:fill="241B12" w:color="auto" w:val="clear"/>
+            <w:tcMar>
+              <w:top w:type="dxa" w:w="90"/>
+              <w:left w:type="dxa" w:w="110"/>
+              <w:bottom w:type="dxa" w:w="90"/>
+              <w:right w:type="dxa" w:w="110"/>
+            </w:tcMar>
+            <w:vAlign w:val="center"/>
+          </w:tcPr>
+          <w:p>
+            <w:pPr>
+              <w:spacing w:after="0" w:before="0" w:line="260"/>
+            </w:pPr>
+            <w:r>
+              <w:rPr>
+                <w:rFonts w:ascii="맑은 고딕" w:cs="맑은 고딕" w:eastAsia="맑은 고딕" w:hAnsi="맑은 고딕"/>
+                <w:b/>
+                <w:bCs/>
+                <w:color w:val="F4CF87"/>
+                <w:sz w:val="17"/>
+                <w:szCs w:val="17"/>
+              </w:rPr>
+              <w:t xml:space="preserve">결과</w:t>
+            </w:r>
+          </w:p>
+        </w:tc>
+      </w:tr>
+      <w:tr>
+        <w:tc>
+          <w:tcPr>
+            <w:tcW w:type="dxa" w:w="1500"/>
+            <w:tcBorders>
+              <w:top w:val="single" w:color="DEDEDE" w:sz="6"/>
+              <w:left w:val="single" w:color="DEDEDE" w:sz="6"/>
+              <w:bottom w:val="single" w:color="DEDEDE" w:sz="6"/>
+              <w:right w:val="single" w:color="DEDEDE" w:sz="6"/>
+            </w:tcBorders>
+            <w:tcMar>
+              <w:top w:type="dxa" w:w="70"/>
+              <w:left w:type="dxa" w:w="110"/>
+              <w:bottom w:type="dxa" w:w="70"/>
+              <w:right w:type="dxa" w:w="110"/>
+            </w:tcMar>
+            <w:vAlign w:val="center"/>
+          </w:tcPr>
+          <w:p>
+            <w:pPr>
+              <w:spacing w:after="0" w:before="0" w:line="260"/>
+            </w:pPr>
+            <w:r>
+              <w:t xml:space="preserve">amcl_pose 구독 QoS가 안 맞는다</w:t>
+            </w:r>
+          </w:p>
+        </w:tc>
+        <w:tc>
+          <w:tcPr>
+            <w:tcW w:type="dxa" w:w="3000"/>
+            <w:tcBorders>
+              <w:top w:val="single" w:color="DEDEDE" w:sz="6"/>
+              <w:left w:val="single" w:color="DEDEDE" w:sz="6"/>
+              <w:bottom w:val="single" w:color="DEDEDE" w:sz="6"/>
+              <w:right w:val="single" w:color="DEDEDE" w:sz="6"/>
+            </w:tcBorders>
+            <w:tcMar>
+              <w:top w:type="dxa" w:w="70"/>
+              <w:left w:type="dxa" w:w="110"/>
+              <w:bottom w:type="dxa" w:w="70"/>
+              <w:right w:type="dxa" w:w="110"/>
+            </w:tcMar>
+            <w:vAlign w:val="center"/>
+          </w:tcPr>
+          <w:p>
+            <w:pPr>
+              <w:spacing w:after="0" w:before="0" w:line="260"/>
+            </w:pPr>
+            <w:r>
+              <w:t xml:space="preserve">ros2 topic info /amcl_pose --verbose로 확인</w:t>
+            </w:r>
+          </w:p>
+        </w:tc>
+        <w:tc>
+          <w:tcPr>
+            <w:tcW w:type="dxa" w:w="5246"/>
+            <w:tcBorders>
+              <w:top w:val="single" w:color="DEDEDE" w:sz="6"/>
+              <w:left w:val="single" w:color="DEDEDE" w:sz="6"/>
+              <w:bottom w:val="single" w:color="DEDEDE" w:sz="6"/>
+              <w:right w:val="single" w:color="DEDEDE" w:sz="6"/>
+            </w:tcBorders>
+            <w:tcMar>
+              <w:top w:type="dxa" w:w="70"/>
+              <w:left w:type="dxa" w:w="110"/>
+              <w:bottom w:type="dxa" w:w="70"/>
+              <w:right w:type="dxa" w:w="110"/>
+            </w:tcMar>
+            <w:vAlign w:val="center"/>
+          </w:tcPr>
+          <w:p>
+            <w:pPr>
+              <w:spacing w:after="0" w:before="0" w:line="260"/>
+            </w:pPr>
+            <w:r>
+              <w:rPr>
+                <w:rFonts w:ascii="맑은 고딕" w:cs="맑은 고딕" w:eastAsia="맑은 고딕" w:hAnsi="맑은 고딕"/>
+                <w:color w:val="3C3429"/>
+                <w:sz w:val="17"/>
+                <w:szCs w:val="17"/>
+              </w:rPr>
+              <w:t xml:space="preserve">맞음 — amcl은 TRANSIENT_LOCAL(KEEP_LAST 1)로 발행, GUI는 기본 VOLATILE로 구독해 래치된 메시지를 못 받음</w:t>
+            </w:r>
+          </w:p>
+        </w:tc>
+      </w:tr>
+      <w:tr>
+        <w:tc>
+          <w:tcPr>
+            <w:tcW w:type="dxa" w:w="1500"/>
+            <w:tcBorders>
+              <w:top w:val="single" w:color="DEDEDE" w:sz="6"/>
+              <w:left w:val="single" w:color="DEDEDE" w:sz="6"/>
+              <w:bottom w:val="single" w:color="DEDEDE" w:sz="6"/>
+              <w:right w:val="single" w:color="DEDEDE" w:sz="6"/>
+            </w:tcBorders>
+            <w:shd w:fill="FAFAFA" w:color="auto" w:val="clear"/>
+            <w:tcMar>
+              <w:top w:type="dxa" w:w="70"/>
+              <w:left w:type="dxa" w:w="110"/>
+              <w:bottom w:type="dxa" w:w="70"/>
+              <w:right w:type="dxa" w:w="110"/>
+            </w:tcMar>
+            <w:vAlign w:val="center"/>
+          </w:tcPr>
+          <w:p>
+            <w:pPr>
+              <w:spacing w:after="0" w:before="0" w:line="260"/>
+            </w:pPr>
+            <w:r>
+              <w:t xml:space="preserve">QoS를 맞춰도 안 된다</w:t>
+            </w:r>
+          </w:p>
+        </w:tc>
+        <w:tc>
+          <w:tcPr>
+            <w:tcW w:type="dxa" w:w="3000"/>
+            <w:tcBorders>
+              <w:top w:val="single" w:color="DEDEDE" w:sz="6"/>
+              <w:left w:val="single" w:color="DEDEDE" w:sz="6"/>
+              <w:bottom w:val="single" w:color="DEDEDE" w:sz="6"/>
+              <w:right w:val="single" w:color="DEDEDE" w:sz="6"/>
+            </w:tcBorders>
+            <w:shd w:fill="FAFAFA" w:color="auto" w:val="clear"/>
+            <w:tcMar>
+              <w:top w:type="dxa" w:w="70"/>
+              <w:left w:type="dxa" w:w="110"/>
+              <w:bottom w:type="dxa" w:w="70"/>
+              <w:right w:type="dxa" w:w="110"/>
+            </w:tcMar>
+            <w:vAlign w:val="center"/>
+          </w:tcPr>
+          <w:p>
+            <w:pPr>
+              <w:spacing w:after="0" w:before="0" w:line="260"/>
+            </w:pPr>
+            <w:r>
+              <w:t xml:space="preserve">시그널 연결 시점 추적</w:t>
+            </w:r>
+          </w:p>
+        </w:tc>
+        <w:tc>
+          <w:tcPr>
+            <w:tcW w:type="dxa" w:w="5246"/>
+            <w:tcBorders>
+              <w:top w:val="single" w:color="DEDEDE" w:sz="6"/>
+              <w:left w:val="single" w:color="DEDEDE" w:sz="6"/>
+              <w:bottom w:val="single" w:color="DEDEDE" w:sz="6"/>
+              <w:right w:val="single" w:color="DEDEDE" w:sz="6"/>
+            </w:tcBorders>
+            <w:shd w:fill="FAFAFA" w:color="auto" w:val="clear"/>
+            <w:tcMar>
+              <w:top w:type="dxa" w:w="70"/>
+              <w:left w:type="dxa" w:w="110"/>
+              <w:bottom w:type="dxa" w:w="70"/>
+              <w:right w:type="dxa" w:w="110"/>
+            </w:tcMar>
+            <w:vAlign w:val="center"/>
+          </w:tcPr>
+          <w:p>
+            <w:pPr>
+              <w:spacing w:after="0" w:before="0" w:line="260"/>
+            </w:pPr>
+            <w:r>
+              <w:rPr>
+                <w:rFonts w:ascii="맑은 고딕" w:cs="맑은 고딕" w:eastAsia="맑은 고딕" w:hAnsi="맑은 고딕"/>
+                <w:color w:val="3C3429"/>
+                <w:sz w:val="17"/>
+                <w:szCs w:val="17"/>
+              </w:rPr>
+              <w:t xml:space="preserve">맞음 — 로그인 전, 페이지가 존재하기도 전에 시그널이 한 번 지나가버려 아무도 못 받는 레이스</w:t>
+            </w:r>
+          </w:p>
+        </w:tc>
+      </w:tr>
+      <w:tr>
+        <w:tc>
+          <w:tcPr>
+            <w:tcW w:type="dxa" w:w="1500"/>
+            <w:tcBorders>
+              <w:top w:val="single" w:color="DEDEDE" w:sz="6"/>
+              <w:left w:val="single" w:color="DEDEDE" w:sz="6"/>
+              <w:bottom w:val="single" w:color="DEDEDE" w:sz="6"/>
+              <w:right w:val="single" w:color="DEDEDE" w:sz="6"/>
+            </w:tcBorders>
+            <w:shd w:fill="FAFAFA" w:color="auto" w:val="clear"/>
+            <w:tcMar>
+              <w:top w:type="dxa" w:w="70"/>
+              <w:left w:type="dxa" w:w="110"/>
+              <w:bottom w:type="dxa" w:w="70"/>
+              <w:right w:type="dxa" w:w="110"/>
+            </w:tcMar>
+            <w:vAlign w:val="center"/>
+          </w:tcPr>
+          <w:p>
+            <w:pPr>
+              <w:spacing w:after="0" w:before="0" w:line="260"/>
+            </w:pPr>
+            <w:r>
+              <w:t xml:space="preserve">LiveControlPage는 지도가 안 떠서 무시된다</w:t>
+            </w:r>
+          </w:p>
+        </w:tc>
+        <w:tc>
+          <w:tcPr>
+            <w:tcW w:type="dxa" w:w="3000"/>
+            <w:tcBorders>
+              <w:top w:val="single" w:color="DEDEDE" w:sz="6"/>
+              <w:left w:val="single" w:color="DEDEDE" w:sz="6"/>
+              <w:bottom w:val="single" w:color="DEDEDE" w:sz="6"/>
+              <w:right w:val="single" w:color="DEDEDE" w:sz="6"/>
+            </w:tcBorders>
+            <w:shd w:fill="FAFAFA" w:color="auto" w:val="clear"/>
+            <w:tcMar>
+              <w:top w:type="dxa" w:w="70"/>
+              <w:left w:type="dxa" w:w="110"/>
+              <w:bottom w:type="dxa" w:w="70"/>
+              <w:right w:type="dxa" w:w="110"/>
+            </w:tcMar>
+            <w:vAlign w:val="center"/>
+          </w:tcPr>
+          <w:p>
+            <w:pPr>
+              <w:spacing w:after="0" w:before="0" w:line="260"/>
+            </w:pPr>
+            <w:r>
+              <w:t xml:space="preserve">생성자 호출 순서 추적</w:t>
+            </w:r>
+          </w:p>
+        </w:tc>
+        <w:tc>
+          <w:tcPr>
+            <w:tcW w:type="dxa" w:w="5246"/>
+            <w:tcBorders>
+              <w:top w:val="single" w:color="DEDEDE" w:sz="6"/>
+              <w:left w:val="single" w:color="DEDEDE" w:sz="6"/>
+              <w:bottom w:val="single" w:color="DEDEDE" w:sz="6"/>
+              <w:right w:val="single" w:color="DEDEDE" w:sz="6"/>
+            </w:tcBorders>
+            <w:shd w:fill="FAFAFA" w:color="auto" w:val="clear"/>
+            <w:tcMar>
+              <w:top w:type="dxa" w:w="70"/>
+              <w:left w:type="dxa" w:w="110"/>
+              <w:bottom w:type="dxa" w:w="70"/>
+              <w:right w:type="dxa" w:w="110"/>
+            </w:tcMar>
+            <w:vAlign w:val="center"/>
+          </w:tcPr>
+          <w:p>
+            <w:pPr>
+              <w:spacing w:after="0" w:before="0" w:line="260"/>
+            </w:pPr>
+            <w:r>
+              <w:rPr>
+                <w:rFonts w:ascii="맑은 고딕" w:cs="맑은 고딕" w:eastAsia="맑은 고딕" w:hAnsi="맑은 고딕"/>
+                <w:color w:val="3C3429"/>
+                <w:sz w:val="17"/>
+                <w:szCs w:val="17"/>
+              </w:rPr>
+              <w:t xml:space="preserve">맞음 — setNavigationService()가 setWaypointRepository()보다 먼저 불려서 동기화 시점에 m_mapMeta.valid==false로 무시됨</w:t>
+            </w:r>
+          </w:p>
+        </w:tc>
+      </w:tr>
+    </w:tbl>
+    <w:p>
+      <w:pPr>
+        <w:pStyle w:val="Heading3"/>
+        <w:spacing w:after="120" w:before="260" w:line="260"/>
+      </w:pPr>
+      <w:r>
+        <w:rPr>
+          <w:rFonts w:ascii="맑은 고딕" w:cs="맑은 고딕" w:eastAsia="맑은 고딕" w:hAnsi="맑은 고딕"/>
+          <w:b/>
+          <w:bCs/>
+          <w:color w:val="241B12"/>
+          <w:sz w:val="21"/>
+          <w:szCs w:val="21"/>
+        </w:rPr>
+        <w:t xml:space="preserve">원인</w:t>
+      </w:r>
+    </w:p>
+    <w:p>
+      <w:pPr>
+        <w:spacing w:after="140" w:before="0" w:line="260"/>
+      </w:pPr>
+      <w:r>
+        <w:rPr>
+          <w:rFonts w:ascii="맑은 고딕" w:cs="맑은 고딕" w:eastAsia="맑은 고딕" w:hAnsi="맑은 고딕"/>
+          <w:color w:val="3C3429"/>
+          <w:sz w:val="17"/>
+          <w:szCs w:val="17"/>
+        </w:rPr>
+        <w:t xml:space="preserve">확인됨. (1) amcl이 /amcl_pose를 TRANSIENT_LOCAL로 발행하는데 GUI 구독이 기본 VOLATILE이라 QoS 불일치로 래치된 메시지를 못 받는 문제, (2) QoS를 맞춘 뒤에도 앱 시작 직후(로그인 전, 페이지가 존재하기도 전) 시그널이 한 번 지나가버리면 아무도 구독하지 않은 채로 유실되는 레이스 컨디션, (3) LiveControlPage는 setNavigationService()가 setWaypointRepository()보다 먼저 호출되는 생성자 순서 때문에 동기화 시점에 지도가 아직 유효하지 않아 무시되는 문제, 세 가지가 겹쳐 있었다.</w:t>
+      </w:r>
+    </w:p>
+    <w:p>
+      <w:pPr>
+        <w:pStyle w:val="Heading3"/>
+        <w:spacing w:after="120" w:before="260" w:line="260"/>
+      </w:pPr>
+      <w:r>
+        <w:rPr>
+          <w:rFonts w:ascii="맑은 고딕" w:cs="맑은 고딕" w:eastAsia="맑은 고딕" w:hAnsi="맑은 고딕"/>
+          <w:b/>
+          <w:bCs/>
+          <w:color w:val="241B12"/>
+          <w:sz w:val="21"/>
+          <w:szCs w:val="21"/>
+        </w:rPr>
+        <w:t xml:space="preserve">조치</w:t>
+      </w:r>
+    </w:p>
+    <w:tbl>
+      <w:tblPr>
+        <w:tblW w:type="dxa" w:w="9746"/>
+        <w:tblBorders>
+          <w:top w:val="single" w:color="DEDEDE" w:sz="6"/>
+          <w:left w:val="single" w:color="DEDEDE" w:sz="6"/>
+          <w:bottom w:val="single" w:color="DEDEDE" w:sz="6"/>
+          <w:right w:val="single" w:color="DEDEDE" w:sz="6"/>
+          <w:insideH w:val="single" w:color="DEDEDE" w:sz="6"/>
+          <w:insideV w:val="single" w:color="DEDEDE" w:sz="6"/>
+        </w:tblBorders>
+      </w:tblPr>
+      <w:tblGrid>
+        <w:gridCol w:w="1500"/>
+        <w:gridCol w:w="3000"/>
+        <w:gridCol w:w="5246"/>
+      </w:tblGrid>
+      <w:tr>
+        <w:trPr>
+          <w:tblHeader/>
+        </w:trPr>
+        <w:tc>
+          <w:tcPr>
+            <w:tcW w:type="dxa" w:w="1500"/>
+            <w:tcBorders>
+              <w:top w:val="single" w:color="49361D" w:sz="6"/>
+              <w:left w:val="single" w:color="49361D" w:sz="6"/>
+              <w:bottom w:val="single" w:color="49361D" w:sz="6"/>
+              <w:right w:val="single" w:color="49361D" w:sz="6"/>
+            </w:tcBorders>
+            <w:shd w:fill="241B12" w:color="auto" w:val="clear"/>
+            <w:tcMar>
+              <w:top w:type="dxa" w:w="90"/>
+              <w:left w:type="dxa" w:w="110"/>
+              <w:bottom w:type="dxa" w:w="90"/>
+              <w:right w:type="dxa" w:w="110"/>
+            </w:tcMar>
+            <w:vAlign w:val="center"/>
+          </w:tcPr>
+          <w:p>
+            <w:pPr>
+              <w:spacing w:after="0" w:before="0" w:line="260"/>
+            </w:pPr>
+            <w:r>
+              <w:rPr>
+                <w:rFonts w:ascii="맑은 고딕" w:cs="맑은 고딕" w:eastAsia="맑은 고딕" w:hAnsi="맑은 고딕"/>
+                <w:b/>
+                <w:bCs/>
+                <w:color w:val="F4CF87"/>
+                <w:sz w:val="17"/>
+                <w:szCs w:val="17"/>
+              </w:rPr>
+              <w:t xml:space="preserve">대상</w:t>
+            </w:r>
+          </w:p>
+        </w:tc>
+        <w:tc>
+          <w:tcPr>
+            <w:tcW w:type="dxa" w:w="3000"/>
+            <w:tcBorders>
+              <w:top w:val="single" w:color="49361D" w:sz="6"/>
+              <w:left w:val="single" w:color="49361D" w:sz="6"/>
+              <w:bottom w:val="single" w:color="49361D" w:sz="6"/>
+              <w:right w:val="single" w:color="49361D" w:sz="6"/>
+            </w:tcBorders>
+            <w:shd w:fill="241B12" w:color="auto" w:val="clear"/>
+            <w:tcMar>
+              <w:top w:type="dxa" w:w="90"/>
+              <w:left w:type="dxa" w:w="110"/>
+              <w:bottom w:type="dxa" w:w="90"/>
+              <w:right w:type="dxa" w:w="110"/>
+            </w:tcMar>
+            <w:vAlign w:val="center"/>
+          </w:tcPr>
+          <w:p>
+            <w:pPr>
+              <w:spacing w:after="0" w:before="0" w:line="260"/>
+            </w:pPr>
+            <w:r>
+              <w:rPr>
+                <w:rFonts w:ascii="맑은 고딕" w:cs="맑은 고딕" w:eastAsia="맑은 고딕" w:hAnsi="맑은 고딕"/>
+                <w:b/>
+                <w:bCs/>
+                <w:color w:val="F4CF87"/>
+                <w:sz w:val="17"/>
+                <w:szCs w:val="17"/>
+              </w:rPr>
+              <w:t xml:space="preserve">변경 전</w:t>
+            </w:r>
+          </w:p>
+        </w:tc>
+        <w:tc>
+          <w:tcPr>
+            <w:tcW w:type="dxa" w:w="5246"/>
+            <w:tcBorders>
+              <w:top w:val="single" w:color="49361D" w:sz="6"/>
+              <w:left w:val="single" w:color="49361D" w:sz="6"/>
+              <w:bottom w:val="single" w:color="49361D" w:sz="6"/>
+              <w:right w:val="single" w:color="49361D" w:sz="6"/>
+            </w:tcBorders>
+            <w:shd w:fill="241B12" w:color="auto" w:val="clear"/>
+            <w:tcMar>
+              <w:top w:type="dxa" w:w="90"/>
+              <w:left w:type="dxa" w:w="110"/>
+              <w:bottom w:type="dxa" w:w="90"/>
+              <w:right w:type="dxa" w:w="110"/>
+            </w:tcMar>
+            <w:vAlign w:val="center"/>
+          </w:tcPr>
+          <w:p>
+            <w:pPr>
+              <w:spacing w:after="0" w:before="0" w:line="260"/>
+            </w:pPr>
+            <w:r>
+              <w:rPr>
+                <w:rFonts w:ascii="맑은 고딕" w:cs="맑은 고딕" w:eastAsia="맑은 고딕" w:hAnsi="맑은 고딕"/>
+                <w:b/>
+                <w:bCs/>
+                <w:color w:val="F4CF87"/>
+                <w:sz w:val="17"/>
+                <w:szCs w:val="17"/>
+              </w:rPr>
+              <w:t xml:space="preserve">변경 후</w:t>
+            </w:r>
+          </w:p>
+        </w:tc>
+      </w:tr>
+      <w:tr>
+        <w:tc>
+          <w:tcPr>
+            <w:tcW w:type="dxa" w:w="1500"/>
+            <w:tcBorders>
+              <w:top w:val="single" w:color="DEDEDE" w:sz="6"/>
+              <w:left w:val="single" w:color="DEDEDE" w:sz="6"/>
+              <w:bottom w:val="single" w:color="DEDEDE" w:sz="6"/>
+              <w:right w:val="single" w:color="DEDEDE" w:sz="6"/>
+            </w:tcBorders>
+            <w:tcMar>
+              <w:top w:type="dxa" w:w="70"/>
+              <w:left w:type="dxa" w:w="110"/>
+              <w:bottom w:type="dxa" w:w="70"/>
+              <w:right w:type="dxa" w:w="110"/>
+            </w:tcMar>
+            <w:vAlign w:val="center"/>
+          </w:tcPr>
+          <w:p>
+            <w:pPr>
+              <w:spacing w:after="0" w:before="0" w:line="260"/>
+            </w:pPr>
+            <w:r>
+              <w:rPr>
+                <w:rFonts w:ascii="맑은 고딕" w:cs="맑은 고딕" w:eastAsia="맑은 고딕" w:hAnsi="맑은 고딕"/>
+                <w:color w:val="3C3429"/>
+                <w:sz w:val="17"/>
+                <w:szCs w:val="17"/>
+              </w:rPr>
+              <w:t xml:space="preserve">nav2navigationservice.cpp/.h</w:t>
+            </w:r>
+          </w:p>
+        </w:tc>
+        <w:tc>
+          <w:tcPr>
+            <w:tcW w:type="dxa" w:w="3000"/>
+            <w:tcBorders>
+              <w:top w:val="single" w:color="DEDEDE" w:sz="6"/>
+              <w:left w:val="single" w:color="DEDEDE" w:sz="6"/>
+              <w:bottom w:val="single" w:color="DEDEDE" w:sz="6"/>
+              <w:right w:val="single" w:color="DEDEDE" w:sz="6"/>
+            </w:tcBorders>
+            <w:tcMar>
+              <w:top w:type="dxa" w:w="70"/>
+              <w:left w:type="dxa" w:w="110"/>
+              <w:bottom w:type="dxa" w:w="70"/>
+              <w:right w:type="dxa" w:w="110"/>
+            </w:tcMar>
+            <w:vAlign w:val="center"/>
+          </w:tcPr>
+          <w:p>
+            <w:pPr>
+              <w:spacing w:after="0" w:before="0" w:line="260"/>
+            </w:pPr>
+            <w:r>
+              <w:t xml:space="preserve">amcl_pose 구독 QoS 기본값(VOLATILE)</w:t>
+            </w:r>
+          </w:p>
+        </w:tc>
+        <w:tc>
+          <w:tcPr>
+            <w:tcW w:type="dxa" w:w="5246"/>
+            <w:tcBorders>
+              <w:top w:val="single" w:color="DEDEDE" w:sz="6"/>
+              <w:left w:val="single" w:color="DEDEDE" w:sz="6"/>
+              <w:bottom w:val="single" w:color="DEDEDE" w:sz="6"/>
+              <w:right w:val="single" w:color="DEDEDE" w:sz="6"/>
+            </w:tcBorders>
+            <w:tcMar>
+              <w:top w:type="dxa" w:w="70"/>
+              <w:left w:type="dxa" w:w="110"/>
+              <w:bottom w:type="dxa" w:w="70"/>
+              <w:right w:type="dxa" w:w="110"/>
+            </w:tcMar>
+            <w:vAlign w:val="center"/>
+          </w:tcPr>
+          <w:p>
+            <w:pPr>
+              <w:spacing w:after="0" w:before="0" w:line="260"/>
+            </w:pPr>
+            <w:r>
+              <w:t xml:space="preserve">rclcpp::QoS(1).transient_local()로 발행자와 일치</w:t>
+            </w:r>
+          </w:p>
+        </w:tc>
+      </w:tr>
+      <w:tr>
+        <w:tc>
+          <w:tcPr>
+            <w:tcW w:type="dxa" w:w="1500"/>
+            <w:tcBorders>
+              <w:top w:val="single" w:color="DEDEDE" w:sz="6"/>
+              <w:left w:val="single" w:color="DEDEDE" w:sz="6"/>
+              <w:bottom w:val="single" w:color="DEDEDE" w:sz="6"/>
+              <w:right w:val="single" w:color="DEDEDE" w:sz="6"/>
+            </w:tcBorders>
+            <w:tcMar>
+              <w:top w:type="dxa" w:w="70"/>
+              <w:left w:type="dxa" w:w="110"/>
+              <w:bottom w:type="dxa" w:w="70"/>
+              <w:right w:type="dxa" w:w="110"/>
+            </w:tcMar>
+            <w:vAlign w:val="center"/>
+          </w:tcPr>
+          <w:p>
+            <w:pPr>
+              <w:spacing w:after="0" w:before="0" w:line="260"/>
+            </w:pPr>
+            <w:r>
+              <w:rPr>
+                <w:rFonts w:ascii="맑은 고딕" w:cs="맑은 고딕" w:eastAsia="맑은 고딕" w:hAnsi="맑은 고딕"/>
+                <w:color w:val="3C3429"/>
+                <w:sz w:val="17"/>
+                <w:szCs w:val="17"/>
+              </w:rPr>
+              <w:t xml:space="preserve">navigationservice.h, nav2navigationservice.cpp/.h</w:t>
+            </w:r>
+          </w:p>
+        </w:tc>
+        <w:tc>
+          <w:tcPr>
+            <w:tcW w:type="dxa" w:w="3000"/>
+            <w:tcBorders>
+              <w:top w:val="single" w:color="DEDEDE" w:sz="6"/>
+              <w:left w:val="single" w:color="DEDEDE" w:sz="6"/>
+              <w:bottom w:val="single" w:color="DEDEDE" w:sz="6"/>
+              <w:right w:val="single" w:color="DEDEDE" w:sz="6"/>
+            </w:tcBorders>
+            <w:tcMar>
+              <w:top w:type="dxa" w:w="70"/>
+              <w:left w:type="dxa" w:w="110"/>
+              <w:bottom w:type="dxa" w:w="70"/>
+              <w:right w:type="dxa" w:w="110"/>
+            </w:tcMar>
+            <w:vAlign w:val="center"/>
+          </w:tcPr>
+          <w:p>
+            <w:pPr>
+              <w:spacing w:after="0" w:before="0" w:line="260"/>
+            </w:pPr>
+            <w:r>
+              <w:t xml:space="preserve">마지막 위치 조회 인터페이스 없음</w:t>
+            </w:r>
+          </w:p>
+        </w:tc>
+        <w:tc>
+          <w:tcPr>
+            <w:tcW w:type="dxa" w:w="5246"/>
+            <w:tcBorders>
+              <w:top w:val="single" w:color="DEDEDE" w:sz="6"/>
+              <w:left w:val="single" w:color="DEDEDE" w:sz="6"/>
+              <w:bottom w:val="single" w:color="DEDEDE" w:sz="6"/>
+              <w:right w:val="single" w:color="DEDEDE" w:sz="6"/>
+            </w:tcBorders>
+            <w:tcMar>
+              <w:top w:type="dxa" w:w="70"/>
+              <w:left w:type="dxa" w:w="110"/>
+              <w:bottom w:type="dxa" w:w="70"/>
+              <w:right w:type="dxa" w:w="110"/>
+            </w:tcMar>
+            <w:vAlign w:val="center"/>
+          </w:tcPr>
+          <w:p>
+            <w:pPr>
+              <w:spacing w:after="0" w:before="0" w:line="260"/>
+            </w:pPr>
+            <w:r>
+              <w:t xml:space="preserve">lastKnownAmclPose(x,y,yaw) getter 신규 추가</w:t>
+            </w:r>
+          </w:p>
+        </w:tc>
+      </w:tr>
+      <w:tr>
+        <w:tc>
+          <w:tcPr>
+            <w:tcW w:type="dxa" w:w="1500"/>
+            <w:tcBorders>
+              <w:top w:val="single" w:color="DEDEDE" w:sz="6"/>
+              <w:left w:val="single" w:color="DEDEDE" w:sz="6"/>
+              <w:bottom w:val="single" w:color="DEDEDE" w:sz="6"/>
+              <w:right w:val="single" w:color="DEDEDE" w:sz="6"/>
+            </w:tcBorders>
+            <w:tcMar>
+              <w:top w:type="dxa" w:w="70"/>
+              <w:left w:type="dxa" w:w="110"/>
+              <w:bottom w:type="dxa" w:w="70"/>
+              <w:right w:type="dxa" w:w="110"/>
+            </w:tcMar>
+            <w:vAlign w:val="center"/>
+          </w:tcPr>
+          <w:p>
+            <w:pPr>
+              <w:spacing w:after="0" w:before="0" w:line="260"/>
+            </w:pPr>
+            <w:r>
+              <w:rPr>
+                <w:rFonts w:ascii="맑은 고딕" w:cs="맑은 고딕" w:eastAsia="맑은 고딕" w:hAnsi="맑은 고딕"/>
+                <w:color w:val="3C3429"/>
+                <w:sz w:val="17"/>
+                <w:szCs w:val="17"/>
+              </w:rPr>
+              <w:t xml:space="preserve">waypointmanagementpage/remotecontrolpage/livecontrolpage.cpp, missioncontroller.cpp</w:t>
+            </w:r>
+          </w:p>
+        </w:tc>
+        <w:tc>
+          <w:tcPr>
+            <w:tcW w:type="dxa" w:w="3000"/>
+            <w:tcBorders>
+              <w:top w:val="single" w:color="DEDEDE" w:sz="6"/>
+              <w:left w:val="single" w:color="DEDEDE" w:sz="6"/>
+              <w:bottom w:val="single" w:color="DEDEDE" w:sz="6"/>
+              <w:right w:val="single" w:color="DEDEDE" w:sz="6"/>
+            </w:tcBorders>
+            <w:tcMar>
+              <w:top w:type="dxa" w:w="70"/>
+              <w:left w:type="dxa" w:w="110"/>
+              <w:bottom w:type="dxa" w:w="70"/>
+              <w:right w:type="dxa" w:w="110"/>
+            </w:tcMar>
+            <w:vAlign w:val="center"/>
+          </w:tcPr>
+          <w:p>
+            <w:pPr>
+              <w:spacing w:after="0" w:before="0" w:line="260"/>
+            </w:pPr>
+            <w:r>
+              <w:t xml:space="preserve">connect 직후 동기화 없음</w:t>
+            </w:r>
+          </w:p>
+        </w:tc>
+        <w:tc>
+          <w:tcPr>
+            <w:tcW w:type="dxa" w:w="5246"/>
+            <w:tcBorders>
+              <w:top w:val="single" w:color="DEDEDE" w:sz="6"/>
+              <w:left w:val="single" w:color="DEDEDE" w:sz="6"/>
+              <w:bottom w:val="single" w:color="DEDEDE" w:sz="6"/>
+              <w:right w:val="single" w:color="DEDEDE" w:sz="6"/>
+            </w:tcBorders>
+            <w:tcMar>
+              <w:top w:type="dxa" w:w="70"/>
+              <w:left w:type="dxa" w:w="110"/>
+              <w:bottom w:type="dxa" w:w="70"/>
+              <w:right w:type="dxa" w:w="110"/>
+            </w:tcMar>
+            <w:vAlign w:val="center"/>
+          </w:tcPr>
+          <w:p>
+            <w:pPr>
+              <w:spacing w:after="0" w:before="0" w:line="260"/>
+            </w:pPr>
+            <w:r>
+              <w:t xml:space="preserve">setNavigationService()에서 connect 직후 lastKnownAmclPose()로 1회 동기화</w:t>
+            </w:r>
+          </w:p>
+        </w:tc>
+      </w:tr>
+      <w:tr>
+        <w:tc>
+          <w:tcPr>
+            <w:tcW w:type="dxa" w:w="1500"/>
+            <w:tcBorders>
+              <w:top w:val="single" w:color="DEDEDE" w:sz="6"/>
+              <w:left w:val="single" w:color="DEDEDE" w:sz="6"/>
+              <w:bottom w:val="single" w:color="DEDEDE" w:sz="6"/>
+              <w:right w:val="single" w:color="DEDEDE" w:sz="6"/>
+            </w:tcBorders>
+            <w:tcMar>
+              <w:top w:type="dxa" w:w="70"/>
+              <w:left w:type="dxa" w:w="110"/>
+              <w:bottom w:type="dxa" w:w="70"/>
+              <w:right w:type="dxa" w:w="110"/>
+            </w:tcMar>
+            <w:vAlign w:val="center"/>
+          </w:tcPr>
+          <w:p>
+            <w:pPr>
+              <w:spacing w:after="0" w:before="0" w:line="260"/>
+            </w:pPr>
+            <w:r>
+              <w:rPr>
+                <w:rFonts w:ascii="맑은 고딕" w:cs="맑은 고딕" w:eastAsia="맑은 고딕" w:hAnsi="맑은 고딕"/>
+                <w:color w:val="3C3429"/>
+                <w:sz w:val="17"/>
+                <w:szCs w:val="17"/>
+              </w:rPr>
+              <w:t xml:space="preserve">livecontrolpage.cpp</w:t>
+            </w:r>
+          </w:p>
+        </w:tc>
+        <w:tc>
+          <w:tcPr>
+            <w:tcW w:type="dxa" w:w="3000"/>
+            <w:tcBorders>
+              <w:top w:val="single" w:color="DEDEDE" w:sz="6"/>
+              <w:left w:val="single" w:color="DEDEDE" w:sz="6"/>
+              <w:bottom w:val="single" w:color="DEDEDE" w:sz="6"/>
+              <w:right w:val="single" w:color="DEDEDE" w:sz="6"/>
+            </w:tcBorders>
+            <w:tcMar>
+              <w:top w:type="dxa" w:w="70"/>
+              <w:left w:type="dxa" w:w="110"/>
+              <w:bottom w:type="dxa" w:w="70"/>
+              <w:right w:type="dxa" w:w="110"/>
+            </w:tcMar>
+            <w:vAlign w:val="center"/>
+          </w:tcPr>
+          <w:p>
+            <w:pPr>
+              <w:spacing w:after="0" w:before="0" w:line="260"/>
+            </w:pPr>
+            <w:r>
+              <w:t xml:space="preserve">지도 유효화 시점 재동기화 없음</w:t>
+            </w:r>
+          </w:p>
+        </w:tc>
+        <w:tc>
+          <w:tcPr>
+            <w:tcW w:type="dxa" w:w="5246"/>
+            <w:tcBorders>
+              <w:top w:val="single" w:color="DEDEDE" w:sz="6"/>
+              <w:left w:val="single" w:color="DEDEDE" w:sz="6"/>
+              <w:bottom w:val="single" w:color="DEDEDE" w:sz="6"/>
+              <w:right w:val="single" w:color="DEDEDE" w:sz="6"/>
+            </w:tcBorders>
+            <w:tcMar>
+              <w:top w:type="dxa" w:w="70"/>
+              <w:left w:type="dxa" w:w="110"/>
+              <w:bottom w:type="dxa" w:w="70"/>
+              <w:right w:type="dxa" w:w="110"/>
+            </w:tcMar>
+            <w:vAlign w:val="center"/>
+          </w:tcPr>
+          <w:p>
+            <w:pPr>
+              <w:spacing w:after="0" w:before="0" w:line="260"/>
+            </w:pPr>
+            <w:r>
+              <w:t xml:space="preserve">setWaypointRepository()에서 지도가 유효해지는 순간에도 한 번 더 동기화</w:t>
+            </w:r>
+          </w:p>
+        </w:tc>
+      </w:tr>
+    </w:tbl>
+    <w:tbl>
+      <w:tblPr>
+        <w:tblW w:type="dxa" w:w="9746"/>
+        <w:tblBorders>
+          <w:top w:val="single" w:color="DEDEDE" w:sz="6"/>
+          <w:left w:val="single" w:color="DEDEDE" w:sz="6"/>
+          <w:bottom w:val="single" w:color="DEDEDE" w:sz="6"/>
+          <w:right w:val="single" w:color="DEDEDE" w:sz="6"/>
+          <w:insideH w:val="single" w:color="DEDEDE" w:sz="6"/>
+          <w:insideV w:val="single" w:color="DEDEDE" w:sz="6"/>
+        </w:tblBorders>
+      </w:tblPr>
+      <w:tblGrid>
+        <w:gridCol w:w="9746"/>
+      </w:tblGrid>
+      <w:tr>
+        <w:tc>
+          <w:tcPr>
+            <w:tcW w:type="dxa" w:w="9746"/>
+            <w:tcBorders>
+              <w:top w:val="single" w:color="DEDEDE" w:sz="6"/>
+              <w:left w:val="single" w:color="DEDEDE" w:sz="6"/>
+              <w:bottom w:val="single" w:color="DEDEDE" w:sz="6"/>
+              <w:right w:val="single" w:color="DEDEDE" w:sz="6"/>
+            </w:tcBorders>
+            <w:shd w:fill="F7F8FA" w:color="auto" w:val="clear"/>
+            <w:tcMar>
+              <w:top w:type="dxa" w:w="140"/>
+              <w:left w:type="dxa" w:w="160"/>
+              <w:bottom w:type="dxa" w:w="140"/>
+              <w:right w:type="dxa" w:w="160"/>
+            </w:tcMar>
+          </w:tcPr>
+          <w:p>
+            <w:pPr>
+              <w:spacing w:after="20" w:line="240"/>
+            </w:pPr>
+            <w:r>
+              <w:rPr>
+                <w:rFonts w:ascii="Consolas" w:cs="Consolas" w:eastAsia="Consolas" w:hAnsi="Consolas"/>
+                <w:color w:val="3C3429"/>
+                <w:sz w:val="16"/>
+                <w:szCs w:val="16"/>
+              </w:rPr>
+              <w:t xml:space="preserve"># 적용 명령</w:t>
+              <w:br/>
+              <w:t xml:space="preserve">colcon build --packages-select medirun_gui --symlink-install</w:t>
+            </w:r>
+          </w:p>
+        </w:tc>
+      </w:tr>
+    </w:tbl>
+    <w:p>
+      <w:pPr>
+        <w:pStyle w:val="Heading3"/>
+        <w:spacing w:after="120" w:before="260" w:line="260"/>
+      </w:pPr>
+      <w:r>
+        <w:rPr>
+          <w:rFonts w:ascii="맑은 고딕" w:cs="맑은 고딕" w:eastAsia="맑은 고딕" w:hAnsi="맑은 고딕"/>
+          <w:b/>
+          <w:bCs/>
+          <w:color w:val="241B12"/>
+          <w:sz w:val="21"/>
+          <w:szCs w:val="21"/>
+        </w:rPr>
+        <w:t xml:space="preserve">검증</w:t>
+      </w:r>
+    </w:p>
+    <w:p>
+      <w:pPr>
+        <w:pStyle w:val="ListParagraph"/>
+        <w:numPr>
+          <w:ilvl w:val="0"/>
+          <w:numId w:val="2"/>
+        </w:numPr>
+        <w:spacing w:after="80" w:line="260"/>
+      </w:pPr>
+      <w:r>
+        <w:rPr>
+          <w:rFonts w:ascii="맑은 고딕" w:cs="맑은 고딕" w:eastAsia="맑은 고딕" w:hAnsi="맑은 고딕"/>
+          <w:color w:val="3C3429"/>
+          <w:sz w:val="17"/>
+          <w:szCs w:val="17"/>
+        </w:rPr>
+        <w:t xml:space="preserve">원격제어/웨이포인트관리/실시간관제/운영현황을 각각 다른 PC에서 Nav2가 이미 떠 있는 상태로 나중에 켜서, 로봇을 움직이지 않아도 로봇 마커와 "주행가능" 상태가 즉시 뜨는지 확인했다.</w:t>
+      </w:r>
+    </w:p>
+    <w:p>
+      <w:pPr>
+        <w:pStyle w:val="ListParagraph"/>
+        <w:numPr>
+          <w:ilvl w:val="0"/>
+          <w:numId w:val="2"/>
+        </w:numPr>
+        <w:spacing w:after="80" w:line="260"/>
+      </w:pPr>
+      <w:r>
+        <w:rPr>
+          <w:rFonts w:ascii="맑은 고딕" w:cs="맑은 고딕" w:eastAsia="맑은 고딕" w:hAnsi="맑은 고딕"/>
+          <w:color w:val="3C3429"/>
+          <w:sz w:val="17"/>
+          <w:szCs w:val="17"/>
+        </w:rPr>
+        <w:t xml:space="preserve">4개 페이지 모두 로봇을 움직이지 않고도 정상적으로 위치가 표시되는 것을 확인했다.</w:t>
+      </w:r>
+    </w:p>
+    <w:p>
+      <w:pPr>
+        <w:pStyle w:val="Heading3"/>
+        <w:spacing w:after="120" w:before="260" w:line="260"/>
+      </w:pPr>
+      <w:r>
+        <w:rPr>
+          <w:rFonts w:ascii="맑은 고딕" w:cs="맑은 고딕" w:eastAsia="맑은 고딕" w:hAnsi="맑은 고딕"/>
+          <w:b/>
+          <w:bCs/>
+          <w:color w:val="241B12"/>
+          <w:sz w:val="21"/>
+          <w:szCs w:val="21"/>
+        </w:rPr>
+        <w:t xml:space="preserve">재발 방지</w:t>
+      </w:r>
+    </w:p>
+    <w:tbl>
+      <w:tblPr>
+        <w:tblW w:type="dxa" w:w="9746"/>
+        <w:tblBorders>
+          <w:top w:val="single" w:color="DEDEDE" w:sz="6"/>
+          <w:left w:val="single" w:color="DEDEDE" w:sz="6"/>
+          <w:bottom w:val="single" w:color="DEDEDE" w:sz="6"/>
+          <w:right w:val="single" w:color="DEDEDE" w:sz="6"/>
+          <w:insideH w:val="single" w:color="DEDEDE" w:sz="6"/>
+          <w:insideV w:val="single" w:color="DEDEDE" w:sz="6"/>
+        </w:tblBorders>
+      </w:tblPr>
+      <w:tblGrid>
+        <w:gridCol w:w="2600"/>
+        <w:gridCol w:w="7146"/>
+      </w:tblGrid>
+      <w:tr>
+        <w:trPr>
+          <w:tblHeader/>
+        </w:trPr>
+        <w:tc>
+          <w:tcPr>
+            <w:tcW w:type="dxa" w:w="2600"/>
+            <w:tcBorders>
+              <w:top w:val="single" w:color="49361D" w:sz="6"/>
+              <w:left w:val="single" w:color="49361D" w:sz="6"/>
+              <w:bottom w:val="single" w:color="49361D" w:sz="6"/>
+              <w:right w:val="single" w:color="49361D" w:sz="6"/>
+            </w:tcBorders>
+            <w:shd w:fill="241B12" w:color="auto" w:val="clear"/>
+            <w:tcMar>
+              <w:top w:type="dxa" w:w="90"/>
+              <w:left w:type="dxa" w:w="110"/>
+              <w:bottom w:type="dxa" w:w="90"/>
+              <w:right w:type="dxa" w:w="110"/>
+            </w:tcMar>
+            <w:vAlign w:val="center"/>
+          </w:tcPr>
+          <w:p>
+            <w:pPr>
+              <w:spacing w:after="0" w:before="0" w:line="260"/>
+            </w:pPr>
+            <w:r>
+              <w:rPr>
+                <w:rFonts w:ascii="맑은 고딕" w:cs="맑은 고딕" w:eastAsia="맑은 고딕" w:hAnsi="맑은 고딕"/>
+                <w:b/>
+                <w:bCs/>
+                <w:color w:val="F4CF87"/>
+                <w:sz w:val="17"/>
+                <w:szCs w:val="17"/>
+              </w:rPr>
+              <w:t xml:space="preserve">반영 위치</w:t>
+            </w:r>
+          </w:p>
+        </w:tc>
+        <w:tc>
+          <w:tcPr>
+            <w:tcW w:type="dxa" w:w="7146"/>
+            <w:tcBorders>
+              <w:top w:val="single" w:color="49361D" w:sz="6"/>
+              <w:left w:val="single" w:color="49361D" w:sz="6"/>
+              <w:bottom w:val="single" w:color="49361D" w:sz="6"/>
+              <w:right w:val="single" w:color="49361D" w:sz="6"/>
+            </w:tcBorders>
+            <w:shd w:fill="241B12" w:color="auto" w:val="clear"/>
+            <w:tcMar>
+              <w:top w:type="dxa" w:w="90"/>
+              <w:left w:type="dxa" w:w="110"/>
+              <w:bottom w:type="dxa" w:w="90"/>
+              <w:right w:type="dxa" w:w="110"/>
+            </w:tcMar>
+            <w:vAlign w:val="center"/>
+          </w:tcPr>
+          <w:p>
+            <w:pPr>
+              <w:spacing w:after="0" w:before="0" w:line="260"/>
+            </w:pPr>
+            <w:r>
+              <w:rPr>
+                <w:rFonts w:ascii="맑은 고딕" w:cs="맑은 고딕" w:eastAsia="맑은 고딕" w:hAnsi="맑은 고딕"/>
+                <w:b/>
+                <w:bCs/>
+                <w:color w:val="F4CF87"/>
+                <w:sz w:val="17"/>
+                <w:szCs w:val="17"/>
+              </w:rPr>
+              <w:t xml:space="preserve">내용</w:t>
+            </w:r>
+          </w:p>
+        </w:tc>
+      </w:tr>
+      <w:tr>
+        <w:tc>
+          <w:tcPr>
+            <w:tcW w:type="dxa" w:w="2600"/>
+            <w:tcBorders>
+              <w:top w:val="single" w:color="DEDEDE" w:sz="6"/>
+              <w:left w:val="single" w:color="DEDEDE" w:sz="6"/>
+              <w:bottom w:val="single" w:color="DEDEDE" w:sz="6"/>
+              <w:right w:val="single" w:color="DEDEDE" w:sz="6"/>
+            </w:tcBorders>
+            <w:tcMar>
+              <w:top w:type="dxa" w:w="70"/>
+              <w:left w:type="dxa" w:w="110"/>
+              <w:bottom w:type="dxa" w:w="70"/>
+              <w:right w:type="dxa" w:w="110"/>
+            </w:tcMar>
+            <w:vAlign w:val="center"/>
+          </w:tcPr>
+          <w:p>
+            <w:pPr>
+              <w:spacing w:after="0" w:before="0" w:line="260"/>
+            </w:pPr>
+            <w:r>
+              <w:rPr>
+                <w:rFonts w:ascii="맑은 고딕" w:cs="맑은 고딕" w:eastAsia="맑은 고딕" w:hAnsi="맑은 고딕"/>
+                <w:color w:val="3C3429"/>
+                <w:sz w:val="17"/>
+                <w:szCs w:val="17"/>
+              </w:rPr>
+              <w:t xml:space="preserve">코드</w:t>
+            </w:r>
+          </w:p>
+        </w:tc>
+        <w:tc>
+          <w:tcPr>
+            <w:tcW w:type="dxa" w:w="7146"/>
+            <w:tcBorders>
+              <w:top w:val="single" w:color="DEDEDE" w:sz="6"/>
+              <w:left w:val="single" w:color="DEDEDE" w:sz="6"/>
+              <w:bottom w:val="single" w:color="DEDEDE" w:sz="6"/>
+              <w:right w:val="single" w:color="DEDEDE" w:sz="6"/>
+            </w:tcBorders>
+            <w:tcMar>
+              <w:top w:type="dxa" w:w="70"/>
+              <w:left w:type="dxa" w:w="110"/>
+              <w:bottom w:type="dxa" w:w="70"/>
+              <w:right w:type="dxa" w:w="110"/>
+            </w:tcMar>
+            <w:vAlign w:val="center"/>
+          </w:tcPr>
+          <w:p>
+            <w:pPr>
+              <w:spacing w:after="0" w:before="0" w:line="260"/>
+            </w:pPr>
+            <w:r>
+              <w:t xml:space="preserve">TRANSIENT_LOCAL로 발행되는 토픽을 구독할 때는 반드시 구독 QoS를 맞춘다.</w:t>
+            </w:r>
+          </w:p>
+        </w:tc>
+      </w:tr>
+      <w:tr>
+        <w:tc>
+          <w:tcPr>
+            <w:tcW w:type="dxa" w:w="2600"/>
+            <w:tcBorders>
+              <w:top w:val="single" w:color="DEDEDE" w:sz="6"/>
+              <w:left w:val="single" w:color="DEDEDE" w:sz="6"/>
+              <w:bottom w:val="single" w:color="DEDEDE" w:sz="6"/>
+              <w:right w:val="single" w:color="DEDEDE" w:sz="6"/>
+            </w:tcBorders>
+            <w:tcMar>
+              <w:top w:type="dxa" w:w="70"/>
+              <w:left w:type="dxa" w:w="110"/>
+              <w:bottom w:type="dxa" w:w="70"/>
+              <w:right w:type="dxa" w:w="110"/>
+            </w:tcMar>
+            <w:vAlign w:val="center"/>
+          </w:tcPr>
+          <w:p>
+            <w:pPr>
+              <w:spacing w:after="0" w:before="0" w:line="260"/>
+            </w:pPr>
+            <w:r>
+              <w:rPr>
+                <w:rFonts w:ascii="맑은 고딕" w:cs="맑은 고딕" w:eastAsia="맑은 고딕" w:hAnsi="맑은 고딕"/>
+                <w:color w:val="3C3429"/>
+                <w:sz w:val="17"/>
+                <w:szCs w:val="17"/>
+              </w:rPr>
+              <w:t xml:space="preserve">체크리스트</w:t>
+            </w:r>
+          </w:p>
+        </w:tc>
+        <w:tc>
+          <w:tcPr>
+            <w:tcW w:type="dxa" w:w="7146"/>
+            <w:tcBorders>
+              <w:top w:val="single" w:color="DEDEDE" w:sz="6"/>
+              <w:left w:val="single" w:color="DEDEDE" w:sz="6"/>
+              <w:bottom w:val="single" w:color="DEDEDE" w:sz="6"/>
+              <w:right w:val="single" w:color="DEDEDE" w:sz="6"/>
+            </w:tcBorders>
+            <w:tcMar>
+              <w:top w:type="dxa" w:w="70"/>
+              <w:left w:type="dxa" w:w="110"/>
+              <w:bottom w:type="dxa" w:w="70"/>
+              <w:right w:type="dxa" w:w="110"/>
+            </w:tcMar>
+            <w:vAlign w:val="center"/>
+          </w:tcPr>
+          <w:p>
+            <w:pPr>
+              <w:spacing w:after="0" w:before="0" w:line="260"/>
+            </w:pPr>
+            <w:r>
+              <w:t xml:space="preserve">"연결이 이미 성사된 뒤 페이지가 나중에 열리는" 레이스는 lastKnown 조회 getter로 즉시 보정하는 패턴을 표준으로 삼는다.</w:t>
+            </w:r>
+          </w:p>
+        </w:tc>
+      </w:tr>
+    </w:tbl>
+    <w:p>
+      <w:pPr>
+        <w:pStyle w:val="Heading2"/>
+        <w:pBdr>
+          <w:left w:val="single" w:color="D9A441" w:sz="24" w:space="8"/>
+        </w:pBdr>
+        <w:spacing w:after="180" w:before="380" w:line="280"/>
+        <w:ind w:left="140"/>
+      </w:pPr>
+      <w:r>
+        <w:rPr>
+          <w:rFonts w:ascii="맑은 고딕" w:cs="맑은 고딕" w:eastAsia="맑은 고딕" w:hAnsi="맑은 고딕"/>
+          <w:b/>
+          <w:bCs/>
+          <w:color w:val="241B12"/>
+          <w:sz w:val="26"/>
+          <w:szCs w:val="26"/>
+        </w:rPr>
+        <w:t xml:space="preserve">4.6 TS-GUI-06 (실시간관제 이벤트 로그 wordWrap 미동작)</w:t>
+      </w:r>
+    </w:p>
+    <w:p>
+      <w:pPr>
+        <w:pStyle w:val="Heading3"/>
+        <w:spacing w:after="120" w:before="260" w:line="260"/>
+      </w:pPr>
+      <w:r>
+        <w:rPr>
+          <w:rFonts w:ascii="맑은 고딕" w:cs="맑은 고딕" w:eastAsia="맑은 고딕" w:hAnsi="맑은 고딕"/>
+          <w:b/>
+          <w:bCs/>
+          <w:color w:val="241B12"/>
+          <w:sz w:val="21"/>
+          <w:szCs w:val="21"/>
+        </w:rPr>
+        <w:t xml:space="preserve">개요</w:t>
+      </w:r>
+    </w:p>
+    <w:tbl>
+      <w:tblPr>
+        <w:tblW w:type="dxa" w:w="9746"/>
+        <w:tblBorders>
+          <w:top w:val="single" w:color="DEDEDE" w:sz="6"/>
+          <w:left w:val="single" w:color="DEDEDE" w:sz="6"/>
+          <w:bottom w:val="single" w:color="DEDEDE" w:sz="6"/>
+          <w:right w:val="single" w:color="DEDEDE" w:sz="6"/>
+          <w:insideH w:val="single" w:color="DEDEDE" w:sz="6"/>
+          <w:insideV w:val="single" w:color="DEDEDE" w:sz="6"/>
+        </w:tblBorders>
+      </w:tblPr>
+      <w:tblGrid>
+        <w:gridCol w:w="2600"/>
+        <w:gridCol w:w="7146"/>
+      </w:tblGrid>
+      <w:tr>
+        <w:trPr>
+          <w:tblHeader/>
+        </w:trPr>
+        <w:tc>
+          <w:tcPr>
+            <w:tcW w:type="dxa" w:w="2600"/>
+            <w:tcBorders>
+              <w:top w:val="single" w:color="49361D" w:sz="6"/>
+              <w:left w:val="single" w:color="49361D" w:sz="6"/>
+              <w:bottom w:val="single" w:color="49361D" w:sz="6"/>
+              <w:right w:val="single" w:color="49361D" w:sz="6"/>
+            </w:tcBorders>
+            <w:shd w:fill="241B12" w:color="auto" w:val="clear"/>
+            <w:tcMar>
+              <w:top w:type="dxa" w:w="90"/>
+              <w:left w:type="dxa" w:w="110"/>
+              <w:bottom w:type="dxa" w:w="90"/>
+              <w:right w:type="dxa" w:w="110"/>
+            </w:tcMar>
+            <w:vAlign w:val="center"/>
+          </w:tcPr>
+          <w:p>
+            <w:pPr>
+              <w:spacing w:after="0" w:before="0" w:line="260"/>
+            </w:pPr>
+            <w:r>
+              <w:rPr>
+                <w:rFonts w:ascii="맑은 고딕" w:cs="맑은 고딕" w:eastAsia="맑은 고딕" w:hAnsi="맑은 고딕"/>
+                <w:b/>
+                <w:bCs/>
+                <w:color w:val="F4CF87"/>
+                <w:sz w:val="17"/>
+                <w:szCs w:val="17"/>
+              </w:rPr>
+              <w:t xml:space="preserve">항목</w:t>
+            </w:r>
+          </w:p>
+        </w:tc>
+        <w:tc>
+          <w:tcPr>
+            <w:tcW w:type="dxa" w:w="7146"/>
+            <w:tcBorders>
+              <w:top w:val="single" w:color="49361D" w:sz="6"/>
+              <w:left w:val="single" w:color="49361D" w:sz="6"/>
+              <w:bottom w:val="single" w:color="49361D" w:sz="6"/>
+              <w:right w:val="single" w:color="49361D" w:sz="6"/>
+            </w:tcBorders>
+            <w:shd w:fill="241B12" w:color="auto" w:val="clear"/>
+            <w:tcMar>
+              <w:top w:type="dxa" w:w="90"/>
+              <w:left w:type="dxa" w:w="110"/>
+              <w:bottom w:type="dxa" w:w="90"/>
+              <w:right w:type="dxa" w:w="110"/>
+            </w:tcMar>
+            <w:vAlign w:val="center"/>
+          </w:tcPr>
+          <w:p>
+            <w:pPr>
+              <w:spacing w:after="0" w:before="0" w:line="260"/>
+            </w:pPr>
+            <w:r>
+              <w:rPr>
+                <w:rFonts w:ascii="맑은 고딕" w:cs="맑은 고딕" w:eastAsia="맑은 고딕" w:hAnsi="맑은 고딕"/>
+                <w:b/>
+                <w:bCs/>
+                <w:color w:val="F4CF87"/>
+                <w:sz w:val="17"/>
+                <w:szCs w:val="17"/>
+              </w:rPr>
+              <w:t xml:space="preserve">내용</w:t>
+            </w:r>
+          </w:p>
+        </w:tc>
+      </w:tr>
+      <w:tr>
+        <w:tc>
+          <w:tcPr>
+            <w:tcW w:type="dxa" w:w="2600"/>
+            <w:tcBorders>
+              <w:top w:val="single" w:color="DEDEDE" w:sz="6"/>
+              <w:left w:val="single" w:color="DEDEDE" w:sz="6"/>
+              <w:bottom w:val="single" w:color="DEDEDE" w:sz="6"/>
+              <w:right w:val="single" w:color="DEDEDE" w:sz="6"/>
+            </w:tcBorders>
+            <w:tcMar>
+              <w:top w:type="dxa" w:w="70"/>
+              <w:left w:type="dxa" w:w="110"/>
+              <w:bottom w:type="dxa" w:w="70"/>
+              <w:right w:type="dxa" w:w="110"/>
+            </w:tcMar>
+            <w:vAlign w:val="center"/>
+          </w:tcPr>
+          <w:p>
+            <w:pPr>
+              <w:spacing w:after="0" w:before="0" w:line="260"/>
+            </w:pPr>
+            <w:r>
+              <w:rPr>
+                <w:rFonts w:ascii="맑은 고딕" w:cs="맑은 고딕" w:eastAsia="맑은 고딕" w:hAnsi="맑은 고딕"/>
+                <w:color w:val="3C3429"/>
+                <w:sz w:val="17"/>
+                <w:szCs w:val="17"/>
+              </w:rPr>
+              <w:t xml:space="preserve">심각도 / 상태</w:t>
+            </w:r>
+          </w:p>
+        </w:tc>
+        <w:tc>
+          <w:tcPr>
+            <w:tcW w:type="dxa" w:w="7146"/>
+            <w:tcBorders>
+              <w:top w:val="single" w:color="DEDEDE" w:sz="6"/>
+              <w:left w:val="single" w:color="DEDEDE" w:sz="6"/>
+              <w:bottom w:val="single" w:color="DEDEDE" w:sz="6"/>
+              <w:right w:val="single" w:color="DEDEDE" w:sz="6"/>
+            </w:tcBorders>
+            <w:tcMar>
+              <w:top w:type="dxa" w:w="70"/>
+              <w:left w:type="dxa" w:w="110"/>
+              <w:bottom w:type="dxa" w:w="70"/>
+              <w:right w:type="dxa" w:w="110"/>
+            </w:tcMar>
+            <w:vAlign w:val="center"/>
+          </w:tcPr>
+          <w:p>
+            <w:pPr>
+              <w:spacing w:after="0" w:before="0" w:line="260"/>
+            </w:pPr>
+            <w:r>
+              <w:rPr>
+                <w:rFonts w:ascii="맑은 고딕" w:cs="맑은 고딕" w:eastAsia="맑은 고딕" w:hAnsi="맑은 고딕"/>
+                <w:color w:val="3C3429"/>
+                <w:sz w:val="17"/>
+                <w:szCs w:val="17"/>
+              </w:rPr>
+              <w:t xml:space="preserve">MINOR / RESOLVED</w:t>
+            </w:r>
+          </w:p>
+        </w:tc>
+      </w:tr>
+      <w:tr>
+        <w:tc>
+          <w:tcPr>
+            <w:tcW w:type="dxa" w:w="2600"/>
+            <w:tcBorders>
+              <w:top w:val="single" w:color="DEDEDE" w:sz="6"/>
+              <w:left w:val="single" w:color="DEDEDE" w:sz="6"/>
+              <w:bottom w:val="single" w:color="DEDEDE" w:sz="6"/>
+              <w:right w:val="single" w:color="DEDEDE" w:sz="6"/>
+            </w:tcBorders>
+            <w:shd w:fill="FAFAFA" w:color="auto" w:val="clear"/>
+            <w:tcMar>
+              <w:top w:type="dxa" w:w="70"/>
+              <w:left w:type="dxa" w:w="110"/>
+              <w:bottom w:type="dxa" w:w="70"/>
+              <w:right w:type="dxa" w:w="110"/>
+            </w:tcMar>
+            <w:vAlign w:val="center"/>
+          </w:tcPr>
+          <w:p>
+            <w:pPr>
+              <w:spacing w:after="0" w:before="0" w:line="260"/>
+            </w:pPr>
+            <w:r>
+              <w:rPr>
+                <w:rFonts w:ascii="맑은 고딕" w:cs="맑은 고딕" w:eastAsia="맑은 고딕" w:hAnsi="맑은 고딕"/>
+                <w:color w:val="3C3429"/>
+                <w:sz w:val="17"/>
+                <w:szCs w:val="17"/>
+              </w:rPr>
+              <w:t xml:space="preserve">발생일 / 해결일</w:t>
+            </w:r>
+          </w:p>
+        </w:tc>
+        <w:tc>
+          <w:tcPr>
+            <w:tcW w:type="dxa" w:w="7146"/>
+            <w:tcBorders>
+              <w:top w:val="single" w:color="DEDEDE" w:sz="6"/>
+              <w:left w:val="single" w:color="DEDEDE" w:sz="6"/>
+              <w:bottom w:val="single" w:color="DEDEDE" w:sz="6"/>
+              <w:right w:val="single" w:color="DEDEDE" w:sz="6"/>
+            </w:tcBorders>
+            <w:shd w:fill="FAFAFA" w:color="auto" w:val="clear"/>
+            <w:tcMar>
+              <w:top w:type="dxa" w:w="70"/>
+              <w:left w:type="dxa" w:w="110"/>
+              <w:bottom w:type="dxa" w:w="70"/>
+              <w:right w:type="dxa" w:w="110"/>
+            </w:tcMar>
+            <w:vAlign w:val="center"/>
+          </w:tcPr>
+          <w:p>
+            <w:pPr>
+              <w:spacing w:after="0" w:before="0" w:line="260"/>
+            </w:pPr>
+            <w:r>
+              <w:rPr>
+                <w:rFonts w:ascii="맑은 고딕" w:cs="맑은 고딕" w:eastAsia="맑은 고딕" w:hAnsi="맑은 고딕"/>
+                <w:color w:val="3C3429"/>
+                <w:sz w:val="17"/>
+                <w:szCs w:val="17"/>
+              </w:rPr>
+              <w:t xml:space="preserve">2026-08-12 / 2026-08-12</w:t>
+            </w:r>
+          </w:p>
+        </w:tc>
+      </w:tr>
+      <w:tr>
+        <w:tc>
+          <w:tcPr>
+            <w:tcW w:type="dxa" w:w="2600"/>
+            <w:tcBorders>
+              <w:top w:val="single" w:color="DEDEDE" w:sz="6"/>
+              <w:left w:val="single" w:color="DEDEDE" w:sz="6"/>
+              <w:bottom w:val="single" w:color="DEDEDE" w:sz="6"/>
+              <w:right w:val="single" w:color="DEDEDE" w:sz="6"/>
+            </w:tcBorders>
+            <w:tcMar>
+              <w:top w:type="dxa" w:w="70"/>
+              <w:left w:type="dxa" w:w="110"/>
+              <w:bottom w:type="dxa" w:w="70"/>
+              <w:right w:type="dxa" w:w="110"/>
+            </w:tcMar>
+            <w:vAlign w:val="center"/>
+          </w:tcPr>
+          <w:p>
+            <w:pPr>
+              <w:spacing w:after="0" w:before="0" w:line="260"/>
+            </w:pPr>
+            <w:r>
+              <w:rPr>
+                <w:rFonts w:ascii="맑은 고딕" w:cs="맑은 고딕" w:eastAsia="맑은 고딕" w:hAnsi="맑은 고딕"/>
+                <w:color w:val="3C3429"/>
+                <w:sz w:val="17"/>
+                <w:szCs w:val="17"/>
+              </w:rPr>
+              <w:t xml:space="preserve">담당</w:t>
+            </w:r>
+          </w:p>
+        </w:tc>
+        <w:tc>
+          <w:tcPr>
+            <w:tcW w:type="dxa" w:w="7146"/>
+            <w:tcBorders>
+              <w:top w:val="single" w:color="DEDEDE" w:sz="6"/>
+              <w:left w:val="single" w:color="DEDEDE" w:sz="6"/>
+              <w:bottom w:val="single" w:color="DEDEDE" w:sz="6"/>
+              <w:right w:val="single" w:color="DEDEDE" w:sz="6"/>
+            </w:tcBorders>
+            <w:tcMar>
+              <w:top w:type="dxa" w:w="70"/>
+              <w:left w:type="dxa" w:w="110"/>
+              <w:bottom w:type="dxa" w:w="70"/>
+              <w:right w:type="dxa" w:w="110"/>
+            </w:tcMar>
+            <w:vAlign w:val="center"/>
+          </w:tcPr>
+          <w:p>
+            <w:pPr>
+              <w:spacing w:after="0" w:before="0" w:line="260"/>
+            </w:pPr>
+            <w:r>
+              <w:rPr>
+                <w:rFonts w:ascii="맑은 고딕" w:cs="맑은 고딕" w:eastAsia="맑은 고딕" w:hAnsi="맑은 고딕"/>
+                <w:color w:val="3C3429"/>
+                <w:sz w:val="17"/>
+                <w:szCs w:val="17"/>
+              </w:rPr>
+              <w:t xml:space="preserve">GUI 담당</w:t>
+            </w:r>
+          </w:p>
+        </w:tc>
+      </w:tr>
+      <w:tr>
+        <w:tc>
+          <w:tcPr>
+            <w:tcW w:type="dxa" w:w="2600"/>
+            <w:tcBorders>
+              <w:top w:val="single" w:color="DEDEDE" w:sz="6"/>
+              <w:left w:val="single" w:color="DEDEDE" w:sz="6"/>
+              <w:bottom w:val="single" w:color="DEDEDE" w:sz="6"/>
+              <w:right w:val="single" w:color="DEDEDE" w:sz="6"/>
+            </w:tcBorders>
+            <w:shd w:fill="FAFAFA" w:color="auto" w:val="clear"/>
+            <w:tcMar>
+              <w:top w:type="dxa" w:w="70"/>
+              <w:left w:type="dxa" w:w="110"/>
+              <w:bottom w:type="dxa" w:w="70"/>
+              <w:right w:type="dxa" w:w="110"/>
+            </w:tcMar>
+            <w:vAlign w:val="center"/>
+          </w:tcPr>
+          <w:p>
+            <w:pPr>
+              <w:spacing w:after="0" w:before="0" w:line="260"/>
+            </w:pPr>
+            <w:r>
+              <w:rPr>
+                <w:rFonts w:ascii="맑은 고딕" w:cs="맑은 고딕" w:eastAsia="맑은 고딕" w:hAnsi="맑은 고딕"/>
+                <w:color w:val="3C3429"/>
+                <w:sz w:val="17"/>
+                <w:szCs w:val="17"/>
+              </w:rPr>
+              <w:t xml:space="preserve">환경</w:t>
+            </w:r>
+          </w:p>
+        </w:tc>
+        <w:tc>
+          <w:tcPr>
+            <w:tcW w:type="dxa" w:w="7146"/>
+            <w:tcBorders>
+              <w:top w:val="single" w:color="DEDEDE" w:sz="6"/>
+              <w:left w:val="single" w:color="DEDEDE" w:sz="6"/>
+              <w:bottom w:val="single" w:color="DEDEDE" w:sz="6"/>
+              <w:right w:val="single" w:color="DEDEDE" w:sz="6"/>
+            </w:tcBorders>
+            <w:shd w:fill="FAFAFA" w:color="auto" w:val="clear"/>
+            <w:tcMar>
+              <w:top w:type="dxa" w:w="70"/>
+              <w:left w:type="dxa" w:w="110"/>
+              <w:bottom w:type="dxa" w:w="70"/>
+              <w:right w:type="dxa" w:w="110"/>
+            </w:tcMar>
+            <w:vAlign w:val="center"/>
+          </w:tcPr>
+          <w:p>
+            <w:pPr>
+              <w:spacing w:after="0" w:before="0" w:line="260"/>
+            </w:pPr>
+            <w:r>
+              <w:rPr>
+                <w:rFonts w:ascii="맑은 고딕" w:cs="맑은 고딕" w:eastAsia="맑은 고딕" w:hAnsi="맑은 고딕"/>
+                <w:color w:val="3C3429"/>
+                <w:sz w:val="17"/>
+                <w:szCs w:val="17"/>
+              </w:rPr>
+              <w:t xml:space="preserve">Qt Widgets · LiveControlPage 이벤트 스트림</w:t>
+            </w:r>
+          </w:p>
+        </w:tc>
+      </w:tr>
+      <w:tr>
+        <w:tc>
+          <w:tcPr>
+            <w:tcW w:type="dxa" w:w="2600"/>
+            <w:tcBorders>
+              <w:top w:val="single" w:color="DEDEDE" w:sz="6"/>
+              <w:left w:val="single" w:color="DEDEDE" w:sz="6"/>
+              <w:bottom w:val="single" w:color="DEDEDE" w:sz="6"/>
+              <w:right w:val="single" w:color="DEDEDE" w:sz="6"/>
+            </w:tcBorders>
+            <w:tcMar>
+              <w:top w:type="dxa" w:w="70"/>
+              <w:left w:type="dxa" w:w="110"/>
+              <w:bottom w:type="dxa" w:w="70"/>
+              <w:right w:type="dxa" w:w="110"/>
+            </w:tcMar>
+            <w:vAlign w:val="center"/>
+          </w:tcPr>
+          <w:p>
+            <w:pPr>
+              <w:spacing w:after="0" w:before="0" w:line="260"/>
+            </w:pPr>
+            <w:r>
+              <w:rPr>
+                <w:rFonts w:ascii="맑은 고딕" w:cs="맑은 고딕" w:eastAsia="맑은 고딕" w:hAnsi="맑은 고딕"/>
+                <w:color w:val="3C3429"/>
+                <w:sz w:val="17"/>
+                <w:szCs w:val="17"/>
+              </w:rPr>
+              <w:t xml:space="preserve">관련</w:t>
+            </w:r>
+          </w:p>
+        </w:tc>
+        <w:tc>
+          <w:tcPr>
+            <w:tcW w:type="dxa" w:w="7146"/>
+            <w:tcBorders>
+              <w:top w:val="single" w:color="DEDEDE" w:sz="6"/>
+              <w:left w:val="single" w:color="DEDEDE" w:sz="6"/>
+              <w:bottom w:val="single" w:color="DEDEDE" w:sz="6"/>
+              <w:right w:val="single" w:color="DEDEDE" w:sz="6"/>
+            </w:tcBorders>
+            <w:tcMar>
+              <w:top w:type="dxa" w:w="70"/>
+              <w:left w:type="dxa" w:w="110"/>
+              <w:bottom w:type="dxa" w:w="70"/>
+              <w:right w:type="dxa" w:w="110"/>
+            </w:tcMar>
+            <w:vAlign w:val="center"/>
+          </w:tcPr>
+          <w:p>
+            <w:pPr>
+              <w:spacing w:after="0" w:before="0" w:line="260"/>
+            </w:pPr>
+            <w:r>
+              <w:rPr>
+                <w:rFonts w:ascii="맑은 고딕" w:cs="맑은 고딕" w:eastAsia="맑은 고딕" w:hAnsi="맑은 고딕"/>
+                <w:color w:val="3C3429"/>
+                <w:sz w:val="17"/>
+                <w:szCs w:val="17"/>
+              </w:rPr>
+              <w:t xml:space="preserve">연관 이슈 없음 / working tree(미커밋) / 실시간관제 이벤트 로그 UI</w:t>
+            </w:r>
+          </w:p>
+        </w:tc>
+      </w:tr>
+    </w:tbl>
+    <w:p>
+      <w:pPr>
+        <w:pStyle w:val="Heading3"/>
+        <w:spacing w:after="120" w:before="260" w:line="260"/>
+      </w:pPr>
+      <w:r>
+        <w:rPr>
+          <w:rFonts w:ascii="맑은 고딕" w:cs="맑은 고딕" w:eastAsia="맑은 고딕" w:hAnsi="맑은 고딕"/>
+          <w:b/>
+          <w:bCs/>
+          <w:color w:val="241B12"/>
+          <w:sz w:val="21"/>
+          <w:szCs w:val="21"/>
+        </w:rPr>
+        <w:t xml:space="preserve">증상</w:t>
+      </w:r>
+    </w:p>
+    <w:p>
+      <w:pPr>
+        <w:spacing w:after="140" w:before="0" w:line="260"/>
+      </w:pPr>
+      <w:r>
+        <w:rPr>
+          <w:rFonts w:ascii="맑은 고딕" w:cs="맑은 고딕" w:eastAsia="맑은 고딕" w:hAnsi="맑은 고딕"/>
+          <w:color w:val="3C3429"/>
+          <w:sz w:val="17"/>
+          <w:szCs w:val="17"/>
+        </w:rPr>
+        <w:t xml:space="preserve">실시간관제 이벤트 스트림에서 긴 로그 메시지가 줄바꿈되지 않고 패널 밖으로 넘쳤다. 특히 JSON/UUID처럼 공백 없는 긴 토큰은 wordWrap이 켜져 있어도 아예 줄바꿈되지 않았다.</w:t>
+      </w:r>
+    </w:p>
+    <w:tbl>
+      <w:tblPr>
+        <w:tblW w:type="dxa" w:w="9746"/>
+        <w:tblBorders>
+          <w:top w:val="single" w:color="DEDEDE" w:sz="6"/>
+          <w:left w:val="single" w:color="DEDEDE" w:sz="6"/>
+          <w:bottom w:val="single" w:color="DEDEDE" w:sz="6"/>
+          <w:right w:val="single" w:color="DEDEDE" w:sz="6"/>
+          <w:insideH w:val="single" w:color="DEDEDE" w:sz="6"/>
+          <w:insideV w:val="single" w:color="DEDEDE" w:sz="6"/>
+        </w:tblBorders>
+      </w:tblPr>
+      <w:tblGrid>
+        <w:gridCol w:w="9746"/>
+      </w:tblGrid>
+      <w:tr>
+        <w:tc>
+          <w:tcPr>
+            <w:tcW w:type="dxa" w:w="9746"/>
+            <w:tcBorders>
+              <w:top w:val="single" w:color="DEDEDE" w:sz="6"/>
+              <w:left w:val="single" w:color="DEDEDE" w:sz="6"/>
+              <w:bottom w:val="single" w:color="DEDEDE" w:sz="6"/>
+              <w:right w:val="single" w:color="DEDEDE" w:sz="6"/>
+            </w:tcBorders>
+            <w:shd w:fill="F7F8FA" w:color="auto" w:val="clear"/>
+            <w:tcMar>
+              <w:top w:type="dxa" w:w="140"/>
+              <w:left w:type="dxa" w:w="160"/>
+              <w:bottom w:type="dxa" w:w="140"/>
+              <w:right w:type="dxa" w:w="160"/>
+            </w:tcMar>
+          </w:tcPr>
+          <w:p>
+            <w:pPr>
+              <w:spacing w:after="20" w:line="240"/>
+            </w:pPr>
+            <w:r>
+              <w:rPr>
+                <w:rFonts w:ascii="Consolas" w:cs="Consolas" w:eastAsia="Consolas" w:hAnsi="Consolas"/>
+                <w:color w:val="3C3429"/>
+                <w:sz w:val="16"/>
+                <w:szCs w:val="16"/>
+              </w:rPr>
+              <w:t xml:space="preserve">해당 없음 — 코드 리뷰와 실기 화면 관측으로 원인을 확인했고 별도 재현 커맨드는 없음</w:t>
+            </w:r>
+          </w:p>
+        </w:tc>
+      </w:tr>
+    </w:tbl>
+    <w:p>
+      <w:pPr>
+        <w:pStyle w:val="Heading3"/>
+        <w:spacing w:after="120" w:before="260" w:line="260"/>
+      </w:pPr>
+      <w:r>
+        <w:rPr>
+          <w:rFonts w:ascii="맑은 고딕" w:cs="맑은 고딕" w:eastAsia="맑은 고딕" w:hAnsi="맑은 고딕"/>
+          <w:b/>
+          <w:bCs/>
+          <w:color w:val="241B12"/>
+          <w:sz w:val="21"/>
+          <w:szCs w:val="21"/>
+        </w:rPr>
+        <w:t xml:space="preserve">재현 절차</w:t>
+      </w:r>
+    </w:p>
+    <w:tbl>
+      <w:tblPr>
+        <w:tblW w:type="dxa" w:w="9746"/>
+        <w:tblBorders>
+          <w:top w:val="single" w:color="DEDEDE" w:sz="6"/>
+          <w:left w:val="single" w:color="DEDEDE" w:sz="6"/>
+          <w:bottom w:val="single" w:color="DEDEDE" w:sz="6"/>
+          <w:right w:val="single" w:color="DEDEDE" w:sz="6"/>
+          <w:insideH w:val="single" w:color="DEDEDE" w:sz="6"/>
+          <w:insideV w:val="single" w:color="DEDEDE" w:sz="6"/>
+        </w:tblBorders>
+      </w:tblPr>
+      <w:tblGrid>
+        <w:gridCol w:w="1500"/>
+        <w:gridCol w:w="3000"/>
+        <w:gridCol w:w="5246"/>
+      </w:tblGrid>
+      <w:tr>
+        <w:trPr>
+          <w:tblHeader/>
+        </w:trPr>
+        <w:tc>
+          <w:tcPr>
+            <w:tcW w:type="dxa" w:w="1500"/>
+            <w:tcBorders>
+              <w:top w:val="single" w:color="49361D" w:sz="6"/>
+              <w:left w:val="single" w:color="49361D" w:sz="6"/>
+              <w:bottom w:val="single" w:color="49361D" w:sz="6"/>
+              <w:right w:val="single" w:color="49361D" w:sz="6"/>
+            </w:tcBorders>
+            <w:shd w:fill="241B12" w:color="auto" w:val="clear"/>
+            <w:tcMar>
+              <w:top w:type="dxa" w:w="90"/>
+              <w:left w:type="dxa" w:w="110"/>
+              <w:bottom w:type="dxa" w:w="90"/>
+              <w:right w:type="dxa" w:w="110"/>
+            </w:tcMar>
+            <w:vAlign w:val="center"/>
+          </w:tcPr>
+          <w:p>
+            <w:pPr>
+              <w:spacing w:after="0" w:before="0" w:line="260"/>
+            </w:pPr>
+            <w:r>
+              <w:rPr>
+                <w:rFonts w:ascii="맑은 고딕" w:cs="맑은 고딕" w:eastAsia="맑은 고딕" w:hAnsi="맑은 고딕"/>
+                <w:b/>
+                <w:bCs/>
+                <w:color w:val="F4CF87"/>
+                <w:sz w:val="17"/>
+                <w:szCs w:val="17"/>
+              </w:rPr>
+              <w:t xml:space="preserve">#</w:t>
+            </w:r>
+          </w:p>
+        </w:tc>
+        <w:tc>
+          <w:tcPr>
+            <w:tcW w:type="dxa" w:w="3000"/>
+            <w:tcBorders>
+              <w:top w:val="single" w:color="49361D" w:sz="6"/>
+              <w:left w:val="single" w:color="49361D" w:sz="6"/>
+              <w:bottom w:val="single" w:color="49361D" w:sz="6"/>
+              <w:right w:val="single" w:color="49361D" w:sz="6"/>
+            </w:tcBorders>
+            <w:shd w:fill="241B12" w:color="auto" w:val="clear"/>
+            <w:tcMar>
+              <w:top w:type="dxa" w:w="90"/>
+              <w:left w:type="dxa" w:w="110"/>
+              <w:bottom w:type="dxa" w:w="90"/>
+              <w:right w:type="dxa" w:w="110"/>
+            </w:tcMar>
+            <w:vAlign w:val="center"/>
+          </w:tcPr>
+          <w:p>
+            <w:pPr>
+              <w:spacing w:after="0" w:before="0" w:line="260"/>
+            </w:pPr>
+            <w:r>
+              <w:rPr>
+                <w:rFonts w:ascii="맑은 고딕" w:cs="맑은 고딕" w:eastAsia="맑은 고딕" w:hAnsi="맑은 고딕"/>
+                <w:b/>
+                <w:bCs/>
+                <w:color w:val="F4CF87"/>
+                <w:sz w:val="17"/>
+                <w:szCs w:val="17"/>
+              </w:rPr>
+              <w:t xml:space="preserve">동작</w:t>
+            </w:r>
+          </w:p>
+        </w:tc>
+        <w:tc>
+          <w:tcPr>
+            <w:tcW w:type="dxa" w:w="5246"/>
+            <w:tcBorders>
+              <w:top w:val="single" w:color="49361D" w:sz="6"/>
+              <w:left w:val="single" w:color="49361D" w:sz="6"/>
+              <w:bottom w:val="single" w:color="49361D" w:sz="6"/>
+              <w:right w:val="single" w:color="49361D" w:sz="6"/>
+            </w:tcBorders>
+            <w:shd w:fill="241B12" w:color="auto" w:val="clear"/>
+            <w:tcMar>
+              <w:top w:type="dxa" w:w="90"/>
+              <w:left w:type="dxa" w:w="110"/>
+              <w:bottom w:type="dxa" w:w="90"/>
+              <w:right w:type="dxa" w:w="110"/>
+            </w:tcMar>
+            <w:vAlign w:val="center"/>
+          </w:tcPr>
+          <w:p>
+            <w:pPr>
+              <w:spacing w:after="0" w:before="0" w:line="260"/>
+            </w:pPr>
+            <w:r>
+              <w:rPr>
+                <w:rFonts w:ascii="맑은 고딕" w:cs="맑은 고딕" w:eastAsia="맑은 고딕" w:hAnsi="맑은 고딕"/>
+                <w:b/>
+                <w:bCs/>
+                <w:color w:val="F4CF87"/>
+                <w:sz w:val="17"/>
+                <w:szCs w:val="17"/>
+              </w:rPr>
+              <w:t xml:space="preserve">결과</w:t>
+            </w:r>
+          </w:p>
+        </w:tc>
+      </w:tr>
+      <w:tr>
+        <w:tc>
+          <w:tcPr>
+            <w:tcW w:type="dxa" w:w="1500"/>
+            <w:tcBorders>
+              <w:top w:val="single" w:color="DEDEDE" w:sz="6"/>
+              <w:left w:val="single" w:color="DEDEDE" w:sz="6"/>
+              <w:bottom w:val="single" w:color="DEDEDE" w:sz="6"/>
+              <w:right w:val="single" w:color="DEDEDE" w:sz="6"/>
+            </w:tcBorders>
+            <w:tcMar>
+              <w:top w:type="dxa" w:w="70"/>
+              <w:left w:type="dxa" w:w="110"/>
+              <w:bottom w:type="dxa" w:w="70"/>
+              <w:right w:type="dxa" w:w="110"/>
+            </w:tcMar>
+            <w:vAlign w:val="center"/>
+          </w:tcPr>
+          <w:p>
+            <w:pPr>
+              <w:spacing w:after="0" w:before="0" w:line="260"/>
+            </w:pPr>
+            <w:r>
+              <w:rPr>
+                <w:rFonts w:ascii="맑은 고딕" w:cs="맑은 고딕" w:eastAsia="맑은 고딕" w:hAnsi="맑은 고딕"/>
+                <w:color w:val="3C3429"/>
+                <w:sz w:val="17"/>
+                <w:szCs w:val="17"/>
+              </w:rPr>
+              <w:t xml:space="preserve">1</w:t>
+            </w:r>
+          </w:p>
+        </w:tc>
+        <w:tc>
+          <w:tcPr>
+            <w:tcW w:type="dxa" w:w="3000"/>
+            <w:tcBorders>
+              <w:top w:val="single" w:color="DEDEDE" w:sz="6"/>
+              <w:left w:val="single" w:color="DEDEDE" w:sz="6"/>
+              <w:bottom w:val="single" w:color="DEDEDE" w:sz="6"/>
+              <w:right w:val="single" w:color="DEDEDE" w:sz="6"/>
+            </w:tcBorders>
+            <w:tcMar>
+              <w:top w:type="dxa" w:w="70"/>
+              <w:left w:type="dxa" w:w="110"/>
+              <w:bottom w:type="dxa" w:w="70"/>
+              <w:right w:type="dxa" w:w="110"/>
+            </w:tcMar>
+            <w:vAlign w:val="center"/>
+          </w:tcPr>
+          <w:p>
+            <w:pPr>
+              <w:spacing w:after="0" w:before="0" w:line="260"/>
+            </w:pPr>
+            <w:r>
+              <w:t xml:space="preserve">실시간관제 페이지에서 공백 없는 긴 토큰(JSON/UUID 등)이 포함된 이벤트 로그를 발생시킨다</w:t>
+            </w:r>
+          </w:p>
+        </w:tc>
+        <w:tc>
+          <w:tcPr>
+            <w:tcW w:type="dxa" w:w="5246"/>
+            <w:tcBorders>
+              <w:top w:val="single" w:color="DEDEDE" w:sz="6"/>
+              <w:left w:val="single" w:color="DEDEDE" w:sz="6"/>
+              <w:bottom w:val="single" w:color="DEDEDE" w:sz="6"/>
+              <w:right w:val="single" w:color="DEDEDE" w:sz="6"/>
+            </w:tcBorders>
+            <w:tcMar>
+              <w:top w:type="dxa" w:w="70"/>
+              <w:left w:type="dxa" w:w="110"/>
+              <w:bottom w:type="dxa" w:w="70"/>
+              <w:right w:type="dxa" w:w="110"/>
+            </w:tcMar>
+            <w:vAlign w:val="center"/>
+          </w:tcPr>
+          <w:p>
+            <w:pPr>
+              <w:spacing w:after="0" w:before="0" w:line="260"/>
+            </w:pPr>
+            <w:r>
+              <w:t xml:space="preserve">메시지가 줄바꿈되지 않고 패널 폭을 넘어간다</w:t>
+            </w:r>
+          </w:p>
+        </w:tc>
+      </w:tr>
+      <w:tr>
+        <w:tc>
+          <w:tcPr>
+            <w:tcW w:type="dxa" w:w="1500"/>
+            <w:tcBorders>
+              <w:top w:val="single" w:color="DEDEDE" w:sz="6"/>
+              <w:left w:val="single" w:color="DEDEDE" w:sz="6"/>
+              <w:bottom w:val="single" w:color="DEDEDE" w:sz="6"/>
+              <w:right w:val="single" w:color="DEDEDE" w:sz="6"/>
+            </w:tcBorders>
+            <w:shd w:fill="FAFAFA" w:color="auto" w:val="clear"/>
+            <w:tcMar>
+              <w:top w:type="dxa" w:w="70"/>
+              <w:left w:type="dxa" w:w="110"/>
+              <w:bottom w:type="dxa" w:w="70"/>
+              <w:right w:type="dxa" w:w="110"/>
+            </w:tcMar>
+            <w:vAlign w:val="center"/>
+          </w:tcPr>
+          <w:p>
+            <w:pPr>
+              <w:spacing w:after="0" w:before="0" w:line="260"/>
+            </w:pPr>
+            <w:r>
+              <w:rPr>
+                <w:rFonts w:ascii="맑은 고딕" w:cs="맑은 고딕" w:eastAsia="맑은 고딕" w:hAnsi="맑은 고딕"/>
+                <w:color w:val="3C3429"/>
+                <w:sz w:val="17"/>
+                <w:szCs w:val="17"/>
+              </w:rPr>
+              <w:t xml:space="preserve">2</w:t>
+            </w:r>
+          </w:p>
+        </w:tc>
+        <w:tc>
+          <w:tcPr>
+            <w:tcW w:type="dxa" w:w="3000"/>
+            <w:tcBorders>
+              <w:top w:val="single" w:color="DEDEDE" w:sz="6"/>
+              <w:left w:val="single" w:color="DEDEDE" w:sz="6"/>
+              <w:bottom w:val="single" w:color="DEDEDE" w:sz="6"/>
+              <w:right w:val="single" w:color="DEDEDE" w:sz="6"/>
+            </w:tcBorders>
+            <w:shd w:fill="FAFAFA" w:color="auto" w:val="clear"/>
+            <w:tcMar>
+              <w:top w:type="dxa" w:w="70"/>
+              <w:left w:type="dxa" w:w="110"/>
+              <w:bottom w:type="dxa" w:w="70"/>
+              <w:right w:type="dxa" w:w="110"/>
+            </w:tcMar>
+            <w:vAlign w:val="center"/>
+          </w:tcPr>
+          <w:p>
+            <w:pPr>
+              <w:spacing w:after="0" w:before="0" w:line="260"/>
+            </w:pPr>
+            <w:r>
+              <w:t xml:space="preserve">일반 문장으로 된 긴 로그 메시지를 발생시킨다</w:t>
+            </w:r>
+          </w:p>
+        </w:tc>
+        <w:tc>
+          <w:tcPr>
+            <w:tcW w:type="dxa" w:w="5246"/>
+            <w:tcBorders>
+              <w:top w:val="single" w:color="DEDEDE" w:sz="6"/>
+              <w:left w:val="single" w:color="DEDEDE" w:sz="6"/>
+              <w:bottom w:val="single" w:color="DEDEDE" w:sz="6"/>
+              <w:right w:val="single" w:color="DEDEDE" w:sz="6"/>
+            </w:tcBorders>
+            <w:shd w:fill="FAFAFA" w:color="auto" w:val="clear"/>
+            <w:tcMar>
+              <w:top w:type="dxa" w:w="70"/>
+              <w:left w:type="dxa" w:w="110"/>
+              <w:bottom w:type="dxa" w:w="70"/>
+              <w:right w:type="dxa" w:w="110"/>
+            </w:tcMar>
+            <w:vAlign w:val="center"/>
+          </w:tcPr>
+          <w:p>
+            <w:pPr>
+              <w:spacing w:after="0" w:before="0" w:line="260"/>
+            </w:pPr>
+            <w:r>
+              <w:t xml:space="preserve">이 경우도 줄바꿈이 되지 않는다</w:t>
+            </w:r>
+          </w:p>
+        </w:tc>
+      </w:tr>
+    </w:tbl>
+    <w:p>
+      <w:pPr>
+        <w:spacing w:after="140" w:before="0" w:line="260"/>
+      </w:pPr>
+      <w:r>
+        <w:rPr>
+          <w:rFonts w:ascii="맑은 고딕" w:cs="맑은 고딕" w:eastAsia="맑은 고딕" w:hAnsi="맑은 고딕"/>
+          <w:color w:val="3C3429"/>
+          <w:sz w:val="17"/>
+          <w:szCs w:val="17"/>
+        </w:rPr>
+        <w:t xml:space="preserve">재현율: 재현 시마다 확인</w:t>
+      </w:r>
+    </w:p>
+    <w:p>
+      <w:pPr>
+        <w:pStyle w:val="Heading3"/>
+        <w:spacing w:after="120" w:before="260" w:line="260"/>
+      </w:pPr>
+      <w:r>
+        <w:rPr>
+          <w:rFonts w:ascii="맑은 고딕" w:cs="맑은 고딕" w:eastAsia="맑은 고딕" w:hAnsi="맑은 고딕"/>
+          <w:b/>
+          <w:bCs/>
+          <w:color w:val="241B12"/>
+          <w:sz w:val="21"/>
+          <w:szCs w:val="21"/>
+        </w:rPr>
+        <w:t xml:space="preserve">진단 과정</w:t>
+      </w:r>
+    </w:p>
+    <w:tbl>
+      <w:tblPr>
+        <w:tblW w:type="dxa" w:w="9746"/>
+        <w:tblBorders>
+          <w:top w:val="single" w:color="DEDEDE" w:sz="6"/>
+          <w:left w:val="single" w:color="DEDEDE" w:sz="6"/>
+          <w:bottom w:val="single" w:color="DEDEDE" w:sz="6"/>
+          <w:right w:val="single" w:color="DEDEDE" w:sz="6"/>
+          <w:insideH w:val="single" w:color="DEDEDE" w:sz="6"/>
+          <w:insideV w:val="single" w:color="DEDEDE" w:sz="6"/>
+        </w:tblBorders>
+      </w:tblPr>
+      <w:tblGrid>
+        <w:gridCol w:w="1500"/>
+        <w:gridCol w:w="3000"/>
+        <w:gridCol w:w="5246"/>
+      </w:tblGrid>
+      <w:tr>
+        <w:trPr>
+          <w:tblHeader/>
+        </w:trPr>
+        <w:tc>
+          <w:tcPr>
+            <w:tcW w:type="dxa" w:w="1500"/>
+            <w:tcBorders>
+              <w:top w:val="single" w:color="49361D" w:sz="6"/>
+              <w:left w:val="single" w:color="49361D" w:sz="6"/>
+              <w:bottom w:val="single" w:color="49361D" w:sz="6"/>
+              <w:right w:val="single" w:color="49361D" w:sz="6"/>
+            </w:tcBorders>
+            <w:shd w:fill="241B12" w:color="auto" w:val="clear"/>
+            <w:tcMar>
+              <w:top w:type="dxa" w:w="90"/>
+              <w:left w:type="dxa" w:w="110"/>
+              <w:bottom w:type="dxa" w:w="90"/>
+              <w:right w:type="dxa" w:w="110"/>
+            </w:tcMar>
+            <w:vAlign w:val="center"/>
+          </w:tcPr>
+          <w:p>
+            <w:pPr>
+              <w:spacing w:after="0" w:before="0" w:line="260"/>
+            </w:pPr>
+            <w:r>
+              <w:rPr>
+                <w:rFonts w:ascii="맑은 고딕" w:cs="맑은 고딕" w:eastAsia="맑은 고딕" w:hAnsi="맑은 고딕"/>
+                <w:b/>
+                <w:bCs/>
+                <w:color w:val="F4CF87"/>
+                <w:sz w:val="17"/>
+                <w:szCs w:val="17"/>
+              </w:rPr>
+              <w:t xml:space="preserve">가설</w:t>
+            </w:r>
+          </w:p>
+        </w:tc>
+        <w:tc>
+          <w:tcPr>
+            <w:tcW w:type="dxa" w:w="3000"/>
+            <w:tcBorders>
+              <w:top w:val="single" w:color="49361D" w:sz="6"/>
+              <w:left w:val="single" w:color="49361D" w:sz="6"/>
+              <w:bottom w:val="single" w:color="49361D" w:sz="6"/>
+              <w:right w:val="single" w:color="49361D" w:sz="6"/>
+            </w:tcBorders>
+            <w:shd w:fill="241B12" w:color="auto" w:val="clear"/>
+            <w:tcMar>
+              <w:top w:type="dxa" w:w="90"/>
+              <w:left w:type="dxa" w:w="110"/>
+              <w:bottom w:type="dxa" w:w="90"/>
+              <w:right w:type="dxa" w:w="110"/>
+            </w:tcMar>
+            <w:vAlign w:val="center"/>
+          </w:tcPr>
+          <w:p>
+            <w:pPr>
+              <w:spacing w:after="0" w:before="0" w:line="260"/>
+            </w:pPr>
+            <w:r>
+              <w:rPr>
+                <w:rFonts w:ascii="맑은 고딕" w:cs="맑은 고딕" w:eastAsia="맑은 고딕" w:hAnsi="맑은 고딕"/>
+                <w:b/>
+                <w:bCs/>
+                <w:color w:val="F4CF87"/>
+                <w:sz w:val="17"/>
+                <w:szCs w:val="17"/>
+              </w:rPr>
+              <w:t xml:space="preserve">확인 방법</w:t>
+            </w:r>
+          </w:p>
+        </w:tc>
+        <w:tc>
+          <w:tcPr>
+            <w:tcW w:type="dxa" w:w="5246"/>
+            <w:tcBorders>
+              <w:top w:val="single" w:color="49361D" w:sz="6"/>
+              <w:left w:val="single" w:color="49361D" w:sz="6"/>
+              <w:bottom w:val="single" w:color="49361D" w:sz="6"/>
+              <w:right w:val="single" w:color="49361D" w:sz="6"/>
+            </w:tcBorders>
+            <w:shd w:fill="241B12" w:color="auto" w:val="clear"/>
+            <w:tcMar>
+              <w:top w:type="dxa" w:w="90"/>
+              <w:left w:type="dxa" w:w="110"/>
+              <w:bottom w:type="dxa" w:w="90"/>
+              <w:right w:type="dxa" w:w="110"/>
+            </w:tcMar>
+            <w:vAlign w:val="center"/>
+          </w:tcPr>
+          <w:p>
+            <w:pPr>
+              <w:spacing w:after="0" w:before="0" w:line="260"/>
+            </w:pPr>
+            <w:r>
+              <w:rPr>
+                <w:rFonts w:ascii="맑은 고딕" w:cs="맑은 고딕" w:eastAsia="맑은 고딕" w:hAnsi="맑은 고딕"/>
+                <w:b/>
+                <w:bCs/>
+                <w:color w:val="F4CF87"/>
+                <w:sz w:val="17"/>
+                <w:szCs w:val="17"/>
+              </w:rPr>
+              <w:t xml:space="preserve">결과</w:t>
+            </w:r>
+          </w:p>
+        </w:tc>
+      </w:tr>
+      <w:tr>
+        <w:tc>
+          <w:tcPr>
+            <w:tcW w:type="dxa" w:w="1500"/>
+            <w:tcBorders>
+              <w:top w:val="single" w:color="DEDEDE" w:sz="6"/>
+              <w:left w:val="single" w:color="DEDEDE" w:sz="6"/>
+              <w:bottom w:val="single" w:color="DEDEDE" w:sz="6"/>
+              <w:right w:val="single" w:color="DEDEDE" w:sz="6"/>
+            </w:tcBorders>
+            <w:tcMar>
+              <w:top w:type="dxa" w:w="70"/>
+              <w:left w:type="dxa" w:w="110"/>
+              <w:bottom w:type="dxa" w:w="70"/>
+              <w:right w:type="dxa" w:w="110"/>
+            </w:tcMar>
+            <w:vAlign w:val="center"/>
+          </w:tcPr>
+          <w:p>
+            <w:pPr>
+              <w:spacing w:after="0" w:before="0" w:line="260"/>
+            </w:pPr>
+            <w:r>
+              <w:t xml:space="preserve">QLabel에 wordWrap(true)이 설정돼 있는데도 안 먹힌다</w:t>
+            </w:r>
+          </w:p>
+        </w:tc>
+        <w:tc>
+          <w:tcPr>
+            <w:tcW w:type="dxa" w:w="3000"/>
+            <w:tcBorders>
+              <w:top w:val="single" w:color="DEDEDE" w:sz="6"/>
+              <w:left w:val="single" w:color="DEDEDE" w:sz="6"/>
+              <w:bottom w:val="single" w:color="DEDEDE" w:sz="6"/>
+              <w:right w:val="single" w:color="DEDEDE" w:sz="6"/>
+            </w:tcBorders>
+            <w:tcMar>
+              <w:top w:type="dxa" w:w="70"/>
+              <w:left w:type="dxa" w:w="110"/>
+              <w:bottom w:type="dxa" w:w="70"/>
+              <w:right w:type="dxa" w:w="110"/>
+            </w:tcMar>
+            <w:vAlign w:val="center"/>
+          </w:tcPr>
+          <w:p>
+            <w:pPr>
+              <w:spacing w:after="0" w:before="0" w:line="260"/>
+            </w:pPr>
+            <w:r>
+              <w:t xml:space="preserve">크기정책(QSizePolicy) 확인</w:t>
+            </w:r>
+          </w:p>
+        </w:tc>
+        <w:tc>
+          <w:tcPr>
+            <w:tcW w:type="dxa" w:w="5246"/>
+            <w:tcBorders>
+              <w:top w:val="single" w:color="DEDEDE" w:sz="6"/>
+              <w:left w:val="single" w:color="DEDEDE" w:sz="6"/>
+              <w:bottom w:val="single" w:color="DEDEDE" w:sz="6"/>
+              <w:right w:val="single" w:color="DEDEDE" w:sz="6"/>
+            </w:tcBorders>
+            <w:tcMar>
+              <w:top w:type="dxa" w:w="70"/>
+              <w:left w:type="dxa" w:w="110"/>
+              <w:bottom w:type="dxa" w:w="70"/>
+              <w:right w:type="dxa" w:w="110"/>
+            </w:tcMar>
+            <w:vAlign w:val="center"/>
+          </w:tcPr>
+          <w:p>
+            <w:pPr>
+              <w:spacing w:after="0" w:before="0" w:line="260"/>
+            </w:pPr>
+            <w:r>
+              <w:rPr>
+                <w:rFonts w:ascii="맑은 고딕" w:cs="맑은 고딕" w:eastAsia="맑은 고딕" w:hAnsi="맑은 고딕"/>
+                <w:color w:val="3C3429"/>
+                <w:sz w:val="17"/>
+                <w:szCs w:val="17"/>
+              </w:rPr>
+              <w:t xml:space="preserve">맞음 — QSizePolicy::Preferred 때문에 wordWrap이 실제로는 적용되지 않고 있었음</w:t>
+            </w:r>
+          </w:p>
+        </w:tc>
+      </w:tr>
+      <w:tr>
+        <w:tc>
+          <w:tcPr>
+            <w:tcW w:type="dxa" w:w="1500"/>
+            <w:tcBorders>
+              <w:top w:val="single" w:color="DEDEDE" w:sz="6"/>
+              <w:left w:val="single" w:color="DEDEDE" w:sz="6"/>
+              <w:bottom w:val="single" w:color="DEDEDE" w:sz="6"/>
+              <w:right w:val="single" w:color="DEDEDE" w:sz="6"/>
+            </w:tcBorders>
+            <w:shd w:fill="FAFAFA" w:color="auto" w:val="clear"/>
+            <w:tcMar>
+              <w:top w:type="dxa" w:w="70"/>
+              <w:left w:type="dxa" w:w="110"/>
+              <w:bottom w:type="dxa" w:w="70"/>
+              <w:right w:type="dxa" w:w="110"/>
+            </w:tcMar>
+            <w:vAlign w:val="center"/>
+          </w:tcPr>
+          <w:p>
+            <w:pPr>
+              <w:spacing w:after="0" w:before="0" w:line="260"/>
+            </w:pPr>
+            <w:r>
+              <w:t xml:space="preserve">wordWrap을 고쳐도 공백 없는 긴 토큰은 여전히 안 잘린다</w:t>
+            </w:r>
+          </w:p>
+        </w:tc>
+        <w:tc>
+          <w:tcPr>
+            <w:tcW w:type="dxa" w:w="3000"/>
+            <w:tcBorders>
+              <w:top w:val="single" w:color="DEDEDE" w:sz="6"/>
+              <w:left w:val="single" w:color="DEDEDE" w:sz="6"/>
+              <w:bottom w:val="single" w:color="DEDEDE" w:sz="6"/>
+              <w:right w:val="single" w:color="DEDEDE" w:sz="6"/>
+            </w:tcBorders>
+            <w:shd w:fill="FAFAFA" w:color="auto" w:val="clear"/>
+            <w:tcMar>
+              <w:top w:type="dxa" w:w="70"/>
+              <w:left w:type="dxa" w:w="110"/>
+              <w:bottom w:type="dxa" w:w="70"/>
+              <w:right w:type="dxa" w:w="110"/>
+            </w:tcMar>
+            <w:vAlign w:val="center"/>
+          </w:tcPr>
+          <w:p>
+            <w:pPr>
+              <w:spacing w:after="0" w:before="0" w:line="260"/>
+            </w:pPr>
+            <w:r>
+              <w:t xml:space="preserve">긴 토큰만 따로 재현</w:t>
+            </w:r>
+          </w:p>
+        </w:tc>
+        <w:tc>
+          <w:tcPr>
+            <w:tcW w:type="dxa" w:w="5246"/>
+            <w:tcBorders>
+              <w:top w:val="single" w:color="DEDEDE" w:sz="6"/>
+              <w:left w:val="single" w:color="DEDEDE" w:sz="6"/>
+              <w:bottom w:val="single" w:color="DEDEDE" w:sz="6"/>
+              <w:right w:val="single" w:color="DEDEDE" w:sz="6"/>
+            </w:tcBorders>
+            <w:shd w:fill="FAFAFA" w:color="auto" w:val="clear"/>
+            <w:tcMar>
+              <w:top w:type="dxa" w:w="70"/>
+              <w:left w:type="dxa" w:w="110"/>
+              <w:bottom w:type="dxa" w:w="70"/>
+              <w:right w:type="dxa" w:w="110"/>
+            </w:tcMar>
+            <w:vAlign w:val="center"/>
+          </w:tcPr>
+          <w:p>
+            <w:pPr>
+              <w:spacing w:after="0" w:before="0" w:line="260"/>
+            </w:pPr>
+            <w:r>
+              <w:rPr>
+                <w:rFonts w:ascii="맑은 고딕" w:cs="맑은 고딕" w:eastAsia="맑은 고딕" w:hAnsi="맑은 고딕"/>
+                <w:color w:val="3C3429"/>
+                <w:sz w:val="17"/>
+                <w:szCs w:val="17"/>
+              </w:rPr>
+              <w:t xml:space="preserve">맞음 — Qt의 기본 줄바꿈은 공백 기준이라 공백 없는 연속 문자열엔 줄바꿈 지점이 없음</w:t>
+            </w:r>
+          </w:p>
+        </w:tc>
+      </w:tr>
+    </w:tbl>
+    <w:p>
+      <w:pPr>
+        <w:pStyle w:val="Heading3"/>
+        <w:spacing w:after="120" w:before="260" w:line="260"/>
+      </w:pPr>
+      <w:r>
+        <w:rPr>
+          <w:rFonts w:ascii="맑은 고딕" w:cs="맑은 고딕" w:eastAsia="맑은 고딕" w:hAnsi="맑은 고딕"/>
+          <w:b/>
+          <w:bCs/>
+          <w:color w:val="241B12"/>
+          <w:sz w:val="21"/>
+          <w:szCs w:val="21"/>
+        </w:rPr>
+        <w:t xml:space="preserve">원인</w:t>
+      </w:r>
+    </w:p>
+    <w:p>
+      <w:pPr>
+        <w:spacing w:after="140" w:before="0" w:line="260"/>
+      </w:pPr>
+      <w:r>
+        <w:rPr>
+          <w:rFonts w:ascii="맑은 고딕" w:cs="맑은 고딕" w:eastAsia="맑은 고딕" w:hAnsi="맑은 고딕"/>
+          <w:color w:val="3C3429"/>
+          <w:sz w:val="17"/>
+          <w:szCs w:val="17"/>
+        </w:rPr>
+        <w:t xml:space="preserve">확인됨. QLabel의 wordWrap이 QSizePolicy::Preferred 크기정책 때문에 실제로는 적용되지 않고 있었다. 또한 Qt의 기본 줄바꿈은 공백을 기준으로 하므로, JSON/UUID처럼 공백 없는 10자 이상 연속 문자열은 wordWrap이 정상 동작해도 줄바꿈 지점을 찾지 못해 그대로 넘쳤다.</w:t>
+      </w:r>
+    </w:p>
+    <w:p>
+      <w:pPr>
+        <w:pStyle w:val="Heading3"/>
+        <w:spacing w:after="120" w:before="260" w:line="260"/>
+      </w:pPr>
+      <w:r>
+        <w:rPr>
+          <w:rFonts w:ascii="맑은 고딕" w:cs="맑은 고딕" w:eastAsia="맑은 고딕" w:hAnsi="맑은 고딕"/>
+          <w:b/>
+          <w:bCs/>
+          <w:color w:val="241B12"/>
+          <w:sz w:val="21"/>
+          <w:szCs w:val="21"/>
+        </w:rPr>
+        <w:t xml:space="preserve">조치</w:t>
+      </w:r>
+    </w:p>
+    <w:tbl>
+      <w:tblPr>
+        <w:tblW w:type="dxa" w:w="9746"/>
+        <w:tblBorders>
+          <w:top w:val="single" w:color="DEDEDE" w:sz="6"/>
+          <w:left w:val="single" w:color="DEDEDE" w:sz="6"/>
+          <w:bottom w:val="single" w:color="DEDEDE" w:sz="6"/>
+          <w:right w:val="single" w:color="DEDEDE" w:sz="6"/>
+          <w:insideH w:val="single" w:color="DEDEDE" w:sz="6"/>
+          <w:insideV w:val="single" w:color="DEDEDE" w:sz="6"/>
+        </w:tblBorders>
+      </w:tblPr>
+      <w:tblGrid>
+        <w:gridCol w:w="1500"/>
+        <w:gridCol w:w="3000"/>
+        <w:gridCol w:w="5246"/>
+      </w:tblGrid>
+      <w:tr>
+        <w:trPr>
+          <w:tblHeader/>
+        </w:trPr>
+        <w:tc>
+          <w:tcPr>
+            <w:tcW w:type="dxa" w:w="1500"/>
+            <w:tcBorders>
+              <w:top w:val="single" w:color="49361D" w:sz="6"/>
+              <w:left w:val="single" w:color="49361D" w:sz="6"/>
+              <w:bottom w:val="single" w:color="49361D" w:sz="6"/>
+              <w:right w:val="single" w:color="49361D" w:sz="6"/>
+            </w:tcBorders>
+            <w:shd w:fill="241B12" w:color="auto" w:val="clear"/>
+            <w:tcMar>
+              <w:top w:type="dxa" w:w="90"/>
+              <w:left w:type="dxa" w:w="110"/>
+              <w:bottom w:type="dxa" w:w="90"/>
+              <w:right w:type="dxa" w:w="110"/>
+            </w:tcMar>
+            <w:vAlign w:val="center"/>
+          </w:tcPr>
+          <w:p>
+            <w:pPr>
+              <w:spacing w:after="0" w:before="0" w:line="260"/>
+            </w:pPr>
+            <w:r>
+              <w:rPr>
+                <w:rFonts w:ascii="맑은 고딕" w:cs="맑은 고딕" w:eastAsia="맑은 고딕" w:hAnsi="맑은 고딕"/>
+                <w:b/>
+                <w:bCs/>
+                <w:color w:val="F4CF87"/>
+                <w:sz w:val="17"/>
+                <w:szCs w:val="17"/>
+              </w:rPr>
+              <w:t xml:space="preserve">대상</w:t>
+            </w:r>
+          </w:p>
+        </w:tc>
+        <w:tc>
+          <w:tcPr>
+            <w:tcW w:type="dxa" w:w="3000"/>
+            <w:tcBorders>
+              <w:top w:val="single" w:color="49361D" w:sz="6"/>
+              <w:left w:val="single" w:color="49361D" w:sz="6"/>
+              <w:bottom w:val="single" w:color="49361D" w:sz="6"/>
+              <w:right w:val="single" w:color="49361D" w:sz="6"/>
+            </w:tcBorders>
+            <w:shd w:fill="241B12" w:color="auto" w:val="clear"/>
+            <w:tcMar>
+              <w:top w:type="dxa" w:w="90"/>
+              <w:left w:type="dxa" w:w="110"/>
+              <w:bottom w:type="dxa" w:w="90"/>
+              <w:right w:type="dxa" w:w="110"/>
+            </w:tcMar>
+            <w:vAlign w:val="center"/>
+          </w:tcPr>
+          <w:p>
+            <w:pPr>
+              <w:spacing w:after="0" w:before="0" w:line="260"/>
+            </w:pPr>
+            <w:r>
+              <w:rPr>
+                <w:rFonts w:ascii="맑은 고딕" w:cs="맑은 고딕" w:eastAsia="맑은 고딕" w:hAnsi="맑은 고딕"/>
+                <w:b/>
+                <w:bCs/>
+                <w:color w:val="F4CF87"/>
+                <w:sz w:val="17"/>
+                <w:szCs w:val="17"/>
+              </w:rPr>
+              <w:t xml:space="preserve">변경 전</w:t>
+            </w:r>
+          </w:p>
+        </w:tc>
+        <w:tc>
+          <w:tcPr>
+            <w:tcW w:type="dxa" w:w="5246"/>
+            <w:tcBorders>
+              <w:top w:val="single" w:color="49361D" w:sz="6"/>
+              <w:left w:val="single" w:color="49361D" w:sz="6"/>
+              <w:bottom w:val="single" w:color="49361D" w:sz="6"/>
+              <w:right w:val="single" w:color="49361D" w:sz="6"/>
+            </w:tcBorders>
+            <w:shd w:fill="241B12" w:color="auto" w:val="clear"/>
+            <w:tcMar>
+              <w:top w:type="dxa" w:w="90"/>
+              <w:left w:type="dxa" w:w="110"/>
+              <w:bottom w:type="dxa" w:w="90"/>
+              <w:right w:type="dxa" w:w="110"/>
+            </w:tcMar>
+            <w:vAlign w:val="center"/>
+          </w:tcPr>
+          <w:p>
+            <w:pPr>
+              <w:spacing w:after="0" w:before="0" w:line="260"/>
+            </w:pPr>
+            <w:r>
+              <w:rPr>
+                <w:rFonts w:ascii="맑은 고딕" w:cs="맑은 고딕" w:eastAsia="맑은 고딕" w:hAnsi="맑은 고딕"/>
+                <w:b/>
+                <w:bCs/>
+                <w:color w:val="F4CF87"/>
+                <w:sz w:val="17"/>
+                <w:szCs w:val="17"/>
+              </w:rPr>
+              <w:t xml:space="preserve">변경 후</w:t>
+            </w:r>
+          </w:p>
+        </w:tc>
+      </w:tr>
+      <w:tr>
+        <w:tc>
+          <w:tcPr>
+            <w:tcW w:type="dxa" w:w="1500"/>
+            <w:tcBorders>
+              <w:top w:val="single" w:color="DEDEDE" w:sz="6"/>
+              <w:left w:val="single" w:color="DEDEDE" w:sz="6"/>
+              <w:bottom w:val="single" w:color="DEDEDE" w:sz="6"/>
+              <w:right w:val="single" w:color="DEDEDE" w:sz="6"/>
+            </w:tcBorders>
+            <w:tcMar>
+              <w:top w:type="dxa" w:w="70"/>
+              <w:left w:type="dxa" w:w="110"/>
+              <w:bottom w:type="dxa" w:w="70"/>
+              <w:right w:type="dxa" w:w="110"/>
+            </w:tcMar>
+            <w:vAlign w:val="center"/>
+          </w:tcPr>
+          <w:p>
+            <w:pPr>
+              <w:spacing w:after="0" w:before="0" w:line="260"/>
+            </w:pPr>
+            <w:r>
+              <w:rPr>
+                <w:rFonts w:ascii="맑은 고딕" w:cs="맑은 고딕" w:eastAsia="맑은 고딕" w:hAnsi="맑은 고딕"/>
+                <w:color w:val="3C3429"/>
+                <w:sz w:val="17"/>
+                <w:szCs w:val="17"/>
+              </w:rPr>
+              <w:t xml:space="preserve">livecontrolpage.cpp</w:t>
+            </w:r>
+          </w:p>
+        </w:tc>
+        <w:tc>
+          <w:tcPr>
+            <w:tcW w:type="dxa" w:w="3000"/>
+            <w:tcBorders>
+              <w:top w:val="single" w:color="DEDEDE" w:sz="6"/>
+              <w:left w:val="single" w:color="DEDEDE" w:sz="6"/>
+              <w:bottom w:val="single" w:color="DEDEDE" w:sz="6"/>
+              <w:right w:val="single" w:color="DEDEDE" w:sz="6"/>
+            </w:tcBorders>
+            <w:tcMar>
+              <w:top w:type="dxa" w:w="70"/>
+              <w:left w:type="dxa" w:w="110"/>
+              <w:bottom w:type="dxa" w:w="70"/>
+              <w:right w:type="dxa" w:w="110"/>
+            </w:tcMar>
+            <w:vAlign w:val="center"/>
+          </w:tcPr>
+          <w:p>
+            <w:pPr>
+              <w:spacing w:after="0" w:before="0" w:line="260"/>
+            </w:pPr>
+            <w:r>
+              <w:t xml:space="preserve">QSizePolicy::Preferred</w:t>
+            </w:r>
+          </w:p>
+        </w:tc>
+        <w:tc>
+          <w:tcPr>
+            <w:tcW w:type="dxa" w:w="5246"/>
+            <w:tcBorders>
+              <w:top w:val="single" w:color="DEDEDE" w:sz="6"/>
+              <w:left w:val="single" w:color="DEDEDE" w:sz="6"/>
+              <w:bottom w:val="single" w:color="DEDEDE" w:sz="6"/>
+              <w:right w:val="single" w:color="DEDEDE" w:sz="6"/>
+            </w:tcBorders>
+            <w:tcMar>
+              <w:top w:type="dxa" w:w="70"/>
+              <w:left w:type="dxa" w:w="110"/>
+              <w:bottom w:type="dxa" w:w="70"/>
+              <w:right w:type="dxa" w:w="110"/>
+            </w:tcMar>
+            <w:vAlign w:val="center"/>
+          </w:tcPr>
+          <w:p>
+            <w:pPr>
+              <w:spacing w:after="0" w:before="0" w:line="260"/>
+            </w:pPr>
+            <w:r>
+              <w:t xml:space="preserve">QSizePolicy::Ignored로 변경해 라벨이 부모가 주는 너비를 그대로 받아들이고 그 안에서 줄바꿈하도록 함</w:t>
+            </w:r>
+          </w:p>
+        </w:tc>
+      </w:tr>
+      <w:tr>
+        <w:tc>
+          <w:tcPr>
+            <w:tcW w:type="dxa" w:w="1500"/>
+            <w:tcBorders>
+              <w:top w:val="single" w:color="DEDEDE" w:sz="6"/>
+              <w:left w:val="single" w:color="DEDEDE" w:sz="6"/>
+              <w:bottom w:val="single" w:color="DEDEDE" w:sz="6"/>
+              <w:right w:val="single" w:color="DEDEDE" w:sz="6"/>
+            </w:tcBorders>
+            <w:tcMar>
+              <w:top w:type="dxa" w:w="70"/>
+              <w:left w:type="dxa" w:w="110"/>
+              <w:bottom w:type="dxa" w:w="70"/>
+              <w:right w:type="dxa" w:w="110"/>
+            </w:tcMar>
+            <w:vAlign w:val="center"/>
+          </w:tcPr>
+          <w:p>
+            <w:pPr>
+              <w:spacing w:after="0" w:before="0" w:line="260"/>
+            </w:pPr>
+            <w:r>
+              <w:rPr>
+                <w:rFonts w:ascii="맑은 고딕" w:cs="맑은 고딕" w:eastAsia="맑은 고딕" w:hAnsi="맑은 고딕"/>
+                <w:color w:val="3C3429"/>
+                <w:sz w:val="17"/>
+                <w:szCs w:val="17"/>
+              </w:rPr>
+              <w:t xml:space="preserve">livecontrolpage.cpp</w:t>
+            </w:r>
+          </w:p>
+        </w:tc>
+        <w:tc>
+          <w:tcPr>
+            <w:tcW w:type="dxa" w:w="3000"/>
+            <w:tcBorders>
+              <w:top w:val="single" w:color="DEDEDE" w:sz="6"/>
+              <w:left w:val="single" w:color="DEDEDE" w:sz="6"/>
+              <w:bottom w:val="single" w:color="DEDEDE" w:sz="6"/>
+              <w:right w:val="single" w:color="DEDEDE" w:sz="6"/>
+            </w:tcBorders>
+            <w:tcMar>
+              <w:top w:type="dxa" w:w="70"/>
+              <w:left w:type="dxa" w:w="110"/>
+              <w:bottom w:type="dxa" w:w="70"/>
+              <w:right w:type="dxa" w:w="110"/>
+            </w:tcMar>
+            <w:vAlign w:val="center"/>
+          </w:tcPr>
+          <w:p>
+            <w:pPr>
+              <w:spacing w:after="0" w:before="0" w:line="260"/>
+            </w:pPr>
+            <w:r>
+              <w:t xml:space="preserve">긴 토큰을 그대로 표시</w:t>
+            </w:r>
+          </w:p>
+        </w:tc>
+        <w:tc>
+          <w:tcPr>
+            <w:tcW w:type="dxa" w:w="5246"/>
+            <w:tcBorders>
+              <w:top w:val="single" w:color="DEDEDE" w:sz="6"/>
+              <w:left w:val="single" w:color="DEDEDE" w:sz="6"/>
+              <w:bottom w:val="single" w:color="DEDEDE" w:sz="6"/>
+              <w:right w:val="single" w:color="DEDEDE" w:sz="6"/>
+            </w:tcBorders>
+            <w:tcMar>
+              <w:top w:type="dxa" w:w="70"/>
+              <w:left w:type="dxa" w:w="110"/>
+              <w:bottom w:type="dxa" w:w="70"/>
+              <w:right w:type="dxa" w:w="110"/>
+            </w:tcMar>
+            <w:vAlign w:val="center"/>
+          </w:tcPr>
+          <w:p>
+            <w:pPr>
+              <w:spacing w:after="0" w:before="0" w:line="260"/>
+            </w:pPr>
+            <w:r>
+              <w:t xml:space="preserve">10자 이상 연속 구간에 제로폭 공백(U+200B)을 삽입하는 breakLongTokens() 신규 추가(Tailwind의 break-words와 동일 효과)</w:t>
+            </w:r>
+          </w:p>
+        </w:tc>
+      </w:tr>
+    </w:tbl>
+    <w:tbl>
+      <w:tblPr>
+        <w:tblW w:type="dxa" w:w="9746"/>
+        <w:tblBorders>
+          <w:top w:val="single" w:color="DEDEDE" w:sz="6"/>
+          <w:left w:val="single" w:color="DEDEDE" w:sz="6"/>
+          <w:bottom w:val="single" w:color="DEDEDE" w:sz="6"/>
+          <w:right w:val="single" w:color="DEDEDE" w:sz="6"/>
+          <w:insideH w:val="single" w:color="DEDEDE" w:sz="6"/>
+          <w:insideV w:val="single" w:color="DEDEDE" w:sz="6"/>
+        </w:tblBorders>
+      </w:tblPr>
+      <w:tblGrid>
+        <w:gridCol w:w="9746"/>
+      </w:tblGrid>
+      <w:tr>
+        <w:tc>
+          <w:tcPr>
+            <w:tcW w:type="dxa" w:w="9746"/>
+            <w:tcBorders>
+              <w:top w:val="single" w:color="DEDEDE" w:sz="6"/>
+              <w:left w:val="single" w:color="DEDEDE" w:sz="6"/>
+              <w:bottom w:val="single" w:color="DEDEDE" w:sz="6"/>
+              <w:right w:val="single" w:color="DEDEDE" w:sz="6"/>
+            </w:tcBorders>
+            <w:shd w:fill="F7F8FA" w:color="auto" w:val="clear"/>
+            <w:tcMar>
+              <w:top w:type="dxa" w:w="140"/>
+              <w:left w:type="dxa" w:w="160"/>
+              <w:bottom w:type="dxa" w:w="140"/>
+              <w:right w:type="dxa" w:w="160"/>
+            </w:tcMar>
+          </w:tcPr>
+          <w:p>
+            <w:pPr>
+              <w:spacing w:after="20" w:line="240"/>
+            </w:pPr>
+            <w:r>
+              <w:rPr>
+                <w:rFonts w:ascii="Consolas" w:cs="Consolas" w:eastAsia="Consolas" w:hAnsi="Consolas"/>
+                <w:color w:val="3C3429"/>
+                <w:sz w:val="16"/>
+                <w:szCs w:val="16"/>
+              </w:rPr>
+              <w:t xml:space="preserve"># 적용 명령</w:t>
+              <w:br/>
+              <w:t xml:space="preserve">colcon build --packages-select medirun_gui --symlink-install</w:t>
+            </w:r>
+          </w:p>
+        </w:tc>
+      </w:tr>
+    </w:tbl>
+    <w:p>
+      <w:pPr>
+        <w:pStyle w:val="Heading3"/>
+        <w:spacing w:after="120" w:before="260" w:line="260"/>
+      </w:pPr>
+      <w:r>
+        <w:rPr>
+          <w:rFonts w:ascii="맑은 고딕" w:cs="맑은 고딕" w:eastAsia="맑은 고딕" w:hAnsi="맑은 고딕"/>
+          <w:b/>
+          <w:bCs/>
+          <w:color w:val="241B12"/>
+          <w:sz w:val="21"/>
+          <w:szCs w:val="21"/>
+        </w:rPr>
+        <w:t xml:space="preserve">검증</w:t>
+      </w:r>
+    </w:p>
+    <w:p>
+      <w:pPr>
+        <w:pStyle w:val="ListParagraph"/>
+        <w:numPr>
+          <w:ilvl w:val="0"/>
+          <w:numId w:val="2"/>
+        </w:numPr>
+        <w:spacing w:after="80" w:line="260"/>
+      </w:pPr>
+      <w:r>
+        <w:rPr>
+          <w:rFonts w:ascii="맑은 고딕" w:cs="맑은 고딕" w:eastAsia="맑은 고딕" w:hAnsi="맑은 고딕"/>
+          <w:color w:val="3C3429"/>
+          <w:sz w:val="17"/>
+          <w:szCs w:val="17"/>
+        </w:rPr>
+        <w:t xml:space="preserve">JSON/UUID가 섞인 긴 로그 메시지가 패널 폭 안에서 줄바꿈되는지 확인했다.</w:t>
+      </w:r>
+    </w:p>
+    <w:p>
+      <w:pPr>
+        <w:pStyle w:val="ListParagraph"/>
+        <w:numPr>
+          <w:ilvl w:val="0"/>
+          <w:numId w:val="2"/>
+        </w:numPr>
+        <w:spacing w:after="80" w:line="260"/>
+      </w:pPr>
+      <w:r>
+        <w:rPr>
+          <w:rFonts w:ascii="맑은 고딕" w:cs="맑은 고딕" w:eastAsia="맑은 고딕" w:hAnsi="맑은 고딕"/>
+          <w:color w:val="3C3429"/>
+          <w:sz w:val="17"/>
+          <w:szCs w:val="17"/>
+        </w:rPr>
+        <w:t xml:space="preserve">수정 후 동일한 로그로 재확인한 결과 패널 밖으로 넘치지 않고 정상적으로 줄바꿈되는 것을 확인했다.</w:t>
+      </w:r>
+    </w:p>
+    <w:p>
+      <w:pPr>
+        <w:pStyle w:val="Heading3"/>
+        <w:spacing w:after="120" w:before="260" w:line="260"/>
+      </w:pPr>
+      <w:r>
+        <w:rPr>
+          <w:rFonts w:ascii="맑은 고딕" w:cs="맑은 고딕" w:eastAsia="맑은 고딕" w:hAnsi="맑은 고딕"/>
+          <w:b/>
+          <w:bCs/>
+          <w:color w:val="241B12"/>
+          <w:sz w:val="21"/>
+          <w:szCs w:val="21"/>
+        </w:rPr>
+        <w:t xml:space="preserve">재발 방지</w:t>
+      </w:r>
+    </w:p>
+    <w:tbl>
+      <w:tblPr>
+        <w:tblW w:type="dxa" w:w="9746"/>
+        <w:tblBorders>
+          <w:top w:val="single" w:color="DEDEDE" w:sz="6"/>
+          <w:left w:val="single" w:color="DEDEDE" w:sz="6"/>
+          <w:bottom w:val="single" w:color="DEDEDE" w:sz="6"/>
+          <w:right w:val="single" w:color="DEDEDE" w:sz="6"/>
+          <w:insideH w:val="single" w:color="DEDEDE" w:sz="6"/>
+          <w:insideV w:val="single" w:color="DEDEDE" w:sz="6"/>
+        </w:tblBorders>
+      </w:tblPr>
+      <w:tblGrid>
+        <w:gridCol w:w="2600"/>
+        <w:gridCol w:w="7146"/>
+      </w:tblGrid>
+      <w:tr>
+        <w:trPr>
+          <w:tblHeader/>
+        </w:trPr>
+        <w:tc>
+          <w:tcPr>
+            <w:tcW w:type="dxa" w:w="2600"/>
+            <w:tcBorders>
+              <w:top w:val="single" w:color="49361D" w:sz="6"/>
+              <w:left w:val="single" w:color="49361D" w:sz="6"/>
+              <w:bottom w:val="single" w:color="49361D" w:sz="6"/>
+              <w:right w:val="single" w:color="49361D" w:sz="6"/>
+            </w:tcBorders>
+            <w:shd w:fill="241B12" w:color="auto" w:val="clear"/>
+            <w:tcMar>
+              <w:top w:type="dxa" w:w="90"/>
+              <w:left w:type="dxa" w:w="110"/>
+              <w:bottom w:type="dxa" w:w="90"/>
+              <w:right w:type="dxa" w:w="110"/>
+            </w:tcMar>
+            <w:vAlign w:val="center"/>
+          </w:tcPr>
+          <w:p>
+            <w:pPr>
+              <w:spacing w:after="0" w:before="0" w:line="260"/>
+            </w:pPr>
+            <w:r>
+              <w:rPr>
+                <w:rFonts w:ascii="맑은 고딕" w:cs="맑은 고딕" w:eastAsia="맑은 고딕" w:hAnsi="맑은 고딕"/>
+                <w:b/>
+                <w:bCs/>
+                <w:color w:val="F4CF87"/>
+                <w:sz w:val="17"/>
+                <w:szCs w:val="17"/>
+              </w:rPr>
+              <w:t xml:space="preserve">반영 위치</w:t>
+            </w:r>
+          </w:p>
+        </w:tc>
+        <w:tc>
+          <w:tcPr>
+            <w:tcW w:type="dxa" w:w="7146"/>
+            <w:tcBorders>
+              <w:top w:val="single" w:color="49361D" w:sz="6"/>
+              <w:left w:val="single" w:color="49361D" w:sz="6"/>
+              <w:bottom w:val="single" w:color="49361D" w:sz="6"/>
+              <w:right w:val="single" w:color="49361D" w:sz="6"/>
+            </w:tcBorders>
+            <w:shd w:fill="241B12" w:color="auto" w:val="clear"/>
+            <w:tcMar>
+              <w:top w:type="dxa" w:w="90"/>
+              <w:left w:type="dxa" w:w="110"/>
+              <w:bottom w:type="dxa" w:w="90"/>
+              <w:right w:type="dxa" w:w="110"/>
+            </w:tcMar>
+            <w:vAlign w:val="center"/>
+          </w:tcPr>
+          <w:p>
+            <w:pPr>
+              <w:spacing w:after="0" w:before="0" w:line="260"/>
+            </w:pPr>
+            <w:r>
+              <w:rPr>
+                <w:rFonts w:ascii="맑은 고딕" w:cs="맑은 고딕" w:eastAsia="맑은 고딕" w:hAnsi="맑은 고딕"/>
+                <w:b/>
+                <w:bCs/>
+                <w:color w:val="F4CF87"/>
+                <w:sz w:val="17"/>
+                <w:szCs w:val="17"/>
+              </w:rPr>
+              <w:t xml:space="preserve">내용</w:t>
+            </w:r>
+          </w:p>
+        </w:tc>
+      </w:tr>
+      <w:tr>
+        <w:tc>
+          <w:tcPr>
+            <w:tcW w:type="dxa" w:w="2600"/>
+            <w:tcBorders>
+              <w:top w:val="single" w:color="DEDEDE" w:sz="6"/>
+              <w:left w:val="single" w:color="DEDEDE" w:sz="6"/>
+              <w:bottom w:val="single" w:color="DEDEDE" w:sz="6"/>
+              <w:right w:val="single" w:color="DEDEDE" w:sz="6"/>
+            </w:tcBorders>
+            <w:tcMar>
+              <w:top w:type="dxa" w:w="70"/>
+              <w:left w:type="dxa" w:w="110"/>
+              <w:bottom w:type="dxa" w:w="70"/>
+              <w:right w:type="dxa" w:w="110"/>
+            </w:tcMar>
+            <w:vAlign w:val="center"/>
+          </w:tcPr>
+          <w:p>
+            <w:pPr>
+              <w:spacing w:after="0" w:before="0" w:line="260"/>
+            </w:pPr>
+            <w:r>
+              <w:rPr>
+                <w:rFonts w:ascii="맑은 고딕" w:cs="맑은 고딕" w:eastAsia="맑은 고딕" w:hAnsi="맑은 고딕"/>
+                <w:color w:val="3C3429"/>
+                <w:sz w:val="17"/>
+                <w:szCs w:val="17"/>
+              </w:rPr>
+              <w:t xml:space="preserve">코드</w:t>
+            </w:r>
+          </w:p>
+        </w:tc>
+        <w:tc>
+          <w:tcPr>
+            <w:tcW w:type="dxa" w:w="7146"/>
+            <w:tcBorders>
+              <w:top w:val="single" w:color="DEDEDE" w:sz="6"/>
+              <w:left w:val="single" w:color="DEDEDE" w:sz="6"/>
+              <w:bottom w:val="single" w:color="DEDEDE" w:sz="6"/>
+              <w:right w:val="single" w:color="DEDEDE" w:sz="6"/>
+            </w:tcBorders>
+            <w:tcMar>
+              <w:top w:type="dxa" w:w="70"/>
+              <w:left w:type="dxa" w:w="110"/>
+              <w:bottom w:type="dxa" w:w="70"/>
+              <w:right w:type="dxa" w:w="110"/>
+            </w:tcMar>
+            <w:vAlign w:val="center"/>
+          </w:tcPr>
+          <w:p>
+            <w:pPr>
+              <w:spacing w:after="0" w:before="0" w:line="260"/>
+            </w:pPr>
+            <w:r>
+              <w:t xml:space="preserve">QLabel에 wordWrap을 쓸 때는 크기정책이 Ignored인지 확인한다(Preferred면 무시될 수 있음). 공백 없는 긴 토큰은 별도 줄바꿈 삽입 처리가 필요하다.</w:t>
+            </w:r>
+          </w:p>
+        </w:tc>
+      </w:tr>
+    </w:tbl>
+    <w:p>
+      <w:pPr>
+        <w:pStyle w:val="Heading2"/>
+        <w:pBdr>
+          <w:left w:val="single" w:color="D9A441" w:sz="24" w:space="8"/>
+        </w:pBdr>
+        <w:spacing w:after="180" w:before="380" w:line="280"/>
+        <w:ind w:left="140"/>
+      </w:pPr>
+      <w:r>
+        <w:rPr>
+          <w:rFonts w:ascii="맑은 고딕" w:cs="맑은 고딕" w:eastAsia="맑은 고딕" w:hAnsi="맑은 고딕"/>
+          <w:b/>
+          <w:bCs/>
+          <w:color w:val="241B12"/>
+          <w:sz w:val="26"/>
+          <w:szCs w:val="26"/>
+        </w:rPr>
+        <w:t xml:space="preserve">4.7 TS-GUI-07 (원격제어 cmd_vel 표시 안 됨 + 흔들림)</w:t>
+      </w:r>
+    </w:p>
+    <w:p>
+      <w:pPr>
+        <w:pStyle w:val="Heading3"/>
+        <w:spacing w:after="120" w:before="260" w:line="260"/>
+      </w:pPr>
+      <w:r>
+        <w:rPr>
+          <w:rFonts w:ascii="맑은 고딕" w:cs="맑은 고딕" w:eastAsia="맑은 고딕" w:hAnsi="맑은 고딕"/>
+          <w:b/>
+          <w:bCs/>
+          <w:color w:val="241B12"/>
+          <w:sz w:val="21"/>
+          <w:szCs w:val="21"/>
+        </w:rPr>
+        <w:t xml:space="preserve">개요</w:t>
+      </w:r>
+    </w:p>
+    <w:tbl>
+      <w:tblPr>
+        <w:tblW w:type="dxa" w:w="9746"/>
+        <w:tblBorders>
+          <w:top w:val="single" w:color="DEDEDE" w:sz="6"/>
+          <w:left w:val="single" w:color="DEDEDE" w:sz="6"/>
+          <w:bottom w:val="single" w:color="DEDEDE" w:sz="6"/>
+          <w:right w:val="single" w:color="DEDEDE" w:sz="6"/>
+          <w:insideH w:val="single" w:color="DEDEDE" w:sz="6"/>
+          <w:insideV w:val="single" w:color="DEDEDE" w:sz="6"/>
+        </w:tblBorders>
+      </w:tblPr>
+      <w:tblGrid>
+        <w:gridCol w:w="2600"/>
+        <w:gridCol w:w="7146"/>
+      </w:tblGrid>
+      <w:tr>
+        <w:trPr>
+          <w:tblHeader/>
+        </w:trPr>
+        <w:tc>
+          <w:tcPr>
+            <w:tcW w:type="dxa" w:w="2600"/>
+            <w:tcBorders>
+              <w:top w:val="single" w:color="49361D" w:sz="6"/>
+              <w:left w:val="single" w:color="49361D" w:sz="6"/>
+              <w:bottom w:val="single" w:color="49361D" w:sz="6"/>
+              <w:right w:val="single" w:color="49361D" w:sz="6"/>
+            </w:tcBorders>
+            <w:shd w:fill="241B12" w:color="auto" w:val="clear"/>
+            <w:tcMar>
+              <w:top w:type="dxa" w:w="90"/>
+              <w:left w:type="dxa" w:w="110"/>
+              <w:bottom w:type="dxa" w:w="90"/>
+              <w:right w:type="dxa" w:w="110"/>
+            </w:tcMar>
+            <w:vAlign w:val="center"/>
+          </w:tcPr>
+          <w:p>
+            <w:pPr>
+              <w:spacing w:after="0" w:before="0" w:line="260"/>
+            </w:pPr>
+            <w:r>
+              <w:rPr>
+                <w:rFonts w:ascii="맑은 고딕" w:cs="맑은 고딕" w:eastAsia="맑은 고딕" w:hAnsi="맑은 고딕"/>
+                <w:b/>
+                <w:bCs/>
+                <w:color w:val="F4CF87"/>
+                <w:sz w:val="17"/>
+                <w:szCs w:val="17"/>
+              </w:rPr>
+              <w:t xml:space="preserve">항목</w:t>
+            </w:r>
+          </w:p>
+        </w:tc>
+        <w:tc>
+          <w:tcPr>
+            <w:tcW w:type="dxa" w:w="7146"/>
+            <w:tcBorders>
+              <w:top w:val="single" w:color="49361D" w:sz="6"/>
+              <w:left w:val="single" w:color="49361D" w:sz="6"/>
+              <w:bottom w:val="single" w:color="49361D" w:sz="6"/>
+              <w:right w:val="single" w:color="49361D" w:sz="6"/>
+            </w:tcBorders>
+            <w:shd w:fill="241B12" w:color="auto" w:val="clear"/>
+            <w:tcMar>
+              <w:top w:type="dxa" w:w="90"/>
+              <w:left w:type="dxa" w:w="110"/>
+              <w:bottom w:type="dxa" w:w="90"/>
+              <w:right w:type="dxa" w:w="110"/>
+            </w:tcMar>
+            <w:vAlign w:val="center"/>
+          </w:tcPr>
+          <w:p>
+            <w:pPr>
+              <w:spacing w:after="0" w:before="0" w:line="260"/>
+            </w:pPr>
+            <w:r>
+              <w:rPr>
+                <w:rFonts w:ascii="맑은 고딕" w:cs="맑은 고딕" w:eastAsia="맑은 고딕" w:hAnsi="맑은 고딕"/>
+                <w:b/>
+                <w:bCs/>
+                <w:color w:val="F4CF87"/>
+                <w:sz w:val="17"/>
+                <w:szCs w:val="17"/>
+              </w:rPr>
+              <w:t xml:space="preserve">내용</w:t>
+            </w:r>
+          </w:p>
+        </w:tc>
+      </w:tr>
+      <w:tr>
+        <w:tc>
+          <w:tcPr>
+            <w:tcW w:type="dxa" w:w="2600"/>
+            <w:tcBorders>
+              <w:top w:val="single" w:color="DEDEDE" w:sz="6"/>
+              <w:left w:val="single" w:color="DEDEDE" w:sz="6"/>
+              <w:bottom w:val="single" w:color="DEDEDE" w:sz="6"/>
+              <w:right w:val="single" w:color="DEDEDE" w:sz="6"/>
+            </w:tcBorders>
+            <w:tcMar>
+              <w:top w:type="dxa" w:w="70"/>
+              <w:left w:type="dxa" w:w="110"/>
+              <w:bottom w:type="dxa" w:w="70"/>
+              <w:right w:type="dxa" w:w="110"/>
+            </w:tcMar>
+            <w:vAlign w:val="center"/>
+          </w:tcPr>
+          <w:p>
+            <w:pPr>
+              <w:spacing w:after="0" w:before="0" w:line="260"/>
+            </w:pPr>
+            <w:r>
+              <w:rPr>
+                <w:rFonts w:ascii="맑은 고딕" w:cs="맑은 고딕" w:eastAsia="맑은 고딕" w:hAnsi="맑은 고딕"/>
+                <w:color w:val="3C3429"/>
+                <w:sz w:val="17"/>
+                <w:szCs w:val="17"/>
+              </w:rPr>
+              <w:t xml:space="preserve">심각도 / 상태</w:t>
+            </w:r>
+          </w:p>
+        </w:tc>
+        <w:tc>
+          <w:tcPr>
+            <w:tcW w:type="dxa" w:w="7146"/>
+            <w:tcBorders>
+              <w:top w:val="single" w:color="DEDEDE" w:sz="6"/>
+              <w:left w:val="single" w:color="DEDEDE" w:sz="6"/>
+              <w:bottom w:val="single" w:color="DEDEDE" w:sz="6"/>
+              <w:right w:val="single" w:color="DEDEDE" w:sz="6"/>
+            </w:tcBorders>
+            <w:tcMar>
+              <w:top w:type="dxa" w:w="70"/>
+              <w:left w:type="dxa" w:w="110"/>
+              <w:bottom w:type="dxa" w:w="70"/>
+              <w:right w:type="dxa" w:w="110"/>
+            </w:tcMar>
+            <w:vAlign w:val="center"/>
+          </w:tcPr>
+          <w:p>
+            <w:pPr>
+              <w:spacing w:after="0" w:before="0" w:line="260"/>
+            </w:pPr>
+            <w:r>
+              <w:rPr>
+                <w:rFonts w:ascii="맑은 고딕" w:cs="맑은 고딕" w:eastAsia="맑은 고딕" w:hAnsi="맑은 고딕"/>
+                <w:color w:val="3C3429"/>
+                <w:sz w:val="17"/>
+                <w:szCs w:val="17"/>
+              </w:rPr>
+              <w:t xml:space="preserve">MINOR / RESOLVED</w:t>
+            </w:r>
+          </w:p>
+        </w:tc>
+      </w:tr>
+      <w:tr>
+        <w:tc>
+          <w:tcPr>
+            <w:tcW w:type="dxa" w:w="2600"/>
+            <w:tcBorders>
+              <w:top w:val="single" w:color="DEDEDE" w:sz="6"/>
+              <w:left w:val="single" w:color="DEDEDE" w:sz="6"/>
+              <w:bottom w:val="single" w:color="DEDEDE" w:sz="6"/>
+              <w:right w:val="single" w:color="DEDEDE" w:sz="6"/>
+            </w:tcBorders>
+            <w:shd w:fill="FAFAFA" w:color="auto" w:val="clear"/>
+            <w:tcMar>
+              <w:top w:type="dxa" w:w="70"/>
+              <w:left w:type="dxa" w:w="110"/>
+              <w:bottom w:type="dxa" w:w="70"/>
+              <w:right w:type="dxa" w:w="110"/>
+            </w:tcMar>
+            <w:vAlign w:val="center"/>
+          </w:tcPr>
+          <w:p>
+            <w:pPr>
+              <w:spacing w:after="0" w:before="0" w:line="260"/>
+            </w:pPr>
+            <w:r>
+              <w:rPr>
+                <w:rFonts w:ascii="맑은 고딕" w:cs="맑은 고딕" w:eastAsia="맑은 고딕" w:hAnsi="맑은 고딕"/>
+                <w:color w:val="3C3429"/>
+                <w:sz w:val="17"/>
+                <w:szCs w:val="17"/>
+              </w:rPr>
+              <w:t xml:space="preserve">발생일 / 해결일</w:t>
+            </w:r>
+          </w:p>
+        </w:tc>
+        <w:tc>
+          <w:tcPr>
+            <w:tcW w:type="dxa" w:w="7146"/>
+            <w:tcBorders>
+              <w:top w:val="single" w:color="DEDEDE" w:sz="6"/>
+              <w:left w:val="single" w:color="DEDEDE" w:sz="6"/>
+              <w:bottom w:val="single" w:color="DEDEDE" w:sz="6"/>
+              <w:right w:val="single" w:color="DEDEDE" w:sz="6"/>
+            </w:tcBorders>
+            <w:shd w:fill="FAFAFA" w:color="auto" w:val="clear"/>
+            <w:tcMar>
+              <w:top w:type="dxa" w:w="70"/>
+              <w:left w:type="dxa" w:w="110"/>
+              <w:bottom w:type="dxa" w:w="70"/>
+              <w:right w:type="dxa" w:w="110"/>
+            </w:tcMar>
+            <w:vAlign w:val="center"/>
+          </w:tcPr>
+          <w:p>
+            <w:pPr>
+              <w:spacing w:after="0" w:before="0" w:line="260"/>
+            </w:pPr>
+            <w:r>
+              <w:rPr>
+                <w:rFonts w:ascii="맑은 고딕" w:cs="맑은 고딕" w:eastAsia="맑은 고딕" w:hAnsi="맑은 고딕"/>
+                <w:color w:val="3C3429"/>
+                <w:sz w:val="17"/>
+                <w:szCs w:val="17"/>
+              </w:rPr>
+              <w:t xml:space="preserve">2026-08-13 / 2026-08-13</w:t>
+            </w:r>
+          </w:p>
+        </w:tc>
+      </w:tr>
+      <w:tr>
+        <w:tc>
+          <w:tcPr>
+            <w:tcW w:type="dxa" w:w="2600"/>
+            <w:tcBorders>
+              <w:top w:val="single" w:color="DEDEDE" w:sz="6"/>
+              <w:left w:val="single" w:color="DEDEDE" w:sz="6"/>
+              <w:bottom w:val="single" w:color="DEDEDE" w:sz="6"/>
+              <w:right w:val="single" w:color="DEDEDE" w:sz="6"/>
+            </w:tcBorders>
+            <w:tcMar>
+              <w:top w:type="dxa" w:w="70"/>
+              <w:left w:type="dxa" w:w="110"/>
+              <w:bottom w:type="dxa" w:w="70"/>
+              <w:right w:type="dxa" w:w="110"/>
+            </w:tcMar>
+            <w:vAlign w:val="center"/>
+          </w:tcPr>
+          <w:p>
+            <w:pPr>
+              <w:spacing w:after="0" w:before="0" w:line="260"/>
+            </w:pPr>
+            <w:r>
+              <w:rPr>
+                <w:rFonts w:ascii="맑은 고딕" w:cs="맑은 고딕" w:eastAsia="맑은 고딕" w:hAnsi="맑은 고딕"/>
+                <w:color w:val="3C3429"/>
+                <w:sz w:val="17"/>
+                <w:szCs w:val="17"/>
+              </w:rPr>
+              <w:t xml:space="preserve">담당</w:t>
+            </w:r>
+          </w:p>
+        </w:tc>
+        <w:tc>
+          <w:tcPr>
+            <w:tcW w:type="dxa" w:w="7146"/>
+            <w:tcBorders>
+              <w:top w:val="single" w:color="DEDEDE" w:sz="6"/>
+              <w:left w:val="single" w:color="DEDEDE" w:sz="6"/>
+              <w:bottom w:val="single" w:color="DEDEDE" w:sz="6"/>
+              <w:right w:val="single" w:color="DEDEDE" w:sz="6"/>
+            </w:tcBorders>
+            <w:tcMar>
+              <w:top w:type="dxa" w:w="70"/>
+              <w:left w:type="dxa" w:w="110"/>
+              <w:bottom w:type="dxa" w:w="70"/>
+              <w:right w:type="dxa" w:w="110"/>
+            </w:tcMar>
+            <w:vAlign w:val="center"/>
+          </w:tcPr>
+          <w:p>
+            <w:pPr>
+              <w:spacing w:after="0" w:before="0" w:line="260"/>
+            </w:pPr>
+            <w:r>
+              <w:rPr>
+                <w:rFonts w:ascii="맑은 고딕" w:cs="맑은 고딕" w:eastAsia="맑은 고딕" w:hAnsi="맑은 고딕"/>
+                <w:color w:val="3C3429"/>
+                <w:sz w:val="17"/>
+                <w:szCs w:val="17"/>
+              </w:rPr>
+              <w:t xml:space="preserve">GUI 담당</w:t>
+            </w:r>
+          </w:p>
+        </w:tc>
+      </w:tr>
+      <w:tr>
+        <w:tc>
+          <w:tcPr>
+            <w:tcW w:type="dxa" w:w="2600"/>
+            <w:tcBorders>
+              <w:top w:val="single" w:color="DEDEDE" w:sz="6"/>
+              <w:left w:val="single" w:color="DEDEDE" w:sz="6"/>
+              <w:bottom w:val="single" w:color="DEDEDE" w:sz="6"/>
+              <w:right w:val="single" w:color="DEDEDE" w:sz="6"/>
+            </w:tcBorders>
+            <w:shd w:fill="FAFAFA" w:color="auto" w:val="clear"/>
+            <w:tcMar>
+              <w:top w:type="dxa" w:w="70"/>
+              <w:left w:type="dxa" w:w="110"/>
+              <w:bottom w:type="dxa" w:w="70"/>
+              <w:right w:type="dxa" w:w="110"/>
+            </w:tcMar>
+            <w:vAlign w:val="center"/>
+          </w:tcPr>
+          <w:p>
+            <w:pPr>
+              <w:spacing w:after="0" w:before="0" w:line="260"/>
+            </w:pPr>
+            <w:r>
+              <w:rPr>
+                <w:rFonts w:ascii="맑은 고딕" w:cs="맑은 고딕" w:eastAsia="맑은 고딕" w:hAnsi="맑은 고딕"/>
+                <w:color w:val="3C3429"/>
+                <w:sz w:val="17"/>
+                <w:szCs w:val="17"/>
+              </w:rPr>
+              <w:t xml:space="preserve">환경</w:t>
+            </w:r>
+          </w:p>
+        </w:tc>
+        <w:tc>
+          <w:tcPr>
+            <w:tcW w:type="dxa" w:w="7146"/>
+            <w:tcBorders>
+              <w:top w:val="single" w:color="DEDEDE" w:sz="6"/>
+              <w:left w:val="single" w:color="DEDEDE" w:sz="6"/>
+              <w:bottom w:val="single" w:color="DEDEDE" w:sz="6"/>
+              <w:right w:val="single" w:color="DEDEDE" w:sz="6"/>
+            </w:tcBorders>
+            <w:shd w:fill="FAFAFA" w:color="auto" w:val="clear"/>
+            <w:tcMar>
+              <w:top w:type="dxa" w:w="70"/>
+              <w:left w:type="dxa" w:w="110"/>
+              <w:bottom w:type="dxa" w:w="70"/>
+              <w:right w:type="dxa" w:w="110"/>
+            </w:tcMar>
+            <w:vAlign w:val="center"/>
+          </w:tcPr>
+          <w:p>
+            <w:pPr>
+              <w:spacing w:after="0" w:before="0" w:line="260"/>
+            </w:pPr>
+            <w:r>
+              <w:rPr>
+                <w:rFonts w:ascii="맑은 고딕" w:cs="맑은 고딕" w:eastAsia="맑은 고딕" w:hAnsi="맑은 고딕"/>
+                <w:color w:val="3C3429"/>
+                <w:sz w:val="17"/>
+                <w:szCs w:val="17"/>
+              </w:rPr>
+              <w:t xml:space="preserve">ROS 2 Humble · Qt Widgets · TurtleBot3 /odom · medirun_gui(RemoteControlPage, LiveControlPage)</w:t>
+            </w:r>
+          </w:p>
+        </w:tc>
+      </w:tr>
+      <w:tr>
+        <w:tc>
+          <w:tcPr>
+            <w:tcW w:type="dxa" w:w="2600"/>
+            <w:tcBorders>
+              <w:top w:val="single" w:color="DEDEDE" w:sz="6"/>
+              <w:left w:val="single" w:color="DEDEDE" w:sz="6"/>
+              <w:bottom w:val="single" w:color="DEDEDE" w:sz="6"/>
+              <w:right w:val="single" w:color="DEDEDE" w:sz="6"/>
+            </w:tcBorders>
+            <w:tcMar>
+              <w:top w:type="dxa" w:w="70"/>
+              <w:left w:type="dxa" w:w="110"/>
+              <w:bottom w:type="dxa" w:w="70"/>
+              <w:right w:type="dxa" w:w="110"/>
+            </w:tcMar>
+            <w:vAlign w:val="center"/>
+          </w:tcPr>
+          <w:p>
+            <w:pPr>
+              <w:spacing w:after="0" w:before="0" w:line="260"/>
+            </w:pPr>
+            <w:r>
+              <w:rPr>
+                <w:rFonts w:ascii="맑은 고딕" w:cs="맑은 고딕" w:eastAsia="맑은 고딕" w:hAnsi="맑은 고딕"/>
+                <w:color w:val="3C3429"/>
+                <w:sz w:val="17"/>
+                <w:szCs w:val="17"/>
+              </w:rPr>
+              <w:t xml:space="preserve">관련</w:t>
+            </w:r>
+          </w:p>
+        </w:tc>
+        <w:tc>
+          <w:tcPr>
+            <w:tcW w:type="dxa" w:w="7146"/>
+            <w:tcBorders>
+              <w:top w:val="single" w:color="DEDEDE" w:sz="6"/>
+              <w:left w:val="single" w:color="DEDEDE" w:sz="6"/>
+              <w:bottom w:val="single" w:color="DEDEDE" w:sz="6"/>
+              <w:right w:val="single" w:color="DEDEDE" w:sz="6"/>
+            </w:tcBorders>
+            <w:tcMar>
+              <w:top w:type="dxa" w:w="70"/>
+              <w:left w:type="dxa" w:w="110"/>
+              <w:bottom w:type="dxa" w:w="70"/>
+              <w:right w:type="dxa" w:w="110"/>
+            </w:tcMar>
+            <w:vAlign w:val="center"/>
+          </w:tcPr>
+          <w:p>
+            <w:pPr>
+              <w:spacing w:after="0" w:before="0" w:line="260"/>
+            </w:pPr>
+            <w:r>
+              <w:rPr>
+                <w:rFonts w:ascii="맑은 고딕" w:cs="맑은 고딕" w:eastAsia="맑은 고딕" w:hAnsi="맑은 고딕"/>
+                <w:color w:val="3C3429"/>
+                <w:sz w:val="17"/>
+                <w:szCs w:val="17"/>
+              </w:rPr>
+              <w:t xml:space="preserve">TS-NAV-02(같은 세션, 이 조사 중 발견된 오도메트리 각속도 이슈) / working tree(미커밋) / 원격제어·실시간관제 cmd_vel·속도 표시</w:t>
+            </w:r>
+          </w:p>
+        </w:tc>
+      </w:tr>
+    </w:tbl>
+    <w:p>
+      <w:pPr>
+        <w:pStyle w:val="Heading3"/>
+        <w:spacing w:after="120" w:before="260" w:line="260"/>
+      </w:pPr>
+      <w:r>
+        <w:rPr>
+          <w:rFonts w:ascii="맑은 고딕" w:cs="맑은 고딕" w:eastAsia="맑은 고딕" w:hAnsi="맑은 고딕"/>
+          <w:b/>
+          <w:bCs/>
+          <w:color w:val="241B12"/>
+          <w:sz w:val="21"/>
+          <w:szCs w:val="21"/>
+        </w:rPr>
+        <w:t xml:space="preserve">증상</w:t>
+      </w:r>
+    </w:p>
+    <w:p>
+      <w:pPr>
+        <w:spacing w:after="140" w:before="0" w:line="260"/>
+      </w:pPr>
+      <w:r>
+        <w:rPr>
+          <w:rFonts w:ascii="맑은 고딕" w:cs="맑은 고딕" w:eastAsia="맑은 고딕" w:hAnsi="맑은 고딕"/>
+          <w:color w:val="3C3429"/>
+          <w:sz w:val="17"/>
+          <w:szCs w:val="17"/>
+        </w:rPr>
+        <w:t xml:space="preserve">원격제어 cmd_vel 패널이 웨이포인트 자동주행 중에는 값이 갱신되지 않았다(수동 teleop 조작 중엔 정상 표시). 이후 실제 /odom 구독을 추가하자 값은 나왔지만, 로봇이 정지해 있어도 linear/angular 값에 부호(-)가 붙었다 사라졌다 하며 흔들렸고, 같은 흔들림이 실시간관제(LiveControlPage) 속도 카드에도 있었다.</w:t>
+      </w:r>
+    </w:p>
+    <w:tbl>
+      <w:tblPr>
+        <w:tblW w:type="dxa" w:w="9746"/>
+        <w:tblBorders>
+          <w:top w:val="single" w:color="DEDEDE" w:sz="6"/>
+          <w:left w:val="single" w:color="DEDEDE" w:sz="6"/>
+          <w:bottom w:val="single" w:color="DEDEDE" w:sz="6"/>
+          <w:right w:val="single" w:color="DEDEDE" w:sz="6"/>
+          <w:insideH w:val="single" w:color="DEDEDE" w:sz="6"/>
+          <w:insideV w:val="single" w:color="DEDEDE" w:sz="6"/>
+        </w:tblBorders>
+      </w:tblPr>
+      <w:tblGrid>
+        <w:gridCol w:w="9746"/>
+      </w:tblGrid>
+      <w:tr>
+        <w:tc>
+          <w:tcPr>
+            <w:tcW w:type="dxa" w:w="9746"/>
+            <w:tcBorders>
+              <w:top w:val="single" w:color="DEDEDE" w:sz="6"/>
+              <w:left w:val="single" w:color="DEDEDE" w:sz="6"/>
+              <w:bottom w:val="single" w:color="DEDEDE" w:sz="6"/>
+              <w:right w:val="single" w:color="DEDEDE" w:sz="6"/>
+            </w:tcBorders>
+            <w:shd w:fill="F7F8FA" w:color="auto" w:val="clear"/>
+            <w:tcMar>
+              <w:top w:type="dxa" w:w="140"/>
+              <w:left w:type="dxa" w:w="160"/>
+              <w:bottom w:type="dxa" w:w="140"/>
+              <w:right w:type="dxa" w:w="160"/>
+            </w:tcMar>
+          </w:tcPr>
+          <w:p>
+            <w:pPr>
+              <w:spacing w:after="20" w:line="240"/>
+            </w:pPr>
+            <w:r>
+              <w:rPr>
+                <w:rFonts w:ascii="Consolas" w:cs="Consolas" w:eastAsia="Consolas" w:hAnsi="Consolas"/>
+                <w:color w:val="3C3429"/>
+                <w:sz w:val="16"/>
+                <w:szCs w:val="16"/>
+              </w:rPr>
+              <w:t xml:space="preserve">$ ros2 topic echo /odom --field twist.twist.angular.z</w:t>
+              <w:br/>
+              <w:t xml:space="preserve">→ 정지 상태에서도 -0.0007~0.0012 rad/s 범위의 부호만 반복 전환되는 것을 확인</w:t>
+            </w:r>
+          </w:p>
+        </w:tc>
+      </w:tr>
+    </w:tbl>
+    <w:p>
+      <w:pPr>
+        <w:pStyle w:val="Heading3"/>
+        <w:spacing w:after="120" w:before="260" w:line="260"/>
+      </w:pPr>
+      <w:r>
+        <w:rPr>
+          <w:rFonts w:ascii="맑은 고딕" w:cs="맑은 고딕" w:eastAsia="맑은 고딕" w:hAnsi="맑은 고딕"/>
+          <w:b/>
+          <w:bCs/>
+          <w:color w:val="241B12"/>
+          <w:sz w:val="21"/>
+          <w:szCs w:val="21"/>
+        </w:rPr>
+        <w:t xml:space="preserve">재현 절차</w:t>
+      </w:r>
+    </w:p>
+    <w:tbl>
+      <w:tblPr>
+        <w:tblW w:type="dxa" w:w="9746"/>
+        <w:tblBorders>
+          <w:top w:val="single" w:color="DEDEDE" w:sz="6"/>
+          <w:left w:val="single" w:color="DEDEDE" w:sz="6"/>
+          <w:bottom w:val="single" w:color="DEDEDE" w:sz="6"/>
+          <w:right w:val="single" w:color="DEDEDE" w:sz="6"/>
+          <w:insideH w:val="single" w:color="DEDEDE" w:sz="6"/>
+          <w:insideV w:val="single" w:color="DEDEDE" w:sz="6"/>
+        </w:tblBorders>
+      </w:tblPr>
+      <w:tblGrid>
+        <w:gridCol w:w="1500"/>
+        <w:gridCol w:w="3000"/>
+        <w:gridCol w:w="5246"/>
+      </w:tblGrid>
+      <w:tr>
+        <w:trPr>
+          <w:tblHeader/>
+        </w:trPr>
+        <w:tc>
+          <w:tcPr>
+            <w:tcW w:type="dxa" w:w="1500"/>
+            <w:tcBorders>
+              <w:top w:val="single" w:color="49361D" w:sz="6"/>
+              <w:left w:val="single" w:color="49361D" w:sz="6"/>
+              <w:bottom w:val="single" w:color="49361D" w:sz="6"/>
+              <w:right w:val="single" w:color="49361D" w:sz="6"/>
+            </w:tcBorders>
+            <w:shd w:fill="241B12" w:color="auto" w:val="clear"/>
+            <w:tcMar>
+              <w:top w:type="dxa" w:w="90"/>
+              <w:left w:type="dxa" w:w="110"/>
+              <w:bottom w:type="dxa" w:w="90"/>
+              <w:right w:type="dxa" w:w="110"/>
+            </w:tcMar>
+            <w:vAlign w:val="center"/>
+          </w:tcPr>
+          <w:p>
+            <w:pPr>
+              <w:spacing w:after="0" w:before="0" w:line="260"/>
+            </w:pPr>
+            <w:r>
+              <w:rPr>
+                <w:rFonts w:ascii="맑은 고딕" w:cs="맑은 고딕" w:eastAsia="맑은 고딕" w:hAnsi="맑은 고딕"/>
+                <w:b/>
+                <w:bCs/>
+                <w:color w:val="F4CF87"/>
+                <w:sz w:val="17"/>
+                <w:szCs w:val="17"/>
+              </w:rPr>
+              <w:t xml:space="preserve">#</w:t>
+            </w:r>
+          </w:p>
+        </w:tc>
+        <w:tc>
+          <w:tcPr>
+            <w:tcW w:type="dxa" w:w="3000"/>
+            <w:tcBorders>
+              <w:top w:val="single" w:color="49361D" w:sz="6"/>
+              <w:left w:val="single" w:color="49361D" w:sz="6"/>
+              <w:bottom w:val="single" w:color="49361D" w:sz="6"/>
+              <w:right w:val="single" w:color="49361D" w:sz="6"/>
+            </w:tcBorders>
+            <w:shd w:fill="241B12" w:color="auto" w:val="clear"/>
+            <w:tcMar>
+              <w:top w:type="dxa" w:w="90"/>
+              <w:left w:type="dxa" w:w="110"/>
+              <w:bottom w:type="dxa" w:w="90"/>
+              <w:right w:type="dxa" w:w="110"/>
+            </w:tcMar>
+            <w:vAlign w:val="center"/>
+          </w:tcPr>
+          <w:p>
+            <w:pPr>
+              <w:spacing w:after="0" w:before="0" w:line="260"/>
+            </w:pPr>
+            <w:r>
+              <w:rPr>
+                <w:rFonts w:ascii="맑은 고딕" w:cs="맑은 고딕" w:eastAsia="맑은 고딕" w:hAnsi="맑은 고딕"/>
+                <w:b/>
+                <w:bCs/>
+                <w:color w:val="F4CF87"/>
+                <w:sz w:val="17"/>
+                <w:szCs w:val="17"/>
+              </w:rPr>
+              <w:t xml:space="preserve">동작</w:t>
+            </w:r>
+          </w:p>
+        </w:tc>
+        <w:tc>
+          <w:tcPr>
+            <w:tcW w:type="dxa" w:w="5246"/>
+            <w:tcBorders>
+              <w:top w:val="single" w:color="49361D" w:sz="6"/>
+              <w:left w:val="single" w:color="49361D" w:sz="6"/>
+              <w:bottom w:val="single" w:color="49361D" w:sz="6"/>
+              <w:right w:val="single" w:color="49361D" w:sz="6"/>
+            </w:tcBorders>
+            <w:shd w:fill="241B12" w:color="auto" w:val="clear"/>
+            <w:tcMar>
+              <w:top w:type="dxa" w:w="90"/>
+              <w:left w:type="dxa" w:w="110"/>
+              <w:bottom w:type="dxa" w:w="90"/>
+              <w:right w:type="dxa" w:w="110"/>
+            </w:tcMar>
+            <w:vAlign w:val="center"/>
+          </w:tcPr>
+          <w:p>
+            <w:pPr>
+              <w:spacing w:after="0" w:before="0" w:line="260"/>
+            </w:pPr>
+            <w:r>
+              <w:rPr>
+                <w:rFonts w:ascii="맑은 고딕" w:cs="맑은 고딕" w:eastAsia="맑은 고딕" w:hAnsi="맑은 고딕"/>
+                <w:b/>
+                <w:bCs/>
+                <w:color w:val="F4CF87"/>
+                <w:sz w:val="17"/>
+                <w:szCs w:val="17"/>
+              </w:rPr>
+              <w:t xml:space="preserve">결과</w:t>
+            </w:r>
+          </w:p>
+        </w:tc>
+      </w:tr>
+      <w:tr>
+        <w:tc>
+          <w:tcPr>
+            <w:tcW w:type="dxa" w:w="1500"/>
+            <w:tcBorders>
+              <w:top w:val="single" w:color="DEDEDE" w:sz="6"/>
+              <w:left w:val="single" w:color="DEDEDE" w:sz="6"/>
+              <w:bottom w:val="single" w:color="DEDEDE" w:sz="6"/>
+              <w:right w:val="single" w:color="DEDEDE" w:sz="6"/>
+            </w:tcBorders>
+            <w:tcMar>
+              <w:top w:type="dxa" w:w="70"/>
+              <w:left w:type="dxa" w:w="110"/>
+              <w:bottom w:type="dxa" w:w="70"/>
+              <w:right w:type="dxa" w:w="110"/>
+            </w:tcMar>
+            <w:vAlign w:val="center"/>
+          </w:tcPr>
+          <w:p>
+            <w:pPr>
+              <w:spacing w:after="0" w:before="0" w:line="260"/>
+            </w:pPr>
+            <w:r>
+              <w:rPr>
+                <w:rFonts w:ascii="맑은 고딕" w:cs="맑은 고딕" w:eastAsia="맑은 고딕" w:hAnsi="맑은 고딕"/>
+                <w:color w:val="3C3429"/>
+                <w:sz w:val="17"/>
+                <w:szCs w:val="17"/>
+              </w:rPr>
+              <w:t xml:space="preserve">1</w:t>
+            </w:r>
+          </w:p>
+        </w:tc>
+        <w:tc>
+          <w:tcPr>
+            <w:tcW w:type="dxa" w:w="3000"/>
+            <w:tcBorders>
+              <w:top w:val="single" w:color="DEDEDE" w:sz="6"/>
+              <w:left w:val="single" w:color="DEDEDE" w:sz="6"/>
+              <w:bottom w:val="single" w:color="DEDEDE" w:sz="6"/>
+              <w:right w:val="single" w:color="DEDEDE" w:sz="6"/>
+            </w:tcBorders>
+            <w:tcMar>
+              <w:top w:type="dxa" w:w="70"/>
+              <w:left w:type="dxa" w:w="110"/>
+              <w:bottom w:type="dxa" w:w="70"/>
+              <w:right w:type="dxa" w:w="110"/>
+            </w:tcMar>
+            <w:vAlign w:val="center"/>
+          </w:tcPr>
+          <w:p>
+            <w:pPr>
+              <w:spacing w:after="0" w:before="0" w:line="260"/>
+            </w:pPr>
+            <w:r>
+              <w:t xml:space="preserve">웨이포인트로 자동주행을 시작하고 원격제어 페이지의 cmd_vel 패널을 확인한다</w:t>
+            </w:r>
+          </w:p>
+        </w:tc>
+        <w:tc>
+          <w:tcPr>
+            <w:tcW w:type="dxa" w:w="5246"/>
+            <w:tcBorders>
+              <w:top w:val="single" w:color="DEDEDE" w:sz="6"/>
+              <w:left w:val="single" w:color="DEDEDE" w:sz="6"/>
+              <w:bottom w:val="single" w:color="DEDEDE" w:sz="6"/>
+              <w:right w:val="single" w:color="DEDEDE" w:sz="6"/>
+            </w:tcBorders>
+            <w:tcMar>
+              <w:top w:type="dxa" w:w="70"/>
+              <w:left w:type="dxa" w:w="110"/>
+              <w:bottom w:type="dxa" w:w="70"/>
+              <w:right w:type="dxa" w:w="110"/>
+            </w:tcMar>
+            <w:vAlign w:val="center"/>
+          </w:tcPr>
+          <w:p>
+            <w:pPr>
+              <w:spacing w:after="0" w:before="0" w:line="260"/>
+            </w:pPr>
+            <w:r>
+              <w:t xml:space="preserve">값이 갱신되지 않고 이전 값(주로 0.00)에 고정돼 있다</w:t>
+            </w:r>
+          </w:p>
+        </w:tc>
+      </w:tr>
+      <w:tr>
+        <w:tc>
+          <w:tcPr>
+            <w:tcW w:type="dxa" w:w="1500"/>
+            <w:tcBorders>
+              <w:top w:val="single" w:color="DEDEDE" w:sz="6"/>
+              <w:left w:val="single" w:color="DEDEDE" w:sz="6"/>
+              <w:bottom w:val="single" w:color="DEDEDE" w:sz="6"/>
+              <w:right w:val="single" w:color="DEDEDE" w:sz="6"/>
+            </w:tcBorders>
+            <w:shd w:fill="FAFAFA" w:color="auto" w:val="clear"/>
+            <w:tcMar>
+              <w:top w:type="dxa" w:w="70"/>
+              <w:left w:type="dxa" w:w="110"/>
+              <w:bottom w:type="dxa" w:w="70"/>
+              <w:right w:type="dxa" w:w="110"/>
+            </w:tcMar>
+            <w:vAlign w:val="center"/>
+          </w:tcPr>
+          <w:p>
+            <w:pPr>
+              <w:spacing w:after="0" w:before="0" w:line="260"/>
+            </w:pPr>
+            <w:r>
+              <w:rPr>
+                <w:rFonts w:ascii="맑은 고딕" w:cs="맑은 고딕" w:eastAsia="맑은 고딕" w:hAnsi="맑은 고딕"/>
+                <w:color w:val="3C3429"/>
+                <w:sz w:val="17"/>
+                <w:szCs w:val="17"/>
+              </w:rPr>
+              <w:t xml:space="preserve">2</w:t>
+            </w:r>
+          </w:p>
+        </w:tc>
+        <w:tc>
+          <w:tcPr>
+            <w:tcW w:type="dxa" w:w="3000"/>
+            <w:tcBorders>
+              <w:top w:val="single" w:color="DEDEDE" w:sz="6"/>
+              <w:left w:val="single" w:color="DEDEDE" w:sz="6"/>
+              <w:bottom w:val="single" w:color="DEDEDE" w:sz="6"/>
+              <w:right w:val="single" w:color="DEDEDE" w:sz="6"/>
+            </w:tcBorders>
+            <w:shd w:fill="FAFAFA" w:color="auto" w:val="clear"/>
+            <w:tcMar>
+              <w:top w:type="dxa" w:w="70"/>
+              <w:left w:type="dxa" w:w="110"/>
+              <w:bottom w:type="dxa" w:w="70"/>
+              <w:right w:type="dxa" w:w="110"/>
+            </w:tcMar>
+            <w:vAlign w:val="center"/>
+          </w:tcPr>
+          <w:p>
+            <w:pPr>
+              <w:spacing w:after="0" w:before="0" w:line="260"/>
+            </w:pPr>
+            <w:r>
+              <w:t xml:space="preserve">/odom 구독을 추가한 뒤 같은 절차를 반복한다</w:t>
+            </w:r>
+          </w:p>
+        </w:tc>
+        <w:tc>
+          <w:tcPr>
+            <w:tcW w:type="dxa" w:w="5246"/>
+            <w:tcBorders>
+              <w:top w:val="single" w:color="DEDEDE" w:sz="6"/>
+              <w:left w:val="single" w:color="DEDEDE" w:sz="6"/>
+              <w:bottom w:val="single" w:color="DEDEDE" w:sz="6"/>
+              <w:right w:val="single" w:color="DEDEDE" w:sz="6"/>
+            </w:tcBorders>
+            <w:shd w:fill="FAFAFA" w:color="auto" w:val="clear"/>
+            <w:tcMar>
+              <w:top w:type="dxa" w:w="70"/>
+              <w:left w:type="dxa" w:w="110"/>
+              <w:bottom w:type="dxa" w:w="70"/>
+              <w:right w:type="dxa" w:w="110"/>
+            </w:tcMar>
+            <w:vAlign w:val="center"/>
+          </w:tcPr>
+          <w:p>
+            <w:pPr>
+              <w:spacing w:after="0" w:before="0" w:line="260"/>
+            </w:pPr>
+            <w:r>
+              <w:t xml:space="preserve">값은 갱신되지만 정지 상태에서도 부호가 반복 전환된다</w:t>
+            </w:r>
+          </w:p>
+        </w:tc>
+      </w:tr>
+      <w:tr>
+        <w:tc>
+          <w:tcPr>
+            <w:tcW w:type="dxa" w:w="1500"/>
+            <w:tcBorders>
+              <w:top w:val="single" w:color="DEDEDE" w:sz="6"/>
+              <w:left w:val="single" w:color="DEDEDE" w:sz="6"/>
+              <w:bottom w:val="single" w:color="DEDEDE" w:sz="6"/>
+              <w:right w:val="single" w:color="DEDEDE" w:sz="6"/>
+            </w:tcBorders>
+            <w:tcMar>
+              <w:top w:type="dxa" w:w="70"/>
+              <w:left w:type="dxa" w:w="110"/>
+              <w:bottom w:type="dxa" w:w="70"/>
+              <w:right w:type="dxa" w:w="110"/>
+            </w:tcMar>
+            <w:vAlign w:val="center"/>
+          </w:tcPr>
+          <w:p>
+            <w:pPr>
+              <w:spacing w:after="0" w:before="0" w:line="260"/>
+            </w:pPr>
+            <w:r>
+              <w:rPr>
+                <w:rFonts w:ascii="맑은 고딕" w:cs="맑은 고딕" w:eastAsia="맑은 고딕" w:hAnsi="맑은 고딕"/>
+                <w:color w:val="3C3429"/>
+                <w:sz w:val="17"/>
+                <w:szCs w:val="17"/>
+              </w:rPr>
+              <w:t xml:space="preserve">3</w:t>
+            </w:r>
+          </w:p>
+        </w:tc>
+        <w:tc>
+          <w:tcPr>
+            <w:tcW w:type="dxa" w:w="3000"/>
+            <w:tcBorders>
+              <w:top w:val="single" w:color="DEDEDE" w:sz="6"/>
+              <w:left w:val="single" w:color="DEDEDE" w:sz="6"/>
+              <w:bottom w:val="single" w:color="DEDEDE" w:sz="6"/>
+              <w:right w:val="single" w:color="DEDEDE" w:sz="6"/>
+            </w:tcBorders>
+            <w:tcMar>
+              <w:top w:type="dxa" w:w="70"/>
+              <w:left w:type="dxa" w:w="110"/>
+              <w:bottom w:type="dxa" w:w="70"/>
+              <w:right w:type="dxa" w:w="110"/>
+            </w:tcMar>
+            <w:vAlign w:val="center"/>
+          </w:tcPr>
+          <w:p>
+            <w:pPr>
+              <w:spacing w:after="0" w:before="0" w:line="260"/>
+            </w:pPr>
+            <w:r>
+              <w:t xml:space="preserve">실시간관제 속도 카드를 정지 상태에서 확인한다</w:t>
+            </w:r>
+          </w:p>
+        </w:tc>
+        <w:tc>
+          <w:tcPr>
+            <w:tcW w:type="dxa" w:w="5246"/>
+            <w:tcBorders>
+              <w:top w:val="single" w:color="DEDEDE" w:sz="6"/>
+              <w:left w:val="single" w:color="DEDEDE" w:sz="6"/>
+              <w:bottom w:val="single" w:color="DEDEDE" w:sz="6"/>
+              <w:right w:val="single" w:color="DEDEDE" w:sz="6"/>
+            </w:tcBorders>
+            <w:tcMar>
+              <w:top w:type="dxa" w:w="70"/>
+              <w:left w:type="dxa" w:w="110"/>
+              <w:bottom w:type="dxa" w:w="70"/>
+              <w:right w:type="dxa" w:w="110"/>
+            </w:tcMar>
+            <w:vAlign w:val="center"/>
+          </w:tcPr>
+          <w:p>
+            <w:pPr>
+              <w:spacing w:after="0" w:before="0" w:line="260"/>
+            </w:pPr>
+            <w:r>
+              <w:t xml:space="preserve">동일하게 부호가 반복 전환된다</w:t>
+            </w:r>
+          </w:p>
+        </w:tc>
+      </w:tr>
+    </w:tbl>
+    <w:p>
+      <w:pPr>
+        <w:spacing w:after="140" w:before="0" w:line="260"/>
+      </w:pPr>
+      <w:r>
+        <w:rPr>
+          <w:rFonts w:ascii="맑은 고딕" w:cs="맑은 고딕" w:eastAsia="맑은 고딕" w:hAnsi="맑은 고딕"/>
+          <w:color w:val="3C3429"/>
+          <w:sz w:val="17"/>
+          <w:szCs w:val="17"/>
+        </w:rPr>
+        <w:t xml:space="preserve">재현율: 재현 시마다 확인</w:t>
+      </w:r>
+    </w:p>
+    <w:p>
+      <w:pPr>
+        <w:pStyle w:val="Heading3"/>
+        <w:spacing w:after="120" w:before="260" w:line="260"/>
+      </w:pPr>
+      <w:r>
+        <w:rPr>
+          <w:rFonts w:ascii="맑은 고딕" w:cs="맑은 고딕" w:eastAsia="맑은 고딕" w:hAnsi="맑은 고딕"/>
+          <w:b/>
+          <w:bCs/>
+          <w:color w:val="241B12"/>
+          <w:sz w:val="21"/>
+          <w:szCs w:val="21"/>
+        </w:rPr>
+        <w:t xml:space="preserve">진단 과정</w:t>
+      </w:r>
+    </w:p>
+    <w:tbl>
+      <w:tblPr>
+        <w:tblW w:type="dxa" w:w="9746"/>
+        <w:tblBorders>
+          <w:top w:val="single" w:color="DEDEDE" w:sz="6"/>
+          <w:left w:val="single" w:color="DEDEDE" w:sz="6"/>
+          <w:bottom w:val="single" w:color="DEDEDE" w:sz="6"/>
+          <w:right w:val="single" w:color="DEDEDE" w:sz="6"/>
+          <w:insideH w:val="single" w:color="DEDEDE" w:sz="6"/>
+          <w:insideV w:val="single" w:color="DEDEDE" w:sz="6"/>
+        </w:tblBorders>
+      </w:tblPr>
+      <w:tblGrid>
+        <w:gridCol w:w="1500"/>
+        <w:gridCol w:w="3000"/>
+        <w:gridCol w:w="5246"/>
+      </w:tblGrid>
+      <w:tr>
+        <w:trPr>
+          <w:tblHeader/>
+        </w:trPr>
+        <w:tc>
+          <w:tcPr>
+            <w:tcW w:type="dxa" w:w="1500"/>
+            <w:tcBorders>
+              <w:top w:val="single" w:color="49361D" w:sz="6"/>
+              <w:left w:val="single" w:color="49361D" w:sz="6"/>
+              <w:bottom w:val="single" w:color="49361D" w:sz="6"/>
+              <w:right w:val="single" w:color="49361D" w:sz="6"/>
+            </w:tcBorders>
+            <w:shd w:fill="241B12" w:color="auto" w:val="clear"/>
+            <w:tcMar>
+              <w:top w:type="dxa" w:w="90"/>
+              <w:left w:type="dxa" w:w="110"/>
+              <w:bottom w:type="dxa" w:w="90"/>
+              <w:right w:type="dxa" w:w="110"/>
+            </w:tcMar>
+            <w:vAlign w:val="center"/>
+          </w:tcPr>
+          <w:p>
+            <w:pPr>
+              <w:spacing w:after="0" w:before="0" w:line="260"/>
+            </w:pPr>
+            <w:r>
+              <w:rPr>
+                <w:rFonts w:ascii="맑은 고딕" w:cs="맑은 고딕" w:eastAsia="맑은 고딕" w:hAnsi="맑은 고딕"/>
+                <w:b/>
+                <w:bCs/>
+                <w:color w:val="F4CF87"/>
+                <w:sz w:val="17"/>
+                <w:szCs w:val="17"/>
+              </w:rPr>
+              <w:t xml:space="preserve">가설</w:t>
+            </w:r>
+          </w:p>
+        </w:tc>
+        <w:tc>
+          <w:tcPr>
+            <w:tcW w:type="dxa" w:w="3000"/>
+            <w:tcBorders>
+              <w:top w:val="single" w:color="49361D" w:sz="6"/>
+              <w:left w:val="single" w:color="49361D" w:sz="6"/>
+              <w:bottom w:val="single" w:color="49361D" w:sz="6"/>
+              <w:right w:val="single" w:color="49361D" w:sz="6"/>
+            </w:tcBorders>
+            <w:shd w:fill="241B12" w:color="auto" w:val="clear"/>
+            <w:tcMar>
+              <w:top w:type="dxa" w:w="90"/>
+              <w:left w:type="dxa" w:w="110"/>
+              <w:bottom w:type="dxa" w:w="90"/>
+              <w:right w:type="dxa" w:w="110"/>
+            </w:tcMar>
+            <w:vAlign w:val="center"/>
+          </w:tcPr>
+          <w:p>
+            <w:pPr>
+              <w:spacing w:after="0" w:before="0" w:line="260"/>
+            </w:pPr>
+            <w:r>
+              <w:rPr>
+                <w:rFonts w:ascii="맑은 고딕" w:cs="맑은 고딕" w:eastAsia="맑은 고딕" w:hAnsi="맑은 고딕"/>
+                <w:b/>
+                <w:bCs/>
+                <w:color w:val="F4CF87"/>
+                <w:sz w:val="17"/>
+                <w:szCs w:val="17"/>
+              </w:rPr>
+              <w:t xml:space="preserve">확인 방법</w:t>
+            </w:r>
+          </w:p>
+        </w:tc>
+        <w:tc>
+          <w:tcPr>
+            <w:tcW w:type="dxa" w:w="5246"/>
+            <w:tcBorders>
+              <w:top w:val="single" w:color="49361D" w:sz="6"/>
+              <w:left w:val="single" w:color="49361D" w:sz="6"/>
+              <w:bottom w:val="single" w:color="49361D" w:sz="6"/>
+              <w:right w:val="single" w:color="49361D" w:sz="6"/>
+            </w:tcBorders>
+            <w:shd w:fill="241B12" w:color="auto" w:val="clear"/>
+            <w:tcMar>
+              <w:top w:type="dxa" w:w="90"/>
+              <w:left w:type="dxa" w:w="110"/>
+              <w:bottom w:type="dxa" w:w="90"/>
+              <w:right w:type="dxa" w:w="110"/>
+            </w:tcMar>
+            <w:vAlign w:val="center"/>
+          </w:tcPr>
+          <w:p>
+            <w:pPr>
+              <w:spacing w:after="0" w:before="0" w:line="260"/>
+            </w:pPr>
+            <w:r>
+              <w:rPr>
+                <w:rFonts w:ascii="맑은 고딕" w:cs="맑은 고딕" w:eastAsia="맑은 고딕" w:hAnsi="맑은 고딕"/>
+                <w:b/>
+                <w:bCs/>
+                <w:color w:val="F4CF87"/>
+                <w:sz w:val="17"/>
+                <w:szCs w:val="17"/>
+              </w:rPr>
+              <w:t xml:space="preserve">결과</w:t>
+            </w:r>
+          </w:p>
+        </w:tc>
+      </w:tr>
+      <w:tr>
+        <w:tc>
+          <w:tcPr>
+            <w:tcW w:type="dxa" w:w="1500"/>
+            <w:tcBorders>
+              <w:top w:val="single" w:color="DEDEDE" w:sz="6"/>
+              <w:left w:val="single" w:color="DEDEDE" w:sz="6"/>
+              <w:bottom w:val="single" w:color="DEDEDE" w:sz="6"/>
+              <w:right w:val="single" w:color="DEDEDE" w:sz="6"/>
+            </w:tcBorders>
+            <w:tcMar>
+              <w:top w:type="dxa" w:w="70"/>
+              <w:left w:type="dxa" w:w="110"/>
+              <w:bottom w:type="dxa" w:w="70"/>
+              <w:right w:type="dxa" w:w="110"/>
+            </w:tcMar>
+            <w:vAlign w:val="center"/>
+          </w:tcPr>
+          <w:p>
+            <w:pPr>
+              <w:spacing w:after="0" w:before="0" w:line="260"/>
+            </w:pPr>
+            <w:r>
+              <w:t xml:space="preserve">cmd_vel 패널이 teleop 자체 명령값만 echo하고 실측 속도를 구독 안 한다</w:t>
+            </w:r>
+          </w:p>
+        </w:tc>
+        <w:tc>
+          <w:tcPr>
+            <w:tcW w:type="dxa" w:w="3000"/>
+            <w:tcBorders>
+              <w:top w:val="single" w:color="DEDEDE" w:sz="6"/>
+              <w:left w:val="single" w:color="DEDEDE" w:sz="6"/>
+              <w:bottom w:val="single" w:color="DEDEDE" w:sz="6"/>
+              <w:right w:val="single" w:color="DEDEDE" w:sz="6"/>
+            </w:tcBorders>
+            <w:tcMar>
+              <w:top w:type="dxa" w:w="70"/>
+              <w:left w:type="dxa" w:w="110"/>
+              <w:bottom w:type="dxa" w:w="70"/>
+              <w:right w:type="dxa" w:w="110"/>
+            </w:tcMar>
+            <w:vAlign w:val="center"/>
+          </w:tcPr>
+          <w:p>
+            <w:pPr>
+              <w:spacing w:after="0" w:before="0" w:line="260"/>
+            </w:pPr>
+            <w:r>
+              <w:t xml:space="preserve">코드 리뷰(handleTeleopVelocityChanged 경로만 존재하는지 확인)</w:t>
+            </w:r>
+          </w:p>
+        </w:tc>
+        <w:tc>
+          <w:tcPr>
+            <w:tcW w:type="dxa" w:w="5246"/>
+            <w:tcBorders>
+              <w:top w:val="single" w:color="DEDEDE" w:sz="6"/>
+              <w:left w:val="single" w:color="DEDEDE" w:sz="6"/>
+              <w:bottom w:val="single" w:color="DEDEDE" w:sz="6"/>
+              <w:right w:val="single" w:color="DEDEDE" w:sz="6"/>
+            </w:tcBorders>
+            <w:tcMar>
+              <w:top w:type="dxa" w:w="70"/>
+              <w:left w:type="dxa" w:w="110"/>
+              <w:bottom w:type="dxa" w:w="70"/>
+              <w:right w:type="dxa" w:w="110"/>
+            </w:tcMar>
+            <w:vAlign w:val="center"/>
+          </w:tcPr>
+          <w:p>
+            <w:pPr>
+              <w:spacing w:after="0" w:before="0" w:line="260"/>
+            </w:pPr>
+            <w:r>
+              <w:rPr>
+                <w:rFonts w:ascii="맑은 고딕" w:cs="맑은 고딕" w:eastAsia="맑은 고딕" w:hAnsi="맑은 고딕"/>
+                <w:color w:val="3C3429"/>
+                <w:sz w:val="17"/>
+                <w:szCs w:val="17"/>
+              </w:rPr>
+              <w:t xml:space="preserve">맞음</w:t>
+            </w:r>
+          </w:p>
+        </w:tc>
+      </w:tr>
+      <w:tr>
+        <w:tc>
+          <w:tcPr>
+            <w:tcW w:type="dxa" w:w="1500"/>
+            <w:tcBorders>
+              <w:top w:val="single" w:color="DEDEDE" w:sz="6"/>
+              <w:left w:val="single" w:color="DEDEDE" w:sz="6"/>
+              <w:bottom w:val="single" w:color="DEDEDE" w:sz="6"/>
+              <w:right w:val="single" w:color="DEDEDE" w:sz="6"/>
+            </w:tcBorders>
+            <w:shd w:fill="FAFAFA" w:color="auto" w:val="clear"/>
+            <w:tcMar>
+              <w:top w:type="dxa" w:w="70"/>
+              <w:left w:type="dxa" w:w="110"/>
+              <w:bottom w:type="dxa" w:w="70"/>
+              <w:right w:type="dxa" w:w="110"/>
+            </w:tcMar>
+            <w:vAlign w:val="center"/>
+          </w:tcPr>
+          <w:p>
+            <w:pPr>
+              <w:spacing w:after="0" w:before="0" w:line="260"/>
+            </w:pPr>
+            <w:r>
+              <w:t xml:space="preserve">/odom 구독 후에도 raw 값을 그대로 표시해 센서 노이즈가 그대로 드러난다</w:t>
+            </w:r>
+          </w:p>
+        </w:tc>
+        <w:tc>
+          <w:tcPr>
+            <w:tcW w:type="dxa" w:w="3000"/>
+            <w:tcBorders>
+              <w:top w:val="single" w:color="DEDEDE" w:sz="6"/>
+              <w:left w:val="single" w:color="DEDEDE" w:sz="6"/>
+              <w:bottom w:val="single" w:color="DEDEDE" w:sz="6"/>
+              <w:right w:val="single" w:color="DEDEDE" w:sz="6"/>
+            </w:tcBorders>
+            <w:shd w:fill="FAFAFA" w:color="auto" w:val="clear"/>
+            <w:tcMar>
+              <w:top w:type="dxa" w:w="70"/>
+              <w:left w:type="dxa" w:w="110"/>
+              <w:bottom w:type="dxa" w:w="70"/>
+              <w:right w:type="dxa" w:w="110"/>
+            </w:tcMar>
+            <w:vAlign w:val="center"/>
+          </w:tcPr>
+          <w:p>
+            <w:pPr>
+              <w:spacing w:after="0" w:before="0" w:line="260"/>
+            </w:pPr>
+            <w:r>
+              <w:t xml:space="preserve">EMA 스무딩 유무 확인</w:t>
+            </w:r>
+          </w:p>
+        </w:tc>
+        <w:tc>
+          <w:tcPr>
+            <w:tcW w:type="dxa" w:w="5246"/>
+            <w:tcBorders>
+              <w:top w:val="single" w:color="DEDEDE" w:sz="6"/>
+              <w:left w:val="single" w:color="DEDEDE" w:sz="6"/>
+              <w:bottom w:val="single" w:color="DEDEDE" w:sz="6"/>
+              <w:right w:val="single" w:color="DEDEDE" w:sz="6"/>
+            </w:tcBorders>
+            <w:shd w:fill="FAFAFA" w:color="auto" w:val="clear"/>
+            <w:tcMar>
+              <w:top w:type="dxa" w:w="70"/>
+              <w:left w:type="dxa" w:w="110"/>
+              <w:bottom w:type="dxa" w:w="70"/>
+              <w:right w:type="dxa" w:w="110"/>
+            </w:tcMar>
+            <w:vAlign w:val="center"/>
+          </w:tcPr>
+          <w:p>
+            <w:pPr>
+              <w:spacing w:after="0" w:before="0" w:line="260"/>
+            </w:pPr>
+            <w:r>
+              <w:rPr>
+                <w:rFonts w:ascii="맑은 고딕" w:cs="맑은 고딕" w:eastAsia="맑은 고딕" w:hAnsi="맑은 고딕"/>
+                <w:color w:val="3C3429"/>
+                <w:sz w:val="17"/>
+                <w:szCs w:val="17"/>
+              </w:rPr>
+              <w:t xml:space="preserve">맞음 — LiveControlPage는 이미 alpha=0.25 EMA를 쓰고 있었는데 RemoteControlPage 신규 코드에는 없었음</w:t>
+            </w:r>
+          </w:p>
+        </w:tc>
+      </w:tr>
+      <w:tr>
+        <w:tc>
+          <w:tcPr>
+            <w:tcW w:type="dxa" w:w="1500"/>
+            <w:tcBorders>
+              <w:top w:val="single" w:color="DEDEDE" w:sz="6"/>
+              <w:left w:val="single" w:color="DEDEDE" w:sz="6"/>
+              <w:bottom w:val="single" w:color="DEDEDE" w:sz="6"/>
+              <w:right w:val="single" w:color="DEDEDE" w:sz="6"/>
+            </w:tcBorders>
+            <w:shd w:fill="FAFAFA" w:color="auto" w:val="clear"/>
+            <w:tcMar>
+              <w:top w:type="dxa" w:w="70"/>
+              <w:left w:type="dxa" w:w="110"/>
+              <w:bottom w:type="dxa" w:w="70"/>
+              <w:right w:type="dxa" w:w="110"/>
+            </w:tcMar>
+            <w:vAlign w:val="center"/>
+          </w:tcPr>
+          <w:p>
+            <w:pPr>
+              <w:spacing w:after="0" w:before="0" w:line="260"/>
+            </w:pPr>
+            <w:r>
+              <w:t xml:space="preserve">EMA 적용 후에도 정지 시 흔들리는 것은 0 근처 잔류 노이즈가 그대로 표시되기 때문이다</w:t>
+            </w:r>
+          </w:p>
+        </w:tc>
+        <w:tc>
+          <w:tcPr>
+            <w:tcW w:type="dxa" w:w="3000"/>
+            <w:tcBorders>
+              <w:top w:val="single" w:color="DEDEDE" w:sz="6"/>
+              <w:left w:val="single" w:color="DEDEDE" w:sz="6"/>
+              <w:bottom w:val="single" w:color="DEDEDE" w:sz="6"/>
+              <w:right w:val="single" w:color="DEDEDE" w:sz="6"/>
+            </w:tcBorders>
+            <w:shd w:fill="FAFAFA" w:color="auto" w:val="clear"/>
+            <w:tcMar>
+              <w:top w:type="dxa" w:w="70"/>
+              <w:left w:type="dxa" w:w="110"/>
+              <w:bottom w:type="dxa" w:w="70"/>
+              <w:right w:type="dxa" w:w="110"/>
+            </w:tcMar>
+            <w:vAlign w:val="center"/>
+          </w:tcPr>
+          <w:p>
+            <w:pPr>
+              <w:spacing w:after="0" w:before="0" w:line="260"/>
+            </w:pPr>
+            <w:r>
+              <w:t xml:space="preserve">정지 상태에서 표시값 재확인</w:t>
+            </w:r>
+          </w:p>
+        </w:tc>
+        <w:tc>
+          <w:tcPr>
+            <w:tcW w:type="dxa" w:w="5246"/>
+            <w:tcBorders>
+              <w:top w:val="single" w:color="DEDEDE" w:sz="6"/>
+              <w:left w:val="single" w:color="DEDEDE" w:sz="6"/>
+              <w:bottom w:val="single" w:color="DEDEDE" w:sz="6"/>
+              <w:right w:val="single" w:color="DEDEDE" w:sz="6"/>
+            </w:tcBorders>
+            <w:shd w:fill="FAFAFA" w:color="auto" w:val="clear"/>
+            <w:tcMar>
+              <w:top w:type="dxa" w:w="70"/>
+              <w:left w:type="dxa" w:w="110"/>
+              <w:bottom w:type="dxa" w:w="70"/>
+              <w:right w:type="dxa" w:w="110"/>
+            </w:tcMar>
+            <w:vAlign w:val="center"/>
+          </w:tcPr>
+          <w:p>
+            <w:pPr>
+              <w:spacing w:after="0" w:before="0" w:line="260"/>
+            </w:pPr>
+            <w:r>
+              <w:rPr>
+                <w:rFonts w:ascii="맑은 고딕" w:cs="맑은 고딕" w:eastAsia="맑은 고딕" w:hAnsi="맑은 고딕"/>
+                <w:color w:val="3C3429"/>
+                <w:sz w:val="17"/>
+                <w:szCs w:val="17"/>
+              </w:rPr>
+              <w:t xml:space="preserve">맞음 — -0.0002 같은 극소값의 부호만 반복 전환됨</w:t>
+            </w:r>
+          </w:p>
+        </w:tc>
+      </w:tr>
+    </w:tbl>
+    <w:p>
+      <w:pPr>
+        <w:pStyle w:val="Heading3"/>
+        <w:spacing w:after="120" w:before="260" w:line="260"/>
+      </w:pPr>
+      <w:r>
+        <w:rPr>
+          <w:rFonts w:ascii="맑은 고딕" w:cs="맑은 고딕" w:eastAsia="맑은 고딕" w:hAnsi="맑은 고딕"/>
+          <w:b/>
+          <w:bCs/>
+          <w:color w:val="241B12"/>
+          <w:sz w:val="21"/>
+          <w:szCs w:val="21"/>
+        </w:rPr>
+        <w:t xml:space="preserve">원인</w:t>
+      </w:r>
+    </w:p>
+    <w:p>
+      <w:pPr>
+        <w:spacing w:after="140" w:before="0" w:line="260"/>
+      </w:pPr>
+      <w:r>
+        <w:rPr>
+          <w:rFonts w:ascii="맑은 고딕" w:cs="맑은 고딕" w:eastAsia="맑은 고딕" w:hAnsi="맑은 고딕"/>
+          <w:color w:val="3C3429"/>
+          <w:sz w:val="17"/>
+          <w:szCs w:val="17"/>
+        </w:rPr>
+        <w:t xml:space="preserve">확인됨. RemoteControlPage의 cmd_vel 패널이 애초에 실제 /odom을 구독하지 않고 teleop이 로컬로 명령한 값만 그대로 표시하는 구조라 자동주행 중에는 아무도 갱신하지 않았다. 이후 /odom 구독을 추가했으나 LiveControlPage와 달리 EMA 스무딩이 없어 raw 노이즈가 그대로 드러났고, EMA를 적용한 뒤에도 0 근처의 미세한 잔류값(예: -0.0002)이 부호만 바뀌며 "-0.00"/"0.00"으로 반복 표시되었다. LiveControlPage 속도 카드도 같은 이유(데드존 부재)로 정지 시 동일하게 흔들렸다.</w:t>
+      </w:r>
+    </w:p>
+    <w:p>
+      <w:pPr>
+        <w:pStyle w:val="Heading3"/>
+        <w:spacing w:after="120" w:before="260" w:line="260"/>
+      </w:pPr>
+      <w:r>
+        <w:rPr>
+          <w:rFonts w:ascii="맑은 고딕" w:cs="맑은 고딕" w:eastAsia="맑은 고딕" w:hAnsi="맑은 고딕"/>
+          <w:b/>
+          <w:bCs/>
+          <w:color w:val="241B12"/>
+          <w:sz w:val="21"/>
+          <w:szCs w:val="21"/>
+        </w:rPr>
+        <w:t xml:space="preserve">조치</w:t>
+      </w:r>
+    </w:p>
+    <w:tbl>
+      <w:tblPr>
+        <w:tblW w:type="dxa" w:w="9746"/>
+        <w:tblBorders>
+          <w:top w:val="single" w:color="DEDEDE" w:sz="6"/>
+          <w:left w:val="single" w:color="DEDEDE" w:sz="6"/>
+          <w:bottom w:val="single" w:color="DEDEDE" w:sz="6"/>
+          <w:right w:val="single" w:color="DEDEDE" w:sz="6"/>
+          <w:insideH w:val="single" w:color="DEDEDE" w:sz="6"/>
+          <w:insideV w:val="single" w:color="DEDEDE" w:sz="6"/>
+        </w:tblBorders>
+      </w:tblPr>
+      <w:tblGrid>
+        <w:gridCol w:w="1500"/>
+        <w:gridCol w:w="3000"/>
+        <w:gridCol w:w="5246"/>
+      </w:tblGrid>
+      <w:tr>
+        <w:trPr>
+          <w:tblHeader/>
+        </w:trPr>
+        <w:tc>
+          <w:tcPr>
+            <w:tcW w:type="dxa" w:w="1500"/>
+            <w:tcBorders>
+              <w:top w:val="single" w:color="49361D" w:sz="6"/>
+              <w:left w:val="single" w:color="49361D" w:sz="6"/>
+              <w:bottom w:val="single" w:color="49361D" w:sz="6"/>
+              <w:right w:val="single" w:color="49361D" w:sz="6"/>
+            </w:tcBorders>
+            <w:shd w:fill="241B12" w:color="auto" w:val="clear"/>
+            <w:tcMar>
+              <w:top w:type="dxa" w:w="90"/>
+              <w:left w:type="dxa" w:w="110"/>
+              <w:bottom w:type="dxa" w:w="90"/>
+              <w:right w:type="dxa" w:w="110"/>
+            </w:tcMar>
+            <w:vAlign w:val="center"/>
+          </w:tcPr>
+          <w:p>
+            <w:pPr>
+              <w:spacing w:after="0" w:before="0" w:line="260"/>
+            </w:pPr>
+            <w:r>
+              <w:rPr>
+                <w:rFonts w:ascii="맑은 고딕" w:cs="맑은 고딕" w:eastAsia="맑은 고딕" w:hAnsi="맑은 고딕"/>
+                <w:b/>
+                <w:bCs/>
+                <w:color w:val="F4CF87"/>
+                <w:sz w:val="17"/>
+                <w:szCs w:val="17"/>
+              </w:rPr>
+              <w:t xml:space="preserve">대상</w:t>
+            </w:r>
+          </w:p>
+        </w:tc>
+        <w:tc>
+          <w:tcPr>
+            <w:tcW w:type="dxa" w:w="3000"/>
+            <w:tcBorders>
+              <w:top w:val="single" w:color="49361D" w:sz="6"/>
+              <w:left w:val="single" w:color="49361D" w:sz="6"/>
+              <w:bottom w:val="single" w:color="49361D" w:sz="6"/>
+              <w:right w:val="single" w:color="49361D" w:sz="6"/>
+            </w:tcBorders>
+            <w:shd w:fill="241B12" w:color="auto" w:val="clear"/>
+            <w:tcMar>
+              <w:top w:type="dxa" w:w="90"/>
+              <w:left w:type="dxa" w:w="110"/>
+              <w:bottom w:type="dxa" w:w="90"/>
+              <w:right w:type="dxa" w:w="110"/>
+            </w:tcMar>
+            <w:vAlign w:val="center"/>
+          </w:tcPr>
+          <w:p>
+            <w:pPr>
+              <w:spacing w:after="0" w:before="0" w:line="260"/>
+            </w:pPr>
+            <w:r>
+              <w:rPr>
+                <w:rFonts w:ascii="맑은 고딕" w:cs="맑은 고딕" w:eastAsia="맑은 고딕" w:hAnsi="맑은 고딕"/>
+                <w:b/>
+                <w:bCs/>
+                <w:color w:val="F4CF87"/>
+                <w:sz w:val="17"/>
+                <w:szCs w:val="17"/>
+              </w:rPr>
+              <w:t xml:space="preserve">변경 전</w:t>
+            </w:r>
+          </w:p>
+        </w:tc>
+        <w:tc>
+          <w:tcPr>
+            <w:tcW w:type="dxa" w:w="5246"/>
+            <w:tcBorders>
+              <w:top w:val="single" w:color="49361D" w:sz="6"/>
+              <w:left w:val="single" w:color="49361D" w:sz="6"/>
+              <w:bottom w:val="single" w:color="49361D" w:sz="6"/>
+              <w:right w:val="single" w:color="49361D" w:sz="6"/>
+            </w:tcBorders>
+            <w:shd w:fill="241B12" w:color="auto" w:val="clear"/>
+            <w:tcMar>
+              <w:top w:type="dxa" w:w="90"/>
+              <w:left w:type="dxa" w:w="110"/>
+              <w:bottom w:type="dxa" w:w="90"/>
+              <w:right w:type="dxa" w:w="110"/>
+            </w:tcMar>
+            <w:vAlign w:val="center"/>
+          </w:tcPr>
+          <w:p>
+            <w:pPr>
+              <w:spacing w:after="0" w:before="0" w:line="260"/>
+            </w:pPr>
+            <w:r>
+              <w:rPr>
+                <w:rFonts w:ascii="맑은 고딕" w:cs="맑은 고딕" w:eastAsia="맑은 고딕" w:hAnsi="맑은 고딕"/>
+                <w:b/>
+                <w:bCs/>
+                <w:color w:val="F4CF87"/>
+                <w:sz w:val="17"/>
+                <w:szCs w:val="17"/>
+              </w:rPr>
+              <w:t xml:space="preserve">변경 후</w:t>
+            </w:r>
+          </w:p>
+        </w:tc>
+      </w:tr>
+      <w:tr>
+        <w:tc>
+          <w:tcPr>
+            <w:tcW w:type="dxa" w:w="1500"/>
+            <w:tcBorders>
+              <w:top w:val="single" w:color="DEDEDE" w:sz="6"/>
+              <w:left w:val="single" w:color="DEDEDE" w:sz="6"/>
+              <w:bottom w:val="single" w:color="DEDEDE" w:sz="6"/>
+              <w:right w:val="single" w:color="DEDEDE" w:sz="6"/>
+            </w:tcBorders>
+            <w:tcMar>
+              <w:top w:type="dxa" w:w="70"/>
+              <w:left w:type="dxa" w:w="110"/>
+              <w:bottom w:type="dxa" w:w="70"/>
+              <w:right w:type="dxa" w:w="110"/>
+            </w:tcMar>
+            <w:vAlign w:val="center"/>
+          </w:tcPr>
+          <w:p>
+            <w:pPr>
+              <w:spacing w:after="0" w:before="0" w:line="260"/>
+            </w:pPr>
+            <w:r>
+              <w:rPr>
+                <w:rFonts w:ascii="맑은 고딕" w:cs="맑은 고딕" w:eastAsia="맑은 고딕" w:hAnsi="맑은 고딕"/>
+                <w:color w:val="3C3429"/>
+                <w:sz w:val="17"/>
+                <w:szCs w:val="17"/>
+              </w:rPr>
+              <w:t xml:space="preserve">remotecontrolpage.cpp/.h</w:t>
+            </w:r>
+          </w:p>
+        </w:tc>
+        <w:tc>
+          <w:tcPr>
+            <w:tcW w:type="dxa" w:w="3000"/>
+            <w:tcBorders>
+              <w:top w:val="single" w:color="DEDEDE" w:sz="6"/>
+              <w:left w:val="single" w:color="DEDEDE" w:sz="6"/>
+              <w:bottom w:val="single" w:color="DEDEDE" w:sz="6"/>
+              <w:right w:val="single" w:color="DEDEDE" w:sz="6"/>
+            </w:tcBorders>
+            <w:tcMar>
+              <w:top w:type="dxa" w:w="70"/>
+              <w:left w:type="dxa" w:w="110"/>
+              <w:bottom w:type="dxa" w:w="70"/>
+              <w:right w:type="dxa" w:w="110"/>
+            </w:tcMar>
+            <w:vAlign w:val="center"/>
+          </w:tcPr>
+          <w:p>
+            <w:pPr>
+              <w:spacing w:after="0" w:before="0" w:line="260"/>
+            </w:pPr>
+            <w:r>
+              <w:t xml:space="preserve">/odom 미구독, teleop 명령값만 표시</w:t>
+            </w:r>
+          </w:p>
+        </w:tc>
+        <w:tc>
+          <w:tcPr>
+            <w:tcW w:type="dxa" w:w="5246"/>
+            <w:tcBorders>
+              <w:top w:val="single" w:color="DEDEDE" w:sz="6"/>
+              <w:left w:val="single" w:color="DEDEDE" w:sz="6"/>
+              <w:bottom w:val="single" w:color="DEDEDE" w:sz="6"/>
+              <w:right w:val="single" w:color="DEDEDE" w:sz="6"/>
+            </w:tcBorders>
+            <w:tcMar>
+              <w:top w:type="dxa" w:w="70"/>
+              <w:left w:type="dxa" w:w="110"/>
+              <w:bottom w:type="dxa" w:w="70"/>
+              <w:right w:type="dxa" w:w="110"/>
+            </w:tcMar>
+            <w:vAlign w:val="center"/>
+          </w:tcPr>
+          <w:p>
+            <w:pPr>
+              <w:spacing w:after="0" w:before="0" w:line="260"/>
+            </w:pPr>
+            <w:r>
+              <w:t xml:space="preserve">NavigationService::odomVelocityUpdated 구독 추가, teleop 비활성 시에만 실측값 표시</w:t>
+            </w:r>
+          </w:p>
+        </w:tc>
+      </w:tr>
+      <w:tr>
+        <w:tc>
+          <w:tcPr>
+            <w:tcW w:type="dxa" w:w="1500"/>
+            <w:tcBorders>
+              <w:top w:val="single" w:color="DEDEDE" w:sz="6"/>
+              <w:left w:val="single" w:color="DEDEDE" w:sz="6"/>
+              <w:bottom w:val="single" w:color="DEDEDE" w:sz="6"/>
+              <w:right w:val="single" w:color="DEDEDE" w:sz="6"/>
+            </w:tcBorders>
+            <w:tcMar>
+              <w:top w:type="dxa" w:w="70"/>
+              <w:left w:type="dxa" w:w="110"/>
+              <w:bottom w:type="dxa" w:w="70"/>
+              <w:right w:type="dxa" w:w="110"/>
+            </w:tcMar>
+            <w:vAlign w:val="center"/>
+          </w:tcPr>
+          <w:p>
+            <w:pPr>
+              <w:spacing w:after="0" w:before="0" w:line="260"/>
+            </w:pPr>
+            <w:r>
+              <w:rPr>
+                <w:rFonts w:ascii="맑은 고딕" w:cs="맑은 고딕" w:eastAsia="맑은 고딕" w:hAnsi="맑은 고딕"/>
+                <w:color w:val="3C3429"/>
+                <w:sz w:val="17"/>
+                <w:szCs w:val="17"/>
+              </w:rPr>
+              <w:t xml:space="preserve">remotecontrolpage.cpp</w:t>
+            </w:r>
+          </w:p>
+        </w:tc>
+        <w:tc>
+          <w:tcPr>
+            <w:tcW w:type="dxa" w:w="3000"/>
+            <w:tcBorders>
+              <w:top w:val="single" w:color="DEDEDE" w:sz="6"/>
+              <w:left w:val="single" w:color="DEDEDE" w:sz="6"/>
+              <w:bottom w:val="single" w:color="DEDEDE" w:sz="6"/>
+              <w:right w:val="single" w:color="DEDEDE" w:sz="6"/>
+            </w:tcBorders>
+            <w:tcMar>
+              <w:top w:type="dxa" w:w="70"/>
+              <w:left w:type="dxa" w:w="110"/>
+              <w:bottom w:type="dxa" w:w="70"/>
+              <w:right w:type="dxa" w:w="110"/>
+            </w:tcMar>
+            <w:vAlign w:val="center"/>
+          </w:tcPr>
+          <w:p>
+            <w:pPr>
+              <w:spacing w:after="0" w:before="0" w:line="260"/>
+            </w:pPr>
+            <w:r>
+              <w:t xml:space="preserve">odom 값 raw 표시</w:t>
+            </w:r>
+          </w:p>
+        </w:tc>
+        <w:tc>
+          <w:tcPr>
+            <w:tcW w:type="dxa" w:w="5246"/>
+            <w:tcBorders>
+              <w:top w:val="single" w:color="DEDEDE" w:sz="6"/>
+              <w:left w:val="single" w:color="DEDEDE" w:sz="6"/>
+              <w:bottom w:val="single" w:color="DEDEDE" w:sz="6"/>
+              <w:right w:val="single" w:color="DEDEDE" w:sz="6"/>
+            </w:tcBorders>
+            <w:tcMar>
+              <w:top w:type="dxa" w:w="70"/>
+              <w:left w:type="dxa" w:w="110"/>
+              <w:bottom w:type="dxa" w:w="70"/>
+              <w:right w:type="dxa" w:w="110"/>
+            </w:tcMar>
+            <w:vAlign w:val="center"/>
+          </w:tcPr>
+          <w:p>
+            <w:pPr>
+              <w:spacing w:after="0" w:before="0" w:line="260"/>
+            </w:pPr>
+            <w:r>
+              <w:t xml:space="preserve">alpha=0.25 EMA + snapNearZero(0.01) 데드존 적용 후 표시</w:t>
+            </w:r>
+          </w:p>
+        </w:tc>
+      </w:tr>
+      <w:tr>
+        <w:tc>
+          <w:tcPr>
+            <w:tcW w:type="dxa" w:w="1500"/>
+            <w:tcBorders>
+              <w:top w:val="single" w:color="DEDEDE" w:sz="6"/>
+              <w:left w:val="single" w:color="DEDEDE" w:sz="6"/>
+              <w:bottom w:val="single" w:color="DEDEDE" w:sz="6"/>
+              <w:right w:val="single" w:color="DEDEDE" w:sz="6"/>
+            </w:tcBorders>
+            <w:tcMar>
+              <w:top w:type="dxa" w:w="70"/>
+              <w:left w:type="dxa" w:w="110"/>
+              <w:bottom w:type="dxa" w:w="70"/>
+              <w:right w:type="dxa" w:w="110"/>
+            </w:tcMar>
+            <w:vAlign w:val="center"/>
+          </w:tcPr>
+          <w:p>
+            <w:pPr>
+              <w:spacing w:after="0" w:before="0" w:line="260"/>
+            </w:pPr>
+            <w:r>
+              <w:rPr>
+                <w:rFonts w:ascii="맑은 고딕" w:cs="맑은 고딕" w:eastAsia="맑은 고딕" w:hAnsi="맑은 고딕"/>
+                <w:color w:val="3C3429"/>
+                <w:sz w:val="17"/>
+                <w:szCs w:val="17"/>
+              </w:rPr>
+              <w:t xml:space="preserve">livecontrolpage.cpp</w:t>
+            </w:r>
+          </w:p>
+        </w:tc>
+        <w:tc>
+          <w:tcPr>
+            <w:tcW w:type="dxa" w:w="3000"/>
+            <w:tcBorders>
+              <w:top w:val="single" w:color="DEDEDE" w:sz="6"/>
+              <w:left w:val="single" w:color="DEDEDE" w:sz="6"/>
+              <w:bottom w:val="single" w:color="DEDEDE" w:sz="6"/>
+              <w:right w:val="single" w:color="DEDEDE" w:sz="6"/>
+            </w:tcBorders>
+            <w:tcMar>
+              <w:top w:type="dxa" w:w="70"/>
+              <w:left w:type="dxa" w:w="110"/>
+              <w:bottom w:type="dxa" w:w="70"/>
+              <w:right w:type="dxa" w:w="110"/>
+            </w:tcMar>
+            <w:vAlign w:val="center"/>
+          </w:tcPr>
+          <w:p>
+            <w:pPr>
+              <w:spacing w:after="0" w:before="0" w:line="260"/>
+            </w:pPr>
+            <w:r>
+              <w:t xml:space="preserve">속도 라벨에 데드존 없음</w:t>
+            </w:r>
+          </w:p>
+        </w:tc>
+        <w:tc>
+          <w:tcPr>
+            <w:tcW w:type="dxa" w:w="5246"/>
+            <w:tcBorders>
+              <w:top w:val="single" w:color="DEDEDE" w:sz="6"/>
+              <w:left w:val="single" w:color="DEDEDE" w:sz="6"/>
+              <w:bottom w:val="single" w:color="DEDEDE" w:sz="6"/>
+              <w:right w:val="single" w:color="DEDEDE" w:sz="6"/>
+            </w:tcBorders>
+            <w:tcMar>
+              <w:top w:type="dxa" w:w="70"/>
+              <w:left w:type="dxa" w:w="110"/>
+              <w:bottom w:type="dxa" w:w="70"/>
+              <w:right w:type="dxa" w:w="110"/>
+            </w:tcMar>
+            <w:vAlign w:val="center"/>
+          </w:tcPr>
+          <w:p>
+            <w:pPr>
+              <w:spacing w:after="0" w:before="0" w:line="260"/>
+            </w:pPr>
+            <w:r>
+              <w:t xml:space="preserve">동일한 snapNearZero(0.01) 데드존 적용</w:t>
+            </w:r>
+          </w:p>
+        </w:tc>
+      </w:tr>
+    </w:tbl>
+    <w:tbl>
+      <w:tblPr>
+        <w:tblW w:type="dxa" w:w="9746"/>
+        <w:tblBorders>
+          <w:top w:val="single" w:color="DEDEDE" w:sz="6"/>
+          <w:left w:val="single" w:color="DEDEDE" w:sz="6"/>
+          <w:bottom w:val="single" w:color="DEDEDE" w:sz="6"/>
+          <w:right w:val="single" w:color="DEDEDE" w:sz="6"/>
+          <w:insideH w:val="single" w:color="DEDEDE" w:sz="6"/>
+          <w:insideV w:val="single" w:color="DEDEDE" w:sz="6"/>
+        </w:tblBorders>
+      </w:tblPr>
+      <w:tblGrid>
+        <w:gridCol w:w="9746"/>
+      </w:tblGrid>
+      <w:tr>
+        <w:tc>
+          <w:tcPr>
+            <w:tcW w:type="dxa" w:w="9746"/>
+            <w:tcBorders>
+              <w:top w:val="single" w:color="DEDEDE" w:sz="6"/>
+              <w:left w:val="single" w:color="DEDEDE" w:sz="6"/>
+              <w:bottom w:val="single" w:color="DEDEDE" w:sz="6"/>
+              <w:right w:val="single" w:color="DEDEDE" w:sz="6"/>
+            </w:tcBorders>
+            <w:shd w:fill="F7F8FA" w:color="auto" w:val="clear"/>
+            <w:tcMar>
+              <w:top w:type="dxa" w:w="140"/>
+              <w:left w:type="dxa" w:w="160"/>
+              <w:bottom w:type="dxa" w:w="140"/>
+              <w:right w:type="dxa" w:w="160"/>
+            </w:tcMar>
+          </w:tcPr>
+          <w:p>
+            <w:pPr>
+              <w:spacing w:after="20" w:line="240"/>
+            </w:pPr>
+            <w:r>
+              <w:rPr>
+                <w:rFonts w:ascii="Consolas" w:cs="Consolas" w:eastAsia="Consolas" w:hAnsi="Consolas"/>
+                <w:color w:val="3C3429"/>
+                <w:sz w:val="16"/>
+                <w:szCs w:val="16"/>
+              </w:rPr>
+              <w:t xml:space="preserve"># 적용 명령</w:t>
+              <w:br/>
+              <w:t xml:space="preserve">colcon build --packages-select medirun_gui --symlink-install</w:t>
+            </w:r>
+          </w:p>
+        </w:tc>
+      </w:tr>
+    </w:tbl>
+    <w:p>
+      <w:pPr>
+        <w:pStyle w:val="Heading3"/>
+        <w:spacing w:after="120" w:before="260" w:line="260"/>
+      </w:pPr>
+      <w:r>
+        <w:rPr>
+          <w:rFonts w:ascii="맑은 고딕" w:cs="맑은 고딕" w:eastAsia="맑은 고딕" w:hAnsi="맑은 고딕"/>
+          <w:b/>
+          <w:bCs/>
+          <w:color w:val="241B12"/>
+          <w:sz w:val="21"/>
+          <w:szCs w:val="21"/>
+        </w:rPr>
+        <w:t xml:space="preserve">검증</w:t>
+      </w:r>
+    </w:p>
+    <w:p>
+      <w:pPr>
+        <w:pStyle w:val="ListParagraph"/>
+        <w:numPr>
+          <w:ilvl w:val="0"/>
+          <w:numId w:val="2"/>
+        </w:numPr>
+        <w:spacing w:after="80" w:line="260"/>
+      </w:pPr>
+      <w:r>
+        <w:rPr>
+          <w:rFonts w:ascii="맑은 고딕" w:cs="맑은 고딕" w:eastAsia="맑은 고딕" w:hAnsi="맑은 고딕"/>
+          <w:color w:val="3C3429"/>
+          <w:sz w:val="17"/>
+          <w:szCs w:val="17"/>
+        </w:rPr>
+        <w:t xml:space="preserve">웨이포인트 자동주행 중 원격제어 cmd_vel 패널이 실제 로봇 속도를 반영하는지 확인했다.</w:t>
+      </w:r>
+    </w:p>
+    <w:p>
+      <w:pPr>
+        <w:pStyle w:val="ListParagraph"/>
+        <w:numPr>
+          <w:ilvl w:val="0"/>
+          <w:numId w:val="2"/>
+        </w:numPr>
+        <w:spacing w:after="80" w:line="260"/>
+      </w:pPr>
+      <w:r>
+        <w:rPr>
+          <w:rFonts w:ascii="맑은 고딕" w:cs="맑은 고딕" w:eastAsia="맑은 고딕" w:hAnsi="맑은 고딕"/>
+          <w:color w:val="3C3429"/>
+          <w:sz w:val="17"/>
+          <w:szCs w:val="17"/>
+        </w:rPr>
+        <w:t xml:space="preserve">정지 상태에서 원격제어와 실시간관제 모두 linear/angular 값이 "0.00"으로 고정되고 부호가 반복 전환되지 않는 것을 확인했다.</w:t>
+      </w:r>
+    </w:p>
+    <w:p>
+      <w:pPr>
+        <w:pStyle w:val="Heading3"/>
+        <w:spacing w:after="120" w:before="260" w:line="260"/>
+      </w:pPr>
+      <w:r>
+        <w:rPr>
+          <w:rFonts w:ascii="맑은 고딕" w:cs="맑은 고딕" w:eastAsia="맑은 고딕" w:hAnsi="맑은 고딕"/>
+          <w:b/>
+          <w:bCs/>
+          <w:color w:val="241B12"/>
+          <w:sz w:val="21"/>
+          <w:szCs w:val="21"/>
+        </w:rPr>
+        <w:t xml:space="preserve">재발 방지</w:t>
+      </w:r>
+    </w:p>
+    <w:tbl>
+      <w:tblPr>
+        <w:tblW w:type="dxa" w:w="9746"/>
+        <w:tblBorders>
+          <w:top w:val="single" w:color="DEDEDE" w:sz="6"/>
+          <w:left w:val="single" w:color="DEDEDE" w:sz="6"/>
+          <w:bottom w:val="single" w:color="DEDEDE" w:sz="6"/>
+          <w:right w:val="single" w:color="DEDEDE" w:sz="6"/>
+          <w:insideH w:val="single" w:color="DEDEDE" w:sz="6"/>
+          <w:insideV w:val="single" w:color="DEDEDE" w:sz="6"/>
+        </w:tblBorders>
+      </w:tblPr>
+      <w:tblGrid>
+        <w:gridCol w:w="2600"/>
+        <w:gridCol w:w="7146"/>
+      </w:tblGrid>
+      <w:tr>
+        <w:trPr>
+          <w:tblHeader/>
+        </w:trPr>
+        <w:tc>
+          <w:tcPr>
+            <w:tcW w:type="dxa" w:w="2600"/>
+            <w:tcBorders>
+              <w:top w:val="single" w:color="49361D" w:sz="6"/>
+              <w:left w:val="single" w:color="49361D" w:sz="6"/>
+              <w:bottom w:val="single" w:color="49361D" w:sz="6"/>
+              <w:right w:val="single" w:color="49361D" w:sz="6"/>
+            </w:tcBorders>
+            <w:shd w:fill="241B12" w:color="auto" w:val="clear"/>
+            <w:tcMar>
+              <w:top w:type="dxa" w:w="90"/>
+              <w:left w:type="dxa" w:w="110"/>
+              <w:bottom w:type="dxa" w:w="90"/>
+              <w:right w:type="dxa" w:w="110"/>
+            </w:tcMar>
+            <w:vAlign w:val="center"/>
+          </w:tcPr>
+          <w:p>
+            <w:pPr>
+              <w:spacing w:after="0" w:before="0" w:line="260"/>
+            </w:pPr>
+            <w:r>
+              <w:rPr>
+                <w:rFonts w:ascii="맑은 고딕" w:cs="맑은 고딕" w:eastAsia="맑은 고딕" w:hAnsi="맑은 고딕"/>
+                <w:b/>
+                <w:bCs/>
+                <w:color w:val="F4CF87"/>
+                <w:sz w:val="17"/>
+                <w:szCs w:val="17"/>
+              </w:rPr>
+              <w:t xml:space="preserve">반영 위치</w:t>
+            </w:r>
+          </w:p>
+        </w:tc>
+        <w:tc>
+          <w:tcPr>
+            <w:tcW w:type="dxa" w:w="7146"/>
+            <w:tcBorders>
+              <w:top w:val="single" w:color="49361D" w:sz="6"/>
+              <w:left w:val="single" w:color="49361D" w:sz="6"/>
+              <w:bottom w:val="single" w:color="49361D" w:sz="6"/>
+              <w:right w:val="single" w:color="49361D" w:sz="6"/>
+            </w:tcBorders>
+            <w:shd w:fill="241B12" w:color="auto" w:val="clear"/>
+            <w:tcMar>
+              <w:top w:type="dxa" w:w="90"/>
+              <w:left w:type="dxa" w:w="110"/>
+              <w:bottom w:type="dxa" w:w="90"/>
+              <w:right w:type="dxa" w:w="110"/>
+            </w:tcMar>
+            <w:vAlign w:val="center"/>
+          </w:tcPr>
+          <w:p>
+            <w:pPr>
+              <w:spacing w:after="0" w:before="0" w:line="260"/>
+            </w:pPr>
+            <w:r>
+              <w:rPr>
+                <w:rFonts w:ascii="맑은 고딕" w:cs="맑은 고딕" w:eastAsia="맑은 고딕" w:hAnsi="맑은 고딕"/>
+                <w:b/>
+                <w:bCs/>
+                <w:color w:val="F4CF87"/>
+                <w:sz w:val="17"/>
+                <w:szCs w:val="17"/>
+              </w:rPr>
+              <w:t xml:space="preserve">내용</w:t>
+            </w:r>
+          </w:p>
+        </w:tc>
+      </w:tr>
+      <w:tr>
+        <w:tc>
+          <w:tcPr>
+            <w:tcW w:type="dxa" w:w="2600"/>
+            <w:tcBorders>
+              <w:top w:val="single" w:color="DEDEDE" w:sz="6"/>
+              <w:left w:val="single" w:color="DEDEDE" w:sz="6"/>
+              <w:bottom w:val="single" w:color="DEDEDE" w:sz="6"/>
+              <w:right w:val="single" w:color="DEDEDE" w:sz="6"/>
+            </w:tcBorders>
+            <w:tcMar>
+              <w:top w:type="dxa" w:w="70"/>
+              <w:left w:type="dxa" w:w="110"/>
+              <w:bottom w:type="dxa" w:w="70"/>
+              <w:right w:type="dxa" w:w="110"/>
+            </w:tcMar>
+            <w:vAlign w:val="center"/>
+          </w:tcPr>
+          <w:p>
+            <w:pPr>
+              <w:spacing w:after="0" w:before="0" w:line="260"/>
+            </w:pPr>
+            <w:r>
+              <w:rPr>
+                <w:rFonts w:ascii="맑은 고딕" w:cs="맑은 고딕" w:eastAsia="맑은 고딕" w:hAnsi="맑은 고딕"/>
+                <w:color w:val="3C3429"/>
+                <w:sz w:val="17"/>
+                <w:szCs w:val="17"/>
+              </w:rPr>
+              <w:t xml:space="preserve">코드</w:t>
+            </w:r>
+          </w:p>
+        </w:tc>
+        <w:tc>
+          <w:tcPr>
+            <w:tcW w:type="dxa" w:w="7146"/>
+            <w:tcBorders>
+              <w:top w:val="single" w:color="DEDEDE" w:sz="6"/>
+              <w:left w:val="single" w:color="DEDEDE" w:sz="6"/>
+              <w:bottom w:val="single" w:color="DEDEDE" w:sz="6"/>
+              <w:right w:val="single" w:color="DEDEDE" w:sz="6"/>
+            </w:tcBorders>
+            <w:tcMar>
+              <w:top w:type="dxa" w:w="70"/>
+              <w:left w:type="dxa" w:w="110"/>
+              <w:bottom w:type="dxa" w:w="70"/>
+              <w:right w:type="dxa" w:w="110"/>
+            </w:tcMar>
+            <w:vAlign w:val="center"/>
+          </w:tcPr>
+          <w:p>
+            <w:pPr>
+              <w:spacing w:after="0" w:before="0" w:line="260"/>
+            </w:pPr>
+            <w:r>
+              <w:t xml:space="preserve">실측 센서 기반 속도/각속도 표시는 항상 EMA 스무딩 + 근접-영 데드존(0.01)을 거쳐 표시한다 — 두 페이지 모두 동일한 snapNearZero 헬퍼로 통일.</w:t>
+            </w:r>
+          </w:p>
+        </w:tc>
+      </w:tr>
+      <w:tr>
+        <w:tc>
+          <w:tcPr>
+            <w:tcW w:type="dxa" w:w="2600"/>
+            <w:tcBorders>
+              <w:top w:val="single" w:color="DEDEDE" w:sz="6"/>
+              <w:left w:val="single" w:color="DEDEDE" w:sz="6"/>
+              <w:bottom w:val="single" w:color="DEDEDE" w:sz="6"/>
+              <w:right w:val="single" w:color="DEDEDE" w:sz="6"/>
+            </w:tcBorders>
+            <w:tcMar>
+              <w:top w:type="dxa" w:w="70"/>
+              <w:left w:type="dxa" w:w="110"/>
+              <w:bottom w:type="dxa" w:w="70"/>
+              <w:right w:type="dxa" w:w="110"/>
+            </w:tcMar>
+            <w:vAlign w:val="center"/>
+          </w:tcPr>
+          <w:p>
+            <w:pPr>
+              <w:spacing w:after="0" w:before="0" w:line="260"/>
+            </w:pPr>
+            <w:r>
+              <w:rPr>
+                <w:rFonts w:ascii="맑은 고딕" w:cs="맑은 고딕" w:eastAsia="맑은 고딕" w:hAnsi="맑은 고딕"/>
+                <w:color w:val="3C3429"/>
+                <w:sz w:val="17"/>
+                <w:szCs w:val="17"/>
+              </w:rPr>
+              <w:t xml:space="preserve">체크리스트</w:t>
+            </w:r>
+          </w:p>
+        </w:tc>
+        <w:tc>
+          <w:tcPr>
+            <w:tcW w:type="dxa" w:w="7146"/>
+            <w:tcBorders>
+              <w:top w:val="single" w:color="DEDEDE" w:sz="6"/>
+              <w:left w:val="single" w:color="DEDEDE" w:sz="6"/>
+              <w:bottom w:val="single" w:color="DEDEDE" w:sz="6"/>
+              <w:right w:val="single" w:color="DEDEDE" w:sz="6"/>
+            </w:tcBorders>
+            <w:tcMar>
+              <w:top w:type="dxa" w:w="70"/>
+              <w:left w:type="dxa" w:w="110"/>
+              <w:bottom w:type="dxa" w:w="70"/>
+              <w:right w:type="dxa" w:w="110"/>
+            </w:tcMar>
+            <w:vAlign w:val="center"/>
+          </w:tcPr>
+          <w:p>
+            <w:pPr>
+              <w:spacing w:after="0" w:before="0" w:line="260"/>
+            </w:pPr>
+            <w:r>
+              <w:t xml:space="preserve">새 실시간 센서 값 표시를 추가할 때는 "정지 상태에서 값이 0으로 안정적으로 고정되는지"를 검증 항목에 포함한다.</w:t>
             </w:r>
           </w:p>
         </w:tc>

--- a/docs/troubleshooting/AURIX_MediRun_07_트러블슈팅_GUI.docx
+++ b/docs/troubleshooting/AURIX_MediRun_07_트러블슈팅_GUI.docx
@@ -3363,6 +3363,48 @@
           </w:p>
         </w:tc>
       </w:tr>
+      <w:tr>
+        <w:tc>
+          <w:tcPr>
+            <w:tcW w:type="dxa" w:w="1400"/>
+          </w:tcPr>
+          <w:p>
+            <w:r>
+              <w:t>TS-GUI-08</w:t>
+            </w:r>
+          </w:p>
+        </w:tc>
+        <w:tc>
+          <w:tcPr>
+            <w:tcW w:type="dxa" w:w="5346"/>
+          </w:tcPr>
+          <w:p>
+            <w:r>
+              <w:t>대시보드 종료/터미널 kill에도 ROS 스핀 스레드·프로세스 정리 누락</w:t>
+            </w:r>
+          </w:p>
+        </w:tc>
+        <w:tc>
+          <w:tcPr>
+            <w:tcW w:type="dxa" w:w="1500"/>
+          </w:tcPr>
+          <w:p>
+            <w:r>
+              <w:t>MINOR</w:t>
+            </w:r>
+          </w:p>
+        </w:tc>
+        <w:tc>
+          <w:tcPr>
+            <w:tcW w:type="dxa" w:w="1500"/>
+          </w:tcPr>
+          <w:p>
+            <w:r>
+              <w:t>RESOLVED</w:t>
+            </w:r>
+          </w:p>
+        </w:tc>
+      </w:tr>
     </w:tbl>
     <w:p>
       <w:pPr>
@@ -3489,7 +3531,7 @@
                 <w:sz w:val="17"/>
                 <w:szCs w:val="17"/>
               </w:rPr>
-              <w:t xml:space="preserve">전체 / 종결 / 미해결</w:t>
+              <w:t>전체 / 종결 / 미해결</w:t>
             </w:r>
           </w:p>
         </w:tc>
@@ -3521,7 +3563,7 @@
                 <w:sz w:val="17"/>
                 <w:szCs w:val="17"/>
               </w:rPr>
-              <w:t xml:space="preserve">7 / 7 / 0</w:t>
+              <w:t>8 / 8 / 0</w:t>
             </w:r>
           </w:p>
         </w:tc>
@@ -19891,6 +19933,2895 @@
     </w:tbl>
     <w:p>
       <w:pPr>
+        <w:pStyle w:val="Heading2"/>
+        <w:pBdr>
+          <w:left w:val="single" w:color="D9A441" w:sz="24" w:space="8"/>
+        </w:pBdr>
+        <w:spacing w:after="180" w:before="380" w:line="280"/>
+        <w:ind w:left="140"/>
+      </w:pPr>
+      <w:r>
+        <w:rPr>
+          <w:rFonts w:ascii="맑은 고딕" w:cs="맑은 고딕" w:eastAsia="맑은 고딕" w:hAnsi="맑은 고딕"/>
+          <w:b/>
+          <w:bCs/>
+          <w:color w:val="241B12"/>
+          <w:sz w:val="26"/>
+          <w:szCs w:val="26"/>
+        </w:rPr>
+        <w:t>4.8 TS-GUI-08 (대시보드 종료/터미널 kill에도 ROS 스핀 스레드·프로세스 정리 누락)</w:t>
+      </w:r>
+    </w:p>
+    <w:p>
+      <w:pPr>
+        <w:pStyle w:val="Heading3"/>
+        <w:spacing w:after="120" w:before="260" w:line="260"/>
+      </w:pPr>
+      <w:r>
+        <w:rPr>
+          <w:rFonts w:ascii="맑은 고딕" w:cs="맑은 고딕" w:eastAsia="맑은 고딕" w:hAnsi="맑은 고딕"/>
+          <w:b/>
+          <w:bCs/>
+          <w:color w:val="241B12"/>
+          <w:sz w:val="21"/>
+          <w:szCs w:val="21"/>
+        </w:rPr>
+        <w:t xml:space="preserve">개요</w:t>
+      </w:r>
+    </w:p>
+    <w:tbl>
+      <w:tblPr>
+        <w:tblW w:type="dxa" w:w="9746"/>
+        <w:tblBorders>
+          <w:top w:val="single" w:color="DEDEDE" w:sz="6"/>
+          <w:left w:val="single" w:color="DEDEDE" w:sz="6"/>
+          <w:bottom w:val="single" w:color="DEDEDE" w:sz="6"/>
+          <w:right w:val="single" w:color="DEDEDE" w:sz="6"/>
+          <w:insideH w:val="single" w:color="DEDEDE" w:sz="6"/>
+          <w:insideV w:val="single" w:color="DEDEDE" w:sz="6"/>
+        </w:tblBorders>
+      </w:tblPr>
+      <w:tblGrid>
+        <w:gridCol w:w="2200"/>
+        <w:gridCol w:w="7546"/>
+      </w:tblGrid>
+      <w:tr>
+        <w:trPr>
+          <w:tblHeader/>
+        </w:trPr>
+        <w:tc>
+          <w:tcPr>
+            <w:tcW w:type="dxa" w:w="2200"/>
+            <w:tcBorders>
+              <w:top w:val="single" w:color="49361D" w:sz="6"/>
+              <w:left w:val="single" w:color="49361D" w:sz="6"/>
+              <w:bottom w:val="single" w:color="49361D" w:sz="6"/>
+              <w:right w:val="single" w:color="49361D" w:sz="6"/>
+            </w:tcBorders>
+            <w:shd w:fill="241B12" w:color="auto" w:val="clear"/>
+            <w:tcMar>
+              <w:top w:type="dxa" w:w="90"/>
+              <w:left w:type="dxa" w:w="110"/>
+              <w:bottom w:type="dxa" w:w="90"/>
+              <w:right w:type="dxa" w:w="110"/>
+            </w:tcMar>
+            <w:vAlign w:val="center"/>
+          </w:tcPr>
+          <w:p>
+            <w:pPr>
+              <w:spacing w:after="0" w:before="0" w:line="260"/>
+            </w:pPr>
+            <w:r>
+              <w:rPr>
+                <w:rFonts w:ascii="맑은 고딕" w:cs="맑은 고딕" w:eastAsia="맑은 고딕" w:hAnsi="맑은 고딕"/>
+                <w:b/>
+                <w:bCs/>
+                <w:color w:val="F4CF87"/>
+                <w:sz w:val="17"/>
+                <w:szCs w:val="17"/>
+              </w:rPr>
+              <w:t xml:space="preserve">항목</w:t>
+            </w:r>
+          </w:p>
+        </w:tc>
+        <w:tc>
+          <w:tcPr>
+            <w:tcW w:type="dxa" w:w="7546"/>
+            <w:tcBorders>
+              <w:top w:val="single" w:color="49361D" w:sz="6"/>
+              <w:left w:val="single" w:color="49361D" w:sz="6"/>
+              <w:bottom w:val="single" w:color="49361D" w:sz="6"/>
+              <w:right w:val="single" w:color="49361D" w:sz="6"/>
+            </w:tcBorders>
+            <w:shd w:fill="241B12" w:color="auto" w:val="clear"/>
+            <w:tcMar>
+              <w:top w:type="dxa" w:w="90"/>
+              <w:left w:type="dxa" w:w="110"/>
+              <w:bottom w:type="dxa" w:w="90"/>
+              <w:right w:type="dxa" w:w="110"/>
+            </w:tcMar>
+            <w:vAlign w:val="center"/>
+          </w:tcPr>
+          <w:p>
+            <w:pPr>
+              <w:spacing w:after="0" w:before="0" w:line="260"/>
+            </w:pPr>
+            <w:r>
+              <w:rPr>
+                <w:rFonts w:ascii="맑은 고딕" w:cs="맑은 고딕" w:eastAsia="맑은 고딕" w:hAnsi="맑은 고딕"/>
+                <w:b/>
+                <w:bCs/>
+                <w:color w:val="F4CF87"/>
+                <w:sz w:val="17"/>
+                <w:szCs w:val="17"/>
+              </w:rPr>
+              <w:t xml:space="preserve">내용</w:t>
+            </w:r>
+          </w:p>
+        </w:tc>
+      </w:tr>
+      <w:tr>
+        <w:tc>
+          <w:tcPr>
+            <w:tcW w:type="dxa" w:w="2200"/>
+            <w:tcBorders>
+              <w:top w:val="single" w:color="DEDEDE" w:sz="6"/>
+              <w:left w:val="single" w:color="DEDEDE" w:sz="6"/>
+              <w:bottom w:val="single" w:color="DEDEDE" w:sz="6"/>
+              <w:right w:val="single" w:color="DEDEDE" w:sz="6"/>
+            </w:tcBorders>
+            <w:tcMar>
+              <w:top w:type="dxa" w:w="70"/>
+              <w:left w:type="dxa" w:w="110"/>
+              <w:bottom w:type="dxa" w:w="70"/>
+              <w:right w:type="dxa" w:w="110"/>
+            </w:tcMar>
+            <w:vAlign w:val="center"/>
+          </w:tcPr>
+          <w:p>
+            <w:pPr>
+              <w:spacing w:after="0" w:before="0" w:line="260"/>
+            </w:pPr>
+            <w:r>
+              <w:rPr>
+                <w:rFonts w:ascii="맑은 고딕" w:cs="맑은 고딕" w:eastAsia="맑은 고딕" w:hAnsi="맑은 고딕"/>
+                <w:color w:val="3C3429"/>
+                <w:sz w:val="17"/>
+                <w:szCs w:val="17"/>
+              </w:rPr>
+              <w:t>심각도 / 상태</w:t>
+            </w:r>
+          </w:p>
+        </w:tc>
+        <w:tc>
+          <w:tcPr>
+            <w:tcW w:type="dxa" w:w="7546"/>
+            <w:tcBorders>
+              <w:top w:val="single" w:color="DEDEDE" w:sz="6"/>
+              <w:left w:val="single" w:color="DEDEDE" w:sz="6"/>
+              <w:bottom w:val="single" w:color="DEDEDE" w:sz="6"/>
+              <w:right w:val="single" w:color="DEDEDE" w:sz="6"/>
+            </w:tcBorders>
+            <w:tcMar>
+              <w:top w:type="dxa" w:w="70"/>
+              <w:left w:type="dxa" w:w="110"/>
+              <w:bottom w:type="dxa" w:w="70"/>
+              <w:right w:type="dxa" w:w="110"/>
+            </w:tcMar>
+            <w:vAlign w:val="center"/>
+          </w:tcPr>
+          <w:p>
+            <w:pPr>
+              <w:spacing w:after="0" w:before="0" w:line="260"/>
+            </w:pPr>
+            <w:r>
+              <w:rPr>
+                <w:rFonts w:ascii="맑은 고딕" w:cs="맑은 고딕" w:eastAsia="맑은 고딕" w:hAnsi="맑은 고딕"/>
+                <w:color w:val="3C3429"/>
+                <w:sz w:val="17"/>
+                <w:szCs w:val="17"/>
+              </w:rPr>
+              <w:t>MINOR / RESOLVED</w:t>
+            </w:r>
+          </w:p>
+        </w:tc>
+      </w:tr>
+      <w:tr>
+        <w:tc>
+          <w:tcPr>
+            <w:tcW w:type="dxa" w:w="2200"/>
+            <w:tcBorders>
+              <w:top w:val="single" w:color="DEDEDE" w:sz="6"/>
+              <w:left w:val="single" w:color="DEDEDE" w:sz="6"/>
+              <w:bottom w:val="single" w:color="DEDEDE" w:sz="6"/>
+              <w:right w:val="single" w:color="DEDEDE" w:sz="6"/>
+            </w:tcBorders>
+            <w:shd w:fill="FAFAFA" w:color="auto" w:val="clear"/>
+            <w:tcMar>
+              <w:top w:type="dxa" w:w="70"/>
+              <w:left w:type="dxa" w:w="110"/>
+              <w:bottom w:type="dxa" w:w="70"/>
+              <w:right w:type="dxa" w:w="110"/>
+            </w:tcMar>
+            <w:vAlign w:val="center"/>
+          </w:tcPr>
+          <w:p>
+            <w:pPr>
+              <w:spacing w:after="0" w:before="0" w:line="260"/>
+            </w:pPr>
+            <w:r>
+              <w:rPr>
+                <w:rFonts w:ascii="맑은 고딕" w:cs="맑은 고딕" w:eastAsia="맑은 고딕" w:hAnsi="맑은 고딕"/>
+                <w:color w:val="3C3429"/>
+                <w:sz w:val="17"/>
+                <w:szCs w:val="17"/>
+              </w:rPr>
+              <w:t>발생일 / 해결일</w:t>
+            </w:r>
+          </w:p>
+        </w:tc>
+        <w:tc>
+          <w:tcPr>
+            <w:tcW w:type="dxa" w:w="7546"/>
+            <w:tcBorders>
+              <w:top w:val="single" w:color="DEDEDE" w:sz="6"/>
+              <w:left w:val="single" w:color="DEDEDE" w:sz="6"/>
+              <w:bottom w:val="single" w:color="DEDEDE" w:sz="6"/>
+              <w:right w:val="single" w:color="DEDEDE" w:sz="6"/>
+            </w:tcBorders>
+            <w:shd w:fill="FAFAFA" w:color="auto" w:val="clear"/>
+            <w:tcMar>
+              <w:top w:type="dxa" w:w="70"/>
+              <w:left w:type="dxa" w:w="110"/>
+              <w:bottom w:type="dxa" w:w="70"/>
+              <w:right w:type="dxa" w:w="110"/>
+            </w:tcMar>
+            <w:vAlign w:val="center"/>
+          </w:tcPr>
+          <w:p>
+            <w:pPr>
+              <w:spacing w:after="0" w:before="0" w:line="260"/>
+            </w:pPr>
+            <w:r>
+              <w:rPr>
+                <w:rFonts w:ascii="맑은 고딕" w:cs="맑은 고딕" w:eastAsia="맑은 고딕" w:hAnsi="맑은 고딕"/>
+                <w:color w:val="3C3429"/>
+                <w:sz w:val="17"/>
+                <w:szCs w:val="17"/>
+              </w:rPr>
+              <w:t>2026-08-13 / 2026-08-14</w:t>
+            </w:r>
+          </w:p>
+        </w:tc>
+      </w:tr>
+      <w:tr>
+        <w:tc>
+          <w:tcPr>
+            <w:tcW w:type="dxa" w:w="2200"/>
+            <w:tcBorders>
+              <w:top w:val="single" w:color="DEDEDE" w:sz="6"/>
+              <w:left w:val="single" w:color="DEDEDE" w:sz="6"/>
+              <w:bottom w:val="single" w:color="DEDEDE" w:sz="6"/>
+              <w:right w:val="single" w:color="DEDEDE" w:sz="6"/>
+            </w:tcBorders>
+            <w:tcMar>
+              <w:top w:type="dxa" w:w="70"/>
+              <w:left w:type="dxa" w:w="110"/>
+              <w:bottom w:type="dxa" w:w="70"/>
+              <w:right w:type="dxa" w:w="110"/>
+            </w:tcMar>
+            <w:vAlign w:val="center"/>
+          </w:tcPr>
+          <w:p>
+            <w:pPr>
+              <w:spacing w:after="0" w:before="0" w:line="260"/>
+            </w:pPr>
+            <w:r>
+              <w:rPr>
+                <w:rFonts w:ascii="맑은 고딕" w:cs="맑은 고딕" w:eastAsia="맑은 고딕" w:hAnsi="맑은 고딕"/>
+                <w:color w:val="3C3429"/>
+                <w:sz w:val="17"/>
+                <w:szCs w:val="17"/>
+              </w:rPr>
+              <w:t>담당</w:t>
+            </w:r>
+          </w:p>
+        </w:tc>
+        <w:tc>
+          <w:tcPr>
+            <w:tcW w:type="dxa" w:w="7546"/>
+            <w:tcBorders>
+              <w:top w:val="single" w:color="DEDEDE" w:sz="6"/>
+              <w:left w:val="single" w:color="DEDEDE" w:sz="6"/>
+              <w:bottom w:val="single" w:color="DEDEDE" w:sz="6"/>
+              <w:right w:val="single" w:color="DEDEDE" w:sz="6"/>
+            </w:tcBorders>
+            <w:tcMar>
+              <w:top w:type="dxa" w:w="70"/>
+              <w:left w:type="dxa" w:w="110"/>
+              <w:bottom w:type="dxa" w:w="70"/>
+              <w:right w:type="dxa" w:w="110"/>
+            </w:tcMar>
+            <w:vAlign w:val="center"/>
+          </w:tcPr>
+          <w:p>
+            <w:pPr>
+              <w:spacing w:after="0" w:before="0" w:line="260"/>
+            </w:pPr>
+            <w:r>
+              <w:rPr>
+                <w:rFonts w:ascii="맑은 고딕" w:cs="맑은 고딕" w:eastAsia="맑은 고딕" w:hAnsi="맑은 고딕"/>
+                <w:color w:val="3C3429"/>
+                <w:sz w:val="17"/>
+                <w:szCs w:val="17"/>
+              </w:rPr>
+              <w:t>도희정</w:t>
+            </w:r>
+          </w:p>
+        </w:tc>
+      </w:tr>
+      <w:tr>
+        <w:tc>
+          <w:tcPr>
+            <w:tcW w:type="dxa" w:w="2200"/>
+            <w:tcBorders>
+              <w:top w:val="single" w:color="DEDEDE" w:sz="6"/>
+              <w:left w:val="single" w:color="DEDEDE" w:sz="6"/>
+              <w:bottom w:val="single" w:color="DEDEDE" w:sz="6"/>
+              <w:right w:val="single" w:color="DEDEDE" w:sz="6"/>
+            </w:tcBorders>
+            <w:shd w:fill="FAFAFA" w:color="auto" w:val="clear"/>
+            <w:tcMar>
+              <w:top w:type="dxa" w:w="70"/>
+              <w:left w:type="dxa" w:w="110"/>
+              <w:bottom w:type="dxa" w:w="70"/>
+              <w:right w:type="dxa" w:w="110"/>
+            </w:tcMar>
+            <w:vAlign w:val="center"/>
+          </w:tcPr>
+          <w:p>
+            <w:pPr>
+              <w:spacing w:after="0" w:before="0" w:line="260"/>
+            </w:pPr>
+            <w:r>
+              <w:rPr>
+                <w:rFonts w:ascii="맑은 고딕" w:cs="맑은 고딕" w:eastAsia="맑은 고딕" w:hAnsi="맑은 고딕"/>
+                <w:color w:val="3C3429"/>
+                <w:sz w:val="17"/>
+                <w:szCs w:val="17"/>
+              </w:rPr>
+              <w:t>환경</w:t>
+            </w:r>
+          </w:p>
+        </w:tc>
+        <w:tc>
+          <w:tcPr>
+            <w:tcW w:type="dxa" w:w="7546"/>
+            <w:tcBorders>
+              <w:top w:val="single" w:color="DEDEDE" w:sz="6"/>
+              <w:left w:val="single" w:color="DEDEDE" w:sz="6"/>
+              <w:bottom w:val="single" w:color="DEDEDE" w:sz="6"/>
+              <w:right w:val="single" w:color="DEDEDE" w:sz="6"/>
+            </w:tcBorders>
+            <w:shd w:fill="FAFAFA" w:color="auto" w:val="clear"/>
+            <w:tcMar>
+              <w:top w:type="dxa" w:w="70"/>
+              <w:left w:type="dxa" w:w="110"/>
+              <w:bottom w:type="dxa" w:w="70"/>
+              <w:right w:type="dxa" w:w="110"/>
+            </w:tcMar>
+            <w:vAlign w:val="center"/>
+          </w:tcPr>
+          <w:p>
+            <w:pPr>
+              <w:spacing w:after="0" w:before="0" w:line="260"/>
+            </w:pPr>
+            <w:r>
+              <w:rPr>
+                <w:rFonts w:ascii="맑은 고딕" w:cs="맑은 고딕" w:eastAsia="맑은 고딕" w:hAnsi="맑은 고딕"/>
+                <w:color w:val="3C3429"/>
+                <w:sz w:val="17"/>
+                <w:szCs w:val="17"/>
+              </w:rPr>
+              <w:t>ROS 2 Humble · Qt Widgets · medirun_gui(MainWindow, GuiApplicationController) · RosBatteryTelemetryProvider/RosCameraFeedProvider/RosSensorTelemetryProvider</w:t>
+            </w:r>
+            <w:r>
+              <w:rPr>
+                <w:rFonts w:ascii="Consolas" w:cs="Consolas" w:eastAsia="Consolas" w:hAnsi="Consolas"/>
+                <w:color w:val="B97812"/>
+                <w:sz w:val="16"/>
+                <w:szCs w:val="16"/>
+              </w:rPr>
+            </w:r>
+            <w:r>
+              <w:rPr>
+                <w:rFonts w:ascii="맑은 고딕" w:cs="맑은 고딕" w:eastAsia="맑은 고딕" w:hAnsi="맑은 고딕"/>
+                <w:color w:val="3C3429"/>
+                <w:sz w:val="17"/>
+                <w:szCs w:val="17"/>
+              </w:rPr>
+            </w:r>
+          </w:p>
+        </w:tc>
+      </w:tr>
+      <w:tr>
+        <w:tc>
+          <w:tcPr>
+            <w:tcW w:type="dxa" w:w="2200"/>
+            <w:tcBorders>
+              <w:top w:val="single" w:color="DEDEDE" w:sz="6"/>
+              <w:left w:val="single" w:color="DEDEDE" w:sz="6"/>
+              <w:bottom w:val="single" w:color="DEDEDE" w:sz="6"/>
+              <w:right w:val="single" w:color="DEDEDE" w:sz="6"/>
+            </w:tcBorders>
+            <w:tcMar>
+              <w:top w:type="dxa" w:w="70"/>
+              <w:left w:type="dxa" w:w="110"/>
+              <w:bottom w:type="dxa" w:w="70"/>
+              <w:right w:type="dxa" w:w="110"/>
+            </w:tcMar>
+            <w:vAlign w:val="center"/>
+          </w:tcPr>
+          <w:p>
+            <w:pPr>
+              <w:spacing w:after="0" w:before="0" w:line="260"/>
+            </w:pPr>
+            <w:r>
+              <w:rPr>
+                <w:rFonts w:ascii="맑은 고딕" w:cs="맑은 고딕" w:eastAsia="맑은 고딕" w:hAnsi="맑은 고딕"/>
+                <w:color w:val="3C3429"/>
+                <w:sz w:val="17"/>
+                <w:szCs w:val="17"/>
+              </w:rPr>
+              <w:t>관련</w:t>
+            </w:r>
+          </w:p>
+        </w:tc>
+        <w:tc>
+          <w:tcPr>
+            <w:tcW w:type="dxa" w:w="7546"/>
+            <w:tcBorders>
+              <w:top w:val="single" w:color="DEDEDE" w:sz="6"/>
+              <w:left w:val="single" w:color="DEDEDE" w:sz="6"/>
+              <w:bottom w:val="single" w:color="DEDEDE" w:sz="6"/>
+              <w:right w:val="single" w:color="DEDEDE" w:sz="6"/>
+            </w:tcBorders>
+            <w:tcMar>
+              <w:top w:type="dxa" w:w="70"/>
+              <w:left w:type="dxa" w:w="110"/>
+              <w:bottom w:type="dxa" w:w="70"/>
+              <w:right w:type="dxa" w:w="110"/>
+            </w:tcMar>
+            <w:vAlign w:val="center"/>
+          </w:tcPr>
+          <w:p>
+            <w:pPr>
+              <w:spacing w:after="0" w:before="0" w:line="260"/>
+            </w:pPr>
+            <w:r>
+              <w:rPr>
+                <w:rFonts w:ascii="맑은 고딕" w:cs="맑은 고딕" w:eastAsia="맑은 고딕" w:hAnsi="맑은 고딕"/>
+                <w:color w:val="3C3429"/>
+                <w:sz w:val="17"/>
+                <w:szCs w:val="17"/>
+              </w:rPr>
+              <w:t>TS-GUI-03(같은 원인 유형: aboutToQuit 정리 누락) / fix(gui): 대시보드 종료 시 ROS 스핀 스레드 정리 및 시그널 종료 연결 / MainWindow 종료 경로·rclcpp 시그널 처리</w:t>
+            </w:r>
+            <w:r>
+              <w:rPr>
+                <w:rFonts w:ascii="Consolas" w:cs="Consolas" w:eastAsia="Consolas" w:hAnsi="Consolas"/>
+                <w:color w:val="B97812"/>
+                <w:sz w:val="16"/>
+                <w:szCs w:val="16"/>
+              </w:rPr>
+            </w:r>
+            <w:r>
+              <w:rPr>
+                <w:rFonts w:ascii="맑은 고딕" w:cs="맑은 고딕" w:eastAsia="맑은 고딕" w:hAnsi="맑은 고딕"/>
+                <w:color w:val="3C3429"/>
+                <w:sz w:val="17"/>
+                <w:szCs w:val="17"/>
+              </w:rPr>
+            </w:r>
+          </w:p>
+        </w:tc>
+      </w:tr>
+    </w:tbl>
+    <w:p>
+      <w:pPr>
+        <w:pStyle w:val="Heading3"/>
+        <w:spacing w:after="120" w:before="260" w:line="260"/>
+      </w:pPr>
+      <w:r>
+        <w:rPr>
+          <w:rFonts w:ascii="맑은 고딕" w:cs="맑은 고딕" w:eastAsia="맑은 고딕" w:hAnsi="맑은 고딕"/>
+          <w:b/>
+          <w:bCs/>
+          <w:color w:val="241B12"/>
+          <w:sz w:val="21"/>
+          <w:szCs w:val="21"/>
+        </w:rPr>
+        <w:t xml:space="preserve">증상</w:t>
+      </w:r>
+    </w:p>
+    <w:p>
+      <w:pPr>
+        <w:spacing w:after="140" w:before="0" w:line="260"/>
+      </w:pPr>
+      <w:r>
+        <w:rPr>
+          <w:rFonts w:ascii="맑은 고딕" w:cs="맑은 고딕" w:eastAsia="맑은 고딕" w:hAnsi="맑은 고딕"/>
+          <w:color w:val="3C3429"/>
+          <w:sz w:val="17"/>
+          <w:szCs w:val="17"/>
+        </w:rPr>
+        <w:t>"대시보드 종료" 버튼이나 창 우측 상단 X 버튼으로 닫아도 MainWindow와 그 자식으로 붙은 RosBatteryTelemetryProvider/RosCameraFeedProvider/RosSensorTelemetryProvider의 소멸자가 호출되지 않아, ROS 스핀 스레드 정리(cancel()+join())가 생략된 채 프로세스가 종료됐다. 같은 프로세스가 재실행되면서 이전 인스턴스와 동시에 /medirun/mission/dispatch_request를 구독하게 되면, ESP32 콜버튼 1회 입력에 mission이 2개 생성되고 Nav2 goal이 서로 충돌하는 부수 증상으로 이어졌다.</w:t>
+      </w:r>
+      <w:r>
+        <w:rPr>
+          <w:rFonts w:ascii="Consolas" w:cs="Consolas" w:eastAsia="Consolas" w:hAnsi="Consolas"/>
+          <w:color w:val="B97812"/>
+          <w:sz w:val="16"/>
+          <w:szCs w:val="16"/>
+        </w:rPr>
+      </w:r>
+      <w:r>
+        <w:rPr>
+          <w:rFonts w:ascii="맑은 고딕" w:cs="맑은 고딕" w:eastAsia="맑은 고딕" w:hAnsi="맑은 고딕"/>
+          <w:color w:val="3C3429"/>
+          <w:sz w:val="17"/>
+          <w:szCs w:val="17"/>
+        </w:rPr>
+      </w:r>
+      <w:r>
+        <w:rPr>
+          <w:rFonts w:ascii="Consolas" w:cs="Consolas" w:eastAsia="Consolas" w:hAnsi="Consolas"/>
+          <w:color w:val="B97812"/>
+          <w:sz w:val="16"/>
+          <w:szCs w:val="16"/>
+        </w:rPr>
+      </w:r>
+      <w:r>
+        <w:rPr>
+          <w:rFonts w:ascii="맑은 고딕" w:cs="맑은 고딕" w:eastAsia="맑은 고딕" w:hAnsi="맑은 고딕"/>
+          <w:color w:val="3C3429"/>
+          <w:sz w:val="17"/>
+          <w:szCs w:val="17"/>
+        </w:rPr>
+      </w:r>
+    </w:p>
+    <w:p>
+      <w:pPr>
+        <w:pStyle w:val="ListParagraph"/>
+        <w:numPr>
+          <w:ilvl w:val="0"/>
+          <w:numId w:val="2"/>
+        </w:numPr>
+        <w:spacing w:after="80" w:line="260"/>
+      </w:pPr>
+      <w:r>
+        <w:rPr>
+          <w:rFonts w:ascii="맑은 고딕" w:cs="맑은 고딕" w:eastAsia="맑은 고딕" w:hAnsi="맑은 고딕"/>
+          <w:color w:val="3C3429"/>
+          <w:sz w:val="17"/>
+          <w:szCs w:val="17"/>
+        </w:rPr>
+        <w:t>터미널에서 medirun_gui_app에 SIGTERM/SIGINT를 보내도 수 초 내에 종료되지 않아 SIGKILL이 필요했다 — rclcpp::init()의 기본 시그널 핸들러가 ROS 컨텍스트만 종료시키고 QApplication 이벤트 루프 종료와 연결돼 있지 않았다.</w:t>
+      </w:r>
+      <w:r>
+        <w:rPr>
+          <w:rFonts w:ascii="Consolas" w:cs="Consolas" w:eastAsia="Consolas" w:hAnsi="Consolas"/>
+          <w:color w:val="B97812"/>
+          <w:sz w:val="16"/>
+          <w:szCs w:val="16"/>
+        </w:rPr>
+      </w:r>
+      <w:r>
+        <w:rPr>
+          <w:rFonts w:ascii="맑은 고딕" w:cs="맑은 고딕" w:eastAsia="맑은 고딕" w:hAnsi="맑은 고딕"/>
+          <w:color w:val="3C3429"/>
+          <w:sz w:val="17"/>
+          <w:szCs w:val="17"/>
+        </w:rPr>
+      </w:r>
+    </w:p>
+    <w:p>
+      <w:pPr>
+        <w:spacing w:after="100" w:line="120"/>
+      </w:pPr>
+    </w:p>
+    <w:tbl>
+      <w:tblPr>
+        <w:tblW w:type="dxa" w:w="9746"/>
+        <w:tblBorders>
+          <w:top w:val="single" w:color="DEDEDE" w:sz="6"/>
+          <w:left w:val="single" w:color="DEDEDE" w:sz="6"/>
+          <w:bottom w:val="single" w:color="DEDEDE" w:sz="6"/>
+          <w:right w:val="single" w:color="DEDEDE" w:sz="6"/>
+          <w:insideH w:val="single" w:color="DEDEDE" w:sz="6"/>
+          <w:insideV w:val="single" w:color="DEDEDE" w:sz="6"/>
+        </w:tblBorders>
+      </w:tblPr>
+      <w:tblGrid>
+        <w:gridCol w:w="9746"/>
+      </w:tblGrid>
+      <w:tr>
+        <w:tc>
+          <w:tcPr>
+            <w:tcW w:type="dxa" w:w="9746"/>
+            <w:tcBorders>
+              <w:top w:val="single" w:color="DEDEDE" w:sz="6"/>
+              <w:left w:val="single" w:color="DEDEDE" w:sz="6"/>
+              <w:bottom w:val="single" w:color="DEDEDE" w:sz="6"/>
+              <w:right w:val="single" w:color="DEDEDE" w:sz="6"/>
+            </w:tcBorders>
+            <w:shd w:fill="F7F8FA" w:color="auto" w:val="clear"/>
+            <w:tcMar>
+              <w:top w:type="dxa" w:w="140"/>
+              <w:left w:type="dxa" w:w="160"/>
+              <w:bottom w:type="dxa" w:w="140"/>
+              <w:right w:type="dxa" w:w="160"/>
+            </w:tcMar>
+          </w:tcPr>
+          <w:p>
+            <w:pPr>
+              <w:spacing w:after="20" w:line="240"/>
+            </w:pPr>
+            <w:r>
+              <w:rPr>
+                <w:rFonts w:ascii="Consolas" w:cs="Consolas" w:eastAsia="Consolas" w:hAnsi="Consolas"/>
+                <w:color w:val="3C3429"/>
+                <w:sz w:val="16"/>
+                <w:szCs w:val="16"/>
+              </w:rPr>
+              <w:t>$ kill -TERM &lt;pid&gt;  /  kill -INT &lt;pid&gt;</w:t>
+            </w:r>
+          </w:p>
+          <w:p>
+            <w:pPr>
+              <w:spacing w:after="20" w:line="240"/>
+            </w:pPr>
+            <w:r>
+              <w:rPr>
+                <w:rFonts w:ascii="Consolas" w:cs="Consolas" w:eastAsia="Consolas" w:hAnsi="Consolas"/>
+                <w:color w:val="3C3429"/>
+                <w:sz w:val="16"/>
+                <w:szCs w:val="16"/>
+              </w:rPr>
+              <w:t>→ 몇 초 대기해도 프로세스가 종료되지 않아 kill -KILL로 강제 종료해야 확인됨</w:t>
+            </w:r>
+          </w:p>
+        </w:tc>
+      </w:tr>
+    </w:tbl>
+    <w:p>
+      <w:pPr>
+        <w:pStyle w:val="Heading3"/>
+        <w:spacing w:after="120" w:before="260" w:line="260"/>
+      </w:pPr>
+      <w:r>
+        <w:rPr>
+          <w:rFonts w:ascii="맑은 고딕" w:cs="맑은 고딕" w:eastAsia="맑은 고딕" w:hAnsi="맑은 고딕"/>
+          <w:b/>
+          <w:bCs/>
+          <w:color w:val="241B12"/>
+          <w:sz w:val="21"/>
+          <w:szCs w:val="21"/>
+        </w:rPr>
+        <w:t xml:space="preserve">재현 절차</w:t>
+      </w:r>
+    </w:p>
+    <w:tbl>
+      <w:tblPr>
+        <w:tblW w:type="dxa" w:w="9746"/>
+        <w:tblBorders>
+          <w:top w:val="single" w:color="DEDEDE" w:sz="6"/>
+          <w:left w:val="single" w:color="DEDEDE" w:sz="6"/>
+          <w:bottom w:val="single" w:color="DEDEDE" w:sz="6"/>
+          <w:right w:val="single" w:color="DEDEDE" w:sz="6"/>
+          <w:insideH w:val="single" w:color="DEDEDE" w:sz="6"/>
+          <w:insideV w:val="single" w:color="DEDEDE" w:sz="6"/>
+        </w:tblBorders>
+      </w:tblPr>
+      <w:tblGrid>
+        <w:gridCol w:w="700"/>
+        <w:gridCol w:w="4200"/>
+        <w:gridCol w:w="4846"/>
+      </w:tblGrid>
+      <w:tr>
+        <w:trPr>
+          <w:tblHeader/>
+        </w:trPr>
+        <w:tc>
+          <w:tcPr>
+            <w:tcW w:type="dxa" w:w="700"/>
+            <w:tcBorders>
+              <w:top w:val="single" w:color="49361D" w:sz="6"/>
+              <w:left w:val="single" w:color="49361D" w:sz="6"/>
+              <w:bottom w:val="single" w:color="49361D" w:sz="6"/>
+              <w:right w:val="single" w:color="49361D" w:sz="6"/>
+            </w:tcBorders>
+            <w:shd w:fill="241B12" w:color="auto" w:val="clear"/>
+            <w:tcMar>
+              <w:top w:type="dxa" w:w="90"/>
+              <w:left w:type="dxa" w:w="110"/>
+              <w:bottom w:type="dxa" w:w="90"/>
+              <w:right w:type="dxa" w:w="110"/>
+            </w:tcMar>
+            <w:vAlign w:val="center"/>
+          </w:tcPr>
+          <w:p>
+            <w:pPr>
+              <w:spacing w:after="0" w:before="0" w:line="260"/>
+            </w:pPr>
+            <w:r>
+              <w:rPr>
+                <w:rFonts w:ascii="맑은 고딕" w:cs="맑은 고딕" w:eastAsia="맑은 고딕" w:hAnsi="맑은 고딕"/>
+                <w:b/>
+                <w:bCs/>
+                <w:color w:val="F4CF87"/>
+                <w:sz w:val="17"/>
+                <w:szCs w:val="17"/>
+              </w:rPr>
+              <w:t xml:space="preserve">#</w:t>
+            </w:r>
+          </w:p>
+        </w:tc>
+        <w:tc>
+          <w:tcPr>
+            <w:tcW w:type="dxa" w:w="4200"/>
+            <w:tcBorders>
+              <w:top w:val="single" w:color="49361D" w:sz="6"/>
+              <w:left w:val="single" w:color="49361D" w:sz="6"/>
+              <w:bottom w:val="single" w:color="49361D" w:sz="6"/>
+              <w:right w:val="single" w:color="49361D" w:sz="6"/>
+            </w:tcBorders>
+            <w:shd w:fill="241B12" w:color="auto" w:val="clear"/>
+            <w:tcMar>
+              <w:top w:type="dxa" w:w="90"/>
+              <w:left w:type="dxa" w:w="110"/>
+              <w:bottom w:type="dxa" w:w="90"/>
+              <w:right w:type="dxa" w:w="110"/>
+            </w:tcMar>
+            <w:vAlign w:val="center"/>
+          </w:tcPr>
+          <w:p>
+            <w:pPr>
+              <w:spacing w:after="0" w:before="0" w:line="260"/>
+            </w:pPr>
+            <w:r>
+              <w:rPr>
+                <w:rFonts w:ascii="맑은 고딕" w:cs="맑은 고딕" w:eastAsia="맑은 고딕" w:hAnsi="맑은 고딕"/>
+                <w:b/>
+                <w:bCs/>
+                <w:color w:val="F4CF87"/>
+                <w:sz w:val="17"/>
+                <w:szCs w:val="17"/>
+              </w:rPr>
+              <w:t xml:space="preserve">동작</w:t>
+            </w:r>
+          </w:p>
+        </w:tc>
+        <w:tc>
+          <w:tcPr>
+            <w:tcW w:type="dxa" w:w="4846"/>
+            <w:tcBorders>
+              <w:top w:val="single" w:color="49361D" w:sz="6"/>
+              <w:left w:val="single" w:color="49361D" w:sz="6"/>
+              <w:bottom w:val="single" w:color="49361D" w:sz="6"/>
+              <w:right w:val="single" w:color="49361D" w:sz="6"/>
+            </w:tcBorders>
+            <w:shd w:fill="241B12" w:color="auto" w:val="clear"/>
+            <w:tcMar>
+              <w:top w:type="dxa" w:w="90"/>
+              <w:left w:type="dxa" w:w="110"/>
+              <w:bottom w:type="dxa" w:w="90"/>
+              <w:right w:type="dxa" w:w="110"/>
+            </w:tcMar>
+            <w:vAlign w:val="center"/>
+          </w:tcPr>
+          <w:p>
+            <w:pPr>
+              <w:spacing w:after="0" w:before="0" w:line="260"/>
+            </w:pPr>
+            <w:r>
+              <w:rPr>
+                <w:rFonts w:ascii="맑은 고딕" w:cs="맑은 고딕" w:eastAsia="맑은 고딕" w:hAnsi="맑은 고딕"/>
+                <w:b/>
+                <w:bCs/>
+                <w:color w:val="F4CF87"/>
+                <w:sz w:val="17"/>
+                <w:szCs w:val="17"/>
+              </w:rPr>
+              <w:t xml:space="preserve">결과</w:t>
+            </w:r>
+          </w:p>
+        </w:tc>
+      </w:tr>
+      <w:tr>
+        <w:tc>
+          <w:tcPr>
+            <w:tcW w:type="dxa" w:w="700"/>
+            <w:tcBorders>
+              <w:top w:val="single" w:color="DEDEDE" w:sz="6"/>
+              <w:left w:val="single" w:color="DEDEDE" w:sz="6"/>
+              <w:bottom w:val="single" w:color="DEDEDE" w:sz="6"/>
+              <w:right w:val="single" w:color="DEDEDE" w:sz="6"/>
+            </w:tcBorders>
+            <w:tcMar>
+              <w:top w:type="dxa" w:w="70"/>
+              <w:left w:type="dxa" w:w="110"/>
+              <w:bottom w:type="dxa" w:w="70"/>
+              <w:right w:type="dxa" w:w="110"/>
+            </w:tcMar>
+            <w:vAlign w:val="center"/>
+          </w:tcPr>
+          <w:p>
+            <w:pPr>
+              <w:spacing w:after="0" w:before="0" w:line="260"/>
+              <w:jc w:val="center"/>
+            </w:pPr>
+            <w:r>
+              <w:rPr>
+                <w:rFonts w:ascii="맑은 고딕" w:cs="맑은 고딕" w:eastAsia="맑은 고딕" w:hAnsi="맑은 고딕"/>
+                <w:color w:val="3C3429"/>
+                <w:sz w:val="17"/>
+                <w:szCs w:val="17"/>
+              </w:rPr>
+              <w:t>1</w:t>
+            </w:r>
+          </w:p>
+        </w:tc>
+        <w:tc>
+          <w:tcPr>
+            <w:tcW w:type="dxa" w:w="4200"/>
+            <w:tcBorders>
+              <w:top w:val="single" w:color="DEDEDE" w:sz="6"/>
+              <w:left w:val="single" w:color="DEDEDE" w:sz="6"/>
+              <w:bottom w:val="single" w:color="DEDEDE" w:sz="6"/>
+              <w:right w:val="single" w:color="DEDEDE" w:sz="6"/>
+            </w:tcBorders>
+            <w:tcMar>
+              <w:top w:type="dxa" w:w="70"/>
+              <w:left w:type="dxa" w:w="110"/>
+              <w:bottom w:type="dxa" w:w="70"/>
+              <w:right w:type="dxa" w:w="110"/>
+            </w:tcMar>
+            <w:vAlign w:val="center"/>
+          </w:tcPr>
+          <w:p>
+            <w:pPr>
+              <w:spacing w:after="0" w:before="0" w:line="260"/>
+            </w:pPr>
+            <w:r>
+              <w:rPr>
+                <w:rFonts w:ascii="맑은 고딕" w:cs="맑은 고딕" w:eastAsia="맑은 고딕" w:hAnsi="맑은 고딕"/>
+                <w:color w:val="3C3429"/>
+                <w:sz w:val="17"/>
+                <w:szCs w:val="17"/>
+              </w:rPr>
+              <w:t>run.sh로 Nav2+medirun_gui_app을 띄우고 로그인까지 마친다.</w:t>
+            </w:r>
+            <w:r>
+              <w:rPr>
+                <w:rFonts w:ascii="Consolas" w:cs="Consolas" w:eastAsia="Consolas" w:hAnsi="Consolas"/>
+                <w:color w:val="B97812"/>
+                <w:sz w:val="16"/>
+                <w:szCs w:val="16"/>
+              </w:rPr>
+            </w:r>
+            <w:r>
+              <w:rPr>
+                <w:rFonts w:ascii="맑은 고딕" w:cs="맑은 고딕" w:eastAsia="맑은 고딕" w:hAnsi="맑은 고딕"/>
+                <w:color w:val="3C3429"/>
+                <w:sz w:val="17"/>
+                <w:szCs w:val="17"/>
+              </w:rPr>
+            </w:r>
+          </w:p>
+        </w:tc>
+        <w:tc>
+          <w:tcPr>
+            <w:tcW w:type="dxa" w:w="4846"/>
+            <w:tcBorders>
+              <w:top w:val="single" w:color="DEDEDE" w:sz="6"/>
+              <w:left w:val="single" w:color="DEDEDE" w:sz="6"/>
+              <w:bottom w:val="single" w:color="DEDEDE" w:sz="6"/>
+              <w:right w:val="single" w:color="DEDEDE" w:sz="6"/>
+            </w:tcBorders>
+            <w:tcMar>
+              <w:top w:type="dxa" w:w="70"/>
+              <w:left w:type="dxa" w:w="110"/>
+              <w:bottom w:type="dxa" w:w="70"/>
+              <w:right w:type="dxa" w:w="110"/>
+            </w:tcMar>
+            <w:vAlign w:val="center"/>
+          </w:tcPr>
+          <w:p>
+            <w:pPr>
+              <w:spacing w:after="0" w:before="0" w:line="260"/>
+            </w:pPr>
+            <w:r>
+              <w:rPr>
+                <w:rFonts w:ascii="Consolas" w:cs="Consolas" w:eastAsia="Consolas" w:hAnsi="Consolas"/>
+                <w:color w:val="B97812"/>
+                <w:sz w:val="16"/>
+                <w:szCs w:val="16"/>
+              </w:rPr>
+              <w:t>정상 기동, 대시보드 화면이 뜬다.</w:t>
+            </w:r>
+            <w:r>
+              <w:rPr>
+                <w:rFonts w:ascii="맑은 고딕" w:cs="맑은 고딕" w:eastAsia="맑은 고딕" w:hAnsi="맑은 고딕"/>
+                <w:color w:val="3C3429"/>
+                <w:sz w:val="17"/>
+                <w:szCs w:val="17"/>
+              </w:rPr>
+            </w:r>
+            <w:r>
+              <w:rPr>
+                <w:rFonts w:ascii="Consolas" w:cs="Consolas" w:eastAsia="Consolas" w:hAnsi="Consolas"/>
+                <w:color w:val="B97812"/>
+                <w:sz w:val="16"/>
+                <w:szCs w:val="16"/>
+              </w:rPr>
+            </w:r>
+            <w:r>
+              <w:rPr>
+                <w:rFonts w:ascii="맑은 고딕" w:cs="맑은 고딕" w:eastAsia="맑은 고딕" w:hAnsi="맑은 고딕"/>
+                <w:color w:val="3C3429"/>
+                <w:sz w:val="17"/>
+                <w:szCs w:val="17"/>
+              </w:rPr>
+            </w:r>
+            <w:r>
+              <w:rPr>
+                <w:rFonts w:ascii="Consolas" w:cs="Consolas" w:eastAsia="Consolas" w:hAnsi="Consolas"/>
+                <w:color w:val="B97812"/>
+                <w:sz w:val="16"/>
+                <w:szCs w:val="16"/>
+              </w:rPr>
+            </w:r>
+            <w:r>
+              <w:rPr>
+                <w:rFonts w:ascii="맑은 고딕" w:cs="맑은 고딕" w:eastAsia="맑은 고딕" w:hAnsi="맑은 고딕"/>
+                <w:color w:val="3C3429"/>
+                <w:sz w:val="17"/>
+                <w:szCs w:val="17"/>
+              </w:rPr>
+            </w:r>
+          </w:p>
+        </w:tc>
+      </w:tr>
+      <w:tr>
+        <w:tc>
+          <w:tcPr>
+            <w:tcW w:type="dxa" w:w="700"/>
+            <w:tcBorders>
+              <w:top w:val="single" w:color="DEDEDE" w:sz="6"/>
+              <w:left w:val="single" w:color="DEDEDE" w:sz="6"/>
+              <w:bottom w:val="single" w:color="DEDEDE" w:sz="6"/>
+              <w:right w:val="single" w:color="DEDEDE" w:sz="6"/>
+            </w:tcBorders>
+            <w:shd w:fill="FAFAFA" w:color="auto" w:val="clear"/>
+            <w:tcMar>
+              <w:top w:type="dxa" w:w="70"/>
+              <w:left w:type="dxa" w:w="110"/>
+              <w:bottom w:type="dxa" w:w="70"/>
+              <w:right w:type="dxa" w:w="110"/>
+            </w:tcMar>
+            <w:vAlign w:val="center"/>
+          </w:tcPr>
+          <w:p>
+            <w:pPr>
+              <w:spacing w:after="0" w:before="0" w:line="260"/>
+              <w:jc w:val="center"/>
+            </w:pPr>
+            <w:r>
+              <w:rPr>
+                <w:rFonts w:ascii="맑은 고딕" w:cs="맑은 고딕" w:eastAsia="맑은 고딕" w:hAnsi="맑은 고딕"/>
+                <w:color w:val="3C3429"/>
+                <w:sz w:val="17"/>
+                <w:szCs w:val="17"/>
+              </w:rPr>
+              <w:t>2</w:t>
+            </w:r>
+          </w:p>
+        </w:tc>
+        <w:tc>
+          <w:tcPr>
+            <w:tcW w:type="dxa" w:w="4200"/>
+            <w:tcBorders>
+              <w:top w:val="single" w:color="DEDEDE" w:sz="6"/>
+              <w:left w:val="single" w:color="DEDEDE" w:sz="6"/>
+              <w:bottom w:val="single" w:color="DEDEDE" w:sz="6"/>
+              <w:right w:val="single" w:color="DEDEDE" w:sz="6"/>
+            </w:tcBorders>
+            <w:shd w:fill="FAFAFA" w:color="auto" w:val="clear"/>
+            <w:tcMar>
+              <w:top w:type="dxa" w:w="70"/>
+              <w:left w:type="dxa" w:w="110"/>
+              <w:bottom w:type="dxa" w:w="70"/>
+              <w:right w:type="dxa" w:w="110"/>
+            </w:tcMar>
+            <w:vAlign w:val="center"/>
+          </w:tcPr>
+          <w:p>
+            <w:pPr>
+              <w:spacing w:after="0" w:before="0" w:line="260"/>
+            </w:pPr>
+            <w:r>
+              <w:rPr>
+                <w:rFonts w:ascii="맑은 고딕" w:cs="맑은 고딕" w:eastAsia="맑은 고딕" w:hAnsi="맑은 고딕"/>
+                <w:color w:val="3C3429"/>
+                <w:sz w:val="17"/>
+                <w:szCs w:val="17"/>
+              </w:rPr>
+              <w:t>터미널에서 해당 medirun_gui_app 프로세스에 SIGTERM 또는 SIGINT를 보낸다(또는 "대시보드 종료"/X버튼으로 닫는다).</w:t>
+            </w:r>
+          </w:p>
+        </w:tc>
+        <w:tc>
+          <w:tcPr>
+            <w:tcW w:type="dxa" w:w="4846"/>
+            <w:tcBorders>
+              <w:top w:val="single" w:color="DEDEDE" w:sz="6"/>
+              <w:left w:val="single" w:color="DEDEDE" w:sz="6"/>
+              <w:bottom w:val="single" w:color="DEDEDE" w:sz="6"/>
+              <w:right w:val="single" w:color="DEDEDE" w:sz="6"/>
+            </w:tcBorders>
+            <w:shd w:fill="FAFAFA" w:color="auto" w:val="clear"/>
+            <w:tcMar>
+              <w:top w:type="dxa" w:w="70"/>
+              <w:left w:type="dxa" w:w="110"/>
+              <w:bottom w:type="dxa" w:w="70"/>
+              <w:right w:type="dxa" w:w="110"/>
+            </w:tcMar>
+            <w:vAlign w:val="center"/>
+          </w:tcPr>
+          <w:p>
+            <w:pPr>
+              <w:spacing w:after="0" w:before="0" w:line="260"/>
+            </w:pPr>
+            <w:r>
+              <w:rPr>
+                <w:rFonts w:ascii="맑은 고딕" w:cs="맑은 고딕" w:eastAsia="맑은 고딕" w:hAnsi="맑은 고딕"/>
+                <w:color w:val="3C3429"/>
+                <w:sz w:val="17"/>
+                <w:szCs w:val="17"/>
+              </w:rPr>
+              <w:t>SIGTERM/SIGINT는 수 초가 지나도 프로세스가 종료되지 않는다.</w:t>
+            </w:r>
+          </w:p>
+        </w:tc>
+      </w:tr>
+      <w:tr>
+        <w:tc>
+          <w:tcPr>
+            <w:tcW w:type="dxa" w:w="700"/>
+            <w:tcBorders>
+              <w:top w:val="single" w:color="DEDEDE" w:sz="6"/>
+              <w:left w:val="single" w:color="DEDEDE" w:sz="6"/>
+              <w:bottom w:val="single" w:color="DEDEDE" w:sz="6"/>
+              <w:right w:val="single" w:color="DEDEDE" w:sz="6"/>
+            </w:tcBorders>
+            <w:tcMar>
+              <w:top w:type="dxa" w:w="70"/>
+              <w:left w:type="dxa" w:w="110"/>
+              <w:bottom w:type="dxa" w:w="70"/>
+              <w:right w:type="dxa" w:w="110"/>
+            </w:tcMar>
+            <w:vAlign w:val="center"/>
+          </w:tcPr>
+          <w:p>
+            <w:pPr>
+              <w:spacing w:after="0" w:before="0" w:line="260"/>
+              <w:jc w:val="center"/>
+            </w:pPr>
+            <w:r>
+              <w:rPr>
+                <w:rFonts w:ascii="맑은 고딕" w:cs="맑은 고딕" w:eastAsia="맑은 고딕" w:hAnsi="맑은 고딕"/>
+                <w:color w:val="3C3429"/>
+                <w:sz w:val="17"/>
+                <w:szCs w:val="17"/>
+              </w:rPr>
+              <w:t>3</w:t>
+            </w:r>
+          </w:p>
+        </w:tc>
+        <w:tc>
+          <w:tcPr>
+            <w:tcW w:type="dxa" w:w="4200"/>
+            <w:tcBorders>
+              <w:top w:val="single" w:color="DEDEDE" w:sz="6"/>
+              <w:left w:val="single" w:color="DEDEDE" w:sz="6"/>
+              <w:bottom w:val="single" w:color="DEDEDE" w:sz="6"/>
+              <w:right w:val="single" w:color="DEDEDE" w:sz="6"/>
+            </w:tcBorders>
+            <w:tcMar>
+              <w:top w:type="dxa" w:w="70"/>
+              <w:left w:type="dxa" w:w="110"/>
+              <w:bottom w:type="dxa" w:w="70"/>
+              <w:right w:type="dxa" w:w="110"/>
+            </w:tcMar>
+            <w:vAlign w:val="center"/>
+          </w:tcPr>
+          <w:p>
+            <w:pPr>
+              <w:spacing w:after="0" w:before="0" w:line="260"/>
+            </w:pPr>
+            <w:r>
+              <w:rPr>
+                <w:rFonts w:ascii="맑은 고딕" w:cs="맑은 고딕" w:eastAsia="맑은 고딕" w:hAnsi="맑은 고딕"/>
+                <w:color w:val="3C3429"/>
+                <w:sz w:val="17"/>
+                <w:szCs w:val="17"/>
+              </w:rPr>
+              <w:t>ps aux | grep medirun_gui_app로 프로세스 잔존 여부를 확인한다.</w:t>
+            </w:r>
+            <w:r>
+              <w:rPr>
+                <w:rFonts w:ascii="Consolas" w:cs="Consolas" w:eastAsia="Consolas" w:hAnsi="Consolas"/>
+                <w:color w:val="B97812"/>
+                <w:sz w:val="16"/>
+                <w:szCs w:val="16"/>
+              </w:rPr>
+            </w:r>
+            <w:r>
+              <w:rPr>
+                <w:rFonts w:ascii="맑은 고딕" w:cs="맑은 고딕" w:eastAsia="맑은 고딕" w:hAnsi="맑은 고딕"/>
+                <w:color w:val="3C3429"/>
+                <w:sz w:val="17"/>
+                <w:szCs w:val="17"/>
+              </w:rPr>
+            </w:r>
+          </w:p>
+        </w:tc>
+        <w:tc>
+          <w:tcPr>
+            <w:tcW w:type="dxa" w:w="4846"/>
+            <w:tcBorders>
+              <w:top w:val="single" w:color="DEDEDE" w:sz="6"/>
+              <w:left w:val="single" w:color="DEDEDE" w:sz="6"/>
+              <w:bottom w:val="single" w:color="DEDEDE" w:sz="6"/>
+              <w:right w:val="single" w:color="DEDEDE" w:sz="6"/>
+            </w:tcBorders>
+            <w:tcMar>
+              <w:top w:type="dxa" w:w="70"/>
+              <w:left w:type="dxa" w:w="110"/>
+              <w:bottom w:type="dxa" w:w="70"/>
+              <w:right w:type="dxa" w:w="110"/>
+            </w:tcMar>
+            <w:vAlign w:val="center"/>
+          </w:tcPr>
+          <w:p>
+            <w:pPr>
+              <w:spacing w:after="0" w:before="0" w:line="260"/>
+            </w:pPr>
+            <w:r>
+              <w:rPr>
+                <w:rFonts w:ascii="맑은 고딕" w:cs="맑은 고딕" w:eastAsia="맑은 고딕" w:hAnsi="맑은 고딕"/>
+                <w:color w:val="3C3429"/>
+                <w:sz w:val="17"/>
+                <w:szCs w:val="17"/>
+              </w:rPr>
+              <w:t>SIGKILL 전까지 프로세스가 남아 있다. UI 종료 경로는 프로세스 자체는 대체로 종료되지만 MainWindow/ROS 프로바이더 소멸자가 호출된 흔적이 없다.</w:t>
+            </w:r>
+          </w:p>
+        </w:tc>
+      </w:tr>
+    </w:tbl>
+    <w:p>
+      <w:pPr>
+        <w:spacing w:after="80" w:line="120"/>
+      </w:pPr>
+    </w:p>
+    <w:p>
+      <w:pPr>
+        <w:spacing w:after="140" w:before="0" w:line="260"/>
+      </w:pPr>
+      <w:r>
+        <w:rPr>
+          <w:rFonts w:ascii="맑은 고딕" w:cs="맑은 고딕" w:eastAsia="맑은 고딕" w:hAnsi="맑은 고딕"/>
+          <w:color w:val="3C3429"/>
+          <w:sz w:val="17"/>
+          <w:szCs w:val="17"/>
+        </w:rPr>
+        <w:t>재현율: 재현 시마다 확인</w:t>
+      </w:r>
+    </w:p>
+    <w:p>
+      <w:pPr>
+        <w:pStyle w:val="Heading3"/>
+        <w:spacing w:after="120" w:before="260" w:line="260"/>
+      </w:pPr>
+      <w:r>
+        <w:rPr>
+          <w:rFonts w:ascii="맑은 고딕" w:cs="맑은 고딕" w:eastAsia="맑은 고딕" w:hAnsi="맑은 고딕"/>
+          <w:b/>
+          <w:bCs/>
+          <w:color w:val="241B12"/>
+          <w:sz w:val="21"/>
+          <w:szCs w:val="21"/>
+        </w:rPr>
+        <w:t xml:space="preserve">진단 과정</w:t>
+      </w:r>
+    </w:p>
+    <w:tbl>
+      <w:tblPr>
+        <w:tblW w:type="dxa" w:w="9746"/>
+        <w:tblBorders>
+          <w:top w:val="single" w:color="DEDEDE" w:sz="6"/>
+          <w:left w:val="single" w:color="DEDEDE" w:sz="6"/>
+          <w:bottom w:val="single" w:color="DEDEDE" w:sz="6"/>
+          <w:right w:val="single" w:color="DEDEDE" w:sz="6"/>
+          <w:insideH w:val="single" w:color="DEDEDE" w:sz="6"/>
+          <w:insideV w:val="single" w:color="DEDEDE" w:sz="6"/>
+        </w:tblBorders>
+      </w:tblPr>
+      <w:tblGrid>
+        <w:gridCol w:w="3000"/>
+        <w:gridCol w:w="3200"/>
+        <w:gridCol w:w="3546"/>
+      </w:tblGrid>
+      <w:tr>
+        <w:trPr>
+          <w:tblHeader/>
+        </w:trPr>
+        <w:tc>
+          <w:tcPr>
+            <w:tcW w:type="dxa" w:w="3000"/>
+            <w:tcBorders>
+              <w:top w:val="single" w:color="49361D" w:sz="6"/>
+              <w:left w:val="single" w:color="49361D" w:sz="6"/>
+              <w:bottom w:val="single" w:color="49361D" w:sz="6"/>
+              <w:right w:val="single" w:color="49361D" w:sz="6"/>
+            </w:tcBorders>
+            <w:shd w:fill="241B12" w:color="auto" w:val="clear"/>
+            <w:tcMar>
+              <w:top w:type="dxa" w:w="90"/>
+              <w:left w:type="dxa" w:w="110"/>
+              <w:bottom w:type="dxa" w:w="90"/>
+              <w:right w:type="dxa" w:w="110"/>
+            </w:tcMar>
+            <w:vAlign w:val="center"/>
+          </w:tcPr>
+          <w:p>
+            <w:pPr>
+              <w:spacing w:after="0" w:before="0" w:line="260"/>
+            </w:pPr>
+            <w:r>
+              <w:rPr>
+                <w:rFonts w:ascii="맑은 고딕" w:cs="맑은 고딕" w:eastAsia="맑은 고딕" w:hAnsi="맑은 고딕"/>
+                <w:b/>
+                <w:bCs/>
+                <w:color w:val="F4CF87"/>
+                <w:sz w:val="17"/>
+                <w:szCs w:val="17"/>
+              </w:rPr>
+              <w:t xml:space="preserve">가설</w:t>
+            </w:r>
+          </w:p>
+        </w:tc>
+        <w:tc>
+          <w:tcPr>
+            <w:tcW w:type="dxa" w:w="3200"/>
+            <w:tcBorders>
+              <w:top w:val="single" w:color="49361D" w:sz="6"/>
+              <w:left w:val="single" w:color="49361D" w:sz="6"/>
+              <w:bottom w:val="single" w:color="49361D" w:sz="6"/>
+              <w:right w:val="single" w:color="49361D" w:sz="6"/>
+            </w:tcBorders>
+            <w:shd w:fill="241B12" w:color="auto" w:val="clear"/>
+            <w:tcMar>
+              <w:top w:type="dxa" w:w="90"/>
+              <w:left w:type="dxa" w:w="110"/>
+              <w:bottom w:type="dxa" w:w="90"/>
+              <w:right w:type="dxa" w:w="110"/>
+            </w:tcMar>
+            <w:vAlign w:val="center"/>
+          </w:tcPr>
+          <w:p>
+            <w:pPr>
+              <w:spacing w:after="0" w:before="0" w:line="260"/>
+            </w:pPr>
+            <w:r>
+              <w:rPr>
+                <w:rFonts w:ascii="맑은 고딕" w:cs="맑은 고딕" w:eastAsia="맑은 고딕" w:hAnsi="맑은 고딕"/>
+                <w:b/>
+                <w:bCs/>
+                <w:color w:val="F4CF87"/>
+                <w:sz w:val="17"/>
+                <w:szCs w:val="17"/>
+              </w:rPr>
+              <w:t xml:space="preserve">확인 방법</w:t>
+            </w:r>
+          </w:p>
+        </w:tc>
+        <w:tc>
+          <w:tcPr>
+            <w:tcW w:type="dxa" w:w="3546"/>
+            <w:tcBorders>
+              <w:top w:val="single" w:color="49361D" w:sz="6"/>
+              <w:left w:val="single" w:color="49361D" w:sz="6"/>
+              <w:bottom w:val="single" w:color="49361D" w:sz="6"/>
+              <w:right w:val="single" w:color="49361D" w:sz="6"/>
+            </w:tcBorders>
+            <w:shd w:fill="241B12" w:color="auto" w:val="clear"/>
+            <w:tcMar>
+              <w:top w:type="dxa" w:w="90"/>
+              <w:left w:type="dxa" w:w="110"/>
+              <w:bottom w:type="dxa" w:w="90"/>
+              <w:right w:type="dxa" w:w="110"/>
+            </w:tcMar>
+            <w:vAlign w:val="center"/>
+          </w:tcPr>
+          <w:p>
+            <w:pPr>
+              <w:spacing w:after="0" w:before="0" w:line="260"/>
+            </w:pPr>
+            <w:r>
+              <w:rPr>
+                <w:rFonts w:ascii="맑은 고딕" w:cs="맑은 고딕" w:eastAsia="맑은 고딕" w:hAnsi="맑은 고딕"/>
+                <w:b/>
+                <w:bCs/>
+                <w:color w:val="F4CF87"/>
+                <w:sz w:val="17"/>
+                <w:szCs w:val="17"/>
+              </w:rPr>
+              <w:t xml:space="preserve">결과</w:t>
+            </w:r>
+          </w:p>
+        </w:tc>
+      </w:tr>
+      <w:tr>
+        <w:tc>
+          <w:tcPr>
+            <w:tcW w:type="dxa" w:w="3000"/>
+            <w:tcBorders>
+              <w:top w:val="single" w:color="DEDEDE" w:sz="6"/>
+              <w:left w:val="single" w:color="DEDEDE" w:sz="6"/>
+              <w:bottom w:val="single" w:color="DEDEDE" w:sz="6"/>
+              <w:right w:val="single" w:color="DEDEDE" w:sz="6"/>
+            </w:tcBorders>
+            <w:tcMar>
+              <w:top w:type="dxa" w:w="70"/>
+              <w:left w:type="dxa" w:w="110"/>
+              <w:bottom w:type="dxa" w:w="70"/>
+              <w:right w:type="dxa" w:w="110"/>
+            </w:tcMar>
+            <w:vAlign w:val="center"/>
+          </w:tcPr>
+          <w:p>
+            <w:pPr>
+              <w:spacing w:after="0" w:before="0" w:line="260"/>
+            </w:pPr>
+            <w:r>
+              <w:rPr>
+                <w:rFonts w:ascii="Consolas" w:cs="Consolas" w:eastAsia="Consolas" w:hAnsi="Consolas"/>
+                <w:color w:val="B97812"/>
+                <w:sz w:val="16"/>
+                <w:szCs w:val="16"/>
+              </w:rPr>
+              <w:t>MainWindow가 close() 시 실제로 delete된다</w:t>
+            </w:r>
+            <w:r>
+              <w:rPr>
+                <w:rFonts w:ascii="맑은 고딕" w:cs="맑은 고딕" w:eastAsia="맑은 고딕" w:hAnsi="맑은 고딕"/>
+                <w:color w:val="3C3429"/>
+                <w:sz w:val="17"/>
+                <w:szCs w:val="17"/>
+              </w:rPr>
+            </w:r>
+          </w:p>
+        </w:tc>
+        <w:tc>
+          <w:tcPr>
+            <w:tcW w:type="dxa" w:w="3200"/>
+            <w:tcBorders>
+              <w:top w:val="single" w:color="DEDEDE" w:sz="6"/>
+              <w:left w:val="single" w:color="DEDEDE" w:sz="6"/>
+              <w:bottom w:val="single" w:color="DEDEDE" w:sz="6"/>
+              <w:right w:val="single" w:color="DEDEDE" w:sz="6"/>
+            </w:tcBorders>
+            <w:tcMar>
+              <w:top w:type="dxa" w:w="70"/>
+              <w:left w:type="dxa" w:w="110"/>
+              <w:bottom w:type="dxa" w:w="70"/>
+              <w:right w:type="dxa" w:w="110"/>
+            </w:tcMar>
+            <w:vAlign w:val="center"/>
+          </w:tcPr>
+          <w:p>
+            <w:pPr>
+              <w:spacing w:after="0" w:before="0" w:line="260"/>
+            </w:pPr>
+            <w:r>
+              <w:rPr>
+                <w:rFonts w:ascii="Consolas" w:cs="Consolas" w:eastAsia="Consolas" w:hAnsi="Consolas"/>
+                <w:color w:val="B97812"/>
+                <w:sz w:val="16"/>
+                <w:szCs w:val="16"/>
+              </w:rPr>
+              <w:t>closeEvent() 오버라이드 및 Qt::WA_DeleteOnClose 설정 여부 코드 확인</w:t>
+            </w:r>
+            <w:r>
+              <w:rPr>
+                <w:rFonts w:ascii="맑은 고딕" w:cs="맑은 고딕" w:eastAsia="맑은 고딕" w:hAnsi="맑은 고딕"/>
+                <w:color w:val="3C3429"/>
+                <w:sz w:val="17"/>
+                <w:szCs w:val="17"/>
+              </w:rPr>
+            </w:r>
+            <w:r>
+              <w:rPr>
+                <w:rFonts w:ascii="Consolas" w:cs="Consolas" w:eastAsia="Consolas" w:hAnsi="Consolas"/>
+                <w:color w:val="B97812"/>
+                <w:sz w:val="16"/>
+                <w:szCs w:val="16"/>
+              </w:rPr>
+            </w:r>
+            <w:r>
+              <w:rPr>
+                <w:rFonts w:ascii="맑은 고딕" w:cs="맑은 고딕" w:eastAsia="맑은 고딕" w:hAnsi="맑은 고딕"/>
+                <w:color w:val="3C3429"/>
+                <w:sz w:val="17"/>
+                <w:szCs w:val="17"/>
+              </w:rPr>
+            </w:r>
+          </w:p>
+        </w:tc>
+        <w:tc>
+          <w:tcPr>
+            <w:tcW w:type="dxa" w:w="3546"/>
+            <w:tcBorders>
+              <w:top w:val="single" w:color="DEDEDE" w:sz="6"/>
+              <w:left w:val="single" w:color="DEDEDE" w:sz="6"/>
+              <w:bottom w:val="single" w:color="DEDEDE" w:sz="6"/>
+              <w:right w:val="single" w:color="DEDEDE" w:sz="6"/>
+            </w:tcBorders>
+            <w:tcMar>
+              <w:top w:type="dxa" w:w="70"/>
+              <w:left w:type="dxa" w:w="110"/>
+              <w:bottom w:type="dxa" w:w="70"/>
+              <w:right w:type="dxa" w:w="110"/>
+            </w:tcMar>
+            <w:vAlign w:val="center"/>
+          </w:tcPr>
+          <w:p>
+            <w:pPr>
+              <w:spacing w:after="0" w:before="0" w:line="260"/>
+            </w:pPr>
+            <w:r>
+              <w:rPr>
+                <w:rFonts w:ascii="맑은 고딕" w:cs="맑은 고딕" w:eastAsia="맑은 고딕" w:hAnsi="맑은 고딕"/>
+                <w:color w:val="3C3429"/>
+                <w:sz w:val="17"/>
+                <w:szCs w:val="17"/>
+              </w:rPr>
+              <w:t>아님 — 오버라이드도 WA_DeleteOnClose도 없어 close()는 창을 hide()만 하고 객체는 삭제되지 않음</w:t>
+            </w:r>
+            <w:r>
+              <w:rPr>
+                <w:rFonts w:ascii="Consolas" w:cs="Consolas" w:eastAsia="Consolas" w:hAnsi="Consolas"/>
+                <w:color w:val="B97812"/>
+                <w:sz w:val="16"/>
+                <w:szCs w:val="16"/>
+              </w:rPr>
+            </w:r>
+            <w:r>
+              <w:rPr>
+                <w:rFonts w:ascii="맑은 고딕" w:cs="맑은 고딕" w:eastAsia="맑은 고딕" w:hAnsi="맑은 고딕"/>
+                <w:color w:val="3C3429"/>
+                <w:sz w:val="17"/>
+                <w:szCs w:val="17"/>
+              </w:rPr>
+            </w:r>
+            <w:r>
+              <w:rPr>
+                <w:rFonts w:ascii="Consolas" w:cs="Consolas" w:eastAsia="Consolas" w:hAnsi="Consolas"/>
+                <w:color w:val="B97812"/>
+                <w:sz w:val="16"/>
+                <w:szCs w:val="16"/>
+              </w:rPr>
+            </w:r>
+            <w:r>
+              <w:rPr>
+                <w:rFonts w:ascii="맑은 고딕" w:cs="맑은 고딕" w:eastAsia="맑은 고딕" w:hAnsi="맑은 고딕"/>
+                <w:color w:val="3C3429"/>
+                <w:sz w:val="17"/>
+                <w:szCs w:val="17"/>
+              </w:rPr>
+            </w:r>
+            <w:r>
+              <w:rPr>
+                <w:rFonts w:ascii="Consolas" w:cs="Consolas" w:eastAsia="Consolas" w:hAnsi="Consolas"/>
+                <w:color w:val="B97812"/>
+                <w:sz w:val="16"/>
+                <w:szCs w:val="16"/>
+              </w:rPr>
+            </w:r>
+            <w:r>
+              <w:rPr>
+                <w:rFonts w:ascii="맑은 고딕" w:cs="맑은 고딕" w:eastAsia="맑은 고딕" w:hAnsi="맑은 고딕"/>
+                <w:color w:val="3C3429"/>
+                <w:sz w:val="17"/>
+                <w:szCs w:val="17"/>
+              </w:rPr>
+            </w:r>
+          </w:p>
+        </w:tc>
+      </w:tr>
+      <w:tr>
+        <w:tc>
+          <w:tcPr>
+            <w:tcW w:type="dxa" w:w="3000"/>
+            <w:tcBorders>
+              <w:top w:val="single" w:color="DEDEDE" w:sz="6"/>
+              <w:left w:val="single" w:color="DEDEDE" w:sz="6"/>
+              <w:bottom w:val="single" w:color="DEDEDE" w:sz="6"/>
+              <w:right w:val="single" w:color="DEDEDE" w:sz="6"/>
+            </w:tcBorders>
+            <w:shd w:fill="FAFAFA" w:color="auto" w:val="clear"/>
+            <w:tcMar>
+              <w:top w:type="dxa" w:w="70"/>
+              <w:left w:type="dxa" w:w="110"/>
+              <w:bottom w:type="dxa" w:w="70"/>
+              <w:right w:type="dxa" w:w="110"/>
+            </w:tcMar>
+            <w:vAlign w:val="center"/>
+          </w:tcPr>
+          <w:p>
+            <w:pPr>
+              <w:spacing w:after="0" w:before="0" w:line="260"/>
+            </w:pPr>
+            <w:r>
+              <w:rPr>
+                <w:rFonts w:ascii="Consolas" w:cs="Consolas" w:eastAsia="Consolas" w:hAnsi="Consolas"/>
+                <w:color w:val="B97812"/>
+                <w:sz w:val="16"/>
+                <w:szCs w:val="16"/>
+              </w:rPr>
+              <w:t>GuiApplicationController가 로그아웃 외의 경로에서도 MainWindow를 정리한다</w:t>
+            </w:r>
+            <w:r>
+              <w:rPr>
+                <w:rFonts w:ascii="맑은 고딕" w:cs="맑은 고딕" w:eastAsia="맑은 고딕" w:hAnsi="맑은 고딕"/>
+                <w:color w:val="3C3429"/>
+                <w:sz w:val="17"/>
+                <w:szCs w:val="17"/>
+              </w:rPr>
+            </w:r>
+          </w:p>
+        </w:tc>
+        <w:tc>
+          <w:tcPr>
+            <w:tcW w:type="dxa" w:w="3200"/>
+            <w:tcBorders>
+              <w:top w:val="single" w:color="DEDEDE" w:sz="6"/>
+              <w:left w:val="single" w:color="DEDEDE" w:sz="6"/>
+              <w:bottom w:val="single" w:color="DEDEDE" w:sz="6"/>
+              <w:right w:val="single" w:color="DEDEDE" w:sz="6"/>
+            </w:tcBorders>
+            <w:shd w:fill="FAFAFA" w:color="auto" w:val="clear"/>
+            <w:tcMar>
+              <w:top w:type="dxa" w:w="70"/>
+              <w:left w:type="dxa" w:w="110"/>
+              <w:bottom w:type="dxa" w:w="70"/>
+              <w:right w:type="dxa" w:w="110"/>
+            </w:tcMar>
+            <w:vAlign w:val="center"/>
+          </w:tcPr>
+          <w:p>
+            <w:pPr>
+              <w:spacing w:after="0" w:before="0" w:line="260"/>
+            </w:pPr>
+            <w:r>
+              <w:rPr>
+                <w:rFonts w:ascii="맑은 고딕" w:cs="맑은 고딕" w:eastAsia="맑은 고딕" w:hAnsi="맑은 고딕"/>
+                <w:color w:val="3C3429"/>
+                <w:sz w:val="17"/>
+                <w:szCs w:val="17"/>
+              </w:rPr>
+              <w:t>guiapplicationcontroller.cpp 전체에서 m_mainWindow에 대한 delete/deleteLater 호출 지점 확인</w:t>
+            </w:r>
+          </w:p>
+        </w:tc>
+        <w:tc>
+          <w:tcPr>
+            <w:tcW w:type="dxa" w:w="3546"/>
+            <w:tcBorders>
+              <w:top w:val="single" w:color="DEDEDE" w:sz="6"/>
+              <w:left w:val="single" w:color="DEDEDE" w:sz="6"/>
+              <w:bottom w:val="single" w:color="DEDEDE" w:sz="6"/>
+              <w:right w:val="single" w:color="DEDEDE" w:sz="6"/>
+            </w:tcBorders>
+            <w:shd w:fill="FAFAFA" w:color="auto" w:val="clear"/>
+            <w:tcMar>
+              <w:top w:type="dxa" w:w="70"/>
+              <w:left w:type="dxa" w:w="110"/>
+              <w:bottom w:type="dxa" w:w="70"/>
+              <w:right w:type="dxa" w:w="110"/>
+            </w:tcMar>
+            <w:vAlign w:val="center"/>
+          </w:tcPr>
+          <w:p>
+            <w:pPr>
+              <w:spacing w:after="0" w:before="0" w:line="260"/>
+            </w:pPr>
+            <w:r>
+              <w:rPr>
+                <w:rFonts w:ascii="맑은 고딕" w:cs="맑은 고딕" w:eastAsia="맑은 고딕" w:hAnsi="맑은 고딕"/>
+                <w:color w:val="3C3429"/>
+                <w:sz w:val="17"/>
+                <w:szCs w:val="17"/>
+              </w:rPr>
+              <w:t>아님 — handleLogout()에서만 삭제되고, "대시보드 종료"/X버튼 경로는 이 코드를 거치지 않아 MainWindow와 그 자식(ROS 프로바이더 3종)의 소멸자가 전혀 호출되지 않음</w:t>
+            </w:r>
+            <w:r>
+              <w:rPr>
+                <w:rFonts w:ascii="Consolas" w:cs="Consolas" w:eastAsia="Consolas" w:hAnsi="Consolas"/>
+                <w:color w:val="B97812"/>
+                <w:sz w:val="16"/>
+                <w:szCs w:val="16"/>
+              </w:rPr>
+            </w:r>
+            <w:r>
+              <w:rPr>
+                <w:rFonts w:ascii="맑은 고딕" w:cs="맑은 고딕" w:eastAsia="맑은 고딕" w:hAnsi="맑은 고딕"/>
+                <w:color w:val="3C3429"/>
+                <w:sz w:val="17"/>
+                <w:szCs w:val="17"/>
+              </w:rPr>
+            </w:r>
+            <w:r>
+              <w:rPr>
+                <w:rFonts w:ascii="Consolas" w:cs="Consolas" w:eastAsia="Consolas" w:hAnsi="Consolas"/>
+                <w:color w:val="B97812"/>
+                <w:sz w:val="16"/>
+                <w:szCs w:val="16"/>
+              </w:rPr>
+            </w:r>
+            <w:r>
+              <w:rPr>
+                <w:rFonts w:ascii="맑은 고딕" w:cs="맑은 고딕" w:eastAsia="맑은 고딕" w:hAnsi="맑은 고딕"/>
+                <w:color w:val="3C3429"/>
+                <w:sz w:val="17"/>
+                <w:szCs w:val="17"/>
+              </w:rPr>
+            </w:r>
+          </w:p>
+        </w:tc>
+      </w:tr>
+      <w:tr>
+        <w:tc>
+          <w:tcPr>
+            <w:tcW w:type="dxa" w:w="3000"/>
+            <w:tcBorders>
+              <w:top w:val="single" w:color="DEDEDE" w:sz="6"/>
+              <w:left w:val="single" w:color="DEDEDE" w:sz="6"/>
+              <w:bottom w:val="single" w:color="DEDEDE" w:sz="6"/>
+              <w:right w:val="single" w:color="DEDEDE" w:sz="6"/>
+            </w:tcBorders>
+            <w:tcMar>
+              <w:top w:type="dxa" w:w="70"/>
+              <w:left w:type="dxa" w:w="110"/>
+              <w:bottom w:type="dxa" w:w="70"/>
+              <w:right w:type="dxa" w:w="110"/>
+            </w:tcMar>
+            <w:vAlign w:val="center"/>
+          </w:tcPr>
+          <w:p>
+            <w:pPr>
+              <w:spacing w:after="0" w:before="0" w:line="260"/>
+            </w:pPr>
+            <w:r>
+              <w:rPr>
+                <w:rFonts w:ascii="맑은 고딕" w:cs="맑은 고딕" w:eastAsia="맑은 고딕" w:hAnsi="맑은 고딕"/>
+                <w:color w:val="3C3429"/>
+                <w:sz w:val="17"/>
+                <w:szCs w:val="17"/>
+              </w:rPr>
+              <w:t>rclcpp::init()의 기본 SIGINT/SIGTERM 핸들러가 Qt 이벤트 루프까지 종료시킨다</w:t>
+            </w:r>
+          </w:p>
+        </w:tc>
+        <w:tc>
+          <w:tcPr>
+            <w:tcW w:type="dxa" w:w="3200"/>
+            <w:tcBorders>
+              <w:top w:val="single" w:color="DEDEDE" w:sz="6"/>
+              <w:left w:val="single" w:color="DEDEDE" w:sz="6"/>
+              <w:bottom w:val="single" w:color="DEDEDE" w:sz="6"/>
+              <w:right w:val="single" w:color="DEDEDE" w:sz="6"/>
+            </w:tcBorders>
+            <w:tcMar>
+              <w:top w:type="dxa" w:w="70"/>
+              <w:left w:type="dxa" w:w="110"/>
+              <w:bottom w:type="dxa" w:w="70"/>
+              <w:right w:type="dxa" w:w="110"/>
+            </w:tcMar>
+            <w:vAlign w:val="center"/>
+          </w:tcPr>
+          <w:p>
+            <w:pPr>
+              <w:spacing w:after="0" w:before="0" w:line="260"/>
+            </w:pPr>
+            <w:r>
+              <w:rPr>
+                <w:rFonts w:ascii="Consolas" w:cs="Consolas" w:eastAsia="Consolas" w:hAnsi="Consolas"/>
+                <w:color w:val="B97812"/>
+                <w:sz w:val="16"/>
+                <w:szCs w:val="16"/>
+              </w:rPr>
+              <w:t>main.cpp 코드 검토 + 실제 kill -TERM/-INT 테스트</w:t>
+            </w:r>
+            <w:r>
+              <w:rPr>
+                <w:rFonts w:ascii="맑은 고딕" w:cs="맑은 고딕" w:eastAsia="맑은 고딕" w:hAnsi="맑은 고딕"/>
+                <w:color w:val="3C3429"/>
+                <w:sz w:val="17"/>
+                <w:szCs w:val="17"/>
+              </w:rPr>
+            </w:r>
+            <w:r>
+              <w:rPr>
+                <w:rFonts w:ascii="Consolas" w:cs="Consolas" w:eastAsia="Consolas" w:hAnsi="Consolas"/>
+                <w:color w:val="B97812"/>
+                <w:sz w:val="16"/>
+                <w:szCs w:val="16"/>
+              </w:rPr>
+            </w:r>
+            <w:r>
+              <w:rPr>
+                <w:rFonts w:ascii="맑은 고딕" w:cs="맑은 고딕" w:eastAsia="맑은 고딕" w:hAnsi="맑은 고딕"/>
+                <w:color w:val="3C3429"/>
+                <w:sz w:val="17"/>
+                <w:szCs w:val="17"/>
+              </w:rPr>
+            </w:r>
+          </w:p>
+        </w:tc>
+        <w:tc>
+          <w:tcPr>
+            <w:tcW w:type="dxa" w:w="3546"/>
+            <w:tcBorders>
+              <w:top w:val="single" w:color="DEDEDE" w:sz="6"/>
+              <w:left w:val="single" w:color="DEDEDE" w:sz="6"/>
+              <w:bottom w:val="single" w:color="DEDEDE" w:sz="6"/>
+              <w:right w:val="single" w:color="DEDEDE" w:sz="6"/>
+            </w:tcBorders>
+            <w:tcMar>
+              <w:top w:type="dxa" w:w="70"/>
+              <w:left w:type="dxa" w:w="110"/>
+              <w:bottom w:type="dxa" w:w="70"/>
+              <w:right w:type="dxa" w:w="110"/>
+            </w:tcMar>
+            <w:vAlign w:val="center"/>
+          </w:tcPr>
+          <w:p>
+            <w:pPr>
+              <w:spacing w:after="0" w:before="0" w:line="260"/>
+            </w:pPr>
+            <w:r>
+              <w:rPr>
+                <w:rFonts w:ascii="맑은 고딕" w:cs="맑은 고딕" w:eastAsia="맑은 고딕" w:hAnsi="맑은 고딕"/>
+                <w:color w:val="3C3429"/>
+                <w:sz w:val="17"/>
+                <w:szCs w:val="17"/>
+              </w:rPr>
+              <w:t>아님 — ROS 컨텍스트만 종료되고 QApplication::quit()으로 이어지는 코드가 전혀 없어, 신호를 보내도 Qt 프로세스가 남아 SIGKILL이 필요했음</w:t>
+            </w:r>
+            <w:r>
+              <w:rPr>
+                <w:rFonts w:ascii="Consolas" w:cs="Consolas" w:eastAsia="Consolas" w:hAnsi="Consolas"/>
+                <w:color w:val="B97812"/>
+                <w:sz w:val="16"/>
+                <w:szCs w:val="16"/>
+              </w:rPr>
+            </w:r>
+            <w:r>
+              <w:rPr>
+                <w:rFonts w:ascii="맑은 고딕" w:cs="맑은 고딕" w:eastAsia="맑은 고딕" w:hAnsi="맑은 고딕"/>
+                <w:color w:val="3C3429"/>
+                <w:sz w:val="17"/>
+                <w:szCs w:val="17"/>
+              </w:rPr>
+            </w:r>
+          </w:p>
+        </w:tc>
+      </w:tr>
+    </w:tbl>
+    <w:p>
+      <w:pPr>
+        <w:pStyle w:val="Heading3"/>
+        <w:spacing w:after="120" w:before="260" w:line="260"/>
+      </w:pPr>
+      <w:r>
+        <w:rPr>
+          <w:rFonts w:ascii="맑은 고딕" w:cs="맑은 고딕" w:eastAsia="맑은 고딕" w:hAnsi="맑은 고딕"/>
+          <w:b/>
+          <w:bCs/>
+          <w:color w:val="241B12"/>
+          <w:sz w:val="21"/>
+          <w:szCs w:val="21"/>
+        </w:rPr>
+        <w:t xml:space="preserve">원인</w:t>
+      </w:r>
+    </w:p>
+    <w:p>
+      <w:pPr>
+        <w:spacing w:after="140" w:before="0" w:line="260"/>
+      </w:pPr>
+      <w:r>
+        <w:rPr>
+          <w:rFonts w:ascii="맑은 고딕" w:cs="맑은 고딕" w:eastAsia="맑은 고딕" w:hAnsi="맑은 고딕"/>
+          <w:color w:val="3C3429"/>
+          <w:sz w:val="17"/>
+          <w:szCs w:val="17"/>
+        </w:rPr>
+        <w:t>확인됨. (1) MainWindow가 closeEvent 오버라이드도 Qt::WA_DeleteOnClose도 없어 "대시보드 종료"/X버튼으로 닫아도 실제로 delete되지 않고, GuiApplicationController::m_mainWindow(raw pointer)를 정리하는 코드는 로그아웃 경로에만 있어 이 종료 경로에서는 자식인 RosBatteryTelemetryProvider/RosCameraFeedProvider/RosSensorTelemetryProvider의 소멸자(스핀 스레드 cancel()+join())가 한 번도 호출되지 않았다. (2) main.cpp의 rclcpp::init()이 SIGINT/SIGTERM을 가로채 ROS 컨텍스트만 종료시키고 QApplication 이벤트 루프 종료와 연결돼 있지 않아, 터미널에서 kill로 종료해도 Qt 프로세스가 남아 SIGKILL이 필요했다.</w:t>
+      </w:r>
+      <w:r>
+        <w:rPr>
+          <w:rFonts w:ascii="Consolas" w:cs="Consolas" w:eastAsia="Consolas" w:hAnsi="Consolas"/>
+          <w:color w:val="B97812"/>
+          <w:sz w:val="16"/>
+          <w:szCs w:val="16"/>
+        </w:rPr>
+      </w:r>
+      <w:r>
+        <w:rPr>
+          <w:rFonts w:ascii="맑은 고딕" w:cs="맑은 고딕" w:eastAsia="맑은 고딕" w:hAnsi="맑은 고딕"/>
+          <w:color w:val="3C3429"/>
+          <w:sz w:val="17"/>
+          <w:szCs w:val="17"/>
+        </w:rPr>
+      </w:r>
+      <w:r>
+        <w:rPr>
+          <w:rFonts w:ascii="Consolas" w:cs="Consolas" w:eastAsia="Consolas" w:hAnsi="Consolas"/>
+          <w:color w:val="B97812"/>
+          <w:sz w:val="16"/>
+          <w:szCs w:val="16"/>
+        </w:rPr>
+      </w:r>
+      <w:r>
+        <w:rPr>
+          <w:rFonts w:ascii="맑은 고딕" w:cs="맑은 고딕" w:eastAsia="맑은 고딕" w:hAnsi="맑은 고딕"/>
+          <w:color w:val="3C3429"/>
+          <w:sz w:val="17"/>
+          <w:szCs w:val="17"/>
+        </w:rPr>
+      </w:r>
+      <w:r>
+        <w:rPr>
+          <w:rFonts w:ascii="Consolas" w:cs="Consolas" w:eastAsia="Consolas" w:hAnsi="Consolas"/>
+          <w:color w:val="B97812"/>
+          <w:sz w:val="16"/>
+          <w:szCs w:val="16"/>
+        </w:rPr>
+      </w:r>
+      <w:r>
+        <w:rPr>
+          <w:rFonts w:ascii="맑은 고딕" w:cs="맑은 고딕" w:eastAsia="맑은 고딕" w:hAnsi="맑은 고딕"/>
+          <w:color w:val="3C3429"/>
+          <w:sz w:val="17"/>
+          <w:szCs w:val="17"/>
+        </w:rPr>
+      </w:r>
+      <w:r>
+        <w:rPr>
+          <w:rFonts w:ascii="Consolas" w:cs="Consolas" w:eastAsia="Consolas" w:hAnsi="Consolas"/>
+          <w:color w:val="B97812"/>
+          <w:sz w:val="16"/>
+          <w:szCs w:val="16"/>
+        </w:rPr>
+      </w:r>
+      <w:r>
+        <w:rPr>
+          <w:rFonts w:ascii="맑은 고딕" w:cs="맑은 고딕" w:eastAsia="맑은 고딕" w:hAnsi="맑은 고딕"/>
+          <w:color w:val="3C3429"/>
+          <w:sz w:val="17"/>
+          <w:szCs w:val="17"/>
+        </w:rPr>
+      </w:r>
+      <w:r>
+        <w:rPr>
+          <w:rFonts w:ascii="Consolas" w:cs="Consolas" w:eastAsia="Consolas" w:hAnsi="Consolas"/>
+          <w:color w:val="B97812"/>
+          <w:sz w:val="16"/>
+          <w:szCs w:val="16"/>
+        </w:rPr>
+      </w:r>
+      <w:r>
+        <w:rPr>
+          <w:rFonts w:ascii="맑은 고딕" w:cs="맑은 고딕" w:eastAsia="맑은 고딕" w:hAnsi="맑은 고딕"/>
+          <w:color w:val="3C3429"/>
+          <w:sz w:val="17"/>
+          <w:szCs w:val="17"/>
+        </w:rPr>
+      </w:r>
+    </w:p>
+    <w:p>
+      <w:pPr>
+        <w:pStyle w:val="Heading3"/>
+        <w:spacing w:after="120" w:before="260" w:line="260"/>
+      </w:pPr>
+      <w:r>
+        <w:rPr>
+          <w:rFonts w:ascii="맑은 고딕" w:cs="맑은 고딕" w:eastAsia="맑은 고딕" w:hAnsi="맑은 고딕"/>
+          <w:b/>
+          <w:bCs/>
+          <w:color w:val="241B12"/>
+          <w:sz w:val="21"/>
+          <w:szCs w:val="21"/>
+        </w:rPr>
+        <w:t xml:space="preserve">조치</w:t>
+      </w:r>
+    </w:p>
+    <w:tbl>
+      <w:tblPr>
+        <w:tblW w:type="dxa" w:w="9746"/>
+        <w:tblBorders>
+          <w:top w:val="single" w:color="DEDEDE" w:sz="6"/>
+          <w:left w:val="single" w:color="DEDEDE" w:sz="6"/>
+          <w:bottom w:val="single" w:color="DEDEDE" w:sz="6"/>
+          <w:right w:val="single" w:color="DEDEDE" w:sz="6"/>
+          <w:insideH w:val="single" w:color="DEDEDE" w:sz="6"/>
+          <w:insideV w:val="single" w:color="DEDEDE" w:sz="6"/>
+        </w:tblBorders>
+      </w:tblPr>
+      <w:tblGrid>
+        <w:gridCol w:w="2400"/>
+        <w:gridCol w:w="3600"/>
+        <w:gridCol w:w="3746"/>
+      </w:tblGrid>
+      <w:tr>
+        <w:trPr>
+          <w:tblHeader/>
+        </w:trPr>
+        <w:tc>
+          <w:tcPr>
+            <w:tcW w:type="dxa" w:w="2400"/>
+            <w:tcBorders>
+              <w:top w:val="single" w:color="49361D" w:sz="6"/>
+              <w:left w:val="single" w:color="49361D" w:sz="6"/>
+              <w:bottom w:val="single" w:color="49361D" w:sz="6"/>
+              <w:right w:val="single" w:color="49361D" w:sz="6"/>
+            </w:tcBorders>
+            <w:shd w:fill="241B12" w:color="auto" w:val="clear"/>
+            <w:tcMar>
+              <w:top w:type="dxa" w:w="90"/>
+              <w:left w:type="dxa" w:w="110"/>
+              <w:bottom w:type="dxa" w:w="90"/>
+              <w:right w:type="dxa" w:w="110"/>
+            </w:tcMar>
+            <w:vAlign w:val="center"/>
+          </w:tcPr>
+          <w:p>
+            <w:pPr>
+              <w:spacing w:after="0" w:before="0" w:line="260"/>
+            </w:pPr>
+            <w:r>
+              <w:rPr>
+                <w:rFonts w:ascii="맑은 고딕" w:cs="맑은 고딕" w:eastAsia="맑은 고딕" w:hAnsi="맑은 고딕"/>
+                <w:b/>
+                <w:bCs/>
+                <w:color w:val="F4CF87"/>
+                <w:sz w:val="17"/>
+                <w:szCs w:val="17"/>
+              </w:rPr>
+              <w:t xml:space="preserve">대상</w:t>
+            </w:r>
+          </w:p>
+        </w:tc>
+        <w:tc>
+          <w:tcPr>
+            <w:tcW w:type="dxa" w:w="3600"/>
+            <w:tcBorders>
+              <w:top w:val="single" w:color="49361D" w:sz="6"/>
+              <w:left w:val="single" w:color="49361D" w:sz="6"/>
+              <w:bottom w:val="single" w:color="49361D" w:sz="6"/>
+              <w:right w:val="single" w:color="49361D" w:sz="6"/>
+            </w:tcBorders>
+            <w:shd w:fill="241B12" w:color="auto" w:val="clear"/>
+            <w:tcMar>
+              <w:top w:type="dxa" w:w="90"/>
+              <w:left w:type="dxa" w:w="110"/>
+              <w:bottom w:type="dxa" w:w="90"/>
+              <w:right w:type="dxa" w:w="110"/>
+            </w:tcMar>
+            <w:vAlign w:val="center"/>
+          </w:tcPr>
+          <w:p>
+            <w:pPr>
+              <w:spacing w:after="0" w:before="0" w:line="260"/>
+            </w:pPr>
+            <w:r>
+              <w:rPr>
+                <w:rFonts w:ascii="맑은 고딕" w:cs="맑은 고딕" w:eastAsia="맑은 고딕" w:hAnsi="맑은 고딕"/>
+                <w:b/>
+                <w:bCs/>
+                <w:color w:val="F4CF87"/>
+                <w:sz w:val="17"/>
+                <w:szCs w:val="17"/>
+              </w:rPr>
+              <w:t xml:space="preserve">변경 전</w:t>
+            </w:r>
+          </w:p>
+        </w:tc>
+        <w:tc>
+          <w:tcPr>
+            <w:tcW w:type="dxa" w:w="3746"/>
+            <w:tcBorders>
+              <w:top w:val="single" w:color="49361D" w:sz="6"/>
+              <w:left w:val="single" w:color="49361D" w:sz="6"/>
+              <w:bottom w:val="single" w:color="49361D" w:sz="6"/>
+              <w:right w:val="single" w:color="49361D" w:sz="6"/>
+            </w:tcBorders>
+            <w:shd w:fill="241B12" w:color="auto" w:val="clear"/>
+            <w:tcMar>
+              <w:top w:type="dxa" w:w="90"/>
+              <w:left w:type="dxa" w:w="110"/>
+              <w:bottom w:type="dxa" w:w="90"/>
+              <w:right w:type="dxa" w:w="110"/>
+            </w:tcMar>
+            <w:vAlign w:val="center"/>
+          </w:tcPr>
+          <w:p>
+            <w:pPr>
+              <w:spacing w:after="0" w:before="0" w:line="260"/>
+            </w:pPr>
+            <w:r>
+              <w:rPr>
+                <w:rFonts w:ascii="맑은 고딕" w:cs="맑은 고딕" w:eastAsia="맑은 고딕" w:hAnsi="맑은 고딕"/>
+                <w:b/>
+                <w:bCs/>
+                <w:color w:val="F4CF87"/>
+                <w:sz w:val="17"/>
+                <w:szCs w:val="17"/>
+              </w:rPr>
+              <w:t xml:space="preserve">변경 후</w:t>
+            </w:r>
+          </w:p>
+        </w:tc>
+      </w:tr>
+      <w:tr>
+        <w:tc>
+          <w:tcPr>
+            <w:tcW w:type="dxa" w:w="2400"/>
+            <w:tcBorders>
+              <w:top w:val="single" w:color="DEDEDE" w:sz="6"/>
+              <w:left w:val="single" w:color="DEDEDE" w:sz="6"/>
+              <w:bottom w:val="single" w:color="DEDEDE" w:sz="6"/>
+              <w:right w:val="single" w:color="DEDEDE" w:sz="6"/>
+            </w:tcBorders>
+            <w:tcMar>
+              <w:top w:type="dxa" w:w="70"/>
+              <w:left w:type="dxa" w:w="110"/>
+              <w:bottom w:type="dxa" w:w="70"/>
+              <w:right w:type="dxa" w:w="110"/>
+            </w:tcMar>
+            <w:vAlign w:val="center"/>
+          </w:tcPr>
+          <w:p>
+            <w:pPr>
+              <w:spacing w:after="0" w:before="0" w:line="260"/>
+            </w:pPr>
+            <w:r>
+              <w:rPr>
+                <w:rFonts w:ascii="Consolas" w:cs="Consolas" w:eastAsia="Consolas" w:hAnsi="Consolas"/>
+                <w:color w:val="B97812"/>
+                <w:sz w:val="16"/>
+                <w:szCs w:val="16"/>
+              </w:rPr>
+              <w:t>guiapplicationcontroller.cpp / .h</w:t>
+            </w:r>
+          </w:p>
+        </w:tc>
+        <w:tc>
+          <w:tcPr>
+            <w:tcW w:type="dxa" w:w="3600"/>
+            <w:tcBorders>
+              <w:top w:val="single" w:color="DEDEDE" w:sz="6"/>
+              <w:left w:val="single" w:color="DEDEDE" w:sz="6"/>
+              <w:bottom w:val="single" w:color="DEDEDE" w:sz="6"/>
+              <w:right w:val="single" w:color="DEDEDE" w:sz="6"/>
+            </w:tcBorders>
+            <w:tcMar>
+              <w:top w:type="dxa" w:w="70"/>
+              <w:left w:type="dxa" w:w="110"/>
+              <w:bottom w:type="dxa" w:w="70"/>
+              <w:right w:type="dxa" w:w="110"/>
+            </w:tcMar>
+            <w:vAlign w:val="center"/>
+          </w:tcPr>
+          <w:p>
+            <w:pPr>
+              <w:spacing w:after="0" w:before="0" w:line="260"/>
+            </w:pPr>
+            <w:r>
+              <w:rPr>
+                <w:rFonts w:ascii="Consolas" w:cs="Consolas" w:eastAsia="Consolas" w:hAnsi="Consolas"/>
+                <w:color w:val="B97812"/>
+                <w:sz w:val="16"/>
+                <w:szCs w:val="16"/>
+              </w:rPr>
+              <w:t>대시보드 종료/X버튼 경로에서 MainWindow 정리 로직 부재</w:t>
+            </w:r>
+            <w:r>
+              <w:rPr>
+                <w:rFonts w:ascii="맑은 고딕" w:cs="맑은 고딕" w:eastAsia="맑은 고딕" w:hAnsi="맑은 고딕"/>
+                <w:color w:val="3C3429"/>
+                <w:sz w:val="17"/>
+                <w:szCs w:val="17"/>
+              </w:rPr>
+            </w:r>
+          </w:p>
+        </w:tc>
+        <w:tc>
+          <w:tcPr>
+            <w:tcW w:type="dxa" w:w="3746"/>
+            <w:tcBorders>
+              <w:top w:val="single" w:color="DEDEDE" w:sz="6"/>
+              <w:left w:val="single" w:color="DEDEDE" w:sz="6"/>
+              <w:bottom w:val="single" w:color="DEDEDE" w:sz="6"/>
+              <w:right w:val="single" w:color="DEDEDE" w:sz="6"/>
+            </w:tcBorders>
+            <w:tcMar>
+              <w:top w:type="dxa" w:w="70"/>
+              <w:left w:type="dxa" w:w="110"/>
+              <w:bottom w:type="dxa" w:w="70"/>
+              <w:right w:type="dxa" w:w="110"/>
+            </w:tcMar>
+            <w:vAlign w:val="center"/>
+          </w:tcPr>
+          <w:p>
+            <w:pPr>
+              <w:spacing w:after="0" w:before="0" w:line="260"/>
+            </w:pPr>
+            <w:r>
+              <w:rPr>
+                <w:rFonts w:ascii="Consolas" w:cs="Consolas" w:eastAsia="Consolas" w:hAnsi="Consolas"/>
+                <w:color w:val="B97812"/>
+                <w:sz w:val="16"/>
+                <w:szCs w:val="16"/>
+              </w:rPr>
+              <w:t>QApplication::aboutToQuit에 handleAboutToQuit() 슬롯 연결, 즉시 delete m_mainWindow로 ROS 프로바이더 소멸자가 반드시 실행되도록 함</w:t>
+            </w:r>
+            <w:r>
+              <w:rPr>
+                <w:rFonts w:ascii="맑은 고딕" w:cs="맑은 고딕" w:eastAsia="맑은 고딕" w:hAnsi="맑은 고딕"/>
+                <w:color w:val="3C3429"/>
+                <w:sz w:val="17"/>
+                <w:szCs w:val="17"/>
+              </w:rPr>
+            </w:r>
+          </w:p>
+        </w:tc>
+      </w:tr>
+      <w:tr>
+        <w:tc>
+          <w:tcPr>
+            <w:tcW w:type="dxa" w:w="2400"/>
+            <w:tcBorders>
+              <w:top w:val="single" w:color="DEDEDE" w:sz="6"/>
+              <w:left w:val="single" w:color="DEDEDE" w:sz="6"/>
+              <w:bottom w:val="single" w:color="DEDEDE" w:sz="6"/>
+              <w:right w:val="single" w:color="DEDEDE" w:sz="6"/>
+            </w:tcBorders>
+            <w:shd w:fill="FAFAFA" w:color="auto" w:val="clear"/>
+            <w:tcMar>
+              <w:top w:type="dxa" w:w="70"/>
+              <w:left w:type="dxa" w:w="110"/>
+              <w:bottom w:type="dxa" w:w="70"/>
+              <w:right w:type="dxa" w:w="110"/>
+            </w:tcMar>
+            <w:vAlign w:val="center"/>
+          </w:tcPr>
+          <w:p>
+            <w:pPr>
+              <w:spacing w:after="0" w:before="0" w:line="260"/>
+            </w:pPr>
+            <w:r>
+              <w:rPr>
+                <w:rFonts w:ascii="Consolas" w:cs="Consolas" w:eastAsia="Consolas" w:hAnsi="Consolas"/>
+                <w:color w:val="B97812"/>
+                <w:sz w:val="16"/>
+                <w:szCs w:val="16"/>
+              </w:rPr>
+              <w:t>main.cpp</w:t>
+            </w:r>
+          </w:p>
+        </w:tc>
+        <w:tc>
+          <w:tcPr>
+            <w:tcW w:type="dxa" w:w="3600"/>
+            <w:tcBorders>
+              <w:top w:val="single" w:color="DEDEDE" w:sz="6"/>
+              <w:left w:val="single" w:color="DEDEDE" w:sz="6"/>
+              <w:bottom w:val="single" w:color="DEDEDE" w:sz="6"/>
+              <w:right w:val="single" w:color="DEDEDE" w:sz="6"/>
+            </w:tcBorders>
+            <w:shd w:fill="FAFAFA" w:color="auto" w:val="clear"/>
+            <w:tcMar>
+              <w:top w:type="dxa" w:w="70"/>
+              <w:left w:type="dxa" w:w="110"/>
+              <w:bottom w:type="dxa" w:w="70"/>
+              <w:right w:type="dxa" w:w="110"/>
+            </w:tcMar>
+            <w:vAlign w:val="center"/>
+          </w:tcPr>
+          <w:p>
+            <w:pPr>
+              <w:spacing w:after="0" w:before="0" w:line="260"/>
+            </w:pPr>
+            <w:r>
+              <w:rPr>
+                <w:rFonts w:ascii="Consolas" w:cs="Consolas" w:eastAsia="Consolas" w:hAnsi="Consolas"/>
+                <w:color w:val="B97812"/>
+                <w:sz w:val="16"/>
+                <w:szCs w:val="16"/>
+              </w:rPr>
+              <w:t>SIGINT/SIGTERM이 ROS 컨텍스트만 종료시키고 Qt 이벤트 루프와 무관</w:t>
+            </w:r>
+            <w:r>
+              <w:rPr>
+                <w:rFonts w:ascii="맑은 고딕" w:cs="맑은 고딕" w:eastAsia="맑은 고딕" w:hAnsi="맑은 고딕"/>
+                <w:color w:val="3C3429"/>
+                <w:sz w:val="17"/>
+                <w:szCs w:val="17"/>
+              </w:rPr>
+            </w:r>
+            <w:r>
+              <w:rPr>
+                <w:rFonts w:ascii="Consolas" w:cs="Consolas" w:eastAsia="Consolas" w:hAnsi="Consolas"/>
+                <w:color w:val="B97812"/>
+                <w:sz w:val="16"/>
+                <w:szCs w:val="16"/>
+              </w:rPr>
+            </w:r>
+            <w:r>
+              <w:rPr>
+                <w:rFonts w:ascii="맑은 고딕" w:cs="맑은 고딕" w:eastAsia="맑은 고딕" w:hAnsi="맑은 고딕"/>
+                <w:color w:val="3C3429"/>
+                <w:sz w:val="17"/>
+                <w:szCs w:val="17"/>
+              </w:rPr>
+            </w:r>
+          </w:p>
+        </w:tc>
+        <w:tc>
+          <w:tcPr>
+            <w:tcW w:type="dxa" w:w="3746"/>
+            <w:tcBorders>
+              <w:top w:val="single" w:color="DEDEDE" w:sz="6"/>
+              <w:left w:val="single" w:color="DEDEDE" w:sz="6"/>
+              <w:bottom w:val="single" w:color="DEDEDE" w:sz="6"/>
+              <w:right w:val="single" w:color="DEDEDE" w:sz="6"/>
+            </w:tcBorders>
+            <w:shd w:fill="FAFAFA" w:color="auto" w:val="clear"/>
+            <w:tcMar>
+              <w:top w:type="dxa" w:w="70"/>
+              <w:left w:type="dxa" w:w="110"/>
+              <w:bottom w:type="dxa" w:w="70"/>
+              <w:right w:type="dxa" w:w="110"/>
+            </w:tcMar>
+            <w:vAlign w:val="center"/>
+          </w:tcPr>
+          <w:p>
+            <w:pPr>
+              <w:spacing w:after="0" w:before="0" w:line="260"/>
+            </w:pPr>
+            <w:r>
+              <w:rPr>
+                <w:rFonts w:ascii="Consolas" w:cs="Consolas" w:eastAsia="Consolas" w:hAnsi="Consolas"/>
+                <w:color w:val="B97812"/>
+                <w:sz w:val="16"/>
+                <w:szCs w:val="16"/>
+              </w:rPr>
+              <w:t>rclcpp::on_shutdown() 콜백에서 QMetaObject::invokeMethod(qApp, "quit", Qt::QueuedConnection) 호출해 Qt 종료까지 연결</w:t>
+            </w:r>
+            <w:r>
+              <w:rPr>
+                <w:rFonts w:ascii="맑은 고딕" w:cs="맑은 고딕" w:eastAsia="맑은 고딕" w:hAnsi="맑은 고딕"/>
+                <w:color w:val="3C3429"/>
+                <w:sz w:val="17"/>
+                <w:szCs w:val="17"/>
+              </w:rPr>
+            </w:r>
+            <w:r>
+              <w:rPr>
+                <w:rFonts w:ascii="Consolas" w:cs="Consolas" w:eastAsia="Consolas" w:hAnsi="Consolas"/>
+                <w:color w:val="B97812"/>
+                <w:sz w:val="16"/>
+                <w:szCs w:val="16"/>
+              </w:rPr>
+            </w:r>
+            <w:r>
+              <w:rPr>
+                <w:rFonts w:ascii="맑은 고딕" w:cs="맑은 고딕" w:eastAsia="맑은 고딕" w:hAnsi="맑은 고딕"/>
+                <w:color w:val="3C3429"/>
+                <w:sz w:val="17"/>
+                <w:szCs w:val="17"/>
+              </w:rPr>
+            </w:r>
+          </w:p>
+        </w:tc>
+      </w:tr>
+      <w:tr>
+        <w:tc>
+          <w:tcPr>
+            <w:tcW w:type="dxa" w:w="2400"/>
+            <w:tcBorders>
+              <w:top w:val="single" w:color="DEDEDE" w:sz="6"/>
+              <w:left w:val="single" w:color="DEDEDE" w:sz="6"/>
+              <w:bottom w:val="single" w:color="DEDEDE" w:sz="6"/>
+              <w:right w:val="single" w:color="DEDEDE" w:sz="6"/>
+            </w:tcBorders>
+            <w:tcMar>
+              <w:top w:type="dxa" w:w="70"/>
+              <w:left w:type="dxa" w:w="110"/>
+              <w:bottom w:type="dxa" w:w="70"/>
+              <w:right w:type="dxa" w:w="110"/>
+            </w:tcMar>
+            <w:vAlign w:val="center"/>
+          </w:tcPr>
+          <w:p>
+            <w:pPr>
+              <w:spacing w:after="0" w:before="0" w:line="260"/>
+            </w:pPr>
+            <w:r>
+              <w:rPr>
+                <w:rFonts w:ascii="Consolas" w:cs="Consolas" w:eastAsia="Consolas" w:hAnsi="Consolas"/>
+                <w:color w:val="B97812"/>
+                <w:sz w:val="16"/>
+                <w:szCs w:val="16"/>
+              </w:rPr>
+              <w:t>guiapplicationcontroller.cpp</w:t>
+            </w:r>
+          </w:p>
+        </w:tc>
+        <w:tc>
+          <w:tcPr>
+            <w:tcW w:type="dxa" w:w="3600"/>
+            <w:tcBorders>
+              <w:top w:val="single" w:color="DEDEDE" w:sz="6"/>
+              <w:left w:val="single" w:color="DEDEDE" w:sz="6"/>
+              <w:bottom w:val="single" w:color="DEDEDE" w:sz="6"/>
+              <w:right w:val="single" w:color="DEDEDE" w:sz="6"/>
+            </w:tcBorders>
+            <w:tcMar>
+              <w:top w:type="dxa" w:w="70"/>
+              <w:left w:type="dxa" w:w="110"/>
+              <w:bottom w:type="dxa" w:w="70"/>
+              <w:right w:type="dxa" w:w="110"/>
+            </w:tcMar>
+            <w:vAlign w:val="center"/>
+          </w:tcPr>
+          <w:p>
+            <w:pPr>
+              <w:spacing w:after="0" w:before="0" w:line="260"/>
+            </w:pPr>
+            <w:r>
+              <w:rPr>
+                <w:rFonts w:ascii="맑은 고딕" w:cs="맑은 고딕" w:eastAsia="맑은 고딕" w:hAnsi="맑은 고딕"/>
+                <w:color w:val="3C3429"/>
+                <w:sz w:val="17"/>
+                <w:szCs w:val="17"/>
+              </w:rPr>
+              <w:t>deleteLater() 사용 시 aboutToQuit 직후 이벤트 루프가 멈춰 예약된 삭제가 처리되지 않을 위험</w:t>
+            </w:r>
+          </w:p>
+        </w:tc>
+        <w:tc>
+          <w:tcPr>
+            <w:tcW w:type="dxa" w:w="3746"/>
+            <w:tcBorders>
+              <w:top w:val="single" w:color="DEDEDE" w:sz="6"/>
+              <w:left w:val="single" w:color="DEDEDE" w:sz="6"/>
+              <w:bottom w:val="single" w:color="DEDEDE" w:sz="6"/>
+              <w:right w:val="single" w:color="DEDEDE" w:sz="6"/>
+            </w:tcBorders>
+            <w:tcMar>
+              <w:top w:type="dxa" w:w="70"/>
+              <w:left w:type="dxa" w:w="110"/>
+              <w:bottom w:type="dxa" w:w="70"/>
+              <w:right w:type="dxa" w:w="110"/>
+            </w:tcMar>
+            <w:vAlign w:val="center"/>
+          </w:tcPr>
+          <w:p>
+            <w:pPr>
+              <w:spacing w:after="0" w:before="0" w:line="260"/>
+            </w:pPr>
+            <w:r>
+              <w:rPr>
+                <w:rFonts w:ascii="Consolas" w:cs="Consolas" w:eastAsia="Consolas" w:hAnsi="Consolas"/>
+                <w:color w:val="B97812"/>
+                <w:sz w:val="16"/>
+                <w:szCs w:val="16"/>
+              </w:rPr>
+              <w:t>즉시 delete로 변경해 소멸자가 동기적으로 실행되도록 함</w:t>
+            </w:r>
+            <w:r>
+              <w:rPr>
+                <w:rFonts w:ascii="맑은 고딕" w:cs="맑은 고딕" w:eastAsia="맑은 고딕" w:hAnsi="맑은 고딕"/>
+                <w:color w:val="3C3429"/>
+                <w:sz w:val="17"/>
+                <w:szCs w:val="17"/>
+              </w:rPr>
+            </w:r>
+            <w:r>
+              <w:rPr>
+                <w:rFonts w:ascii="Consolas" w:cs="Consolas" w:eastAsia="Consolas" w:hAnsi="Consolas"/>
+                <w:color w:val="B97812"/>
+                <w:sz w:val="16"/>
+                <w:szCs w:val="16"/>
+              </w:rPr>
+            </w:r>
+            <w:r>
+              <w:rPr>
+                <w:rFonts w:ascii="맑은 고딕" w:cs="맑은 고딕" w:eastAsia="맑은 고딕" w:hAnsi="맑은 고딕"/>
+                <w:color w:val="3C3429"/>
+                <w:sz w:val="17"/>
+                <w:szCs w:val="17"/>
+              </w:rPr>
+            </w:r>
+          </w:p>
+        </w:tc>
+      </w:tr>
+    </w:tbl>
+    <w:p>
+      <w:pPr>
+        <w:spacing w:after="100" w:line="120"/>
+      </w:pPr>
+    </w:p>
+    <w:tbl>
+      <w:tblPr>
+        <w:tblW w:type="dxa" w:w="9746"/>
+        <w:tblBorders>
+          <w:top w:val="single" w:color="DEDEDE" w:sz="6"/>
+          <w:left w:val="single" w:color="DEDEDE" w:sz="6"/>
+          <w:bottom w:val="single" w:color="DEDEDE" w:sz="6"/>
+          <w:right w:val="single" w:color="DEDEDE" w:sz="6"/>
+          <w:insideH w:val="single" w:color="DEDEDE" w:sz="6"/>
+          <w:insideV w:val="single" w:color="DEDEDE" w:sz="6"/>
+        </w:tblBorders>
+      </w:tblPr>
+      <w:tblGrid>
+        <w:gridCol w:w="9746"/>
+      </w:tblGrid>
+      <w:tr>
+        <w:tc>
+          <w:tcPr>
+            <w:tcW w:type="dxa" w:w="9746"/>
+            <w:tcBorders>
+              <w:top w:val="single" w:color="DEDEDE" w:sz="6"/>
+              <w:left w:val="single" w:color="DEDEDE" w:sz="6"/>
+              <w:bottom w:val="single" w:color="DEDEDE" w:sz="6"/>
+              <w:right w:val="single" w:color="DEDEDE" w:sz="6"/>
+            </w:tcBorders>
+            <w:shd w:fill="F7F8FA" w:color="auto" w:val="clear"/>
+            <w:tcMar>
+              <w:top w:type="dxa" w:w="140"/>
+              <w:left w:type="dxa" w:w="160"/>
+              <w:bottom w:type="dxa" w:w="140"/>
+              <w:right w:type="dxa" w:w="160"/>
+            </w:tcMar>
+          </w:tcPr>
+          <w:p>
+            <w:pPr>
+              <w:spacing w:after="20" w:line="240"/>
+            </w:pPr>
+            <w:r>
+              <w:rPr>
+                <w:rFonts w:ascii="Consolas" w:cs="Consolas" w:eastAsia="Consolas" w:hAnsi="Consolas"/>
+                <w:color w:val="3C3429"/>
+                <w:sz w:val="16"/>
+                <w:szCs w:val="16"/>
+              </w:rPr>
+              <w:t xml:space="preserve"># 적용 명령</w:t>
+            </w:r>
+          </w:p>
+          <w:p>
+            <w:pPr>
+              <w:spacing w:after="20" w:line="240"/>
+            </w:pPr>
+            <w:r>
+              <w:rPr>
+                <w:rFonts w:ascii="Consolas" w:cs="Consolas" w:eastAsia="Consolas" w:hAnsi="Consolas"/>
+                <w:color w:val="3C3429"/>
+                <w:sz w:val="16"/>
+                <w:szCs w:val="16"/>
+              </w:rPr>
+              <w:t xml:space="preserve">colcon build --packages-select medirun_gui --symlink-install</w:t>
+            </w:r>
+          </w:p>
+        </w:tc>
+      </w:tr>
+    </w:tbl>
+    <w:p>
+      <w:pPr>
+        <w:pStyle w:val="Heading3"/>
+        <w:spacing w:after="120" w:before="260" w:line="260"/>
+      </w:pPr>
+      <w:r>
+        <w:rPr>
+          <w:rFonts w:ascii="맑은 고딕" w:cs="맑은 고딕" w:eastAsia="맑은 고딕" w:hAnsi="맑은 고딕"/>
+          <w:b/>
+          <w:bCs/>
+          <w:color w:val="241B12"/>
+          <w:sz w:val="21"/>
+          <w:szCs w:val="21"/>
+        </w:rPr>
+        <w:t xml:space="preserve">검증</w:t>
+      </w:r>
+    </w:p>
+    <w:p>
+      <w:pPr>
+        <w:pStyle w:val="ListParagraph"/>
+        <w:numPr>
+          <w:ilvl w:val="0"/>
+          <w:numId w:val="2"/>
+        </w:numPr>
+        <w:spacing w:after="80" w:line="260"/>
+      </w:pPr>
+      <w:r>
+        <w:rPr>
+          <w:rFonts w:ascii="맑은 고딕" w:cs="맑은 고딕" w:eastAsia="맑은 고딕" w:hAnsi="맑은 고딕"/>
+          <w:color w:val="3C3429"/>
+          <w:sz w:val="17"/>
+          <w:szCs w:val="17"/>
+        </w:rPr>
+        <w:t>"대시보드 종료" 버튼과 X버튼 각각으로 닫은 직후 ps aux | grep medirun_gui_app으로 프로세스가 즉시 사라지는지 확인했다.</w:t>
+      </w:r>
+      <w:r>
+        <w:rPr>
+          <w:rFonts w:ascii="Consolas" w:cs="Consolas" w:eastAsia="Consolas" w:hAnsi="Consolas"/>
+          <w:color w:val="B97812"/>
+          <w:sz w:val="16"/>
+          <w:szCs w:val="16"/>
+        </w:rPr>
+      </w:r>
+      <w:r>
+        <w:rPr>
+          <w:rFonts w:ascii="맑은 고딕" w:cs="맑은 고딕" w:eastAsia="맑은 고딕" w:hAnsi="맑은 고딕"/>
+          <w:color w:val="3C3429"/>
+          <w:sz w:val="17"/>
+          <w:szCs w:val="17"/>
+        </w:rPr>
+      </w:r>
+    </w:p>
+    <w:p>
+      <w:pPr>
+        <w:pStyle w:val="ListParagraph"/>
+        <w:numPr>
+          <w:ilvl w:val="0"/>
+          <w:numId w:val="2"/>
+        </w:numPr>
+        <w:spacing w:after="80" w:line="260"/>
+      </w:pPr>
+      <w:r>
+        <w:rPr>
+          <w:rFonts w:ascii="맑은 고딕" w:cs="맑은 고딕" w:eastAsia="맑은 고딕" w:hAnsi="맑은 고딕"/>
+          <w:color w:val="3C3429"/>
+          <w:sz w:val="17"/>
+          <w:szCs w:val="17"/>
+        </w:rPr>
+        <w:t>사용자가 직접 재현한 결과, 두 경로 모두 셸 프롬프트가 바로 돌아오고 프로세스가 남지 않는 것을 확인했다(2026-08-14).</w:t>
+      </w:r>
+      <w:r>
+        <w:rPr>
+          <w:rFonts w:ascii="Consolas" w:cs="Consolas" w:eastAsia="Consolas" w:hAnsi="Consolas"/>
+          <w:color w:val="B97812"/>
+          <w:sz w:val="16"/>
+          <w:szCs w:val="16"/>
+        </w:rPr>
+      </w:r>
+      <w:r>
+        <w:rPr>
+          <w:rFonts w:ascii="맑은 고딕" w:cs="맑은 고딕" w:eastAsia="맑은 고딕" w:hAnsi="맑은 고딕"/>
+          <w:color w:val="3C3429"/>
+          <w:sz w:val="17"/>
+          <w:szCs w:val="17"/>
+        </w:rPr>
+      </w:r>
+      <w:r>
+        <w:rPr>
+          <w:rFonts w:ascii="Consolas" w:cs="Consolas" w:eastAsia="Consolas" w:hAnsi="Consolas"/>
+          <w:color w:val="B97812"/>
+          <w:sz w:val="16"/>
+          <w:szCs w:val="16"/>
+        </w:rPr>
+      </w:r>
+      <w:r>
+        <w:rPr>
+          <w:rFonts w:ascii="맑은 고딕" w:cs="맑은 고딕" w:eastAsia="맑은 고딕" w:hAnsi="맑은 고딕"/>
+          <w:color w:val="3C3429"/>
+          <w:sz w:val="17"/>
+          <w:szCs w:val="17"/>
+        </w:rPr>
+      </w:r>
+    </w:p>
+    <w:p>
+      <w:pPr>
+        <w:pStyle w:val="Heading3"/>
+        <w:spacing w:after="120" w:before="260" w:line="260"/>
+      </w:pPr>
+      <w:r>
+        <w:rPr>
+          <w:rFonts w:ascii="맑은 고딕" w:cs="맑은 고딕" w:eastAsia="맑은 고딕" w:hAnsi="맑은 고딕"/>
+          <w:b/>
+          <w:bCs/>
+          <w:color w:val="241B12"/>
+          <w:sz w:val="21"/>
+          <w:szCs w:val="21"/>
+        </w:rPr>
+        <w:t xml:space="preserve">재발 방지</w:t>
+      </w:r>
+    </w:p>
+    <w:tbl>
+      <w:tblPr>
+        <w:tblW w:type="dxa" w:w="9746"/>
+        <w:tblBorders>
+          <w:top w:val="single" w:color="DEDEDE" w:sz="6"/>
+          <w:left w:val="single" w:color="DEDEDE" w:sz="6"/>
+          <w:bottom w:val="single" w:color="DEDEDE" w:sz="6"/>
+          <w:right w:val="single" w:color="DEDEDE" w:sz="6"/>
+          <w:insideH w:val="single" w:color="DEDEDE" w:sz="6"/>
+          <w:insideV w:val="single" w:color="DEDEDE" w:sz="6"/>
+        </w:tblBorders>
+      </w:tblPr>
+      <w:tblGrid>
+        <w:gridCol w:w="2200"/>
+        <w:gridCol w:w="7546"/>
+      </w:tblGrid>
+      <w:tr>
+        <w:trPr>
+          <w:tblHeader/>
+        </w:trPr>
+        <w:tc>
+          <w:tcPr>
+            <w:tcW w:type="dxa" w:w="2200"/>
+            <w:tcBorders>
+              <w:top w:val="single" w:color="49361D" w:sz="6"/>
+              <w:left w:val="single" w:color="49361D" w:sz="6"/>
+              <w:bottom w:val="single" w:color="49361D" w:sz="6"/>
+              <w:right w:val="single" w:color="49361D" w:sz="6"/>
+            </w:tcBorders>
+            <w:shd w:fill="241B12" w:color="auto" w:val="clear"/>
+            <w:tcMar>
+              <w:top w:type="dxa" w:w="90"/>
+              <w:left w:type="dxa" w:w="110"/>
+              <w:bottom w:type="dxa" w:w="90"/>
+              <w:right w:type="dxa" w:w="110"/>
+            </w:tcMar>
+            <w:vAlign w:val="center"/>
+          </w:tcPr>
+          <w:p>
+            <w:pPr>
+              <w:spacing w:after="0" w:before="0" w:line="260"/>
+            </w:pPr>
+            <w:r>
+              <w:rPr>
+                <w:rFonts w:ascii="맑은 고딕" w:cs="맑은 고딕" w:eastAsia="맑은 고딕" w:hAnsi="맑은 고딕"/>
+                <w:b/>
+                <w:bCs/>
+                <w:color w:val="F4CF87"/>
+                <w:sz w:val="17"/>
+                <w:szCs w:val="17"/>
+              </w:rPr>
+              <w:t xml:space="preserve">반영 위치</w:t>
+            </w:r>
+          </w:p>
+        </w:tc>
+        <w:tc>
+          <w:tcPr>
+            <w:tcW w:type="dxa" w:w="7546"/>
+            <w:tcBorders>
+              <w:top w:val="single" w:color="49361D" w:sz="6"/>
+              <w:left w:val="single" w:color="49361D" w:sz="6"/>
+              <w:bottom w:val="single" w:color="49361D" w:sz="6"/>
+              <w:right w:val="single" w:color="49361D" w:sz="6"/>
+            </w:tcBorders>
+            <w:shd w:fill="241B12" w:color="auto" w:val="clear"/>
+            <w:tcMar>
+              <w:top w:type="dxa" w:w="90"/>
+              <w:left w:type="dxa" w:w="110"/>
+              <w:bottom w:type="dxa" w:w="90"/>
+              <w:right w:type="dxa" w:w="110"/>
+            </w:tcMar>
+            <w:vAlign w:val="center"/>
+          </w:tcPr>
+          <w:p>
+            <w:pPr>
+              <w:spacing w:after="0" w:before="0" w:line="260"/>
+            </w:pPr>
+            <w:r>
+              <w:rPr>
+                <w:rFonts w:ascii="맑은 고딕" w:cs="맑은 고딕" w:eastAsia="맑은 고딕" w:hAnsi="맑은 고딕"/>
+                <w:b/>
+                <w:bCs/>
+                <w:color w:val="F4CF87"/>
+                <w:sz w:val="17"/>
+                <w:szCs w:val="17"/>
+              </w:rPr>
+              <w:t xml:space="preserve">내용</w:t>
+            </w:r>
+          </w:p>
+        </w:tc>
+      </w:tr>
+      <w:tr>
+        <w:tc>
+          <w:tcPr>
+            <w:tcW w:type="dxa" w:w="2200"/>
+            <w:tcBorders>
+              <w:top w:val="single" w:color="DEDEDE" w:sz="6"/>
+              <w:left w:val="single" w:color="DEDEDE" w:sz="6"/>
+              <w:bottom w:val="single" w:color="DEDEDE" w:sz="6"/>
+              <w:right w:val="single" w:color="DEDEDE" w:sz="6"/>
+            </w:tcBorders>
+            <w:tcMar>
+              <w:top w:type="dxa" w:w="70"/>
+              <w:left w:type="dxa" w:w="110"/>
+              <w:bottom w:type="dxa" w:w="70"/>
+              <w:right w:type="dxa" w:w="110"/>
+            </w:tcMar>
+            <w:vAlign w:val="center"/>
+          </w:tcPr>
+          <w:p>
+            <w:pPr>
+              <w:spacing w:after="0" w:before="0" w:line="260"/>
+            </w:pPr>
+            <w:r>
+              <w:rPr>
+                <w:rFonts w:ascii="맑은 고딕" w:cs="맑은 고딕" w:eastAsia="맑은 고딕" w:hAnsi="맑은 고딕"/>
+                <w:color w:val="3C3429"/>
+                <w:sz w:val="17"/>
+                <w:szCs w:val="17"/>
+              </w:rPr>
+              <w:t>코드</w:t>
+            </w:r>
+          </w:p>
+        </w:tc>
+        <w:tc>
+          <w:tcPr>
+            <w:tcW w:type="dxa" w:w="7546"/>
+            <w:tcBorders>
+              <w:top w:val="single" w:color="DEDEDE" w:sz="6"/>
+              <w:left w:val="single" w:color="DEDEDE" w:sz="6"/>
+              <w:bottom w:val="single" w:color="DEDEDE" w:sz="6"/>
+              <w:right w:val="single" w:color="DEDEDE" w:sz="6"/>
+            </w:tcBorders>
+            <w:tcMar>
+              <w:top w:type="dxa" w:w="70"/>
+              <w:left w:type="dxa" w:w="110"/>
+              <w:bottom w:type="dxa" w:w="70"/>
+              <w:right w:type="dxa" w:w="110"/>
+            </w:tcMar>
+            <w:vAlign w:val="center"/>
+          </w:tcPr>
+          <w:p>
+            <w:pPr>
+              <w:spacing w:after="0" w:before="0" w:line="260"/>
+            </w:pPr>
+            <w:r>
+              <w:rPr>
+                <w:rFonts w:ascii="맑은 고딕" w:cs="맑은 고딕" w:eastAsia="맑은 고딕" w:hAnsi="맑은 고딕"/>
+                <w:color w:val="3C3429"/>
+                <w:sz w:val="17"/>
+                <w:szCs w:val="17"/>
+              </w:rPr>
+              <w:t>GUI가 자식 QObject로 소유하는 ROS 프로바이더/서비스는 소유자 위젯의 수명주기(WA_DeleteOnClose 부재 시 특히)에 의존하지 말고, QApplication::aboutToQuit에서 명시적으로 정리한다 — TS-GUI-03과 동일 유형(외부 리소스 수명주기 관리 누락)의 재발.</w:t>
+            </w:r>
+            <w:r>
+              <w:rPr>
+                <w:rFonts w:ascii="Consolas" w:cs="Consolas" w:eastAsia="Consolas" w:hAnsi="Consolas"/>
+                <w:color w:val="B97812"/>
+                <w:sz w:val="16"/>
+                <w:szCs w:val="16"/>
+              </w:rPr>
+            </w:r>
+            <w:r>
+              <w:rPr>
+                <w:rFonts w:ascii="맑은 고딕" w:cs="맑은 고딕" w:eastAsia="맑은 고딕" w:hAnsi="맑은 고딕"/>
+                <w:color w:val="3C3429"/>
+                <w:sz w:val="17"/>
+                <w:szCs w:val="17"/>
+              </w:rPr>
+            </w:r>
+          </w:p>
+        </w:tc>
+      </w:tr>
+      <w:tr>
+        <w:tc>
+          <w:tcPr>
+            <w:tcW w:type="dxa" w:w="2200"/>
+            <w:tcBorders>
+              <w:top w:val="single" w:color="DEDEDE" w:sz="6"/>
+              <w:left w:val="single" w:color="DEDEDE" w:sz="6"/>
+              <w:bottom w:val="single" w:color="DEDEDE" w:sz="6"/>
+              <w:right w:val="single" w:color="DEDEDE" w:sz="6"/>
+            </w:tcBorders>
+            <w:shd w:fill="FAFAFA" w:color="auto" w:val="clear"/>
+            <w:tcMar>
+              <w:top w:type="dxa" w:w="70"/>
+              <w:left w:type="dxa" w:w="110"/>
+              <w:bottom w:type="dxa" w:w="70"/>
+              <w:right w:type="dxa" w:w="110"/>
+            </w:tcMar>
+            <w:vAlign w:val="center"/>
+          </w:tcPr>
+          <w:p>
+            <w:pPr>
+              <w:spacing w:after="0" w:before="0" w:line="260"/>
+            </w:pPr>
+            <w:r>
+              <w:rPr>
+                <w:rFonts w:ascii="맑은 고딕" w:cs="맑은 고딕" w:eastAsia="맑은 고딕" w:hAnsi="맑은 고딕"/>
+                <w:color w:val="3C3429"/>
+                <w:sz w:val="17"/>
+                <w:szCs w:val="17"/>
+              </w:rPr>
+              <w:t>체크리스트</w:t>
+            </w:r>
+          </w:p>
+        </w:tc>
+        <w:tc>
+          <w:tcPr>
+            <w:tcW w:type="dxa" w:w="7546"/>
+            <w:tcBorders>
+              <w:top w:val="single" w:color="DEDEDE" w:sz="6"/>
+              <w:left w:val="single" w:color="DEDEDE" w:sz="6"/>
+              <w:bottom w:val="single" w:color="DEDEDE" w:sz="6"/>
+              <w:right w:val="single" w:color="DEDEDE" w:sz="6"/>
+            </w:tcBorders>
+            <w:shd w:fill="FAFAFA" w:color="auto" w:val="clear"/>
+            <w:tcMar>
+              <w:top w:type="dxa" w:w="70"/>
+              <w:left w:type="dxa" w:w="110"/>
+              <w:bottom w:type="dxa" w:w="70"/>
+              <w:right w:type="dxa" w:w="110"/>
+            </w:tcMar>
+            <w:vAlign w:val="center"/>
+          </w:tcPr>
+          <w:p>
+            <w:pPr>
+              <w:spacing w:after="0" w:before="0" w:line="260"/>
+            </w:pPr>
+            <w:r>
+              <w:rPr>
+                <w:rFonts w:ascii="맑은 고딕" w:cs="맑은 고딕" w:eastAsia="맑은 고딕" w:hAnsi="맑은 고딕"/>
+                <w:color w:val="3C3429"/>
+                <w:sz w:val="17"/>
+                <w:szCs w:val="17"/>
+              </w:rPr>
+              <w:t>rclcpp 기반 노드를 감싼 Qt 컴포넌트를 새로 추가할 때는 "대시보드 종료 버튼 / X버튼 / 터미널 kill" 세 경로 모두에서 프로세스가 깔끔히 종료되는지 확인 항목에 포함한다.</w:t>
+            </w:r>
+            <w:r>
+              <w:rPr>
+                <w:rFonts w:ascii="Consolas" w:cs="Consolas" w:eastAsia="Consolas" w:hAnsi="Consolas"/>
+                <w:color w:val="B97812"/>
+                <w:sz w:val="16"/>
+                <w:szCs w:val="16"/>
+              </w:rPr>
+            </w:r>
+            <w:r>
+              <w:rPr>
+                <w:rFonts w:ascii="맑은 고딕" w:cs="맑은 고딕" w:eastAsia="맑은 고딕" w:hAnsi="맑은 고딕"/>
+                <w:color w:val="3C3429"/>
+                <w:sz w:val="17"/>
+                <w:szCs w:val="17"/>
+              </w:rPr>
+            </w:r>
+          </w:p>
+        </w:tc>
+      </w:tr>
+    </w:tbl>
+    <w:p>
+      <w:pPr>
         <w:pStyle w:val="Heading1"/>
         <w:spacing w:after="220" w:before="200" w:line="280"/>
       </w:pPr>
@@ -20097,7 +23028,7 @@
                 <w:sz w:val="17"/>
                 <w:szCs w:val="17"/>
               </w:rPr>
-              <w:t xml:space="preserve">외부 프로세스 수명주기 관리 누락</w:t>
+              <w:t>외부 프로세스 수명주기 관리 누락</w:t>
             </w:r>
           </w:p>
         </w:tc>
@@ -20129,7 +23060,7 @@
                 <w:sz w:val="17"/>
                 <w:szCs w:val="17"/>
               </w:rPr>
-              <w:t xml:space="preserve">TS-GUI-02, TS-GUI-03</w:t>
+              <w:t>TS-GUI-02, TS-GUI-03, TS-GUI-08</w:t>
             </w:r>
           </w:p>
         </w:tc>
@@ -20161,7 +23092,7 @@
                 <w:sz w:val="17"/>
                 <w:szCs w:val="17"/>
               </w:rPr>
-              <w:t xml:space="preserve">GUI가 실행한 SLAM 프로세스는 시작·종료 경로를 한 곳에서 관리하고, 세션 상태와 프로세스 상태를 분리해 판정한다.</w:t>
+              <w:t>GUI가 실행한 SLAM 프로세스는 시작·종료 경로를 한 곳에서 관리하고, 세션 상태와 프로세스 상태를 분리해 판정한다. GUI가 소유한 ROS 프로바이더 등 QObject 자원도 aboutToQuit에서 명시적으로 정리한다.</w:t>
             </w:r>
           </w:p>
         </w:tc>

--- a/docs/troubleshooting/AURIX_MediRun_07_트러블슈팅_GUI.docx
+++ b/docs/troubleshooting/AURIX_MediRun_07_트러블슈팅_GUI.docx
@@ -3405,6 +3405,48 @@
           </w:p>
         </w:tc>
       </w:tr>
+      <w:tr>
+        <w:tc>
+          <w:tcPr>
+            <w:tcW w:type="dxa" w:w="1400"/>
+          </w:tcPr>
+          <w:p>
+            <w:r>
+              <w:t>TS-GUI-09</w:t>
+            </w:r>
+          </w:p>
+        </w:tc>
+        <w:tc>
+          <w:tcPr>
+            <w:tcW w:type="dxa" w:w="5346"/>
+          </w:tcPr>
+          <w:p>
+            <w:r>
+              <w:t>주행 녹화 mp4가 실제보다 빠르게(약 2.4배) 재생됨 — fps 메타데이터 왜곡</w:t>
+            </w:r>
+          </w:p>
+        </w:tc>
+        <w:tc>
+          <w:tcPr>
+            <w:tcW w:type="dxa" w:w="1500"/>
+          </w:tcPr>
+          <w:p>
+            <w:r>
+              <w:t>MINOR</w:t>
+            </w:r>
+          </w:p>
+        </w:tc>
+        <w:tc>
+          <w:tcPr>
+            <w:tcW w:type="dxa" w:w="1500"/>
+          </w:tcPr>
+          <w:p>
+            <w:r>
+              <w:t>RESOLVED</w:t>
+            </w:r>
+          </w:p>
+        </w:tc>
+      </w:tr>
     </w:tbl>
     <w:p>
       <w:pPr>
@@ -3553,17 +3595,8 @@
             <w:vAlign w:val="center"/>
           </w:tcPr>
           <w:p>
-            <w:pPr>
-              <w:spacing w:after="0" w:before="0" w:line="260"/>
-            </w:pPr>
-            <w:r>
-              <w:rPr>
-                <w:rFonts w:ascii="맑은 고딕" w:cs="맑은 고딕" w:eastAsia="맑은 고딕" w:hAnsi="맑은 고딕"/>
-                <w:color w:val="3C3429"/>
-                <w:sz w:val="17"/>
-                <w:szCs w:val="17"/>
-              </w:rPr>
-              <w:t>8 / 8 / 0</w:t>
+            <w:r>
+              <w:t>9 / 9 / 0</w:t>
             </w:r>
           </w:p>
         </w:tc>
@@ -22815,6 +22848,2155 @@
                 <w:sz w:val="17"/>
                 <w:szCs w:val="17"/>
               </w:rPr>
+            </w:r>
+          </w:p>
+        </w:tc>
+      </w:tr>
+    </w:tbl>
+    <w:p>
+      <w:pPr>
+        <w:pStyle w:val="Heading2"/>
+        <w:pBdr>
+          <w:left w:val="single" w:color="D9A441" w:sz="24" w:space="8"/>
+        </w:pBdr>
+        <w:spacing w:after="180" w:before="380" w:line="280"/>
+        <w:ind w:left="140"/>
+      </w:pPr>
+      <w:r>
+        <w:rPr>
+          <w:rFonts w:ascii="맑은 고딕" w:cs="맑은 고딕" w:eastAsia="맑은 고딕" w:hAnsi="맑은 고딕"/>
+          <w:b/>
+          <w:bCs/>
+          <w:color w:val="241B12"/>
+          <w:sz w:val="26"/>
+          <w:szCs w:val="26"/>
+        </w:rPr>
+        <w:t>4.9 TS-GUI-09 (주행 녹화 mp4 재생 속도 왜곡 — VideoRecorder 워밍업 실측으로 전환)</w:t>
+      </w:r>
+    </w:p>
+    <w:p>
+      <w:pPr>
+        <w:pStyle w:val="Heading3"/>
+        <w:spacing w:after="120" w:before="260" w:line="260"/>
+      </w:pPr>
+      <w:r>
+        <w:rPr>
+          <w:rFonts w:ascii="맑은 고딕" w:cs="맑은 고딕" w:eastAsia="맑은 고딕" w:hAnsi="맑은 고딕"/>
+          <w:b/>
+          <w:bCs/>
+          <w:color w:val="241B12"/>
+          <w:sz w:val="21"/>
+          <w:szCs w:val="21"/>
+        </w:rPr>
+        <w:t xml:space="preserve">개요</w:t>
+      </w:r>
+    </w:p>
+    <w:tbl>
+      <w:tblPr>
+        <w:tblW w:type="dxa" w:w="9746"/>
+        <w:tblBorders>
+          <w:top w:val="single" w:color="DEDEDE" w:sz="6"/>
+          <w:left w:val="single" w:color="DEDEDE" w:sz="6"/>
+          <w:bottom w:val="single" w:color="DEDEDE" w:sz="6"/>
+          <w:right w:val="single" w:color="DEDEDE" w:sz="6"/>
+          <w:insideH w:val="single" w:color="DEDEDE" w:sz="6"/>
+          <w:insideV w:val="single" w:color="DEDEDE" w:sz="6"/>
+        </w:tblBorders>
+      </w:tblPr>
+      <w:tblGrid>
+        <w:gridCol w:w="2200"/>
+        <w:gridCol w:w="7546"/>
+      </w:tblGrid>
+      <w:tr>
+        <w:trPr>
+          <w:tblHeader/>
+        </w:trPr>
+        <w:tc>
+          <w:tcPr>
+            <w:tcW w:type="dxa" w:w="2200"/>
+            <w:tcBorders>
+              <w:top w:val="single" w:color="49361D" w:sz="6"/>
+              <w:left w:val="single" w:color="49361D" w:sz="6"/>
+              <w:bottom w:val="single" w:color="49361D" w:sz="6"/>
+              <w:right w:val="single" w:color="49361D" w:sz="6"/>
+            </w:tcBorders>
+            <w:shd w:fill="241B12" w:color="auto" w:val="clear"/>
+            <w:tcMar>
+              <w:top w:type="dxa" w:w="90"/>
+              <w:left w:type="dxa" w:w="110"/>
+              <w:bottom w:type="dxa" w:w="90"/>
+              <w:right w:type="dxa" w:w="110"/>
+            </w:tcMar>
+            <w:vAlign w:val="center"/>
+          </w:tcPr>
+          <w:p>
+            <w:pPr>
+              <w:spacing w:after="0" w:before="0" w:line="260"/>
+            </w:pPr>
+            <w:r>
+              <w:rPr>
+                <w:rFonts w:ascii="맑은 고딕" w:cs="맑은 고딕" w:eastAsia="맑은 고딕" w:hAnsi="맑은 고딕"/>
+                <w:b/>
+                <w:bCs/>
+                <w:color w:val="F4CF87"/>
+                <w:sz w:val="17"/>
+                <w:szCs w:val="17"/>
+              </w:rPr>
+              <w:t xml:space="preserve">항목</w:t>
+            </w:r>
+          </w:p>
+        </w:tc>
+        <w:tc>
+          <w:tcPr>
+            <w:tcW w:type="dxa" w:w="7546"/>
+            <w:tcBorders>
+              <w:top w:val="single" w:color="49361D" w:sz="6"/>
+              <w:left w:val="single" w:color="49361D" w:sz="6"/>
+              <w:bottom w:val="single" w:color="49361D" w:sz="6"/>
+              <w:right w:val="single" w:color="49361D" w:sz="6"/>
+            </w:tcBorders>
+            <w:shd w:fill="241B12" w:color="auto" w:val="clear"/>
+            <w:tcMar>
+              <w:top w:type="dxa" w:w="90"/>
+              <w:left w:type="dxa" w:w="110"/>
+              <w:bottom w:type="dxa" w:w="90"/>
+              <w:right w:type="dxa" w:w="110"/>
+            </w:tcMar>
+            <w:vAlign w:val="center"/>
+          </w:tcPr>
+          <w:p>
+            <w:pPr>
+              <w:spacing w:after="0" w:before="0" w:line="260"/>
+            </w:pPr>
+            <w:r>
+              <w:rPr>
+                <w:rFonts w:ascii="맑은 고딕" w:cs="맑은 고딕" w:eastAsia="맑은 고딕" w:hAnsi="맑은 고딕"/>
+                <w:b/>
+                <w:bCs/>
+                <w:color w:val="F4CF87"/>
+                <w:sz w:val="17"/>
+                <w:szCs w:val="17"/>
+              </w:rPr>
+              <w:t xml:space="preserve">내용</w:t>
+            </w:r>
+          </w:p>
+        </w:tc>
+      </w:tr>
+      <w:tr>
+        <w:tc>
+          <w:tcPr>
+            <w:tcW w:type="dxa" w:w="2200"/>
+            <w:tcBorders>
+              <w:top w:val="single" w:color="DEDEDE" w:sz="6"/>
+              <w:left w:val="single" w:color="DEDEDE" w:sz="6"/>
+              <w:bottom w:val="single" w:color="DEDEDE" w:sz="6"/>
+              <w:right w:val="single" w:color="DEDEDE" w:sz="6"/>
+            </w:tcBorders>
+            <w:tcMar>
+              <w:top w:type="dxa" w:w="70"/>
+              <w:left w:type="dxa" w:w="110"/>
+              <w:bottom w:type="dxa" w:w="70"/>
+              <w:right w:type="dxa" w:w="110"/>
+            </w:tcMar>
+            <w:vAlign w:val="center"/>
+          </w:tcPr>
+          <w:p>
+            <w:pPr>
+              <w:spacing w:after="0" w:before="0" w:line="260"/>
+            </w:pPr>
+            <w:r>
+              <w:rPr>
+                <w:rFonts w:ascii="맑은 고딕" w:cs="맑은 고딕" w:eastAsia="맑은 고딕" w:hAnsi="맑은 고딕"/>
+                <w:color w:val="3C3429"/>
+                <w:sz w:val="17"/>
+                <w:szCs w:val="17"/>
+              </w:rPr>
+              <w:t>심각도 / 상태</w:t>
+            </w:r>
+          </w:p>
+        </w:tc>
+        <w:tc>
+          <w:tcPr>
+            <w:tcW w:type="dxa" w:w="7546"/>
+            <w:tcBorders>
+              <w:top w:val="single" w:color="DEDEDE" w:sz="6"/>
+              <w:left w:val="single" w:color="DEDEDE" w:sz="6"/>
+              <w:bottom w:val="single" w:color="DEDEDE" w:sz="6"/>
+              <w:right w:val="single" w:color="DEDEDE" w:sz="6"/>
+            </w:tcBorders>
+            <w:tcMar>
+              <w:top w:type="dxa" w:w="70"/>
+              <w:left w:type="dxa" w:w="110"/>
+              <w:bottom w:type="dxa" w:w="70"/>
+              <w:right w:type="dxa" w:w="110"/>
+            </w:tcMar>
+            <w:vAlign w:val="center"/>
+          </w:tcPr>
+          <w:p>
+            <w:r>
+              <w:t>MINOR / RESOLVED</w:t>
+            </w:r>
+          </w:p>
+        </w:tc>
+      </w:tr>
+      <w:tr>
+        <w:tc>
+          <w:tcPr>
+            <w:tcW w:type="dxa" w:w="2200"/>
+            <w:tcBorders>
+              <w:top w:val="single" w:color="DEDEDE" w:sz="6"/>
+              <w:left w:val="single" w:color="DEDEDE" w:sz="6"/>
+              <w:bottom w:val="single" w:color="DEDEDE" w:sz="6"/>
+              <w:right w:val="single" w:color="DEDEDE" w:sz="6"/>
+            </w:tcBorders>
+            <w:shd w:fill="FAFAFA" w:color="auto" w:val="clear"/>
+            <w:tcMar>
+              <w:top w:type="dxa" w:w="70"/>
+              <w:left w:type="dxa" w:w="110"/>
+              <w:bottom w:type="dxa" w:w="70"/>
+              <w:right w:type="dxa" w:w="110"/>
+            </w:tcMar>
+            <w:vAlign w:val="center"/>
+          </w:tcPr>
+          <w:p>
+            <w:pPr>
+              <w:spacing w:after="0" w:before="0" w:line="260"/>
+            </w:pPr>
+            <w:r>
+              <w:rPr>
+                <w:rFonts w:ascii="맑은 고딕" w:cs="맑은 고딕" w:eastAsia="맑은 고딕" w:hAnsi="맑은 고딕"/>
+                <w:color w:val="3C3429"/>
+                <w:sz w:val="17"/>
+                <w:szCs w:val="17"/>
+              </w:rPr>
+              <w:t>발생일 / 해결일</w:t>
+            </w:r>
+          </w:p>
+        </w:tc>
+        <w:tc>
+          <w:tcPr>
+            <w:tcW w:type="dxa" w:w="7546"/>
+            <w:tcBorders>
+              <w:top w:val="single" w:color="DEDEDE" w:sz="6"/>
+              <w:left w:val="single" w:color="DEDEDE" w:sz="6"/>
+              <w:bottom w:val="single" w:color="DEDEDE" w:sz="6"/>
+              <w:right w:val="single" w:color="DEDEDE" w:sz="6"/>
+            </w:tcBorders>
+            <w:shd w:fill="FAFAFA" w:color="auto" w:val="clear"/>
+            <w:tcMar>
+              <w:top w:type="dxa" w:w="70"/>
+              <w:left w:type="dxa" w:w="110"/>
+              <w:bottom w:type="dxa" w:w="70"/>
+              <w:right w:type="dxa" w:w="110"/>
+            </w:tcMar>
+            <w:vAlign w:val="center"/>
+          </w:tcPr>
+          <w:p>
+            <w:r>
+              <w:t>2026-08-17 / 2026-08-17</w:t>
+            </w:r>
+          </w:p>
+        </w:tc>
+      </w:tr>
+      <w:tr>
+        <w:tc>
+          <w:tcPr>
+            <w:tcW w:type="dxa" w:w="2200"/>
+            <w:tcBorders>
+              <w:top w:val="single" w:color="DEDEDE" w:sz="6"/>
+              <w:left w:val="single" w:color="DEDEDE" w:sz="6"/>
+              <w:bottom w:val="single" w:color="DEDEDE" w:sz="6"/>
+              <w:right w:val="single" w:color="DEDEDE" w:sz="6"/>
+            </w:tcBorders>
+            <w:tcMar>
+              <w:top w:type="dxa" w:w="70"/>
+              <w:left w:type="dxa" w:w="110"/>
+              <w:bottom w:type="dxa" w:w="70"/>
+              <w:right w:type="dxa" w:w="110"/>
+            </w:tcMar>
+            <w:vAlign w:val="center"/>
+          </w:tcPr>
+          <w:p>
+            <w:pPr>
+              <w:spacing w:after="0" w:before="0" w:line="260"/>
+            </w:pPr>
+            <w:r>
+              <w:rPr>
+                <w:rFonts w:ascii="맑은 고딕" w:cs="맑은 고딕" w:eastAsia="맑은 고딕" w:hAnsi="맑은 고딕"/>
+                <w:color w:val="3C3429"/>
+                <w:sz w:val="17"/>
+                <w:szCs w:val="17"/>
+              </w:rPr>
+              <w:t>담당</w:t>
+            </w:r>
+          </w:p>
+        </w:tc>
+        <w:tc>
+          <w:tcPr>
+            <w:tcW w:type="dxa" w:w="7546"/>
+            <w:tcBorders>
+              <w:top w:val="single" w:color="DEDEDE" w:sz="6"/>
+              <w:left w:val="single" w:color="DEDEDE" w:sz="6"/>
+              <w:bottom w:val="single" w:color="DEDEDE" w:sz="6"/>
+              <w:right w:val="single" w:color="DEDEDE" w:sz="6"/>
+            </w:tcBorders>
+            <w:tcMar>
+              <w:top w:type="dxa" w:w="70"/>
+              <w:left w:type="dxa" w:w="110"/>
+              <w:bottom w:type="dxa" w:w="70"/>
+              <w:right w:type="dxa" w:w="110"/>
+            </w:tcMar>
+            <w:vAlign w:val="center"/>
+          </w:tcPr>
+          <w:p>
+            <w:r>
+              <w:t>GUI 담당</w:t>
+            </w:r>
+          </w:p>
+        </w:tc>
+      </w:tr>
+      <w:tr>
+        <w:tc>
+          <w:tcPr>
+            <w:tcW w:type="dxa" w:w="2200"/>
+            <w:tcBorders>
+              <w:top w:val="single" w:color="DEDEDE" w:sz="6"/>
+              <w:left w:val="single" w:color="DEDEDE" w:sz="6"/>
+              <w:bottom w:val="single" w:color="DEDEDE" w:sz="6"/>
+              <w:right w:val="single" w:color="DEDEDE" w:sz="6"/>
+            </w:tcBorders>
+            <w:shd w:fill="FAFAFA" w:color="auto" w:val="clear"/>
+            <w:tcMar>
+              <w:top w:type="dxa" w:w="70"/>
+              <w:left w:type="dxa" w:w="110"/>
+              <w:bottom w:type="dxa" w:w="70"/>
+              <w:right w:type="dxa" w:w="110"/>
+            </w:tcMar>
+            <w:vAlign w:val="center"/>
+          </w:tcPr>
+          <w:p>
+            <w:pPr>
+              <w:spacing w:after="0" w:before="0" w:line="260"/>
+            </w:pPr>
+            <w:r>
+              <w:rPr>
+                <w:rFonts w:ascii="맑은 고딕" w:cs="맑은 고딕" w:eastAsia="맑은 고딕" w:hAnsi="맑은 고딕"/>
+                <w:color w:val="3C3429"/>
+                <w:sz w:val="17"/>
+                <w:szCs w:val="17"/>
+              </w:rPr>
+              <w:t>환경</w:t>
+            </w:r>
+          </w:p>
+        </w:tc>
+        <w:tc>
+          <w:tcPr>
+            <w:tcW w:type="dxa" w:w="7546"/>
+            <w:tcBorders>
+              <w:top w:val="single" w:color="DEDEDE" w:sz="6"/>
+              <w:left w:val="single" w:color="DEDEDE" w:sz="6"/>
+              <w:bottom w:val="single" w:color="DEDEDE" w:sz="6"/>
+              <w:right w:val="single" w:color="DEDEDE" w:sz="6"/>
+            </w:tcBorders>
+            <w:shd w:fill="FAFAFA" w:color="auto" w:val="clear"/>
+            <w:tcMar>
+              <w:top w:type="dxa" w:w="70"/>
+              <w:left w:type="dxa" w:w="110"/>
+              <w:bottom w:type="dxa" w:w="70"/>
+              <w:right w:type="dxa" w:w="110"/>
+            </w:tcMar>
+            <w:vAlign w:val="center"/>
+          </w:tcPr>
+          <w:p>
+            <w:r>
+              <w:t>Qt(C++) · OpenCV cv::VideoWriter(mp4v) · medirun_gui DrivingRecordService/VideoRecorder</w:t>
+            </w:r>
+          </w:p>
+        </w:tc>
+      </w:tr>
+      <w:tr>
+        <w:tc>
+          <w:tcPr>
+            <w:tcW w:type="dxa" w:w="2200"/>
+            <w:tcBorders>
+              <w:top w:val="single" w:color="DEDEDE" w:sz="6"/>
+              <w:left w:val="single" w:color="DEDEDE" w:sz="6"/>
+              <w:bottom w:val="single" w:color="DEDEDE" w:sz="6"/>
+              <w:right w:val="single" w:color="DEDEDE" w:sz="6"/>
+            </w:tcBorders>
+            <w:tcMar>
+              <w:top w:type="dxa" w:w="70"/>
+              <w:left w:type="dxa" w:w="110"/>
+              <w:bottom w:type="dxa" w:w="70"/>
+              <w:right w:type="dxa" w:w="110"/>
+            </w:tcMar>
+            <w:vAlign w:val="center"/>
+          </w:tcPr>
+          <w:p>
+            <w:pPr>
+              <w:spacing w:after="0" w:before="0" w:line="260"/>
+            </w:pPr>
+            <w:r>
+              <w:rPr>
+                <w:rFonts w:ascii="맑은 고딕" w:cs="맑은 고딕" w:eastAsia="맑은 고딕" w:hAnsi="맑은 고딕"/>
+                <w:color w:val="3C3429"/>
+                <w:sz w:val="17"/>
+                <w:szCs w:val="17"/>
+              </w:rPr>
+              <w:t>관련</w:t>
+            </w:r>
+          </w:p>
+        </w:tc>
+        <w:tc>
+          <w:tcPr>
+            <w:tcW w:type="dxa" w:w="7546"/>
+            <w:tcBorders>
+              <w:top w:val="single" w:color="DEDEDE" w:sz="6"/>
+              <w:left w:val="single" w:color="DEDEDE" w:sz="6"/>
+              <w:bottom w:val="single" w:color="DEDEDE" w:sz="6"/>
+              <w:right w:val="single" w:color="DEDEDE" w:sz="6"/>
+            </w:tcBorders>
+            <w:tcMar>
+              <w:top w:type="dxa" w:w="70"/>
+              <w:left w:type="dxa" w:w="110"/>
+              <w:bottom w:type="dxa" w:w="70"/>
+              <w:right w:type="dxa" w:w="110"/>
+            </w:tcMar>
+            <w:vAlign w:val="center"/>
+          </w:tcPr>
+          <w:p>
+            <w:r>
+              <w:t>TS-COMM-01(같은 세션에서 파생된 카메라 전송 UDP 전환) / videorecorder.h·videorecorder.cpp (커밋 전, 작업 브랜치)</w:t>
+            </w:r>
+          </w:p>
+        </w:tc>
+      </w:tr>
+    </w:tbl>
+    <w:p>
+      <w:pPr>
+        <w:pStyle w:val="Heading3"/>
+        <w:spacing w:after="120" w:before="260" w:line="260"/>
+      </w:pPr>
+      <w:r>
+        <w:rPr>
+          <w:rFonts w:ascii="맑은 고딕" w:cs="맑은 고딕" w:eastAsia="맑은 고딕" w:hAnsi="맑은 고딕"/>
+          <w:b/>
+          <w:bCs/>
+          <w:color w:val="241B12"/>
+          <w:sz w:val="21"/>
+          <w:szCs w:val="21"/>
+        </w:rPr>
+        <w:t xml:space="preserve">증상</w:t>
+      </w:r>
+    </w:p>
+    <w:p>
+      <w:pPr>
+        <w:spacing w:after="140" w:before="0" w:line="260"/>
+      </w:pPr>
+      <w:r>
+        <w:rPr>
+          <w:rFonts w:ascii="맑은 고딕" w:cs="맑은 고딕" w:eastAsia="맑은 고딕" w:hAnsi="맑은 고딕"/>
+          <w:color w:val="3C3429"/>
+          <w:sz w:val="17"/>
+          <w:szCs w:val="17"/>
+        </w:rPr>
+        <w:t>주행 녹화 기능으로 저장한 mp4를 재생하면 실제보다 빠르게(수 배속) 움직이는 것 같다는 사용자 보고가 있었다.</w:t>
+      </w:r>
+      <w:r>
+        <w:rPr>
+          <w:rFonts w:ascii="Consolas" w:cs="Consolas" w:eastAsia="Consolas" w:hAnsi="Consolas"/>
+          <w:color w:val="B97812"/>
+          <w:sz w:val="16"/>
+          <w:szCs w:val="16"/>
+        </w:rPr>
+      </w:r>
+      <w:r>
+        <w:rPr>
+          <w:rFonts w:ascii="맑은 고딕" w:cs="맑은 고딕" w:eastAsia="맑은 고딕" w:hAnsi="맑은 고딕"/>
+          <w:color w:val="3C3429"/>
+          <w:sz w:val="17"/>
+          <w:szCs w:val="17"/>
+        </w:rPr>
+      </w:r>
+      <w:r>
+        <w:rPr>
+          <w:rFonts w:ascii="Consolas" w:cs="Consolas" w:eastAsia="Consolas" w:hAnsi="Consolas"/>
+          <w:color w:val="B97812"/>
+          <w:sz w:val="16"/>
+          <w:szCs w:val="16"/>
+        </w:rPr>
+      </w:r>
+      <w:r>
+        <w:rPr>
+          <w:rFonts w:ascii="맑은 고딕" w:cs="맑은 고딕" w:eastAsia="맑은 고딕" w:hAnsi="맑은 고딕"/>
+          <w:color w:val="3C3429"/>
+          <w:sz w:val="17"/>
+          <w:szCs w:val="17"/>
+        </w:rPr>
+      </w:r>
+    </w:p>
+    <w:p>
+      <w:pPr>
+        <w:pStyle w:val="ListParagraph"/>
+        <w:numPr>
+          <w:ilvl w:val="0"/>
+          <w:numId w:val="2"/>
+        </w:numPr>
+        <w:spacing w:after="80" w:line="260"/>
+      </w:pPr>
+      <w:r>
+        <w:rPr>
+          <w:rFonts w:ascii="맑은 고딕" w:cs="맑은 고딕" w:eastAsia="맑은 고딕" w:hAnsi="맑은 고딕"/>
+          <w:color w:val="3C3429"/>
+          <w:sz w:val="17"/>
+          <w:szCs w:val="17"/>
+        </w:rPr>
+        <w:t>실제로 문제의 mp4 파일을 확인해보니 fps=60, frameCount=360(재생 시 6초 분량)으로 저장돼 있었으나, 파일 시스템 타임스탬프(Birth~Modify) 기준 실제 녹화 시간은 약 14.4초였다 — 약 2.4배 빠른 재생.</w:t>
+      </w:r>
+      <w:r>
+        <w:rPr>
+          <w:rFonts w:ascii="Consolas" w:cs="Consolas" w:eastAsia="Consolas" w:hAnsi="Consolas"/>
+          <w:color w:val="B97812"/>
+          <w:sz w:val="16"/>
+          <w:szCs w:val="16"/>
+        </w:rPr>
+      </w:r>
+      <w:r>
+        <w:rPr>
+          <w:rFonts w:ascii="맑은 고딕" w:cs="맑은 고딕" w:eastAsia="맑은 고딕" w:hAnsi="맑은 고딕"/>
+          <w:color w:val="3C3429"/>
+          <w:sz w:val="17"/>
+          <w:szCs w:val="17"/>
+        </w:rPr>
+      </w:r>
+    </w:p>
+    <w:p>
+      <w:pPr>
+        <w:spacing w:after="100" w:line="120"/>
+      </w:pPr>
+    </w:p>
+    <w:tbl>
+      <w:tblPr>
+        <w:tblW w:type="dxa" w:w="9746"/>
+        <w:tblBorders>
+          <w:top w:val="single" w:color="DEDEDE" w:sz="6"/>
+          <w:left w:val="single" w:color="DEDEDE" w:sz="6"/>
+          <w:bottom w:val="single" w:color="DEDEDE" w:sz="6"/>
+          <w:right w:val="single" w:color="DEDEDE" w:sz="6"/>
+          <w:insideH w:val="single" w:color="DEDEDE" w:sz="6"/>
+          <w:insideV w:val="single" w:color="DEDEDE" w:sz="6"/>
+        </w:tblBorders>
+      </w:tblPr>
+      <w:tblGrid>
+        <w:gridCol w:w="9746"/>
+      </w:tblGrid>
+      <w:tr>
+        <w:tc>
+          <w:tcPr>
+            <w:tcW w:type="dxa" w:w="9746"/>
+            <w:tcBorders>
+              <w:top w:val="single" w:color="DEDEDE" w:sz="6"/>
+              <w:left w:val="single" w:color="DEDEDE" w:sz="6"/>
+              <w:bottom w:val="single" w:color="DEDEDE" w:sz="6"/>
+              <w:right w:val="single" w:color="DEDEDE" w:sz="6"/>
+            </w:tcBorders>
+            <w:shd w:fill="F7F8FA" w:color="auto" w:val="clear"/>
+            <w:tcMar>
+              <w:top w:type="dxa" w:w="140"/>
+              <w:left w:type="dxa" w:w="160"/>
+              <w:bottom w:type="dxa" w:w="140"/>
+              <w:right w:type="dxa" w:w="160"/>
+            </w:tcMar>
+          </w:tcPr>
+          <w:p>
+            <w:r>
+              <w:t>$ (probe_mp4 실측)</w:t>
+              <w:br/>
+              <w:t>path=rec_20260817_f4cbeeb4-....mp4</w:t>
+              <w:br/>
+              <w:t>fps=60</w:t>
+              <w:br/>
+              <w:t>frameCount=360</w:t>
+              <w:br/>
+              <w:t>impliedDurationSec=6</w:t>
+              <w:br/>
+              <w:br/>
+              <w:t>$ stat rec_20260817_....mp4</w:t>
+              <w:br/>
+              <w:t>Birth:  2026-08-17 18:07:59</w:t>
+              <w:br/>
+              <w:t>Modify: 2026-08-17 18:08:13  (실제 경과 약 14.4초)</w:t>
+            </w:r>
+          </w:p>
+        </w:tc>
+      </w:tr>
+    </w:tbl>
+    <w:p>
+      <w:pPr>
+        <w:pStyle w:val="Heading3"/>
+        <w:spacing w:after="120" w:before="260" w:line="260"/>
+      </w:pPr>
+      <w:r>
+        <w:rPr>
+          <w:rFonts w:ascii="맑은 고딕" w:cs="맑은 고딕" w:eastAsia="맑은 고딕" w:hAnsi="맑은 고딕"/>
+          <w:b/>
+          <w:bCs/>
+          <w:color w:val="241B12"/>
+          <w:sz w:val="21"/>
+          <w:szCs w:val="21"/>
+        </w:rPr>
+        <w:t xml:space="preserve">재현 절차</w:t>
+      </w:r>
+    </w:p>
+    <w:tbl>
+      <w:tblPr>
+        <w:tblW w:type="dxa" w:w="9746"/>
+        <w:tblBorders>
+          <w:top w:val="single" w:color="DEDEDE" w:sz="6"/>
+          <w:left w:val="single" w:color="DEDEDE" w:sz="6"/>
+          <w:bottom w:val="single" w:color="DEDEDE" w:sz="6"/>
+          <w:right w:val="single" w:color="DEDEDE" w:sz="6"/>
+          <w:insideH w:val="single" w:color="DEDEDE" w:sz="6"/>
+          <w:insideV w:val="single" w:color="DEDEDE" w:sz="6"/>
+        </w:tblBorders>
+      </w:tblPr>
+      <w:tblGrid>
+        <w:gridCol w:w="700"/>
+        <w:gridCol w:w="4200"/>
+        <w:gridCol w:w="4846"/>
+      </w:tblGrid>
+      <w:tr>
+        <w:trPr>
+          <w:tblHeader/>
+        </w:trPr>
+        <w:tc>
+          <w:tcPr>
+            <w:tcW w:type="dxa" w:w="700"/>
+            <w:tcBorders>
+              <w:top w:val="single" w:color="49361D" w:sz="6"/>
+              <w:left w:val="single" w:color="49361D" w:sz="6"/>
+              <w:bottom w:val="single" w:color="49361D" w:sz="6"/>
+              <w:right w:val="single" w:color="49361D" w:sz="6"/>
+            </w:tcBorders>
+            <w:shd w:fill="241B12" w:color="auto" w:val="clear"/>
+            <w:tcMar>
+              <w:top w:type="dxa" w:w="90"/>
+              <w:left w:type="dxa" w:w="110"/>
+              <w:bottom w:type="dxa" w:w="90"/>
+              <w:right w:type="dxa" w:w="110"/>
+            </w:tcMar>
+            <w:vAlign w:val="center"/>
+          </w:tcPr>
+          <w:p>
+            <w:pPr>
+              <w:spacing w:after="0" w:before="0" w:line="260"/>
+            </w:pPr>
+            <w:r>
+              <w:rPr>
+                <w:rFonts w:ascii="맑은 고딕" w:cs="맑은 고딕" w:eastAsia="맑은 고딕" w:hAnsi="맑은 고딕"/>
+                <w:b/>
+                <w:bCs/>
+                <w:color w:val="F4CF87"/>
+                <w:sz w:val="17"/>
+                <w:szCs w:val="17"/>
+              </w:rPr>
+              <w:t xml:space="preserve">#</w:t>
+            </w:r>
+          </w:p>
+        </w:tc>
+        <w:tc>
+          <w:tcPr>
+            <w:tcW w:type="dxa" w:w="4200"/>
+            <w:tcBorders>
+              <w:top w:val="single" w:color="49361D" w:sz="6"/>
+              <w:left w:val="single" w:color="49361D" w:sz="6"/>
+              <w:bottom w:val="single" w:color="49361D" w:sz="6"/>
+              <w:right w:val="single" w:color="49361D" w:sz="6"/>
+            </w:tcBorders>
+            <w:shd w:fill="241B12" w:color="auto" w:val="clear"/>
+            <w:tcMar>
+              <w:top w:type="dxa" w:w="90"/>
+              <w:left w:type="dxa" w:w="110"/>
+              <w:bottom w:type="dxa" w:w="90"/>
+              <w:right w:type="dxa" w:w="110"/>
+            </w:tcMar>
+            <w:vAlign w:val="center"/>
+          </w:tcPr>
+          <w:p>
+            <w:pPr>
+              <w:spacing w:after="0" w:before="0" w:line="260"/>
+            </w:pPr>
+            <w:r>
+              <w:rPr>
+                <w:rFonts w:ascii="맑은 고딕" w:cs="맑은 고딕" w:eastAsia="맑은 고딕" w:hAnsi="맑은 고딕"/>
+                <w:b/>
+                <w:bCs/>
+                <w:color w:val="F4CF87"/>
+                <w:sz w:val="17"/>
+                <w:szCs w:val="17"/>
+              </w:rPr>
+              <w:t xml:space="preserve">동작</w:t>
+            </w:r>
+          </w:p>
+        </w:tc>
+        <w:tc>
+          <w:tcPr>
+            <w:tcW w:type="dxa" w:w="4846"/>
+            <w:tcBorders>
+              <w:top w:val="single" w:color="49361D" w:sz="6"/>
+              <w:left w:val="single" w:color="49361D" w:sz="6"/>
+              <w:bottom w:val="single" w:color="49361D" w:sz="6"/>
+              <w:right w:val="single" w:color="49361D" w:sz="6"/>
+            </w:tcBorders>
+            <w:shd w:fill="241B12" w:color="auto" w:val="clear"/>
+            <w:tcMar>
+              <w:top w:type="dxa" w:w="90"/>
+              <w:left w:type="dxa" w:w="110"/>
+              <w:bottom w:type="dxa" w:w="90"/>
+              <w:right w:type="dxa" w:w="110"/>
+            </w:tcMar>
+            <w:vAlign w:val="center"/>
+          </w:tcPr>
+          <w:p>
+            <w:pPr>
+              <w:spacing w:after="0" w:before="0" w:line="260"/>
+            </w:pPr>
+            <w:r>
+              <w:rPr>
+                <w:rFonts w:ascii="맑은 고딕" w:cs="맑은 고딕" w:eastAsia="맑은 고딕" w:hAnsi="맑은 고딕"/>
+                <w:b/>
+                <w:bCs/>
+                <w:color w:val="F4CF87"/>
+                <w:sz w:val="17"/>
+                <w:szCs w:val="17"/>
+              </w:rPr>
+              <w:t xml:space="preserve">결과</w:t>
+            </w:r>
+          </w:p>
+        </w:tc>
+      </w:tr>
+      <w:tr>
+        <w:tc>
+          <w:tcPr>
+            <w:tcW w:type="dxa" w:w="700"/>
+            <w:tcBorders>
+              <w:top w:val="single" w:color="DEDEDE" w:sz="6"/>
+              <w:left w:val="single" w:color="DEDEDE" w:sz="6"/>
+              <w:bottom w:val="single" w:color="DEDEDE" w:sz="6"/>
+              <w:right w:val="single" w:color="DEDEDE" w:sz="6"/>
+            </w:tcBorders>
+            <w:tcMar>
+              <w:top w:type="dxa" w:w="70"/>
+              <w:left w:type="dxa" w:w="110"/>
+              <w:bottom w:type="dxa" w:w="70"/>
+              <w:right w:type="dxa" w:w="110"/>
+            </w:tcMar>
+            <w:vAlign w:val="center"/>
+          </w:tcPr>
+          <w:p>
+            <w:r>
+              <w:t>1</w:t>
+            </w:r>
+          </w:p>
+        </w:tc>
+        <w:tc>
+          <w:tcPr>
+            <w:tcW w:type="dxa" w:w="4200"/>
+            <w:tcBorders>
+              <w:top w:val="single" w:color="DEDEDE" w:sz="6"/>
+              <w:left w:val="single" w:color="DEDEDE" w:sz="6"/>
+              <w:bottom w:val="single" w:color="DEDEDE" w:sz="6"/>
+              <w:right w:val="single" w:color="DEDEDE" w:sz="6"/>
+            </w:tcBorders>
+            <w:tcMar>
+              <w:top w:type="dxa" w:w="70"/>
+              <w:left w:type="dxa" w:w="110"/>
+              <w:bottom w:type="dxa" w:w="70"/>
+              <w:right w:type="dxa" w:w="110"/>
+            </w:tcMar>
+            <w:vAlign w:val="center"/>
+          </w:tcPr>
+          <w:p>
+            <w:r>
+              <w:t>GUI를 새로 실행해 카메라가 막 연결된 직후 상태를 만든다</w:t>
+            </w:r>
+          </w:p>
+        </w:tc>
+        <w:tc>
+          <w:tcPr>
+            <w:tcW w:type="dxa" w:w="4846"/>
+            <w:tcBorders>
+              <w:top w:val="single" w:color="DEDEDE" w:sz="6"/>
+              <w:left w:val="single" w:color="DEDEDE" w:sz="6"/>
+              <w:bottom w:val="single" w:color="DEDEDE" w:sz="6"/>
+              <w:right w:val="single" w:color="DEDEDE" w:sz="6"/>
+            </w:tcBorders>
+            <w:tcMar>
+              <w:top w:type="dxa" w:w="70"/>
+              <w:left w:type="dxa" w:w="110"/>
+              <w:bottom w:type="dxa" w:w="70"/>
+              <w:right w:type="dxa" w:w="110"/>
+            </w:tcMar>
+            <w:vAlign w:val="center"/>
+          </w:tcPr>
+          <w:p>
+            <w:r>
+              <w:t>카메라 연결됨(연결 직후, EMA/버퍼가 아직 안정되기 전 상태)</w:t>
+            </w:r>
+          </w:p>
+        </w:tc>
+      </w:tr>
+      <w:tr>
+        <w:tc>
+          <w:tcPr>
+            <w:tcW w:type="dxa" w:w="700"/>
+            <w:tcBorders>
+              <w:top w:val="single" w:color="DEDEDE" w:sz="6"/>
+              <w:left w:val="single" w:color="DEDEDE" w:sz="6"/>
+              <w:bottom w:val="single" w:color="DEDEDE" w:sz="6"/>
+              <w:right w:val="single" w:color="DEDEDE" w:sz="6"/>
+            </w:tcBorders>
+            <w:shd w:fill="FAFAFA" w:color="auto" w:val="clear"/>
+            <w:tcMar>
+              <w:top w:type="dxa" w:w="70"/>
+              <w:left w:type="dxa" w:w="110"/>
+              <w:bottom w:type="dxa" w:w="70"/>
+              <w:right w:type="dxa" w:w="110"/>
+            </w:tcMar>
+            <w:vAlign w:val="center"/>
+          </w:tcPr>
+          <w:p>
+            <w:r>
+              <w:t>2</w:t>
+            </w:r>
+          </w:p>
+        </w:tc>
+        <w:tc>
+          <w:tcPr>
+            <w:tcW w:type="dxa" w:w="4200"/>
+            <w:tcBorders>
+              <w:top w:val="single" w:color="DEDEDE" w:sz="6"/>
+              <w:left w:val="single" w:color="DEDEDE" w:sz="6"/>
+              <w:bottom w:val="single" w:color="DEDEDE" w:sz="6"/>
+              <w:right w:val="single" w:color="DEDEDE" w:sz="6"/>
+            </w:tcBorders>
+            <w:shd w:fill="FAFAFA" w:color="auto" w:val="clear"/>
+            <w:tcMar>
+              <w:top w:type="dxa" w:w="70"/>
+              <w:left w:type="dxa" w:w="110"/>
+              <w:bottom w:type="dxa" w:w="70"/>
+              <w:right w:type="dxa" w:w="110"/>
+            </w:tcMar>
+            <w:vAlign w:val="center"/>
+          </w:tcPr>
+          <w:p>
+            <w:r>
+              <w:t>연결 직후 곧바로 "녹화 시작" → 수~십여 초 뒤 "녹화 종료"를 수행한다</w:t>
+            </w:r>
+          </w:p>
+        </w:tc>
+        <w:tc>
+          <w:tcPr>
+            <w:tcW w:type="dxa" w:w="4846"/>
+            <w:tcBorders>
+              <w:top w:val="single" w:color="DEDEDE" w:sz="6"/>
+              <w:left w:val="single" w:color="DEDEDE" w:sz="6"/>
+              <w:bottom w:val="single" w:color="DEDEDE" w:sz="6"/>
+              <w:right w:val="single" w:color="DEDEDE" w:sz="6"/>
+            </w:tcBorders>
+            <w:shd w:fill="FAFAFA" w:color="auto" w:val="clear"/>
+            <w:tcMar>
+              <w:top w:type="dxa" w:w="70"/>
+              <w:left w:type="dxa" w:w="110"/>
+              <w:bottom w:type="dxa" w:w="70"/>
+              <w:right w:type="dxa" w:w="110"/>
+            </w:tcMar>
+            <w:vAlign w:val="center"/>
+          </w:tcPr>
+          <w:p>
+            <w:r>
+              <w:t>mp4 파일이 저장됨</w:t>
+            </w:r>
+          </w:p>
+        </w:tc>
+      </w:tr>
+      <w:tr>
+        <w:tc>
+          <w:tcPr>
+            <w:tcW w:type="dxa" w:w="700"/>
+            <w:tcBorders>
+              <w:top w:val="single" w:color="DEDEDE" w:sz="6"/>
+              <w:left w:val="single" w:color="DEDEDE" w:sz="6"/>
+              <w:bottom w:val="single" w:color="DEDEDE" w:sz="6"/>
+              <w:right w:val="single" w:color="DEDEDE" w:sz="6"/>
+            </w:tcBorders>
+            <w:tcMar>
+              <w:top w:type="dxa" w:w="70"/>
+              <w:left w:type="dxa" w:w="110"/>
+              <w:bottom w:type="dxa" w:w="70"/>
+              <w:right w:type="dxa" w:w="110"/>
+            </w:tcMar>
+            <w:vAlign w:val="center"/>
+          </w:tcPr>
+          <w:p>
+            <w:r>
+              <w:t>3</w:t>
+            </w:r>
+          </w:p>
+        </w:tc>
+        <w:tc>
+          <w:tcPr>
+            <w:tcW w:type="dxa" w:w="4200"/>
+            <w:tcBorders>
+              <w:top w:val="single" w:color="DEDEDE" w:sz="6"/>
+              <w:left w:val="single" w:color="DEDEDE" w:sz="6"/>
+              <w:bottom w:val="single" w:color="DEDEDE" w:sz="6"/>
+              <w:right w:val="single" w:color="DEDEDE" w:sz="6"/>
+            </w:tcBorders>
+            <w:tcMar>
+              <w:top w:type="dxa" w:w="70"/>
+              <w:left w:type="dxa" w:w="110"/>
+              <w:bottom w:type="dxa" w:w="70"/>
+              <w:right w:type="dxa" w:w="110"/>
+            </w:tcMar>
+            <w:vAlign w:val="center"/>
+          </w:tcPr>
+          <w:p>
+            <w:r>
+              <w:t>저장된 mp4의 컨테이너 fps·프레임수와, 파일 시스템 타임스탬프(생성~수정) 기준 실제 경과 시간을 비교한다</w:t>
+            </w:r>
+          </w:p>
+        </w:tc>
+        <w:tc>
+          <w:tcPr>
+            <w:tcW w:type="dxa" w:w="4846"/>
+            <w:tcBorders>
+              <w:top w:val="single" w:color="DEDEDE" w:sz="6"/>
+              <w:left w:val="single" w:color="DEDEDE" w:sz="6"/>
+              <w:bottom w:val="single" w:color="DEDEDE" w:sz="6"/>
+              <w:right w:val="single" w:color="DEDEDE" w:sz="6"/>
+            </w:tcBorders>
+            <w:tcMar>
+              <w:top w:type="dxa" w:w="70"/>
+              <w:left w:type="dxa" w:w="110"/>
+              <w:bottom w:type="dxa" w:w="70"/>
+              <w:right w:type="dxa" w:w="110"/>
+            </w:tcMar>
+            <w:vAlign w:val="center"/>
+          </w:tcPr>
+          <w:p>
+            <w:r>
+              <w:t>fps가 실제 평균 수신 속도(약 30Hz)보다 훨씬 높게(클램프 상한 60까지) 찍혀, 프레임수/fps로 계산한 재생 시간이 실제 녹화 시간보다 훨씬 짧음(예: 실제 14.4초가 6초로 저장됨) → 배속처럼 빠르게 재생됨</w:t>
+            </w:r>
+          </w:p>
+        </w:tc>
+      </w:tr>
+    </w:tbl>
+    <w:p>
+      <w:pPr>
+        <w:spacing w:after="80" w:line="120"/>
+      </w:pPr>
+    </w:p>
+    <w:p>
+      <w:pPr>
+        <w:spacing w:after="140" w:before="0" w:line="260"/>
+      </w:pPr>
+      <w:r>
+        <w:rPr>
+          <w:rFonts w:ascii="맑은 고딕" w:cs="맑은 고딕" w:eastAsia="맑은 고딕" w:hAnsi="맑은 고딕"/>
+          <w:color w:val="3C3429"/>
+          <w:sz w:val="17"/>
+          <w:szCs w:val="17"/>
+        </w:rPr>
+        <w:t>재현율: 실사용 1건에서 최초 관측. 동일 조건(연결 직후 즉시 녹화, Nav2+GUI 전체 구동 중 부하 상태)으로 재현 테스트를 수행해 원인을 재확인함(아래 진단 과정 참고).</w:t>
+      </w:r>
+    </w:p>
+    <w:p>
+      <w:pPr>
+        <w:pStyle w:val="Heading3"/>
+        <w:spacing w:after="120" w:before="260" w:line="260"/>
+      </w:pPr>
+      <w:r>
+        <w:rPr>
+          <w:rFonts w:ascii="맑은 고딕" w:cs="맑은 고딕" w:eastAsia="맑은 고딕" w:hAnsi="맑은 고딕"/>
+          <w:b/>
+          <w:bCs/>
+          <w:color w:val="241B12"/>
+          <w:sz w:val="21"/>
+          <w:szCs w:val="21"/>
+        </w:rPr>
+        <w:t xml:space="preserve">진단 과정</w:t>
+      </w:r>
+    </w:p>
+    <w:tbl>
+      <w:tblPr>
+        <w:tblW w:type="dxa" w:w="9746"/>
+        <w:tblBorders>
+          <w:top w:val="single" w:color="DEDEDE" w:sz="6"/>
+          <w:left w:val="single" w:color="DEDEDE" w:sz="6"/>
+          <w:bottom w:val="single" w:color="DEDEDE" w:sz="6"/>
+          <w:right w:val="single" w:color="DEDEDE" w:sz="6"/>
+          <w:insideH w:val="single" w:color="DEDEDE" w:sz="6"/>
+          <w:insideV w:val="single" w:color="DEDEDE" w:sz="6"/>
+        </w:tblBorders>
+      </w:tblPr>
+      <w:tblGrid>
+        <w:gridCol w:w="3000"/>
+        <w:gridCol w:w="3200"/>
+        <w:gridCol w:w="3546"/>
+      </w:tblGrid>
+      <w:tr>
+        <w:trPr>
+          <w:tblHeader/>
+        </w:trPr>
+        <w:tc>
+          <w:tcPr>
+            <w:tcW w:type="dxa" w:w="3000"/>
+            <w:tcBorders>
+              <w:top w:val="single" w:color="49361D" w:sz="6"/>
+              <w:left w:val="single" w:color="49361D" w:sz="6"/>
+              <w:bottom w:val="single" w:color="49361D" w:sz="6"/>
+              <w:right w:val="single" w:color="49361D" w:sz="6"/>
+            </w:tcBorders>
+            <w:shd w:fill="241B12" w:color="auto" w:val="clear"/>
+            <w:tcMar>
+              <w:top w:type="dxa" w:w="90"/>
+              <w:left w:type="dxa" w:w="110"/>
+              <w:bottom w:type="dxa" w:w="90"/>
+              <w:right w:type="dxa" w:w="110"/>
+            </w:tcMar>
+            <w:vAlign w:val="center"/>
+          </w:tcPr>
+          <w:p>
+            <w:pPr>
+              <w:spacing w:after="0" w:before="0" w:line="260"/>
+            </w:pPr>
+            <w:r>
+              <w:rPr>
+                <w:rFonts w:ascii="맑은 고딕" w:cs="맑은 고딕" w:eastAsia="맑은 고딕" w:hAnsi="맑은 고딕"/>
+                <w:b/>
+                <w:bCs/>
+                <w:color w:val="F4CF87"/>
+                <w:sz w:val="17"/>
+                <w:szCs w:val="17"/>
+              </w:rPr>
+              <w:t xml:space="preserve">가설</w:t>
+            </w:r>
+          </w:p>
+        </w:tc>
+        <w:tc>
+          <w:tcPr>
+            <w:tcW w:type="dxa" w:w="3200"/>
+            <w:tcBorders>
+              <w:top w:val="single" w:color="49361D" w:sz="6"/>
+              <w:left w:val="single" w:color="49361D" w:sz="6"/>
+              <w:bottom w:val="single" w:color="49361D" w:sz="6"/>
+              <w:right w:val="single" w:color="49361D" w:sz="6"/>
+            </w:tcBorders>
+            <w:shd w:fill="241B12" w:color="auto" w:val="clear"/>
+            <w:tcMar>
+              <w:top w:type="dxa" w:w="90"/>
+              <w:left w:type="dxa" w:w="110"/>
+              <w:bottom w:type="dxa" w:w="90"/>
+              <w:right w:type="dxa" w:w="110"/>
+            </w:tcMar>
+            <w:vAlign w:val="center"/>
+          </w:tcPr>
+          <w:p>
+            <w:pPr>
+              <w:spacing w:after="0" w:before="0" w:line="260"/>
+            </w:pPr>
+            <w:r>
+              <w:rPr>
+                <w:rFonts w:ascii="맑은 고딕" w:cs="맑은 고딕" w:eastAsia="맑은 고딕" w:hAnsi="맑은 고딕"/>
+                <w:b/>
+                <w:bCs/>
+                <w:color w:val="F4CF87"/>
+                <w:sz w:val="17"/>
+                <w:szCs w:val="17"/>
+              </w:rPr>
+              <w:t xml:space="preserve">확인 방법</w:t>
+            </w:r>
+          </w:p>
+        </w:tc>
+        <w:tc>
+          <w:tcPr>
+            <w:tcW w:type="dxa" w:w="3546"/>
+            <w:tcBorders>
+              <w:top w:val="single" w:color="49361D" w:sz="6"/>
+              <w:left w:val="single" w:color="49361D" w:sz="6"/>
+              <w:bottom w:val="single" w:color="49361D" w:sz="6"/>
+              <w:right w:val="single" w:color="49361D" w:sz="6"/>
+            </w:tcBorders>
+            <w:shd w:fill="241B12" w:color="auto" w:val="clear"/>
+            <w:tcMar>
+              <w:top w:type="dxa" w:w="90"/>
+              <w:left w:type="dxa" w:w="110"/>
+              <w:bottom w:type="dxa" w:w="90"/>
+              <w:right w:type="dxa" w:w="110"/>
+            </w:tcMar>
+            <w:vAlign w:val="center"/>
+          </w:tcPr>
+          <w:p>
+            <w:pPr>
+              <w:spacing w:after="0" w:before="0" w:line="260"/>
+            </w:pPr>
+            <w:r>
+              <w:rPr>
+                <w:rFonts w:ascii="맑은 고딕" w:cs="맑은 고딕" w:eastAsia="맑은 고딕" w:hAnsi="맑은 고딕"/>
+                <w:b/>
+                <w:bCs/>
+                <w:color w:val="F4CF87"/>
+                <w:sz w:val="17"/>
+                <w:szCs w:val="17"/>
+              </w:rPr>
+              <w:t xml:space="preserve">결과</w:t>
+            </w:r>
+          </w:p>
+        </w:tc>
+      </w:tr>
+      <w:tr>
+        <w:tc>
+          <w:tcPr>
+            <w:tcW w:type="dxa" w:w="3000"/>
+            <w:tcBorders>
+              <w:top w:val="single" w:color="DEDEDE" w:sz="6"/>
+              <w:left w:val="single" w:color="DEDEDE" w:sz="6"/>
+              <w:bottom w:val="single" w:color="DEDEDE" w:sz="6"/>
+              <w:right w:val="single" w:color="DEDEDE" w:sz="6"/>
+            </w:tcBorders>
+            <w:tcMar>
+              <w:top w:type="dxa" w:w="70"/>
+              <w:left w:type="dxa" w:w="110"/>
+              <w:bottom w:type="dxa" w:w="70"/>
+              <w:right w:type="dxa" w:w="110"/>
+            </w:tcMar>
+            <w:vAlign w:val="center"/>
+          </w:tcPr>
+          <w:p>
+            <w:r>
+              <w:t>Pi측 카메라가 실제로 60Hz로 보내기 시작했다</w:t>
+            </w:r>
+          </w:p>
+        </w:tc>
+        <w:tc>
+          <w:tcPr>
+            <w:tcW w:type="dxa" w:w="3200"/>
+            <w:tcBorders>
+              <w:top w:val="single" w:color="DEDEDE" w:sz="6"/>
+              <w:left w:val="single" w:color="DEDEDE" w:sz="6"/>
+              <w:bottom w:val="single" w:color="DEDEDE" w:sz="6"/>
+              <w:right w:val="single" w:color="DEDEDE" w:sz="6"/>
+            </w:tcBorders>
+            <w:tcMar>
+              <w:top w:type="dxa" w:w="70"/>
+              <w:left w:type="dxa" w:w="110"/>
+              <w:bottom w:type="dxa" w:w="70"/>
+              <w:right w:type="dxa" w:w="110"/>
+            </w:tcMar>
+            <w:vAlign w:val="center"/>
+          </w:tcPr>
+          <w:p>
+            <w:r>
+              <w:t>ros2 topic hz /camera/image_raw/compressed 재측정</w:t>
+            </w:r>
+          </w:p>
+        </w:tc>
+        <w:tc>
+          <w:tcPr>
+            <w:tcW w:type="dxa" w:w="3546"/>
+            <w:tcBorders>
+              <w:top w:val="single" w:color="DEDEDE" w:sz="6"/>
+              <w:left w:val="single" w:color="DEDEDE" w:sz="6"/>
+              <w:bottom w:val="single" w:color="DEDEDE" w:sz="6"/>
+              <w:right w:val="single" w:color="DEDEDE" w:sz="6"/>
+            </w:tcBorders>
+            <w:tcMar>
+              <w:top w:type="dxa" w:w="70"/>
+              <w:left w:type="dxa" w:w="110"/>
+              <w:bottom w:type="dxa" w:w="70"/>
+              <w:right w:type="dxa" w:w="110"/>
+            </w:tcMar>
+            <w:vAlign w:val="center"/>
+          </w:tcPr>
+          <w:p>
+            <w:r>
+              <w:t>아님 — 여전히 약 29.8~30Hz로 안정적으로 수신됨</w:t>
+            </w:r>
+          </w:p>
+        </w:tc>
+      </w:tr>
+      <w:tr>
+        <w:tc>
+          <w:tcPr>
+            <w:tcW w:type="dxa" w:w="3000"/>
+            <w:tcBorders>
+              <w:top w:val="single" w:color="DEDEDE" w:sz="6"/>
+              <w:left w:val="single" w:color="DEDEDE" w:sz="6"/>
+              <w:bottom w:val="single" w:color="DEDEDE" w:sz="6"/>
+              <w:right w:val="single" w:color="DEDEDE" w:sz="6"/>
+            </w:tcBorders>
+            <w:shd w:fill="FAFAFA" w:color="auto" w:val="clear"/>
+            <w:tcMar>
+              <w:top w:type="dxa" w:w="70"/>
+              <w:left w:type="dxa" w:w="110"/>
+              <w:bottom w:type="dxa" w:w="70"/>
+              <w:right w:type="dxa" w:w="110"/>
+            </w:tcMar>
+            <w:vAlign w:val="center"/>
+          </w:tcPr>
+          <w:p>
+            <w:r>
+              <w:t>녹화 파이프라인에서 같은 프레임이 중복으로 write된다</w:t>
+            </w:r>
+          </w:p>
+        </w:tc>
+        <w:tc>
+          <w:tcPr>
+            <w:tcW w:type="dxa" w:w="3200"/>
+            <w:tcBorders>
+              <w:top w:val="single" w:color="DEDEDE" w:sz="6"/>
+              <w:left w:val="single" w:color="DEDEDE" w:sz="6"/>
+              <w:bottom w:val="single" w:color="DEDEDE" w:sz="6"/>
+              <w:right w:val="single" w:color="DEDEDE" w:sz="6"/>
+            </w:tcBorders>
+            <w:shd w:fill="FAFAFA" w:color="auto" w:val="clear"/>
+            <w:tcMar>
+              <w:top w:type="dxa" w:w="70"/>
+              <w:left w:type="dxa" w:w="110"/>
+              <w:bottom w:type="dxa" w:w="70"/>
+              <w:right w:type="dxa" w:w="110"/>
+            </w:tcMar>
+            <w:vAlign w:val="center"/>
+          </w:tcPr>
+          <w:p>
+            <w:r>
+              <w:t>DrivingRecordService::handleCameraFrame 연결 경로 코드 리뷰</w:t>
+            </w:r>
+          </w:p>
+        </w:tc>
+        <w:tc>
+          <w:tcPr>
+            <w:tcW w:type="dxa" w:w="3546"/>
+            <w:tcBorders>
+              <w:top w:val="single" w:color="DEDEDE" w:sz="6"/>
+              <w:left w:val="single" w:color="DEDEDE" w:sz="6"/>
+              <w:bottom w:val="single" w:color="DEDEDE" w:sz="6"/>
+              <w:right w:val="single" w:color="DEDEDE" w:sz="6"/>
+            </w:tcBorders>
+            <w:shd w:fill="FAFAFA" w:color="auto" w:val="clear"/>
+            <w:tcMar>
+              <w:top w:type="dxa" w:w="70"/>
+              <w:left w:type="dxa" w:w="110"/>
+              <w:bottom w:type="dxa" w:w="70"/>
+              <w:right w:type="dxa" w:w="110"/>
+            </w:tcMar>
+            <w:vAlign w:val="center"/>
+          </w:tcPr>
+          <w:p>
+            <w:r>
+              <w:t>아님 — frameReady 연결은 1건뿐, 중복 없음</w:t>
+            </w:r>
+          </w:p>
+        </w:tc>
+      </w:tr>
+      <w:tr>
+        <w:tc>
+          <w:tcPr>
+            <w:tcW w:type="dxa" w:w="3000"/>
+            <w:tcBorders>
+              <w:top w:val="single" w:color="DEDEDE" w:sz="6"/>
+              <w:left w:val="single" w:color="DEDEDE" w:sz="6"/>
+              <w:bottom w:val="single" w:color="DEDEDE" w:sz="6"/>
+              <w:right w:val="single" w:color="DEDEDE" w:sz="6"/>
+            </w:tcBorders>
+            <w:tcMar>
+              <w:top w:type="dxa" w:w="70"/>
+              <w:left w:type="dxa" w:w="110"/>
+              <w:bottom w:type="dxa" w:w="70"/>
+              <w:right w:type="dxa" w:w="110"/>
+            </w:tcMar>
+            <w:vAlign w:val="center"/>
+          </w:tcPr>
+          <w:p>
+            <w:r>
+              <w:t>VideoRecorder에 넘기는 fps 값 자체가 실제 수신 속도보다 높게 계산된다</w:t>
+            </w:r>
+          </w:p>
+        </w:tc>
+        <w:tc>
+          <w:tcPr>
+            <w:tcW w:type="dxa" w:w="3200"/>
+            <w:tcBorders>
+              <w:top w:val="single" w:color="DEDEDE" w:sz="6"/>
+              <w:left w:val="single" w:color="DEDEDE" w:sz="6"/>
+              <w:bottom w:val="single" w:color="DEDEDE" w:sz="6"/>
+              <w:right w:val="single" w:color="DEDEDE" w:sz="6"/>
+            </w:tcBorders>
+            <w:tcMar>
+              <w:top w:type="dxa" w:w="70"/>
+              <w:left w:type="dxa" w:w="110"/>
+              <w:bottom w:type="dxa" w:w="70"/>
+              <w:right w:type="dxa" w:w="110"/>
+            </w:tcMar>
+            <w:vAlign w:val="center"/>
+          </w:tcPr>
+          <w:p>
+            <w:r>
+              <w:t>RosCameraFeedProvider::measuredFps()를 격리 빌드해 연결 직후 조건으로 직접 실측</w:t>
+            </w:r>
+          </w:p>
+        </w:tc>
+        <w:tc>
+          <w:tcPr>
+            <w:tcW w:type="dxa" w:w="3546"/>
+            <w:tcBorders>
+              <w:top w:val="single" w:color="DEDEDE" w:sz="6"/>
+              <w:left w:val="single" w:color="DEDEDE" w:sz="6"/>
+              <w:bottom w:val="single" w:color="DEDEDE" w:sz="6"/>
+              <w:right w:val="single" w:color="DEDEDE" w:sz="6"/>
+            </w:tcBorders>
+            <w:tcMar>
+              <w:top w:type="dxa" w:w="70"/>
+              <w:left w:type="dxa" w:w="110"/>
+              <w:bottom w:type="dxa" w:w="70"/>
+              <w:right w:type="dxa" w:w="110"/>
+            </w:tcMar>
+            <w:vAlign w:val="center"/>
+          </w:tcPr>
+          <w:p>
+            <w:r>
+              <w:t>맞음 — 녹화 시작 시점에 EMA가 아직 워밍업 전이라 스냅샷 값이 튀었고, 그 값이 clamp 상한(60)에 걸린 채 영상 전체 fps로 고정됨</w:t>
+            </w:r>
+          </w:p>
+        </w:tc>
+      </w:tr>
+    </w:tbl>
+    <w:p>
+      <w:pPr>
+        <w:pStyle w:val="Heading3"/>
+        <w:spacing w:after="120" w:before="260" w:line="260"/>
+      </w:pPr>
+      <w:r>
+        <w:rPr>
+          <w:rFonts w:ascii="맑은 고딕" w:cs="맑은 고딕" w:eastAsia="맑은 고딕" w:hAnsi="맑은 고딕"/>
+          <w:b/>
+          <w:bCs/>
+          <w:color w:val="241B12"/>
+          <w:sz w:val="21"/>
+          <w:szCs w:val="21"/>
+        </w:rPr>
+        <w:t xml:space="preserve">원인</w:t>
+      </w:r>
+    </w:p>
+    <w:p>
+      <w:pPr>
+        <w:spacing w:after="140" w:before="0" w:line="260"/>
+      </w:pPr>
+      <w:r>
+        <w:rPr>
+          <w:rFonts w:ascii="맑은 고딕" w:cs="맑은 고딕" w:eastAsia="맑은 고딕" w:hAnsi="맑은 고딕"/>
+          <w:color w:val="3C3429"/>
+          <w:sz w:val="17"/>
+          <w:szCs w:val="17"/>
+        </w:rPr>
+        <w:t>확인됨. 1차 수정에서 VideoRecorder::start()가 fps를 CameraFeedProvider가 지속 갱신하는 지수이동평균(EMA)에서 "녹화 시작 시점"에 단 한 번 스냅샷으로 읽어오는 방식이었다. GUI를 막 켠 직후처럼 EMA가 충분히 수렴하기 전에 녹화가 시작되면 초기에 튄 순간값이 스냅샷으로 고정되어, 영상 전체의 fps 메타데이터가 실제 평균 수신 속도와 어긋났다.</w:t>
+      </w:r>
+      <w:r>
+        <w:rPr>
+          <w:rFonts w:ascii="Consolas" w:cs="Consolas" w:eastAsia="Consolas" w:hAnsi="Consolas"/>
+          <w:color w:val="B97812"/>
+          <w:sz w:val="16"/>
+          <w:szCs w:val="16"/>
+        </w:rPr>
+      </w:r>
+      <w:r>
+        <w:rPr>
+          <w:rFonts w:ascii="맑은 고딕" w:cs="맑은 고딕" w:eastAsia="맑은 고딕" w:hAnsi="맑은 고딕"/>
+          <w:color w:val="3C3429"/>
+          <w:sz w:val="17"/>
+          <w:szCs w:val="17"/>
+        </w:rPr>
+      </w:r>
+      <w:r>
+        <w:rPr>
+          <w:rFonts w:ascii="Consolas" w:cs="Consolas" w:eastAsia="Consolas" w:hAnsi="Consolas"/>
+          <w:color w:val="B97812"/>
+          <w:sz w:val="16"/>
+          <w:szCs w:val="16"/>
+        </w:rPr>
+      </w:r>
+      <w:r>
+        <w:rPr>
+          <w:rFonts w:ascii="맑은 고딕" w:cs="맑은 고딕" w:eastAsia="맑은 고딕" w:hAnsi="맑은 고딕"/>
+          <w:color w:val="3C3429"/>
+          <w:sz w:val="17"/>
+          <w:szCs w:val="17"/>
+        </w:rPr>
+      </w:r>
+      <w:r>
+        <w:rPr>
+          <w:rFonts w:ascii="Consolas" w:cs="Consolas" w:eastAsia="Consolas" w:hAnsi="Consolas"/>
+          <w:color w:val="B97812"/>
+          <w:sz w:val="16"/>
+          <w:szCs w:val="16"/>
+        </w:rPr>
+      </w:r>
+      <w:r>
+        <w:rPr>
+          <w:rFonts w:ascii="맑은 고딕" w:cs="맑은 고딕" w:eastAsia="맑은 고딕" w:hAnsi="맑은 고딕"/>
+          <w:color w:val="3C3429"/>
+          <w:sz w:val="17"/>
+          <w:szCs w:val="17"/>
+        </w:rPr>
+      </w:r>
+      <w:r>
+        <w:rPr>
+          <w:rFonts w:ascii="Consolas" w:cs="Consolas" w:eastAsia="Consolas" w:hAnsi="Consolas"/>
+          <w:color w:val="B97812"/>
+          <w:sz w:val="16"/>
+          <w:szCs w:val="16"/>
+        </w:rPr>
+      </w:r>
+      <w:r>
+        <w:rPr>
+          <w:rFonts w:ascii="맑은 고딕" w:cs="맑은 고딕" w:eastAsia="맑은 고딕" w:hAnsi="맑은 고딕"/>
+          <w:color w:val="3C3429"/>
+          <w:sz w:val="17"/>
+          <w:szCs w:val="17"/>
+        </w:rPr>
+      </w:r>
+      <w:r>
+        <w:rPr>
+          <w:rFonts w:ascii="Consolas" w:cs="Consolas" w:eastAsia="Consolas" w:hAnsi="Consolas"/>
+          <w:color w:val="B97812"/>
+          <w:sz w:val="16"/>
+          <w:szCs w:val="16"/>
+        </w:rPr>
+      </w:r>
+      <w:r>
+        <w:rPr>
+          <w:rFonts w:ascii="맑은 고딕" w:cs="맑은 고딕" w:eastAsia="맑은 고딕" w:hAnsi="맑은 고딕"/>
+          <w:color w:val="3C3429"/>
+          <w:sz w:val="17"/>
+          <w:szCs w:val="17"/>
+        </w:rPr>
+      </w:r>
+    </w:p>
+    <w:p>
+      <w:pPr>
+        <w:pStyle w:val="Heading3"/>
+        <w:spacing w:after="120" w:before="260" w:line="260"/>
+      </w:pPr>
+      <w:r>
+        <w:rPr>
+          <w:rFonts w:ascii="맑은 고딕" w:cs="맑은 고딕" w:eastAsia="맑은 고딕" w:hAnsi="맑은 고딕"/>
+          <w:b/>
+          <w:bCs/>
+          <w:color w:val="241B12"/>
+          <w:sz w:val="21"/>
+          <w:szCs w:val="21"/>
+        </w:rPr>
+        <w:t xml:space="preserve">조치</w:t>
+      </w:r>
+    </w:p>
+    <w:tbl>
+      <w:tblPr>
+        <w:tblW w:type="dxa" w:w="9746"/>
+        <w:tblBorders>
+          <w:top w:val="single" w:color="DEDEDE" w:sz="6"/>
+          <w:left w:val="single" w:color="DEDEDE" w:sz="6"/>
+          <w:bottom w:val="single" w:color="DEDEDE" w:sz="6"/>
+          <w:right w:val="single" w:color="DEDEDE" w:sz="6"/>
+          <w:insideH w:val="single" w:color="DEDEDE" w:sz="6"/>
+          <w:insideV w:val="single" w:color="DEDEDE" w:sz="6"/>
+        </w:tblBorders>
+      </w:tblPr>
+      <w:tblGrid>
+        <w:gridCol w:w="2400"/>
+        <w:gridCol w:w="3600"/>
+        <w:gridCol w:w="3746"/>
+      </w:tblGrid>
+      <w:tr>
+        <w:trPr>
+          <w:tblHeader/>
+        </w:trPr>
+        <w:tc>
+          <w:tcPr>
+            <w:tcW w:type="dxa" w:w="2400"/>
+            <w:tcBorders>
+              <w:top w:val="single" w:color="49361D" w:sz="6"/>
+              <w:left w:val="single" w:color="49361D" w:sz="6"/>
+              <w:bottom w:val="single" w:color="49361D" w:sz="6"/>
+              <w:right w:val="single" w:color="49361D" w:sz="6"/>
+            </w:tcBorders>
+            <w:shd w:fill="241B12" w:color="auto" w:val="clear"/>
+            <w:tcMar>
+              <w:top w:type="dxa" w:w="90"/>
+              <w:left w:type="dxa" w:w="110"/>
+              <w:bottom w:type="dxa" w:w="90"/>
+              <w:right w:type="dxa" w:w="110"/>
+            </w:tcMar>
+            <w:vAlign w:val="center"/>
+          </w:tcPr>
+          <w:p>
+            <w:pPr>
+              <w:spacing w:after="0" w:before="0" w:line="260"/>
+            </w:pPr>
+            <w:r>
+              <w:rPr>
+                <w:rFonts w:ascii="맑은 고딕" w:cs="맑은 고딕" w:eastAsia="맑은 고딕" w:hAnsi="맑은 고딕"/>
+                <w:b/>
+                <w:bCs/>
+                <w:color w:val="F4CF87"/>
+                <w:sz w:val="17"/>
+                <w:szCs w:val="17"/>
+              </w:rPr>
+              <w:t xml:space="preserve">대상</w:t>
+            </w:r>
+          </w:p>
+        </w:tc>
+        <w:tc>
+          <w:tcPr>
+            <w:tcW w:type="dxa" w:w="3600"/>
+            <w:tcBorders>
+              <w:top w:val="single" w:color="49361D" w:sz="6"/>
+              <w:left w:val="single" w:color="49361D" w:sz="6"/>
+              <w:bottom w:val="single" w:color="49361D" w:sz="6"/>
+              <w:right w:val="single" w:color="49361D" w:sz="6"/>
+            </w:tcBorders>
+            <w:shd w:fill="241B12" w:color="auto" w:val="clear"/>
+            <w:tcMar>
+              <w:top w:type="dxa" w:w="90"/>
+              <w:left w:type="dxa" w:w="110"/>
+              <w:bottom w:type="dxa" w:w="90"/>
+              <w:right w:type="dxa" w:w="110"/>
+            </w:tcMar>
+            <w:vAlign w:val="center"/>
+          </w:tcPr>
+          <w:p>
+            <w:pPr>
+              <w:spacing w:after="0" w:before="0" w:line="260"/>
+            </w:pPr>
+            <w:r>
+              <w:rPr>
+                <w:rFonts w:ascii="맑은 고딕" w:cs="맑은 고딕" w:eastAsia="맑은 고딕" w:hAnsi="맑은 고딕"/>
+                <w:b/>
+                <w:bCs/>
+                <w:color w:val="F4CF87"/>
+                <w:sz w:val="17"/>
+                <w:szCs w:val="17"/>
+              </w:rPr>
+              <w:t xml:space="preserve">변경 전</w:t>
+            </w:r>
+          </w:p>
+        </w:tc>
+        <w:tc>
+          <w:tcPr>
+            <w:tcW w:type="dxa" w:w="3746"/>
+            <w:tcBorders>
+              <w:top w:val="single" w:color="49361D" w:sz="6"/>
+              <w:left w:val="single" w:color="49361D" w:sz="6"/>
+              <w:bottom w:val="single" w:color="49361D" w:sz="6"/>
+              <w:right w:val="single" w:color="49361D" w:sz="6"/>
+            </w:tcBorders>
+            <w:shd w:fill="241B12" w:color="auto" w:val="clear"/>
+            <w:tcMar>
+              <w:top w:type="dxa" w:w="90"/>
+              <w:left w:type="dxa" w:w="110"/>
+              <w:bottom w:type="dxa" w:w="90"/>
+              <w:right w:type="dxa" w:w="110"/>
+            </w:tcMar>
+            <w:vAlign w:val="center"/>
+          </w:tcPr>
+          <w:p>
+            <w:pPr>
+              <w:spacing w:after="0" w:before="0" w:line="260"/>
+            </w:pPr>
+            <w:r>
+              <w:rPr>
+                <w:rFonts w:ascii="맑은 고딕" w:cs="맑은 고딕" w:eastAsia="맑은 고딕" w:hAnsi="맑은 고딕"/>
+                <w:b/>
+                <w:bCs/>
+                <w:color w:val="F4CF87"/>
+                <w:sz w:val="17"/>
+                <w:szCs w:val="17"/>
+              </w:rPr>
+              <w:t xml:space="preserve">변경 후</w:t>
+            </w:r>
+          </w:p>
+        </w:tc>
+      </w:tr>
+      <w:tr>
+        <w:tc>
+          <w:tcPr>
+            <w:tcW w:type="dxa" w:w="2400"/>
+            <w:tcBorders>
+              <w:top w:val="single" w:color="DEDEDE" w:sz="6"/>
+              <w:left w:val="single" w:color="DEDEDE" w:sz="6"/>
+              <w:bottom w:val="single" w:color="DEDEDE" w:sz="6"/>
+              <w:right w:val="single" w:color="DEDEDE" w:sz="6"/>
+            </w:tcBorders>
+            <w:tcMar>
+              <w:top w:type="dxa" w:w="70"/>
+              <w:left w:type="dxa" w:w="110"/>
+              <w:bottom w:type="dxa" w:w="70"/>
+              <w:right w:type="dxa" w:w="110"/>
+            </w:tcMar>
+            <w:vAlign w:val="center"/>
+          </w:tcPr>
+          <w:p>
+            <w:r>
+              <w:t>videorecorder.h/.cpp — VideoRecorder::start()</w:t>
+            </w:r>
+          </w:p>
+        </w:tc>
+        <w:tc>
+          <w:tcPr>
+            <w:tcW w:type="dxa" w:w="3600"/>
+            <w:tcBorders>
+              <w:top w:val="single" w:color="DEDEDE" w:sz="6"/>
+              <w:left w:val="single" w:color="DEDEDE" w:sz="6"/>
+              <w:bottom w:val="single" w:color="DEDEDE" w:sz="6"/>
+              <w:right w:val="single" w:color="DEDEDE" w:sz="6"/>
+            </w:tcBorders>
+            <w:tcMar>
+              <w:top w:type="dxa" w:w="70"/>
+              <w:left w:type="dxa" w:w="110"/>
+              <w:bottom w:type="dxa" w:w="70"/>
+              <w:right w:type="dxa" w:w="110"/>
+            </w:tcMar>
+            <w:vAlign w:val="center"/>
+          </w:tcPr>
+          <w:p>
+            <w:r>
+              <w:t>start(filePath, fps) — 호출자(DrivingRecordService)가 CameraFeedProvider::measuredFps() 스냅샷을 그대로 전달</w:t>
+            </w:r>
+          </w:p>
+        </w:tc>
+        <w:tc>
+          <w:tcPr>
+            <w:tcW w:type="dxa" w:w="3746"/>
+            <w:tcBorders>
+              <w:top w:val="single" w:color="DEDEDE" w:sz="6"/>
+              <w:left w:val="single" w:color="DEDEDE" w:sz="6"/>
+              <w:bottom w:val="single" w:color="DEDEDE" w:sz="6"/>
+              <w:right w:val="single" w:color="DEDEDE" w:sz="6"/>
+            </w:tcBorders>
+            <w:tcMar>
+              <w:top w:type="dxa" w:w="70"/>
+              <w:left w:type="dxa" w:w="110"/>
+              <w:bottom w:type="dxa" w:w="70"/>
+              <w:right w:type="dxa" w:w="110"/>
+            </w:tcMar>
+            <w:vAlign w:val="center"/>
+          </w:tcPr>
+          <w:p>
+            <w:r>
+              <w:t>start(filePath) — fps 파라미터 제거. 녹화 시작 시점의 스냅샷에 더 이상 의존하지 않음</w:t>
+            </w:r>
+          </w:p>
+        </w:tc>
+      </w:tr>
+      <w:tr>
+        <w:tc>
+          <w:tcPr>
+            <w:tcW w:type="dxa" w:w="2400"/>
+            <w:tcBorders>
+              <w:top w:val="single" w:color="DEDEDE" w:sz="6"/>
+              <w:left w:val="single" w:color="DEDEDE" w:sz="6"/>
+              <w:bottom w:val="single" w:color="DEDEDE" w:sz="6"/>
+              <w:right w:val="single" w:color="DEDEDE" w:sz="6"/>
+            </w:tcBorders>
+            <w:shd w:fill="FAFAFA" w:color="auto" w:val="clear"/>
+            <w:tcMar>
+              <w:top w:type="dxa" w:w="70"/>
+              <w:left w:type="dxa" w:w="110"/>
+              <w:bottom w:type="dxa" w:w="70"/>
+              <w:right w:type="dxa" w:w="110"/>
+            </w:tcMar>
+            <w:vAlign w:val="center"/>
+          </w:tcPr>
+          <w:p>
+            <w:r>
+              <w:t>videorecorder.cpp — VideoRecorder::writeFrame()</w:t>
+            </w:r>
+          </w:p>
+        </w:tc>
+        <w:tc>
+          <w:tcPr>
+            <w:tcW w:type="dxa" w:w="3600"/>
+            <w:tcBorders>
+              <w:top w:val="single" w:color="DEDEDE" w:sz="6"/>
+              <w:left w:val="single" w:color="DEDEDE" w:sz="6"/>
+              <w:bottom w:val="single" w:color="DEDEDE" w:sz="6"/>
+              <w:right w:val="single" w:color="DEDEDE" w:sz="6"/>
+            </w:tcBorders>
+            <w:shd w:fill="FAFAFA" w:color="auto" w:val="clear"/>
+            <w:tcMar>
+              <w:top w:type="dxa" w:w="70"/>
+              <w:left w:type="dxa" w:w="110"/>
+              <w:bottom w:type="dxa" w:w="70"/>
+              <w:right w:type="dxa" w:w="110"/>
+            </w:tcMar>
+            <w:vAlign w:val="center"/>
+          </w:tcPr>
+          <w:p>
+            <w:r>
+              <w:t>열려있지 않으면 첫 프레임 해상도로 즉시 VideoWriter를 염</w:t>
+            </w:r>
+          </w:p>
+        </w:tc>
+        <w:tc>
+          <w:tcPr>
+            <w:tcW w:type="dxa" w:w="3746"/>
+            <w:tcBorders>
+              <w:top w:val="single" w:color="DEDEDE" w:sz="6"/>
+              <w:left w:val="single" w:color="DEDEDE" w:sz="6"/>
+              <w:bottom w:val="single" w:color="DEDEDE" w:sz="6"/>
+              <w:right w:val="single" w:color="DEDEDE" w:sz="6"/>
+            </w:tcBorders>
+            <w:shd w:fill="FAFAFA" w:color="auto" w:val="clear"/>
+            <w:tcMar>
+              <w:top w:type="dxa" w:w="70"/>
+              <w:left w:type="dxa" w:w="110"/>
+              <w:bottom w:type="dxa" w:w="70"/>
+              <w:right w:type="dxa" w:w="110"/>
+            </w:tcMar>
+            <w:vAlign w:val="center"/>
+          </w:tcPr>
+          <w:p>
+            <w:r>
+              <w:t>워밍업 버퍼링 도입: 첫 프레임부터 최대 1초/5장(느리면 5초/2장, 빠르면 90장 상한)을 모아 실제 도착 간격으로 fps를 계산한 뒤 그 값으로 VideoWriter를 열고 버퍼를 흘려보냄</w:t>
+            </w:r>
+          </w:p>
+        </w:tc>
+      </w:tr>
+      <w:tr>
+        <w:tc>
+          <w:tcPr>
+            <w:tcW w:type="dxa" w:w="2400"/>
+            <w:tcBorders>
+              <w:top w:val="single" w:color="DEDEDE" w:sz="6"/>
+              <w:left w:val="single" w:color="DEDEDE" w:sz="6"/>
+              <w:bottom w:val="single" w:color="DEDEDE" w:sz="6"/>
+              <w:right w:val="single" w:color="DEDEDE" w:sz="6"/>
+            </w:tcBorders>
+            <w:tcMar>
+              <w:top w:type="dxa" w:w="70"/>
+              <w:left w:type="dxa" w:w="110"/>
+              <w:bottom w:type="dxa" w:w="70"/>
+              <w:right w:type="dxa" w:w="110"/>
+            </w:tcMar>
+            <w:vAlign w:val="center"/>
+          </w:tcPr>
+          <w:p>
+            <w:r>
+              <w:t>videorecorder.cpp — VideoRecorder::stop()</w:t>
+            </w:r>
+          </w:p>
+        </w:tc>
+        <w:tc>
+          <w:tcPr>
+            <w:tcW w:type="dxa" w:w="3600"/>
+            <w:tcBorders>
+              <w:top w:val="single" w:color="DEDEDE" w:sz="6"/>
+              <w:left w:val="single" w:color="DEDEDE" w:sz="6"/>
+              <w:bottom w:val="single" w:color="DEDEDE" w:sz="6"/>
+              <w:right w:val="single" w:color="DEDEDE" w:sz="6"/>
+            </w:tcBorders>
+            <w:tcMar>
+              <w:top w:type="dxa" w:w="70"/>
+              <w:left w:type="dxa" w:w="110"/>
+              <w:bottom w:type="dxa" w:w="70"/>
+              <w:right w:type="dxa" w:w="110"/>
+            </w:tcMar>
+            <w:vAlign w:val="center"/>
+          </w:tcPr>
+          <w:p>
+            <w:r>
+              <w:t>열려 있지 않으면 프레임 없이 종료</w:t>
+            </w:r>
+          </w:p>
+        </w:tc>
+        <w:tc>
+          <w:tcPr>
+            <w:tcW w:type="dxa" w:w="3746"/>
+            <w:tcBorders>
+              <w:top w:val="single" w:color="DEDEDE" w:sz="6"/>
+              <w:left w:val="single" w:color="DEDEDE" w:sz="6"/>
+              <w:bottom w:val="single" w:color="DEDEDE" w:sz="6"/>
+              <w:right w:val="single" w:color="DEDEDE" w:sz="6"/>
+            </w:tcBorders>
+            <w:tcMar>
+              <w:top w:type="dxa" w:w="70"/>
+              <w:left w:type="dxa" w:w="110"/>
+              <w:bottom w:type="dxa" w:w="70"/>
+              <w:right w:type="dxa" w:w="110"/>
+            </w:tcMar>
+            <w:vAlign w:val="center"/>
+          </w:tcPr>
+          <w:p>
+            <w:r>
+              <w:t>워밍업 도중 종료돼도(아주 짧은 녹화) 그때까지 모은 프레임을 그 시점까지의 실측치로 살려서 저장</w:t>
+            </w:r>
+          </w:p>
+        </w:tc>
+      </w:tr>
+    </w:tbl>
+    <w:p>
+      <w:pPr>
+        <w:spacing w:after="100" w:line="120"/>
+      </w:pPr>
+    </w:p>
+    <w:tbl>
+      <w:tblPr>
+        <w:tblW w:type="dxa" w:w="9746"/>
+        <w:tblBorders>
+          <w:top w:val="single" w:color="DEDEDE" w:sz="6"/>
+          <w:left w:val="single" w:color="DEDEDE" w:sz="6"/>
+          <w:bottom w:val="single" w:color="DEDEDE" w:sz="6"/>
+          <w:right w:val="single" w:color="DEDEDE" w:sz="6"/>
+          <w:insideH w:val="single" w:color="DEDEDE" w:sz="6"/>
+          <w:insideV w:val="single" w:color="DEDEDE" w:sz="6"/>
+        </w:tblBorders>
+      </w:tblPr>
+      <w:tblGrid>
+        <w:gridCol w:w="9746"/>
+      </w:tblGrid>
+      <w:tr>
+        <w:tc>
+          <w:tcPr>
+            <w:tcW w:type="dxa" w:w="9746"/>
+            <w:tcBorders>
+              <w:top w:val="single" w:color="DEDEDE" w:sz="6"/>
+              <w:left w:val="single" w:color="DEDEDE" w:sz="6"/>
+              <w:bottom w:val="single" w:color="DEDEDE" w:sz="6"/>
+              <w:right w:val="single" w:color="DEDEDE" w:sz="6"/>
+            </w:tcBorders>
+            <w:shd w:fill="F7F8FA" w:color="auto" w:val="clear"/>
+            <w:tcMar>
+              <w:top w:type="dxa" w:w="140"/>
+              <w:left w:type="dxa" w:w="160"/>
+              <w:bottom w:type="dxa" w:w="140"/>
+              <w:right w:type="dxa" w:w="160"/>
+            </w:tcMar>
+          </w:tcPr>
+          <w:p>
+            <w:r>
+              <w:t># 적용 명령</w:t>
+              <w:br/>
+              <w:t>colcon build --symlink-install --packages-select medirun_gui</w:t>
+            </w:r>
+          </w:p>
+        </w:tc>
+      </w:tr>
+    </w:tbl>
+    <w:p>
+      <w:pPr>
+        <w:pStyle w:val="Heading3"/>
+        <w:spacing w:after="120" w:before="260" w:line="260"/>
+      </w:pPr>
+      <w:r>
+        <w:rPr>
+          <w:rFonts w:ascii="맑은 고딕" w:cs="맑은 고딕" w:eastAsia="맑은 고딕" w:hAnsi="맑은 고딕"/>
+          <w:b/>
+          <w:bCs/>
+          <w:color w:val="241B12"/>
+          <w:sz w:val="21"/>
+          <w:szCs w:val="21"/>
+        </w:rPr>
+        <w:t xml:space="preserve">검증</w:t>
+      </w:r>
+    </w:p>
+    <w:p>
+      <w:pPr>
+        <w:pStyle w:val="ListParagraph"/>
+        <w:numPr>
+          <w:ilvl w:val="0"/>
+          <w:numId w:val="2"/>
+        </w:numPr>
+        <w:spacing w:after="80" w:line="260"/>
+      </w:pPr>
+      <w:r>
+        <w:rPr>
+          <w:rFonts w:ascii="맑은 고딕" w:cs="맑은 고딕" w:eastAsia="맑은 고딕" w:hAnsi="맑은 고딕"/>
+          <w:color w:val="3C3429"/>
+          <w:sz w:val="17"/>
+          <w:szCs w:val="17"/>
+        </w:rPr>
+        <w:t>재현 조건(연결 직후 즉시 녹화 시작, 전체 Nav2+GUI 앱이 함께 뜬 부하 상태) 그대로 재테스트했다 — 6초간 실제로 녹화한 결과 fps=30.45, 182프레임으로 기록되어 재생 시 5.98초로 실제 6초 녹화와 거의 일치했다.</w:t>
+      </w:r>
+      <w:r>
+        <w:rPr>
+          <w:rFonts w:ascii="Consolas" w:cs="Consolas" w:eastAsia="Consolas" w:hAnsi="Consolas"/>
+          <w:color w:val="B97812"/>
+          <w:sz w:val="16"/>
+          <w:szCs w:val="16"/>
+        </w:rPr>
+      </w:r>
+      <w:r>
+        <w:rPr>
+          <w:rFonts w:ascii="맑은 고딕" w:cs="맑은 고딕" w:eastAsia="맑은 고딕" w:hAnsi="맑은 고딕"/>
+          <w:color w:val="3C3429"/>
+          <w:sz w:val="17"/>
+          <w:szCs w:val="17"/>
+        </w:rPr>
+      </w:r>
+    </w:p>
+    <w:p>
+      <w:pPr>
+        <w:pStyle w:val="ListParagraph"/>
+        <w:numPr>
+          <w:ilvl w:val="0"/>
+          <w:numId w:val="2"/>
+        </w:numPr>
+        <w:spacing w:after="80" w:line="260"/>
+      </w:pPr>
+      <w:r>
+        <w:rPr>
+          <w:rFonts w:ascii="맑은 고딕" w:cs="맑은 고딕" w:eastAsia="맑은 고딕" w:hAnsi="맑은 고딕"/>
+          <w:color w:val="3C3429"/>
+          <w:sz w:val="17"/>
+          <w:szCs w:val="17"/>
+        </w:rPr>
+        <w:t>워밍업이 끝나기 전(0.3초)에 멈추는 극단적으로 짧은 녹화도 크래시 없이 3프레임을 살려 저장되는 것을 확인했다. 문제가 있던 파일(rec_20260817_f4cbeeb4-...mp4)은 옛 버그로 생성된 것으로 확인되어 폐기 대상으로 안내했다.</w:t>
+      </w:r>
+      <w:r>
+        <w:rPr>
+          <w:rFonts w:ascii="Consolas" w:cs="Consolas" w:eastAsia="Consolas" w:hAnsi="Consolas"/>
+          <w:color w:val="B97812"/>
+          <w:sz w:val="16"/>
+          <w:szCs w:val="16"/>
+        </w:rPr>
+      </w:r>
+      <w:r>
+        <w:rPr>
+          <w:rFonts w:ascii="맑은 고딕" w:cs="맑은 고딕" w:eastAsia="맑은 고딕" w:hAnsi="맑은 고딕"/>
+          <w:color w:val="3C3429"/>
+          <w:sz w:val="17"/>
+          <w:szCs w:val="17"/>
+        </w:rPr>
+      </w:r>
+      <w:r>
+        <w:rPr>
+          <w:rFonts w:ascii="Consolas" w:cs="Consolas" w:eastAsia="Consolas" w:hAnsi="Consolas"/>
+          <w:color w:val="B97812"/>
+          <w:sz w:val="16"/>
+          <w:szCs w:val="16"/>
+        </w:rPr>
+      </w:r>
+      <w:r>
+        <w:rPr>
+          <w:rFonts w:ascii="맑은 고딕" w:cs="맑은 고딕" w:eastAsia="맑은 고딕" w:hAnsi="맑은 고딕"/>
+          <w:color w:val="3C3429"/>
+          <w:sz w:val="17"/>
+          <w:szCs w:val="17"/>
+        </w:rPr>
+      </w:r>
+    </w:p>
+    <w:p>
+      <w:pPr>
+        <w:pStyle w:val="Heading3"/>
+        <w:spacing w:after="120" w:before="260" w:line="260"/>
+      </w:pPr>
+      <w:r>
+        <w:rPr>
+          <w:rFonts w:ascii="맑은 고딕" w:cs="맑은 고딕" w:eastAsia="맑은 고딕" w:hAnsi="맑은 고딕"/>
+          <w:b/>
+          <w:bCs/>
+          <w:color w:val="241B12"/>
+          <w:sz w:val="21"/>
+          <w:szCs w:val="21"/>
+        </w:rPr>
+        <w:t xml:space="preserve">재발 방지</w:t>
+      </w:r>
+    </w:p>
+    <w:tbl>
+      <w:tblPr>
+        <w:tblW w:type="dxa" w:w="9746"/>
+        <w:tblBorders>
+          <w:top w:val="single" w:color="DEDEDE" w:sz="6"/>
+          <w:left w:val="single" w:color="DEDEDE" w:sz="6"/>
+          <w:bottom w:val="single" w:color="DEDEDE" w:sz="6"/>
+          <w:right w:val="single" w:color="DEDEDE" w:sz="6"/>
+          <w:insideH w:val="single" w:color="DEDEDE" w:sz="6"/>
+          <w:insideV w:val="single" w:color="DEDEDE" w:sz="6"/>
+        </w:tblBorders>
+      </w:tblPr>
+      <w:tblGrid>
+        <w:gridCol w:w="2200"/>
+        <w:gridCol w:w="7546"/>
+      </w:tblGrid>
+      <w:tr>
+        <w:trPr>
+          <w:tblHeader/>
+        </w:trPr>
+        <w:tc>
+          <w:tcPr>
+            <w:tcW w:type="dxa" w:w="2200"/>
+            <w:tcBorders>
+              <w:top w:val="single" w:color="49361D" w:sz="6"/>
+              <w:left w:val="single" w:color="49361D" w:sz="6"/>
+              <w:bottom w:val="single" w:color="49361D" w:sz="6"/>
+              <w:right w:val="single" w:color="49361D" w:sz="6"/>
+            </w:tcBorders>
+            <w:shd w:fill="241B12" w:color="auto" w:val="clear"/>
+            <w:tcMar>
+              <w:top w:type="dxa" w:w="90"/>
+              <w:left w:type="dxa" w:w="110"/>
+              <w:bottom w:type="dxa" w:w="90"/>
+              <w:right w:type="dxa" w:w="110"/>
+            </w:tcMar>
+            <w:vAlign w:val="center"/>
+          </w:tcPr>
+          <w:p>
+            <w:pPr>
+              <w:spacing w:after="0" w:before="0" w:line="260"/>
+            </w:pPr>
+            <w:r>
+              <w:rPr>
+                <w:rFonts w:ascii="맑은 고딕" w:cs="맑은 고딕" w:eastAsia="맑은 고딕" w:hAnsi="맑은 고딕"/>
+                <w:b/>
+                <w:bCs/>
+                <w:color w:val="F4CF87"/>
+                <w:sz w:val="17"/>
+                <w:szCs w:val="17"/>
+              </w:rPr>
+              <w:t xml:space="preserve">반영 위치</w:t>
+            </w:r>
+          </w:p>
+        </w:tc>
+        <w:tc>
+          <w:tcPr>
+            <w:tcW w:type="dxa" w:w="7546"/>
+            <w:tcBorders>
+              <w:top w:val="single" w:color="49361D" w:sz="6"/>
+              <w:left w:val="single" w:color="49361D" w:sz="6"/>
+              <w:bottom w:val="single" w:color="49361D" w:sz="6"/>
+              <w:right w:val="single" w:color="49361D" w:sz="6"/>
+            </w:tcBorders>
+            <w:shd w:fill="241B12" w:color="auto" w:val="clear"/>
+            <w:tcMar>
+              <w:top w:type="dxa" w:w="90"/>
+              <w:left w:type="dxa" w:w="110"/>
+              <w:bottom w:type="dxa" w:w="90"/>
+              <w:right w:type="dxa" w:w="110"/>
+            </w:tcMar>
+            <w:vAlign w:val="center"/>
+          </w:tcPr>
+          <w:p>
+            <w:pPr>
+              <w:spacing w:after="0" w:before="0" w:line="260"/>
+            </w:pPr>
+            <w:r>
+              <w:rPr>
+                <w:rFonts w:ascii="맑은 고딕" w:cs="맑은 고딕" w:eastAsia="맑은 고딕" w:hAnsi="맑은 고딕"/>
+                <w:b/>
+                <w:bCs/>
+                <w:color w:val="F4CF87"/>
+                <w:sz w:val="17"/>
+                <w:szCs w:val="17"/>
+              </w:rPr>
+              <w:t xml:space="preserve">내용</w:t>
+            </w:r>
+          </w:p>
+        </w:tc>
+      </w:tr>
+      <w:tr>
+        <w:tc>
+          <w:tcPr>
+            <w:tcW w:type="dxa" w:w="2200"/>
+            <w:tcBorders>
+              <w:top w:val="single" w:color="DEDEDE" w:sz="6"/>
+              <w:left w:val="single" w:color="DEDEDE" w:sz="6"/>
+              <w:bottom w:val="single" w:color="DEDEDE" w:sz="6"/>
+              <w:right w:val="single" w:color="DEDEDE" w:sz="6"/>
+            </w:tcBorders>
+            <w:tcMar>
+              <w:top w:type="dxa" w:w="70"/>
+              <w:left w:type="dxa" w:w="110"/>
+              <w:bottom w:type="dxa" w:w="70"/>
+              <w:right w:type="dxa" w:w="110"/>
+            </w:tcMar>
+            <w:vAlign w:val="center"/>
+          </w:tcPr>
+          <w:p>
+            <w:r>
+              <w:t>코드</w:t>
+            </w:r>
+          </w:p>
+        </w:tc>
+        <w:tc>
+          <w:tcPr>
+            <w:tcW w:type="dxa" w:w="7546"/>
+            <w:tcBorders>
+              <w:top w:val="single" w:color="DEDEDE" w:sz="6"/>
+              <w:left w:val="single" w:color="DEDEDE" w:sz="6"/>
+              <w:bottom w:val="single" w:color="DEDEDE" w:sz="6"/>
+              <w:right w:val="single" w:color="DEDEDE" w:sz="6"/>
+            </w:tcBorders>
+            <w:tcMar>
+              <w:top w:type="dxa" w:w="70"/>
+              <w:left w:type="dxa" w:w="110"/>
+              <w:bottom w:type="dxa" w:w="70"/>
+              <w:right w:type="dxa" w:w="110"/>
+            </w:tcMar>
+            <w:vAlign w:val="center"/>
+          </w:tcPr>
+          <w:p>
+            <w:r>
+              <w:t>"연결 시점에 따라 값이 변하는" 실측치는 외부에서 스냅샷으로 한 번만 읽지 않고, 그 값을 실제로 쓰는 컴포넌트 내부에서 자체 윈도우로 다시 측정하도록 설계했다(VideoRecorder 워밍업 버퍼링).</w:t>
+            </w:r>
+          </w:p>
+        </w:tc>
+      </w:tr>
+      <w:tr>
+        <w:tc>
+          <w:tcPr>
+            <w:tcW w:type="dxa" w:w="2200"/>
+            <w:tcBorders>
+              <w:top w:val="single" w:color="DEDEDE" w:sz="6"/>
+              <w:left w:val="single" w:color="DEDEDE" w:sz="6"/>
+              <w:bottom w:val="single" w:color="DEDEDE" w:sz="6"/>
+              <w:right w:val="single" w:color="DEDEDE" w:sz="6"/>
+            </w:tcBorders>
+            <w:shd w:fill="FAFAFA" w:color="auto" w:val="clear"/>
+            <w:tcMar>
+              <w:top w:type="dxa" w:w="70"/>
+              <w:left w:type="dxa" w:w="110"/>
+              <w:bottom w:type="dxa" w:w="70"/>
+              <w:right w:type="dxa" w:w="110"/>
+            </w:tcMar>
+            <w:vAlign w:val="center"/>
+          </w:tcPr>
+          <w:p>
+            <w:r>
+              <w:t>체크리스트</w:t>
+            </w:r>
+          </w:p>
+        </w:tc>
+        <w:tc>
+          <w:tcPr>
+            <w:tcW w:type="dxa" w:w="7546"/>
+            <w:tcBorders>
+              <w:top w:val="single" w:color="DEDEDE" w:sz="6"/>
+              <w:left w:val="single" w:color="DEDEDE" w:sz="6"/>
+              <w:bottom w:val="single" w:color="DEDEDE" w:sz="6"/>
+              <w:right w:val="single" w:color="DEDEDE" w:sz="6"/>
+            </w:tcBorders>
+            <w:shd w:fill="FAFAFA" w:color="auto" w:val="clear"/>
+            <w:tcMar>
+              <w:top w:type="dxa" w:w="70"/>
+              <w:left w:type="dxa" w:w="110"/>
+              <w:bottom w:type="dxa" w:w="70"/>
+              <w:right w:type="dxa" w:w="110"/>
+            </w:tcMar>
+            <w:vAlign w:val="center"/>
+          </w:tcPr>
+          <w:p>
+            <w:r>
+              <w:t>아직 팀 체크리스트로 승격하지 않음 — 동일 유형(연결 초기 스냅샷 의존)이 다른 곳에서도 재발하면 승격 검토.</w:t>
             </w:r>
           </w:p>
         </w:tc>
